--- a/docs/content/getting_started/getting_started_lecture.docx
+++ b/docs/content/getting_started/getting_started_lecture.docx
@@ -508,7 +508,7 @@
           <w:i/>
           <w:iCs/>
         </w:rPr>
-        <w:t xml:space="preserve">“Needles on the sheltered side of a tree are longer”</w:t>
+        <w:t xml:space="preserve">“Needles on the shady side of a tree are longer”</w:t>
       </w:r>
       <w:r>
         <w:t xml:space="preserve"> </w:t>
@@ -1269,7 +1269,7 @@
           <w:b/>
           <w:bCs/>
         </w:rPr>
-        <w:t xml:space="preserve">north/shady</w:t>
+        <w:t xml:space="preserve">shady</w:t>
       </w:r>
       <w:r>
         <w:t xml:space="preserve"> </w:t>
@@ -1285,7 +1285,7 @@
           <w:b/>
           <w:bCs/>
         </w:rPr>
-        <w:t xml:space="preserve">south/sunny</w:t>
+        <w:t xml:space="preserve">sunny</w:t>
       </w:r>
       <w:r>
         <w:t xml:space="preserve"> </w:t>
@@ -1506,7 +1506,7 @@
                 <w:b/>
                 <w:bCs/>
               </w:rPr>
-              <w:t xml:space="preserve">Precition</w:t>
+              <w:t xml:space="preserve">Prediction</w:t>
             </w:r>
             <w:r>
               <w:t xml:space="preserve">: what do you think will happen</w:t>
@@ -1685,7 +1685,7 @@
       </w:r>
     </w:p>
     <w:bookmarkEnd w:id="39"/>
-    <w:bookmarkStart w:id="44" w:name="designing-a-defensible-sample"/>
+    <w:bookmarkStart w:id="46" w:name="designing-a-defensible-sample"/>
     <w:p>
       <w:pPr>
         <w:pStyle w:val="Heading2"/>
@@ -1967,7 +1967,7 @@
               <w:t xml:space="preserve"> </w:t>
             </w:r>
             <w:r>
-              <w:t xml:space="preserve">side of tree — what we group by</w:t>
+              <w:t xml:space="preserve">sun exposure — shady or sunny — what we group by</w:t>
             </w:r>
           </w:p>
           <w:p>
@@ -2117,7 +2117,7 @@
               <w:pStyle w:val="BodyText"/>
             </w:pPr>
             <w:r>
-              <w:t xml:space="preserve">Each group collects needles from the shady side</w:t>
+              <w:t xml:space="preserve">Each team collects needles from the shady side</w:t>
             </w:r>
             <w:r>
               <w:t xml:space="preserve"> </w:t>
@@ -2133,7 +2133,7 @@
               <w:t xml:space="preserve"> </w:t>
             </w:r>
             <w:r>
-              <w:t xml:space="preserve">the sunny side of the same trees, using one agreed-on method — same height, same</w:t>
+              <w:t xml:space="preserve">the sunny side of the same tree, using one agreed-on method — same height, same</w:t>
             </w:r>
             <w:r>
               <w:t xml:space="preserve"> </w:t>
@@ -2156,120 +2156,19 @@
               <w:spacing w:after="16"/>
             </w:pPr>
             <w:r>
-              <w:t xml:space="preserve">We are going to the field to collect pine needles - easy but yes… and then come back, decide how to measure, measure them, enter data in excel</w:t>
+              <w:t xml:space="preserve">Then we come back, agree on how to measure, measure the needles, and enter the data in Excel.</w:t>
             </w:r>
           </w:p>
           <w:p/>
         </w:tc>
       </w:tr>
     </w:tbl>
-    <w:bookmarkEnd w:id="44"/>
-    <w:bookmarkStart w:id="45" w:name="part-2-organizing-your-project"/>
     <w:p>
       <w:pPr>
-        <w:pStyle w:val="Heading2"/>
-      </w:pPr>
-      <w:r>
-        <w:t xml:space="preserve">Part 2 · Organizing Your Project</w:t>
-      </w:r>
-    </w:p>
-    <w:bookmarkEnd w:id="45"/>
-    <w:bookmarkStart w:id="50" w:name="X5b59f89e691e9f161eefe2683b4b22c1a428bf4"/>
-    <w:p>
-      <w:pPr>
-        <w:pStyle w:val="Heading2"/>
-      </w:pPr>
-      <w:r>
-        <w:t xml:space="preserve">Data is the raw material — treat it that way</w:t>
-      </w:r>
-    </w:p>
-    <w:p>
-      <w:pPr>
-        <w:pStyle w:val="Compact"/>
-        <w:numPr>
-          <w:ilvl w:val="0"/>
-          <w:numId w:val="1011"/>
-        </w:numPr>
-      </w:pPr>
-      <w:r>
-        <w:t xml:space="preserve">Decide your</w:t>
-      </w:r>
-      <w:r>
-        <w:t xml:space="preserve"> </w:t>
-      </w:r>
-      <w:r>
-        <w:rPr>
-          <w:b/>
-          <w:bCs/>
-        </w:rPr>
-        <w:t xml:space="preserve">variable names and units before you collect anything</w:t>
-      </w:r>
-      <w:r>
-        <w:t xml:space="preserve"> </w:t>
-      </w:r>
-      <w:r>
-        <w:t xml:space="preserve">— this is a</w:t>
-      </w:r>
-      <w:r>
-        <w:t xml:space="preserve"> </w:t>
-      </w:r>
-      <w:r>
-        <w:rPr>
-          <w:b/>
-          <w:bCs/>
-        </w:rPr>
-        <w:t xml:space="preserve">controlled vocabulary</w:t>
-      </w:r>
-    </w:p>
-    <w:p>
-      <w:pPr>
-        <w:pStyle w:val="Compact"/>
-        <w:numPr>
-          <w:ilvl w:val="0"/>
-          <w:numId w:val="1011"/>
-        </w:numPr>
-      </w:pPr>
-      <w:r>
-        <w:t xml:space="preserve">Example:</w:t>
-      </w:r>
-      <w:r>
-        <w:t xml:space="preserve"> </w:t>
-      </w:r>
-      <w:r>
-        <w:rPr>
-          <w:rStyle w:val="VerbatimChar"/>
-        </w:rPr>
-        <w:t xml:space="preserve">length_mm</w:t>
-      </w:r>
-      <w:r>
-        <w:t xml:space="preserve">, not</w:t>
-      </w:r>
-      <w:r>
-        <w:t xml:space="preserve"> </w:t>
-      </w:r>
-      <w:r>
-        <w:rPr>
-          <w:rStyle w:val="VerbatimChar"/>
-        </w:rPr>
-        <w:t xml:space="preserve">Length (mm)</w:t>
-      </w:r>
-      <w:r>
-        <w:t xml:space="preserve"> </w:t>
-      </w:r>
-      <w:r>
-        <w:t xml:space="preserve">— no spaces, no units hidden in the header text or variable names, all lowercase</w:t>
-      </w:r>
-    </w:p>
-    <w:p>
-      <w:pPr>
-        <w:pStyle w:val="Compact"/>
-        <w:numPr>
-          <w:ilvl w:val="0"/>
-          <w:numId w:val="1011"/>
-        </w:numPr>
-      </w:pPr>
-      <w:r>
-        <w:t xml:space="preserve">Plan where data goes the moment you collect it — do not let it pile up in email or texts</w:t>
+        <w:pStyle w:val="BodyText"/>
+      </w:pPr>
+      <w:r>
+        <w:t xml:space="preserve"> </w:t>
       </w:r>
     </w:p>
     <w:tbl>
@@ -2302,7 +2201,7 @@
           </w:tcPr>
           <w:p>
             <w:pPr>
-              <w:pStyle w:val="FirstParagraph"/>
+              <w:pStyle w:val="BodyText"/>
             </w:pPr>
             <w:pPr>
               <w:spacing w:before="0" w:after="0"/>
@@ -2313,12 +2212,355 @@
                 <wp:inline>
                   <wp:extent cx="152400" cy="152400"/>
                   <wp:effectExtent b="0" l="0" r="0" t="0"/>
-                  <wp:docPr descr="" title="" id="46" name="Picture"/>
+                  <wp:docPr descr="" title="" id="44" name="Picture"/>
                   <a:graphic>
                     <a:graphicData uri="http://schemas.openxmlformats.org/drawingml/2006/picture">
                       <pic:pic>
                         <pic:nvPicPr>
-                          <pic:cNvPr descr="/Applications/Positron.app/Contents/Resources/app/quarto/share/formats/docx/note.png" id="47" name="Picture"/>
+                          <pic:cNvPr descr="/Applications/Positron.app/Contents/Resources/app/quarto/share/formats/docx/note.png" id="45" name="Picture"/>
+                          <pic:cNvPicPr>
+                            <a:picLocks noChangeArrowheads="1" noChangeAspect="1"/>
+                          </pic:cNvPicPr>
+                        </pic:nvPicPr>
+                        <pic:blipFill>
+                          <a:blip r:embed="rId12"/>
+                          <a:stretch>
+                            <a:fillRect/>
+                          </a:stretch>
+                        </pic:blipFill>
+                        <pic:spPr bwMode="auto">
+                          <a:xfrm>
+                            <a:off x="0" y="0"/>
+                            <a:ext cx="152400" cy="152400"/>
+                          </a:xfrm>
+                          <a:prstGeom prst="rect">
+                            <a:avLst/>
+                          </a:prstGeom>
+                          <a:noFill/>
+                          <a:ln w="9525">
+                            <a:noFill/>
+                            <a:headEnd/>
+                            <a:tailEnd/>
+                          </a:ln>
+                        </pic:spPr>
+                      </pic:pic>
+                    </a:graphicData>
+                  </a:graphic>
+                </wp:inline>
+              </w:drawing>
+            </w:r>
+            <w:r>
+              <w:t xml:space="preserve"> </w:t>
+            </w:r>
+            <w:r>
+              <w:t xml:space="preserve"> </w:t>
+            </w:r>
+            <w:r>
+              <w:t xml:space="preserve">Note</w:t>
+            </w:r>
+          </w:p>
+        </w:tc>
+      </w:tr>
+      <w:tr>
+        <w:trPr>
+          <w:cantSplit/>
+        </w:trPr>
+        <w:tc>
+          <w:tcPr>
+            <w:tcMar>
+              <w:top w:w="108" w:type="dxa"/>
+              <w:bottom w:w="108" w:type="dxa"/>
+            </w:tcMar>
+          </w:tcPr>
+          <w:p>
+            <w:pPr>
+              <w:pStyle w:val="BodyText"/>
+            </w:pPr>
+            <w:pPr>
+              <w:spacing w:before="16" w:after="16"/>
+            </w:pPr>
+            <w:r>
+              <w:rPr>
+                <w:b/>
+                <w:bCs/>
+              </w:rPr>
+              <w:t xml:space="preserve">Because both sides come from the same tree, the two measurements are</w:t>
+            </w:r>
+            <w:r>
+              <w:rPr>
+                <w:b/>
+                <w:bCs/>
+              </w:rPr>
+              <w:t xml:space="preserve"> </w:t>
+            </w:r>
+            <w:r>
+              <w:rPr>
+                <w:b/>
+                <w:bCs/>
+                <w:i/>
+                <w:iCs/>
+              </w:rPr>
+              <w:t xml:space="preserve">paired</w:t>
+            </w:r>
+            <w:r>
+              <w:rPr>
+                <w:b/>
+                <w:bCs/>
+              </w:rPr>
+              <w:t xml:space="preserve">.</w:t>
+            </w:r>
+            <w:r>
+              <w:t xml:space="preserve"> </w:t>
+            </w:r>
+            <w:r>
+              <w:t xml:space="preserve">Keep track of which team measured which tree — we will need that structure later today, and again in Week 4.</w:t>
+            </w:r>
+          </w:p>
+          <w:p/>
+        </w:tc>
+      </w:tr>
+    </w:tbl>
+    <w:bookmarkEnd w:id="46"/>
+    <w:bookmarkStart w:id="47" w:name="part-2-organizing-your-project"/>
+    <w:p>
+      <w:pPr>
+        <w:pStyle w:val="Heading2"/>
+      </w:pPr>
+      <w:r>
+        <w:t xml:space="preserve">Part 2 · Organizing Your Project</w:t>
+      </w:r>
+    </w:p>
+    <w:bookmarkEnd w:id="47"/>
+    <w:bookmarkStart w:id="52" w:name="X5b59f89e691e9f161eefe2683b4b22c1a428bf4"/>
+    <w:p>
+      <w:pPr>
+        <w:pStyle w:val="Heading2"/>
+      </w:pPr>
+      <w:r>
+        <w:t xml:space="preserve">Data is the raw material — treat it that way</w:t>
+      </w:r>
+    </w:p>
+    <w:p>
+      <w:pPr>
+        <w:pStyle w:val="Compact"/>
+        <w:numPr>
+          <w:ilvl w:val="0"/>
+          <w:numId w:val="1011"/>
+        </w:numPr>
+      </w:pPr>
+      <w:r>
+        <w:t xml:space="preserve">Decide your</w:t>
+      </w:r>
+      <w:r>
+        <w:t xml:space="preserve"> </w:t>
+      </w:r>
+      <w:r>
+        <w:rPr>
+          <w:b/>
+          <w:bCs/>
+        </w:rPr>
+        <w:t xml:space="preserve">variable names and units before you collect anything</w:t>
+      </w:r>
+      <w:r>
+        <w:t xml:space="preserve"> </w:t>
+      </w:r>
+      <w:r>
+        <w:t xml:space="preserve">— this is a</w:t>
+      </w:r>
+      <w:r>
+        <w:t xml:space="preserve"> </w:t>
+      </w:r>
+      <w:r>
+        <w:rPr>
+          <w:b/>
+          <w:bCs/>
+        </w:rPr>
+        <w:t xml:space="preserve">controlled vocabulary</w:t>
+      </w:r>
+    </w:p>
+    <w:p>
+      <w:pPr>
+        <w:pStyle w:val="Compact"/>
+        <w:numPr>
+          <w:ilvl w:val="0"/>
+          <w:numId w:val="1011"/>
+        </w:numPr>
+      </w:pPr>
+      <w:r>
+        <w:t xml:space="preserve">Example:</w:t>
+      </w:r>
+      <w:r>
+        <w:t xml:space="preserve"> </w:t>
+      </w:r>
+      <w:r>
+        <w:rPr>
+          <w:rStyle w:val="VerbatimChar"/>
+        </w:rPr>
+        <w:t xml:space="preserve">needle_length_mm</w:t>
+      </w:r>
+      <w:r>
+        <w:t xml:space="preserve">, not</w:t>
+      </w:r>
+      <w:r>
+        <w:t xml:space="preserve"> </w:t>
+      </w:r>
+      <w:r>
+        <w:rPr>
+          <w:rStyle w:val="VerbatimChar"/>
+        </w:rPr>
+        <w:t xml:space="preserve">Needle Length (mm)</w:t>
+      </w:r>
+      <w:r>
+        <w:t xml:space="preserve"> </w:t>
+      </w:r>
+      <w:r>
+        <w:t xml:space="preserve">— all lowercase, no spaces, no parentheses</w:t>
+      </w:r>
+    </w:p>
+    <w:p>
+      <w:pPr>
+        <w:pStyle w:val="Compact"/>
+        <w:numPr>
+          <w:ilvl w:val="0"/>
+          <w:numId w:val="1011"/>
+        </w:numPr>
+      </w:pPr>
+      <w:r>
+        <w:rPr>
+          <w:b/>
+          <w:bCs/>
+        </w:rPr>
+        <w:t xml:space="preserve">Put the unit</w:t>
+      </w:r>
+      <w:r>
+        <w:rPr>
+          <w:b/>
+          <w:bCs/>
+        </w:rPr>
+        <w:t xml:space="preserve"> </w:t>
+      </w:r>
+      <w:r>
+        <w:rPr>
+          <w:b/>
+          <w:bCs/>
+          <w:i/>
+          <w:iCs/>
+        </w:rPr>
+        <w:t xml:space="preserve">in</w:t>
+      </w:r>
+      <w:r>
+        <w:rPr>
+          <w:b/>
+          <w:bCs/>
+        </w:rPr>
+        <w:t xml:space="preserve"> </w:t>
+      </w:r>
+      <w:r>
+        <w:rPr>
+          <w:b/>
+          <w:bCs/>
+        </w:rPr>
+        <w:t xml:space="preserve">the name as a suffix</w:t>
+      </w:r>
+      <w:r>
+        <w:t xml:space="preserve"> </w:t>
+      </w:r>
+      <w:r>
+        <w:t xml:space="preserve">(</w:t>
+      </w:r>
+      <w:r>
+        <w:rPr>
+          <w:rStyle w:val="VerbatimChar"/>
+        </w:rPr>
+        <w:t xml:space="preserve">_mm</w:t>
+      </w:r>
+      <w:r>
+        <w:t xml:space="preserve">,</w:t>
+      </w:r>
+      <w:r>
+        <w:t xml:space="preserve"> </w:t>
+      </w:r>
+      <w:r>
+        <w:rPr>
+          <w:rStyle w:val="VerbatimChar"/>
+        </w:rPr>
+        <w:t xml:space="preserve">_g</w:t>
+      </w:r>
+      <w:r>
+        <w:t xml:space="preserve">,</w:t>
+      </w:r>
+      <w:r>
+        <w:t xml:space="preserve"> </w:t>
+      </w:r>
+      <w:r>
+        <w:rPr>
+          <w:rStyle w:val="VerbatimChar"/>
+        </w:rPr>
+        <w:t xml:space="preserve">_c</w:t>
+      </w:r>
+      <w:r>
+        <w:t xml:space="preserve">) so it can never get separated from the number</w:t>
+      </w:r>
+    </w:p>
+    <w:p>
+      <w:pPr>
+        <w:pStyle w:val="Compact"/>
+        <w:numPr>
+          <w:ilvl w:val="0"/>
+          <w:numId w:val="1011"/>
+        </w:numPr>
+      </w:pPr>
+      <w:r>
+        <w:t xml:space="preserve">Plan where data goes the moment you collect it — do not let it pile up in email or texts</w:t>
+      </w:r>
+    </w:p>
+    <w:tbl>
+      <w:tblPr>
+        <w:tblStyle w:val="Table"/>
+        <w:tblLook w:firstRow="0" w:lastRow="0" w:firstColumn="0" w:lastColumn="0" w:noHBand="0" w:noVBand="0" w:val="0000"/>
+        <w:tblBorders>
+          <w:top w:val="single" w:sz="4" w:space="0" w:color="0758E5"/>
+          <w:left w:val="single" w:sz="24" w:space="0" w:color="0758E5"/>
+          <w:bottom w:val="single" w:sz="4" w:space="0" w:color="0758E5"/>
+          <w:right w:val="single" w:sz="4" w:space="0" w:color="0758E5"/>
+        </w:tblBorders>
+        <w:tblCellMar>
+          <w:left w:w="144" w:type="dxa"/>
+          <w:right w:w="144" w:type="dxa"/>
+        </w:tblCellMar>
+        <w:tblLook w:firstRow="0" w:lastRow="0" w:firstColumn="0" w:lastColumn="0" w:noHBand="0" w:noVBand="0" w:val="0000"/>
+      </w:tblPr>
+      <w:tr>
+        <w:trPr>
+          <w:cantSplit/>
+        </w:trPr>
+        <w:tc>
+          <w:tcPr>
+            <w:shd w:color="auto" w:fill="dae6fb" w:val="clear"/>
+            <w:tcMar>
+              <w:top w:w="92" w:type="dxa"/>
+              <w:bottom w:w="92" w:type="dxa"/>
+            </w:tcMar>
+          </w:tcPr>
+          <w:p>
+            <w:pPr>
+              <w:pStyle w:val="FirstParagraph"/>
+            </w:pPr>
+            <w:pPr>
+              <w:spacing w:before="0" w:after="0"/>
+              <w:textAlignment w:val="center"/>
+            </w:pPr>
+            <w:r>
+              <w:drawing>
+                <wp:inline>
+                  <wp:extent cx="152400" cy="152400"/>
+                  <wp:effectExtent b="0" l="0" r="0" t="0"/>
+                  <wp:docPr descr="" title="" id="48" name="Picture"/>
+                  <a:graphic>
+                    <a:graphicData uri="http://schemas.openxmlformats.org/drawingml/2006/picture">
+                      <pic:pic>
+                        <pic:nvPicPr>
+                          <pic:cNvPr descr="/Applications/Positron.app/Contents/Resources/app/quarto/share/formats/docx/note.png" id="49" name="Picture"/>
                           <pic:cNvPicPr>
                             <a:picLocks noChangeArrowheads="1" noChangeAspect="1"/>
                           </pic:cNvPicPr>
@@ -2444,12 +2686,12 @@
                 <wp:inline>
                   <wp:extent cx="152400" cy="152400"/>
                   <wp:effectExtent b="0" l="0" r="0" t="0"/>
-                  <wp:docPr descr="" title="" id="48" name="Picture"/>
+                  <wp:docPr descr="" title="" id="50" name="Picture"/>
                   <a:graphic>
                     <a:graphicData uri="http://schemas.openxmlformats.org/drawingml/2006/picture">
                       <pic:pic>
                         <pic:nvPicPr>
-                          <pic:cNvPr descr="/Applications/Positron.app/Contents/Resources/app/quarto/share/formats/docx/tip.png" id="49" name="Picture"/>
+                          <pic:cNvPr descr="/Applications/Positron.app/Contents/Resources/app/quarto/share/formats/docx/tip.png" id="51" name="Picture"/>
                           <pic:cNvPicPr>
                             <a:picLocks noChangeArrowheads="1" noChangeAspect="1"/>
                           </pic:cNvPicPr>
@@ -2567,7 +2809,7 @@
                     <w:rPr>
                       <w:rStyle w:val="VerbatimChar"/>
                     </w:rPr>
-                    <w:t xml:space="preserve">Needle Length</w:t>
+                    <w:t xml:space="preserve">Needle Length (mm)</w:t>
                   </w:r>
                 </w:p>
               </w:tc>
@@ -2581,37 +2823,7 @@
                     <w:rPr>
                       <w:rStyle w:val="VerbatimChar"/>
                     </w:rPr>
-                    <w:t xml:space="preserve">length_mm</w:t>
-                  </w:r>
-                </w:p>
-              </w:tc>
-            </w:tr>
-            <w:tr>
-              <w:tc>
-                <w:tcPr/>
-                <w:p>
-                  <w:pPr>
-                    <w:pStyle w:val="Compact"/>
-                  </w:pPr>
-                  <w:r>
-                    <w:rPr>
-                      <w:rStyle w:val="VerbatimChar"/>
-                    </w:rPr>
-                    <w:t xml:space="preserve">N/S</w:t>
-                  </w:r>
-                </w:p>
-              </w:tc>
-              <w:tc>
-                <w:tcPr/>
-                <w:p>
-                  <w:pPr>
-                    <w:pStyle w:val="Compact"/>
-                  </w:pPr>
-                  <w:r>
-                    <w:rPr>
-                      <w:rStyle w:val="VerbatimChar"/>
-                    </w:rPr>
-                    <w:t xml:space="preserve">n_s</w:t>
+                    <w:t xml:space="preserve">needle_length_mm</w:t>
                   </w:r>
                 </w:p>
               </w:tc>
@@ -2641,7 +2853,37 @@
                     <w:rPr>
                       <w:rStyle w:val="VerbatimChar"/>
                     </w:rPr>
-                    <w:t xml:space="preserve">sun</w:t>
+                    <w:t xml:space="preserve">side</w:t>
+                  </w:r>
+                </w:p>
+              </w:tc>
+            </w:tr>
+            <w:tr>
+              <w:tc>
+                <w:tcPr/>
+                <w:p>
+                  <w:pPr>
+                    <w:pStyle w:val="Compact"/>
+                  </w:pPr>
+                  <w:r>
+                    <w:rPr>
+                      <w:rStyle w:val="VerbatimChar"/>
+                    </w:rPr>
+                    <w:t xml:space="preserve">Team Name</w:t>
+                  </w:r>
+                </w:p>
+              </w:tc>
+              <w:tc>
+                <w:tcPr/>
+                <w:p>
+                  <w:pPr>
+                    <w:pStyle w:val="Compact"/>
+                  </w:pPr>
+                  <w:r>
+                    <w:rPr>
+                      <w:rStyle w:val="VerbatimChar"/>
+                    </w:rPr>
+                    <w:t xml:space="preserve">team</w:t>
                   </w:r>
                 </w:p>
               </w:tc>
@@ -2651,8 +2893,8 @@
         </w:tc>
       </w:tr>
     </w:tbl>
-    <w:bookmarkEnd w:id="50"/>
-    <w:bookmarkStart w:id="57" w:name="one-folder-per-project"/>
+    <w:bookmarkEnd w:id="52"/>
+    <w:bookmarkStart w:id="59" w:name="one-folder-per-project"/>
     <w:p>
       <w:pPr>
         <w:pStyle w:val="Heading2"/>
@@ -2705,7 +2947,7 @@
         <w:rPr>
           <w:rStyle w:val="VerbatimChar"/>
         </w:rPr>
-        <w:t xml:space="preserve">└── output/    ← place to save modified data</w:t>
+        <w:t xml:space="preserve">└── output/     ← place to save modified data</w:t>
       </w:r>
     </w:p>
     <w:p>
@@ -2782,7 +3024,32 @@
         </w:numPr>
       </w:pPr>
       <w:r>
-        <w:t xml:space="preserve">no using set_wd to set the working directory!!! EVER!!!</w:t>
+        <w:t xml:space="preserve">never call</w:t>
+      </w:r>
+      <w:r>
+        <w:t xml:space="preserve"> </w:t>
+      </w:r>
+      <w:r>
+        <w:rPr>
+          <w:rStyle w:val="VerbatimChar"/>
+        </w:rPr>
+        <w:t xml:space="preserve">setwd()</w:t>
+      </w:r>
+      <w:r>
+        <w:t xml:space="preserve"> </w:t>
+      </w:r>
+      <w:r>
+        <w:t xml:space="preserve">to set the working directory —</w:t>
+      </w:r>
+      <w:r>
+        <w:t xml:space="preserve"> </w:t>
+      </w:r>
+      <w:r>
+        <w:rPr>
+          <w:b/>
+          <w:bCs/>
+        </w:rPr>
+        <w:t xml:space="preserve">not once, not ever</w:t>
       </w:r>
     </w:p>
     <w:tbl>
@@ -2816,156 +3083,6 @@
           <w:p>
             <w:pPr>
               <w:pStyle w:val="FirstParagraph"/>
-            </w:pPr>
-            <w:pPr>
-              <w:spacing w:before="0" w:after="0"/>
-              <w:textAlignment w:val="center"/>
-            </w:pPr>
-            <w:r>
-              <w:drawing>
-                <wp:inline>
-                  <wp:extent cx="152400" cy="152400"/>
-                  <wp:effectExtent b="0" l="0" r="0" t="0"/>
-                  <wp:docPr descr="" title="" id="51" name="Picture"/>
-                  <a:graphic>
-                    <a:graphicData uri="http://schemas.openxmlformats.org/drawingml/2006/picture">
-                      <pic:pic>
-                        <pic:nvPicPr>
-                          <pic:cNvPr descr="/Applications/Positron.app/Contents/Resources/app/quarto/share/formats/docx/note.png" id="52" name="Picture"/>
-                          <pic:cNvPicPr>
-                            <a:picLocks noChangeArrowheads="1" noChangeAspect="1"/>
-                          </pic:cNvPicPr>
-                        </pic:nvPicPr>
-                        <pic:blipFill>
-                          <a:blip r:embed="rId12"/>
-                          <a:stretch>
-                            <a:fillRect/>
-                          </a:stretch>
-                        </pic:blipFill>
-                        <pic:spPr bwMode="auto">
-                          <a:xfrm>
-                            <a:off x="0" y="0"/>
-                            <a:ext cx="152400" cy="152400"/>
-                          </a:xfrm>
-                          <a:prstGeom prst="rect">
-                            <a:avLst/>
-                          </a:prstGeom>
-                          <a:noFill/>
-                          <a:ln w="9525">
-                            <a:noFill/>
-                            <a:headEnd/>
-                            <a:tailEnd/>
-                          </a:ln>
-                        </pic:spPr>
-                      </pic:pic>
-                    </a:graphicData>
-                  </a:graphic>
-                </wp:inline>
-              </w:drawing>
-            </w:r>
-            <w:r>
-              <w:t xml:space="preserve"> </w:t>
-            </w:r>
-            <w:r>
-              <w:t xml:space="preserve"> </w:t>
-            </w:r>
-            <w:r>
-              <w:t xml:space="preserve">Note</w:t>
-            </w:r>
-          </w:p>
-        </w:tc>
-      </w:tr>
-      <w:tr>
-        <w:trPr>
-          <w:cantSplit/>
-        </w:trPr>
-        <w:tc>
-          <w:tcPr>
-            <w:tcMar>
-              <w:top w:w="108" w:type="dxa"/>
-              <w:bottom w:w="108" w:type="dxa"/>
-            </w:tcMar>
-          </w:tcPr>
-          <w:p>
-            <w:pPr>
-              <w:pStyle w:val="BodyText"/>
-            </w:pPr>
-            <w:pPr>
-              <w:spacing w:before="16"/>
-            </w:pPr>
-            <w:r>
-              <w:rPr>
-                <w:b/>
-                <w:bCs/>
-              </w:rPr>
-              <w:t xml:space="preserve">✅ Key idea</w:t>
-            </w:r>
-          </w:p>
-          <w:p>
-            <w:pPr>
-              <w:pStyle w:val="BodyText"/>
-            </w:pPr>
-            <w:pPr>
-              <w:spacing w:after="16"/>
-            </w:pPr>
-            <w:r>
-              <w:t xml:space="preserve">Keep</w:t>
-            </w:r>
-            <w:r>
-              <w:t xml:space="preserve"> </w:t>
-            </w:r>
-            <w:r>
-              <w:rPr>
-                <w:b/>
-                <w:bCs/>
-              </w:rPr>
-              <w:t xml:space="preserve">raw data untouched</w:t>
-            </w:r>
-            <w:r>
-              <w:t xml:space="preserve">.</w:t>
-            </w:r>
-            <w:r>
-              <w:br/>
-            </w:r>
-            <w:r>
-              <w:t xml:space="preserve">R writes new, processed files — so you can always trace your steps back to the original numbers.</w:t>
-            </w:r>
-          </w:p>
-          <w:p/>
-        </w:tc>
-      </w:tr>
-    </w:tbl>
-    <w:tbl>
-      <w:tblPr>
-        <w:tblStyle w:val="Table"/>
-        <w:tblLook w:firstRow="0" w:lastRow="0" w:firstColumn="0" w:lastColumn="0" w:noHBand="0" w:noVBand="0" w:val="0000"/>
-        <w:tblBorders>
-          <w:top w:val="single" w:sz="4" w:space="0" w:color="0758E5"/>
-          <w:left w:val="single" w:sz="24" w:space="0" w:color="0758E5"/>
-          <w:bottom w:val="single" w:sz="4" w:space="0" w:color="0758E5"/>
-          <w:right w:val="single" w:sz="4" w:space="0" w:color="0758E5"/>
-        </w:tblBorders>
-        <w:tblCellMar>
-          <w:left w:w="144" w:type="dxa"/>
-          <w:right w:w="144" w:type="dxa"/>
-        </w:tblCellMar>
-        <w:tblLook w:firstRow="0" w:lastRow="0" w:firstColumn="0" w:lastColumn="0" w:noHBand="0" w:noVBand="0" w:val="0000"/>
-      </w:tblPr>
-      <w:tr>
-        <w:trPr>
-          <w:cantSplit/>
-        </w:trPr>
-        <w:tc>
-          <w:tcPr>
-            <w:shd w:color="auto" w:fill="dae6fb" w:val="clear"/>
-            <w:tcMar>
-              <w:top w:w="92" w:type="dxa"/>
-              <w:bottom w:w="92" w:type="dxa"/>
-            </w:tcMar>
-          </w:tcPr>
-          <w:p>
-            <w:pPr>
-              <w:pStyle w:val="BodyText"/>
             </w:pPr>
             <w:pPr>
               <w:spacing w:before="0" w:after="0"/>
@@ -3048,6 +3165,156 @@
                 <w:b/>
                 <w:bCs/>
               </w:rPr>
+              <w:t xml:space="preserve">✅ Key idea</w:t>
+            </w:r>
+          </w:p>
+          <w:p>
+            <w:pPr>
+              <w:pStyle w:val="BodyText"/>
+            </w:pPr>
+            <w:pPr>
+              <w:spacing w:after="16"/>
+            </w:pPr>
+            <w:r>
+              <w:t xml:space="preserve">Keep</w:t>
+            </w:r>
+            <w:r>
+              <w:t xml:space="preserve"> </w:t>
+            </w:r>
+            <w:r>
+              <w:rPr>
+                <w:b/>
+                <w:bCs/>
+              </w:rPr>
+              <w:t xml:space="preserve">raw data untouched</w:t>
+            </w:r>
+            <w:r>
+              <w:t xml:space="preserve">.</w:t>
+            </w:r>
+            <w:r>
+              <w:br/>
+            </w:r>
+            <w:r>
+              <w:t xml:space="preserve">R writes new, processed files — so you can always trace your steps back to the original numbers.</w:t>
+            </w:r>
+          </w:p>
+          <w:p/>
+        </w:tc>
+      </w:tr>
+    </w:tbl>
+    <w:tbl>
+      <w:tblPr>
+        <w:tblStyle w:val="Table"/>
+        <w:tblLook w:firstRow="0" w:lastRow="0" w:firstColumn="0" w:lastColumn="0" w:noHBand="0" w:noVBand="0" w:val="0000"/>
+        <w:tblBorders>
+          <w:top w:val="single" w:sz="4" w:space="0" w:color="0758E5"/>
+          <w:left w:val="single" w:sz="24" w:space="0" w:color="0758E5"/>
+          <w:bottom w:val="single" w:sz="4" w:space="0" w:color="0758E5"/>
+          <w:right w:val="single" w:sz="4" w:space="0" w:color="0758E5"/>
+        </w:tblBorders>
+        <w:tblCellMar>
+          <w:left w:w="144" w:type="dxa"/>
+          <w:right w:w="144" w:type="dxa"/>
+        </w:tblCellMar>
+        <w:tblLook w:firstRow="0" w:lastRow="0" w:firstColumn="0" w:lastColumn="0" w:noHBand="0" w:noVBand="0" w:val="0000"/>
+      </w:tblPr>
+      <w:tr>
+        <w:trPr>
+          <w:cantSplit/>
+        </w:trPr>
+        <w:tc>
+          <w:tcPr>
+            <w:shd w:color="auto" w:fill="dae6fb" w:val="clear"/>
+            <w:tcMar>
+              <w:top w:w="92" w:type="dxa"/>
+              <w:bottom w:w="92" w:type="dxa"/>
+            </w:tcMar>
+          </w:tcPr>
+          <w:p>
+            <w:pPr>
+              <w:pStyle w:val="BodyText"/>
+            </w:pPr>
+            <w:pPr>
+              <w:spacing w:before="0" w:after="0"/>
+              <w:textAlignment w:val="center"/>
+            </w:pPr>
+            <w:r>
+              <w:drawing>
+                <wp:inline>
+                  <wp:extent cx="152400" cy="152400"/>
+                  <wp:effectExtent b="0" l="0" r="0" t="0"/>
+                  <wp:docPr descr="" title="" id="55" name="Picture"/>
+                  <a:graphic>
+                    <a:graphicData uri="http://schemas.openxmlformats.org/drawingml/2006/picture">
+                      <pic:pic>
+                        <pic:nvPicPr>
+                          <pic:cNvPr descr="/Applications/Positron.app/Contents/Resources/app/quarto/share/formats/docx/note.png" id="56" name="Picture"/>
+                          <pic:cNvPicPr>
+                            <a:picLocks noChangeArrowheads="1" noChangeAspect="1"/>
+                          </pic:cNvPicPr>
+                        </pic:nvPicPr>
+                        <pic:blipFill>
+                          <a:blip r:embed="rId12"/>
+                          <a:stretch>
+                            <a:fillRect/>
+                          </a:stretch>
+                        </pic:blipFill>
+                        <pic:spPr bwMode="auto">
+                          <a:xfrm>
+                            <a:off x="0" y="0"/>
+                            <a:ext cx="152400" cy="152400"/>
+                          </a:xfrm>
+                          <a:prstGeom prst="rect">
+                            <a:avLst/>
+                          </a:prstGeom>
+                          <a:noFill/>
+                          <a:ln w="9525">
+                            <a:noFill/>
+                            <a:headEnd/>
+                            <a:tailEnd/>
+                          </a:ln>
+                        </pic:spPr>
+                      </pic:pic>
+                    </a:graphicData>
+                  </a:graphic>
+                </wp:inline>
+              </w:drawing>
+            </w:r>
+            <w:r>
+              <w:t xml:space="preserve"> </w:t>
+            </w:r>
+            <w:r>
+              <w:t xml:space="preserve"> </w:t>
+            </w:r>
+            <w:r>
+              <w:t xml:space="preserve">Note</w:t>
+            </w:r>
+          </w:p>
+        </w:tc>
+      </w:tr>
+      <w:tr>
+        <w:trPr>
+          <w:cantSplit/>
+        </w:trPr>
+        <w:tc>
+          <w:tcPr>
+            <w:tcMar>
+              <w:top w:w="108" w:type="dxa"/>
+              <w:bottom w:w="108" w:type="dxa"/>
+            </w:tcMar>
+          </w:tcPr>
+          <w:p>
+            <w:pPr>
+              <w:pStyle w:val="BodyText"/>
+            </w:pPr>
+            <w:pPr>
+              <w:spacing w:before="16"/>
+            </w:pPr>
+            <w:r>
+              <w:rPr>
+                <w:b/>
+                <w:bCs/>
+              </w:rPr>
               <w:t xml:space="preserve">📖 New word</w:t>
             </w:r>
           </w:p>
@@ -3139,12 +3406,12 @@
                 <wp:inline>
                   <wp:extent cx="152400" cy="152400"/>
                   <wp:effectExtent b="0" l="0" r="0" t="0"/>
-                  <wp:docPr descr="" title="" id="55" name="Picture"/>
+                  <wp:docPr descr="" title="" id="57" name="Picture"/>
                   <a:graphic>
                     <a:graphicData uri="http://schemas.openxmlformats.org/drawingml/2006/picture">
                       <pic:pic>
                         <pic:nvPicPr>
-                          <pic:cNvPr descr="/Applications/Positron.app/Contents/Resources/app/quarto/share/formats/docx/tip.png" id="56" name="Picture"/>
+                          <pic:cNvPr descr="/Applications/Positron.app/Contents/Resources/app/quarto/share/formats/docx/tip.png" id="58" name="Picture"/>
                           <pic:cNvPicPr>
                             <a:picLocks noChangeArrowheads="1" noChangeAspect="1"/>
                           </pic:cNvPicPr>
@@ -3229,8 +3496,8 @@
         </w:tc>
       </w:tr>
     </w:tbl>
-    <w:bookmarkEnd w:id="57"/>
-    <w:bookmarkStart w:id="58" w:name="part-3-meet-r-and-positron"/>
+    <w:bookmarkEnd w:id="59"/>
+    <w:bookmarkStart w:id="60" w:name="part-3-meet-r-and-positron"/>
     <w:p>
       <w:pPr>
         <w:pStyle w:val="Heading2"/>
@@ -3239,8 +3506,8 @@
         <w:t xml:space="preserve">Part 3 · Meet R and Positron</w:t>
       </w:r>
     </w:p>
-    <w:bookmarkEnd w:id="58"/>
-    <w:bookmarkStart w:id="61" w:name="Xb4703b034abed12e82a73f9ae5809a6f1a85491"/>
+    <w:bookmarkEnd w:id="60"/>
+    <w:bookmarkStart w:id="63" w:name="Xb4703b034abed12e82a73f9ae5809a6f1a85491"/>
     <w:p>
       <w:pPr>
         <w:pStyle w:val="Heading2"/>
@@ -3552,12 +3819,12 @@
                 <wp:inline>
                   <wp:extent cx="152400" cy="152400"/>
                   <wp:effectExtent b="0" l="0" r="0" t="0"/>
-                  <wp:docPr descr="" title="" id="59" name="Picture"/>
+                  <wp:docPr descr="" title="" id="61" name="Picture"/>
                   <a:graphic>
                     <a:graphicData uri="http://schemas.openxmlformats.org/drawingml/2006/picture">
                       <pic:pic>
                         <pic:nvPicPr>
-                          <pic:cNvPr descr="/Applications/Positron.app/Contents/Resources/app/quarto/share/formats/docx/note.png" id="60" name="Picture"/>
+                          <pic:cNvPr descr="/Applications/Positron.app/Contents/Resources/app/quarto/share/formats/docx/note.png" id="62" name="Picture"/>
                           <pic:cNvPicPr>
                             <a:picLocks noChangeArrowheads="1" noChangeAspect="1"/>
                           </pic:cNvPicPr>
@@ -3652,8 +3919,8 @@
         </w:tc>
       </w:tr>
     </w:tbl>
-    <w:bookmarkEnd w:id="61"/>
-    <w:bookmarkStart w:id="67" w:name="r-as-a-calculator-and-storing-values"/>
+    <w:bookmarkEnd w:id="63"/>
+    <w:bookmarkStart w:id="69" w:name="r-as-a-calculator-and-storing-values"/>
     <w:p>
       <w:pPr>
         <w:pStyle w:val="Heading2"/>
@@ -3953,18 +4220,18 @@
                 <wp:inline>
                   <wp:extent cx="152400" cy="152400"/>
                   <wp:effectExtent b="0" l="0" r="0" t="0"/>
-                  <wp:docPr descr="" title="" id="63" name="Picture"/>
+                  <wp:docPr descr="" title="" id="65" name="Picture"/>
                   <a:graphic>
                     <a:graphicData uri="http://schemas.openxmlformats.org/drawingml/2006/picture">
                       <pic:pic>
                         <pic:nvPicPr>
-                          <pic:cNvPr descr="/Applications/Positron.app/Contents/Resources/app/quarto/share/formats/docx/warning.png" id="64" name="Picture"/>
+                          <pic:cNvPr descr="/Applications/Positron.app/Contents/Resources/app/quarto/share/formats/docx/warning.png" id="66" name="Picture"/>
                           <pic:cNvPicPr>
                             <a:picLocks noChangeArrowheads="1" noChangeAspect="1"/>
                           </pic:cNvPicPr>
                         </pic:nvPicPr>
                         <pic:blipFill>
-                          <a:blip r:embed="rId62"/>
+                          <a:blip r:embed="rId64"/>
                           <a:stretch>
                             <a:fillRect/>
                           </a:stretch>
@@ -4138,12 +4405,12 @@
                 <wp:inline>
                   <wp:extent cx="152400" cy="152400"/>
                   <wp:effectExtent b="0" l="0" r="0" t="0"/>
-                  <wp:docPr descr="" title="" id="65" name="Picture"/>
+                  <wp:docPr descr="" title="" id="67" name="Picture"/>
                   <a:graphic>
                     <a:graphicData uri="http://schemas.openxmlformats.org/drawingml/2006/picture">
                       <pic:pic>
                         <pic:nvPicPr>
-                          <pic:cNvPr descr="/Applications/Positron.app/Contents/Resources/app/quarto/share/formats/docx/note.png" id="66" name="Picture"/>
+                          <pic:cNvPr descr="/Applications/Positron.app/Contents/Resources/app/quarto/share/formats/docx/note.png" id="68" name="Picture"/>
                           <pic:cNvPicPr>
                             <a:picLocks noChangeArrowheads="1" noChangeAspect="1"/>
                           </pic:cNvPicPr>
@@ -4231,7 +4498,7 @@
               <w:t xml:space="preserve"> </w:t>
             </w:r>
             <w:r>
-              <w:t xml:space="preserve">= a named container holding a value. Look for it appear in the</w:t>
+              <w:t xml:space="preserve">= a named container holding a value. Watch it appear in the</w:t>
             </w:r>
             <w:r>
               <w:t xml:space="preserve"> </w:t>
@@ -4254,8 +4521,8 @@
         </w:tc>
       </w:tr>
     </w:tbl>
-    <w:bookmarkEnd w:id="67"/>
-    <w:bookmarkStart w:id="72" w:name="names-comments-and-functions"/>
+    <w:bookmarkEnd w:id="69"/>
+    <w:bookmarkStart w:id="74" w:name="names-comments-and-functions"/>
     <w:p>
       <w:pPr>
         <w:pStyle w:val="Heading2"/>
@@ -4604,12 +4871,12 @@
                 <wp:inline>
                   <wp:extent cx="152400" cy="152400"/>
                   <wp:effectExtent b="0" l="0" r="0" t="0"/>
-                  <wp:docPr descr="" title="" id="68" name="Picture"/>
+                  <wp:docPr descr="" title="" id="70" name="Picture"/>
                   <a:graphic>
                     <a:graphicData uri="http://schemas.openxmlformats.org/drawingml/2006/picture">
                       <pic:pic>
                         <pic:nvPicPr>
-                          <pic:cNvPr descr="/Applications/Positron.app/Contents/Resources/app/quarto/share/formats/docx/tip.png" id="69" name="Picture"/>
+                          <pic:cNvPr descr="/Applications/Positron.app/Contents/Resources/app/quarto/share/formats/docx/tip.png" id="71" name="Picture"/>
                           <pic:cNvPicPr>
                             <a:picLocks noChangeArrowheads="1" noChangeAspect="1"/>
                           </pic:cNvPicPr>
@@ -4683,11 +4950,178 @@
             <w:pPr>
               <w:pStyle w:val="BodyText"/>
             </w:pPr>
+            <w:r>
+              <w:t xml:space="preserve">Predict what these return, then run them:</w:t>
+            </w:r>
+          </w:p>
+          <w:p>
+            <w:pPr>
+              <w:pStyle w:val="SourceCode"/>
+            </w:pPr>
+            <w:r>
+              <w:rPr>
+                <w:rStyle w:val="FunctionTok"/>
+              </w:rPr>
+              <w:t xml:space="preserve">round</w:t>
+            </w:r>
+            <w:r>
+              <w:rPr>
+                <w:rStyle w:val="NormalTok"/>
+              </w:rPr>
+              <w:t xml:space="preserve">(</w:t>
+            </w:r>
+            <w:r>
+              <w:rPr>
+                <w:rStyle w:val="FloatTok"/>
+              </w:rPr>
+              <w:t xml:space="preserve">0.5</w:t>
+            </w:r>
+            <w:r>
+              <w:rPr>
+                <w:rStyle w:val="NormalTok"/>
+              </w:rPr>
+              <w:t xml:space="preserve">)    </w:t>
+            </w:r>
+            <w:r>
+              <w:rPr>
+                <w:rStyle w:val="CommentTok"/>
+              </w:rPr>
+              <w:t xml:space="preserve"># you expect 1 ...</w:t>
+            </w:r>
+            <w:r>
+              <w:br/>
+            </w:r>
+            <w:r>
+              <w:rPr>
+                <w:rStyle w:val="FunctionTok"/>
+              </w:rPr>
+              <w:t xml:space="preserve">round</w:t>
+            </w:r>
+            <w:r>
+              <w:rPr>
+                <w:rStyle w:val="NormalTok"/>
+              </w:rPr>
+              <w:t xml:space="preserve">(</w:t>
+            </w:r>
+            <w:r>
+              <w:rPr>
+                <w:rStyle w:val="FloatTok"/>
+              </w:rPr>
+              <w:t xml:space="preserve">1.5</w:t>
+            </w:r>
+            <w:r>
+              <w:rPr>
+                <w:rStyle w:val="NormalTok"/>
+              </w:rPr>
+              <w:t xml:space="preserve">)    </w:t>
+            </w:r>
+            <w:r>
+              <w:rPr>
+                <w:rStyle w:val="CommentTok"/>
+              </w:rPr>
+              <w:t xml:space="preserve"># you expect 2 ...</w:t>
+            </w:r>
+            <w:r>
+              <w:br/>
+            </w:r>
+            <w:r>
+              <w:rPr>
+                <w:rStyle w:val="FunctionTok"/>
+              </w:rPr>
+              <w:t xml:space="preserve">round</w:t>
+            </w:r>
+            <w:r>
+              <w:rPr>
+                <w:rStyle w:val="NormalTok"/>
+              </w:rPr>
+              <w:t xml:space="preserve">(</w:t>
+            </w:r>
+            <w:r>
+              <w:rPr>
+                <w:rStyle w:val="FloatTok"/>
+              </w:rPr>
+              <w:t xml:space="preserve">2.5</w:t>
+            </w:r>
+            <w:r>
+              <w:rPr>
+                <w:rStyle w:val="NormalTok"/>
+              </w:rPr>
+              <w:t xml:space="preserve">)    </w:t>
+            </w:r>
+            <w:r>
+              <w:rPr>
+                <w:rStyle w:val="CommentTok"/>
+              </w:rPr>
+              <w:t xml:space="preserve"># you expect 3 ...</w:t>
+            </w:r>
+          </w:p>
+          <w:p>
+            <w:pPr>
+              <w:pStyle w:val="FirstParagraph"/>
+            </w:pPr>
+            <w:r>
+              <w:t xml:space="preserve">You get</w:t>
+            </w:r>
+            <w:r>
+              <w:t xml:space="preserve"> </w:t>
+            </w:r>
+            <w:r>
+              <w:rPr>
+                <w:b/>
+                <w:bCs/>
+              </w:rPr>
+              <w:t xml:space="preserve">0, 2, 2</w:t>
+            </w:r>
+            <w:r>
+              <w:t xml:space="preserve">. R rounds a value ending in exactly</w:t>
+            </w:r>
+            <w:r>
+              <w:t xml:space="preserve"> </w:t>
+            </w:r>
+            <w:r>
+              <w:rPr>
+                <w:rStyle w:val="VerbatimChar"/>
+              </w:rPr>
+              <w:t xml:space="preserve">.5</w:t>
+            </w:r>
+            <w:r>
+              <w:t xml:space="preserve"> </w:t>
+            </w:r>
+            <w:r>
+              <w:t xml:space="preserve">to the nearest</w:t>
+            </w:r>
+            <w:r>
+              <w:t xml:space="preserve"> </w:t>
+            </w:r>
+            <w:r>
+              <w:rPr>
+                <w:b/>
+                <w:bCs/>
+              </w:rPr>
+              <w:t xml:space="preserve">even</w:t>
+            </w:r>
+            <w:r>
+              <w:t xml:space="preserve"> </w:t>
+            </w:r>
+            <w:r>
+              <w:t xml:space="preserve">number, not always upward. This is the IEEE 754 standard (</w:t>
+            </w:r>
+            <w:r>
+              <w:t xml:space="preserve">“round half to even”</w:t>
+            </w:r>
+            <w:r>
+              <w:t xml:space="preserve">), and it is deliberate — it keeps rounding errors from accumulating in one direction.</w:t>
+            </w:r>
+          </w:p>
+          <w:p>
+            <w:pPr>
+              <w:pStyle w:val="BodyText"/>
+            </w:pPr>
             <w:pPr>
               <w:spacing w:after="16"/>
             </w:pPr>
             <w:r>
-              <w:t xml:space="preserve">Predict what</w:t>
+              <w:t xml:space="preserve">If you want the school-textbook rule instead, use</w:t>
             </w:r>
             <w:r>
               <w:t xml:space="preserve"> </w:t>
@@ -4696,19 +5130,23 @@
               <w:rPr>
                 <w:rStyle w:val="VerbatimChar"/>
               </w:rPr>
-              <w:t xml:space="preserve">round(3.14159, 2)</w:t>
-            </w:r>
-            <w:r>
-              <w:t xml:space="preserve"> </w:t>
-            </w:r>
-            <w:r>
-              <w:t xml:space="preserve">returns before you run it.</w:t>
-            </w:r>
-            <w:r>
-              <w:br/>
-            </w:r>
-            <w:r>
-              <w:t xml:space="preserve">Note round in R works odd and you should use round_half_up from janitor</w:t>
+              <w:t xml:space="preserve">janitor::round_half_up()</w:t>
+            </w:r>
+            <w:r>
+              <w:t xml:space="preserve">, which turns those into</w:t>
+            </w:r>
+            <w:r>
+              <w:t xml:space="preserve"> </w:t>
+            </w:r>
+            <w:r>
+              <w:rPr>
+                <w:b/>
+                <w:bCs/>
+              </w:rPr>
+              <w:t xml:space="preserve">1, 2, 3</w:t>
+            </w:r>
+            <w:r>
+              <w:t xml:space="preserve">.</w:t>
             </w:r>
           </w:p>
           <w:p/>
@@ -4756,12 +5194,12 @@
                 <wp:inline>
                   <wp:extent cx="152400" cy="152400"/>
                   <wp:effectExtent b="0" l="0" r="0" t="0"/>
-                  <wp:docPr descr="" title="" id="70" name="Picture"/>
+                  <wp:docPr descr="" title="" id="72" name="Picture"/>
                   <a:graphic>
                     <a:graphicData uri="http://schemas.openxmlformats.org/drawingml/2006/picture">
                       <pic:pic>
                         <pic:nvPicPr>
-                          <pic:cNvPr descr="/Applications/Positron.app/Contents/Resources/app/quarto/share/formats/docx/note.png" id="71" name="Picture"/>
+                          <pic:cNvPr descr="/Applications/Positron.app/Contents/Resources/app/quarto/share/formats/docx/note.png" id="73" name="Picture"/>
                           <pic:cNvPicPr>
                             <a:picLocks noChangeArrowheads="1" noChangeAspect="1"/>
                           </pic:cNvPicPr>
@@ -4901,8 +5339,8 @@
         </w:tc>
       </w:tr>
     </w:tbl>
-    <w:bookmarkEnd w:id="72"/>
-    <w:bookmarkStart w:id="77" w:name="vectors-data-types-and-scripts"/>
+    <w:bookmarkEnd w:id="74"/>
+    <w:bookmarkStart w:id="79" w:name="vectors-data-types-and-scripts"/>
     <w:p>
       <w:pPr>
         <w:pStyle w:val="Heading2"/>
@@ -4958,7 +5396,7 @@
         <w:rPr>
           <w:rStyle w:val="NormalTok"/>
         </w:rPr>
-        <w:t xml:space="preserve">length_mm </w:t>
+        <w:t xml:space="preserve">needle_length_mm </w:t>
       </w:r>
       <w:r>
         <w:rPr>
@@ -5045,7 +5483,7 @@
         <w:rPr>
           <w:rStyle w:val="NormalTok"/>
         </w:rPr>
-        <w:t xml:space="preserve">side      </w:t>
+        <w:t xml:space="preserve">side             </w:t>
       </w:r>
       <w:r>
         <w:rPr>
@@ -5075,7 +5513,7 @@
         <w:rPr>
           <w:rStyle w:val="StringTok"/>
         </w:rPr>
-        <w:t xml:space="preserve">"n"</w:t>
+        <w:t xml:space="preserve">"shady"</w:t>
       </w:r>
       <w:r>
         <w:rPr>
@@ -5087,13 +5525,13 @@
         <w:rPr>
           <w:rStyle w:val="StringTok"/>
         </w:rPr>
-        <w:t xml:space="preserve">"s"</w:t>
-      </w:r>
-      <w:r>
-        <w:rPr>
-          <w:rStyle w:val="NormalTok"/>
-        </w:rPr>
-        <w:t xml:space="preserve">)            </w:t>
+        <w:t xml:space="preserve">"sunny"</w:t>
+      </w:r>
+      <w:r>
+        <w:rPr>
+          <w:rStyle w:val="NormalTok"/>
+        </w:rPr>
+        <w:t xml:space="preserve">)    </w:t>
       </w:r>
       <w:r>
         <w:rPr>
@@ -5211,18 +5649,18 @@
                 <wp:inline>
                   <wp:extent cx="152400" cy="152400"/>
                   <wp:effectExtent b="0" l="0" r="0" t="0"/>
-                  <wp:docPr descr="" title="" id="73" name="Picture"/>
+                  <wp:docPr descr="" title="" id="75" name="Picture"/>
                   <a:graphic>
                     <a:graphicData uri="http://schemas.openxmlformats.org/drawingml/2006/picture">
                       <pic:pic>
                         <pic:nvPicPr>
-                          <pic:cNvPr descr="/Applications/Positron.app/Contents/Resources/app/quarto/share/formats/docx/warning.png" id="74" name="Picture"/>
+                          <pic:cNvPr descr="/Applications/Positron.app/Contents/Resources/app/quarto/share/formats/docx/warning.png" id="76" name="Picture"/>
                           <pic:cNvPicPr>
                             <a:picLocks noChangeArrowheads="1" noChangeAspect="1"/>
                           </pic:cNvPicPr>
                         </pic:nvPicPr>
                         <pic:blipFill>
-                          <a:blip r:embed="rId62"/>
+                          <a:blip r:embed="rId64"/>
                           <a:stretch>
                             <a:fillRect/>
                           </a:stretch>
@@ -5303,7 +5741,7 @@
               <w:rPr>
                 <w:rStyle w:val="VerbatimChar"/>
               </w:rPr>
-              <w:t xml:space="preserve">s</w:t>
+              <w:t xml:space="preserve">shady</w:t>
             </w:r>
             <w:r>
               <w:t xml:space="preserve"> </w:t>
@@ -5315,7 +5753,7 @@
               <w:t xml:space="preserve"> </w:t>
             </w:r>
             <w:r>
-              <w:t xml:space="preserve">“find an object called s,”</w:t>
+              <w:t xml:space="preserve">“find an object called shady,”</w:t>
             </w:r>
             <w:r>
               <w:t xml:space="preserve"> </w:t>
@@ -5327,7 +5765,13 @@
               <w:t xml:space="preserve"> </w:t>
             </w:r>
             <w:r>
-              <w:t xml:space="preserve">“s.”</w:t>
+              <w:rPr>
+                <w:rStyle w:val="VerbatimChar"/>
+              </w:rPr>
+              <w:t xml:space="preserve">"shady"</w:t>
+            </w:r>
+            <w:r>
+              <w:t xml:space="preserve">.</w:t>
             </w:r>
             <w:r>
               <w:br/>
@@ -5381,12 +5825,12 @@
                 <wp:inline>
                   <wp:extent cx="152400" cy="152400"/>
                   <wp:effectExtent b="0" l="0" r="0" t="0"/>
-                  <wp:docPr descr="" title="" id="75" name="Picture"/>
+                  <wp:docPr descr="" title="" id="77" name="Picture"/>
                   <a:graphic>
                     <a:graphicData uri="http://schemas.openxmlformats.org/drawingml/2006/picture">
                       <pic:pic>
                         <pic:nvPicPr>
-                          <pic:cNvPr descr="/Applications/Positron.app/Contents/Resources/app/quarto/share/formats/docx/note.png" id="76" name="Picture"/>
+                          <pic:cNvPr descr="/Applications/Positron.app/Contents/Resources/app/quarto/share/formats/docx/note.png" id="78" name="Picture"/>
                           <pic:cNvPicPr>
                             <a:picLocks noChangeArrowheads="1" noChangeAspect="1"/>
                           </pic:cNvPicPr>
@@ -5497,8 +5941,8 @@
         </w:tc>
       </w:tr>
     </w:tbl>
-    <w:bookmarkEnd w:id="77"/>
-    <w:bookmarkStart w:id="82" w:name="packages-extending-what-r-can-do"/>
+    <w:bookmarkEnd w:id="79"/>
+    <w:bookmarkStart w:id="84" w:name="packages-extending-what-r-can-do"/>
     <w:p>
       <w:pPr>
         <w:pStyle w:val="Heading2"/>
@@ -5630,18 +6074,18 @@
                 <wp:inline>
                   <wp:extent cx="152400" cy="152400"/>
                   <wp:effectExtent b="0" l="0" r="0" t="0"/>
-                  <wp:docPr descr="" title="" id="78" name="Picture"/>
+                  <wp:docPr descr="" title="" id="80" name="Picture"/>
                   <a:graphic>
                     <a:graphicData uri="http://schemas.openxmlformats.org/drawingml/2006/picture">
                       <pic:pic>
                         <pic:nvPicPr>
-                          <pic:cNvPr descr="/Applications/Positron.app/Contents/Resources/app/quarto/share/formats/docx/warning.png" id="79" name="Picture"/>
+                          <pic:cNvPr descr="/Applications/Positron.app/Contents/Resources/app/quarto/share/formats/docx/warning.png" id="81" name="Picture"/>
                           <pic:cNvPicPr>
                             <a:picLocks noChangeArrowheads="1" noChangeAspect="1"/>
                           </pic:cNvPicPr>
                         </pic:nvPicPr>
                         <pic:blipFill>
-                          <a:blip r:embed="rId62"/>
+                          <a:blip r:embed="rId64"/>
                           <a:stretch>
                             <a:fillRect/>
                           </a:stretch>
@@ -5786,12 +6230,12 @@
                 <wp:inline>
                   <wp:extent cx="152400" cy="152400"/>
                   <wp:effectExtent b="0" l="0" r="0" t="0"/>
-                  <wp:docPr descr="" title="" id="80" name="Picture"/>
+                  <wp:docPr descr="" title="" id="82" name="Picture"/>
                   <a:graphic>
                     <a:graphicData uri="http://schemas.openxmlformats.org/drawingml/2006/picture">
                       <pic:pic>
                         <pic:nvPicPr>
-                          <pic:cNvPr descr="/Applications/Positron.app/Contents/Resources/app/quarto/share/formats/docx/note.png" id="81" name="Picture"/>
+                          <pic:cNvPr descr="/Applications/Positron.app/Contents/Resources/app/quarto/share/formats/docx/note.png" id="83" name="Picture"/>
                           <pic:cNvPicPr>
                             <a:picLocks noChangeArrowheads="1" noChangeAspect="1"/>
                           </pic:cNvPicPr>
@@ -5909,8 +6353,8 @@
         </w:tc>
       </w:tr>
     </w:tbl>
-    <w:bookmarkEnd w:id="82"/>
-    <w:bookmarkStart w:id="83" w:name="X544fa1e616871e1d984e8ac080c2006af492e09"/>
+    <w:bookmarkEnd w:id="84"/>
+    <w:bookmarkStart w:id="85" w:name="X544fa1e616871e1d984e8ac080c2006af492e09"/>
     <w:p>
       <w:pPr>
         <w:pStyle w:val="Heading2"/>
@@ -5919,8 +6363,8 @@
         <w:t xml:space="preserve">Part 4 · Load Data and Make Your First Plot</w:t>
       </w:r>
     </w:p>
-    <w:bookmarkEnd w:id="83"/>
-    <w:bookmarkStart w:id="88" w:name="bring-the-data-in"/>
+    <w:bookmarkEnd w:id="85"/>
+    <w:bookmarkStart w:id="91" w:name="bring-the-data-in"/>
     <w:p>
       <w:pPr>
         <w:pStyle w:val="Heading2"/>
@@ -5933,24 +6377,37 @@
       <w:pPr>
         <w:pStyle w:val="FirstParagraph"/>
       </w:pPr>
-      <w:r>
-        <w:t xml:space="preserve">Put the file in</w:t>
-      </w:r>
-      <w:r>
-        <w:t xml:space="preserve"> </w:t>
-      </w:r>
-      <w:r>
-        <w:rPr>
-          <w:rStyle w:val="VerbatimChar"/>
-        </w:rPr>
-        <w:t xml:space="preserve">data/</w:t>
-      </w:r>
-      <w:r>
-        <w:t xml:space="preserve">, then:</w:t>
-      </w:r>
+      <w:hyperlink r:id="rId86">
+        <w:r>
+          <w:rPr>
+            <w:rStyle w:val="Hyperlink"/>
+          </w:rPr>
+          <w:t xml:space="preserve">📥 Download the data</w:t>
+        </w:r>
+      </w:hyperlink>
     </w:p>
     <w:p>
       <w:pPr>
+        <w:pStyle w:val="BodyText"/>
+      </w:pPr>
+      <w:r>
+        <w:t xml:space="preserve">Put the file in</w:t>
+      </w:r>
+      <w:r>
+        <w:t xml:space="preserve"> </w:t>
+      </w:r>
+      <w:r>
+        <w:rPr>
+          <w:rStyle w:val="VerbatimChar"/>
+        </w:rPr>
+        <w:t xml:space="preserve">data/</w:t>
+      </w:r>
+      <w:r>
+        <w:t xml:space="preserve">, then:</w:t>
+      </w:r>
+    </w:p>
+    <w:p>
+      <w:pPr>
         <w:pStyle w:val="SourceCode"/>
       </w:pPr>
       <w:r>
@@ -6005,7 +6462,7 @@
         <w:rPr>
           <w:rStyle w:val="StringTok"/>
         </w:rPr>
-        <w:t xml:space="preserve">"data/pine_needles.csv"</w:t>
+        <w:t xml:space="preserve">"data/pine_data.csv"</w:t>
       </w:r>
       <w:r>
         <w:rPr>
@@ -6055,12 +6512,12 @@
                 <wp:inline>
                   <wp:extent cx="152400" cy="152400"/>
                   <wp:effectExtent b="0" l="0" r="0" t="0"/>
-                  <wp:docPr descr="" title="" id="84" name="Picture"/>
+                  <wp:docPr descr="" title="" id="87" name="Picture"/>
                   <a:graphic>
                     <a:graphicData uri="http://schemas.openxmlformats.org/drawingml/2006/picture">
                       <pic:pic>
                         <pic:nvPicPr>
-                          <pic:cNvPr descr="/Applications/Positron.app/Contents/Resources/app/quarto/share/formats/docx/note.png" id="85" name="Picture"/>
+                          <pic:cNvPr descr="/Applications/Positron.app/Contents/Resources/app/quarto/share/formats/docx/note.png" id="88" name="Picture"/>
                           <pic:cNvPicPr>
                             <a:picLocks noChangeArrowheads="1" noChangeAspect="1"/>
                           </pic:cNvPicPr>
@@ -6223,12 +6680,12 @@
                 <wp:inline>
                   <wp:extent cx="152400" cy="152400"/>
                   <wp:effectExtent b="0" l="0" r="0" t="0"/>
-                  <wp:docPr descr="" title="" id="86" name="Picture"/>
+                  <wp:docPr descr="" title="" id="89" name="Picture"/>
                   <a:graphic>
                     <a:graphicData uri="http://schemas.openxmlformats.org/drawingml/2006/picture">
                       <pic:pic>
                         <pic:nvPicPr>
-                          <pic:cNvPr descr="/Applications/Positron.app/Contents/Resources/app/quarto/share/formats/docx/note.png" id="87" name="Picture"/>
+                          <pic:cNvPr descr="/Applications/Positron.app/Contents/Resources/app/quarto/share/formats/docx/note.png" id="90" name="Picture"/>
                           <pic:cNvPicPr>
                             <a:picLocks noChangeArrowheads="1" noChangeAspect="1"/>
                           </pic:cNvPicPr>
@@ -6310,43 +6767,13 @@
               <w:rPr>
                 <w:rStyle w:val="VerbatimChar"/>
               </w:rPr>
-              <w:t xml:space="preserve">n_s</w:t>
-            </w:r>
-            <w:r>
-              <w:t xml:space="preserve"> </w:t>
-            </w:r>
-            <w:r>
-              <w:t xml:space="preserve">—</w:t>
-            </w:r>
-            <w:r>
-              <w:t xml:space="preserve"> </w:t>
-            </w:r>
-            <w:r>
-              <w:rPr>
-                <w:rStyle w:val="VerbatimChar"/>
-              </w:rPr>
-              <w:t xml:space="preserve">"n"</w:t>
-            </w:r>
-            <w:r>
-              <w:t xml:space="preserve"> </w:t>
-            </w:r>
-            <w:r>
-              <w:t xml:space="preserve">(north/sheltered) or</w:t>
-            </w:r>
-            <w:r>
-              <w:t xml:space="preserve"> </w:t>
-            </w:r>
-            <w:r>
-              <w:rPr>
-                <w:rStyle w:val="VerbatimChar"/>
-              </w:rPr>
-              <w:t xml:space="preserve">"s"</w:t>
-            </w:r>
-            <w:r>
-              <w:t xml:space="preserve"> </w:t>
-            </w:r>
-            <w:r>
-              <w:t xml:space="preserve">(south/exposed)</w:t>
+              <w:t xml:space="preserve">team</w:t>
+            </w:r>
+            <w:r>
+              <w:t xml:space="preserve"> </w:t>
+            </w:r>
+            <w:r>
+              <w:t xml:space="preserve">— which team collected the tree</w:t>
             </w:r>
           </w:p>
           <w:p>
@@ -6361,7 +6788,7 @@
               <w:rPr>
                 <w:rStyle w:val="VerbatimChar"/>
               </w:rPr>
-              <w:t xml:space="preserve">sun</w:t>
+              <w:t xml:space="preserve">side</w:t>
             </w:r>
             <w:r>
               <w:t xml:space="preserve"> </w:t>
@@ -6392,9 +6819,6 @@
                 <w:rStyle w:val="VerbatimChar"/>
               </w:rPr>
               <w:t xml:space="preserve">"sunny"</w:t>
-            </w:r>
-            <w:r>
-              <w:t xml:space="preserve">, same grouping said a different way</w:t>
             </w:r>
           </w:p>
           <w:p>
@@ -6409,21 +6833,63 @@
               <w:rPr>
                 <w:rStyle w:val="VerbatimChar"/>
               </w:rPr>
-              <w:t xml:space="preserve">length_mm</w:t>
-            </w:r>
-            <w:r>
-              <w:t xml:space="preserve"> </w:t>
-            </w:r>
-            <w:r>
-              <w:t xml:space="preserve">— needle length in millimeters</w:t>
+              <w:t xml:space="preserve">replicate</w:t>
+            </w:r>
+            <w:r>
+              <w:t xml:space="preserve"> </w:t>
+            </w:r>
+            <w:r>
+              <w:t xml:space="preserve">— which needle (1–8) within a team-and-side</w:t>
+            </w:r>
+          </w:p>
+          <w:p>
+            <w:pPr>
+              <w:pStyle w:val="Compact"/>
+              <w:numPr>
+                <w:ilvl w:val="0"/>
+                <w:numId w:val="1019"/>
+              </w:numPr>
+            </w:pPr>
+            <w:r>
+              <w:rPr>
+                <w:rStyle w:val="VerbatimChar"/>
+              </w:rPr>
+              <w:t xml:space="preserve">needle_length_mm</w:t>
+            </w:r>
+            <w:r>
+              <w:t xml:space="preserve"> </w:t>
+            </w:r>
+            <w:r>
+              <w:t xml:space="preserve">— needle length in mm</w:t>
+            </w:r>
+          </w:p>
+          <w:p>
+            <w:pPr>
+              <w:pStyle w:val="Compact"/>
+              <w:numPr>
+                <w:ilvl w:val="0"/>
+                <w:numId w:val="1019"/>
+              </w:numPr>
+            </w:pPr>
+            <w:r>
+              <w:rPr>
+                <w:rStyle w:val="VerbatimChar"/>
+              </w:rPr>
+              <w:t xml:space="preserve">needle_width_mm</w:t>
+            </w:r>
+            <w:r>
+              <w:t xml:space="preserve"> </w:t>
+            </w:r>
+            <w:r>
+              <w:t xml:space="preserve">— needle width in mm</w:t>
             </w:r>
           </w:p>
           <w:p/>
         </w:tc>
       </w:tr>
     </w:tbl>
-    <w:bookmarkEnd w:id="88"/>
-    <w:bookmarkStart w:id="93" w:name="look-before-you-trust-it"/>
+    <w:bookmarkEnd w:id="91"/>
+    <w:bookmarkStart w:id="96" w:name="look-before-you-trust-it"/>
     <w:p>
       <w:pPr>
         <w:pStyle w:val="Heading2"/>
@@ -6457,7 +6923,7 @@
         <w:rPr>
           <w:rStyle w:val="VerbatimChar"/>
         </w:rPr>
-        <w:t xml:space="preserve">Rows: 48</w:t>
+        <w:t xml:space="preserve">Rows: 64</w:t>
       </w:r>
       <w:r>
         <w:br/>
@@ -6475,7 +6941,7 @@
         <w:rPr>
           <w:rStyle w:val="VerbatimChar"/>
         </w:rPr>
-        <w:t xml:space="preserve">$ date      &lt;chr&gt; "3/20/25", "3/20/25", "3/20/25", "3/20/25", "3/20/25", "3/20…</w:t>
+        <w:t xml:space="preserve">$ source_file      &lt;chr&gt; "Bartell_Shingledecker_tree_needle_data_2026.csv", "B…</w:t>
       </w:r>
       <w:r>
         <w:br/>
@@ -6484,7 +6950,7 @@
         <w:rPr>
           <w:rStyle w:val="VerbatimChar"/>
         </w:rPr>
-        <w:t xml:space="preserve">$ group     &lt;chr&gt; "cephalopods", "cephalopods", "cephalopods", "cephalopods", …</w:t>
+        <w:t xml:space="preserve">$ team             &lt;chr&gt; "grace_jace", "grace_jace", "grace_jace", "grace_jace…</w:t>
       </w:r>
       <w:r>
         <w:br/>
@@ -6493,7 +6959,7 @@
         <w:rPr>
           <w:rStyle w:val="VerbatimChar"/>
         </w:rPr>
-        <w:t xml:space="preserve">$ n_s       &lt;chr&gt; "n", "n", "n", "n", "n", "n", "s", "s", "s", "s", "s", "s", …</w:t>
+        <w:t xml:space="preserve">$ replicate        &lt;dbl&gt; 1, 2, 3, 4, 5, 6, 7, 8, 1, 2, 3, 4, 5, 6, 7, 8, 1, 2,…</w:t>
       </w:r>
       <w:r>
         <w:br/>
@@ -6502,7 +6968,7 @@
         <w:rPr>
           <w:rStyle w:val="VerbatimChar"/>
         </w:rPr>
-        <w:t xml:space="preserve">$ sun       &lt;chr&gt; "shady", "shady", "shady", "shady", "shady", "shady", "sunny…</w:t>
+        <w:t xml:space="preserve">$ side             &lt;chr&gt; "sunny", "sunny", "sunny", "sunny", "sunny", "sunny",…</w:t>
       </w:r>
       <w:r>
         <w:br/>
@@ -6511,7 +6977,7 @@
         <w:rPr>
           <w:rStyle w:val="VerbatimChar"/>
         </w:rPr>
-        <w:t xml:space="preserve">$ tree_no   &lt;dbl&gt; 1, 1, 1, 1, 1, 1, 1, 1, 1, 1, 1, 1, 2, 2, 2, 2, 2, 2, 2, 2, …</w:t>
+        <w:t xml:space="preserve">$ needle_length_mm &lt;dbl&gt; 18.44, 12.48, 17.73, 13.98, 14.18, 19.17, 10.92, 17.3…</w:t>
       </w:r>
       <w:r>
         <w:br/>
@@ -6520,7 +6986,7 @@
         <w:rPr>
           <w:rStyle w:val="VerbatimChar"/>
         </w:rPr>
-        <w:t xml:space="preserve">$ length_mm &lt;dbl&gt; 20, 21, 23, 25, 21, 16, 15, 16, 14, 17, 13, 15, 19, 18, 20, …</w:t>
+        <w:t xml:space="preserve">$ needle_width_mm  &lt;dbl&gt; 0.79, 0.99, 1.12, 0.94, 1.00, 0.99, 0.81, 1.29, 0.75,…</w:t>
       </w:r>
     </w:p>
     <w:p>
@@ -6548,7 +7014,7 @@
         <w:rPr>
           <w:rStyle w:val="VerbatimChar"/>
         </w:rPr>
-        <w:t xml:space="preserve">[1] 48  6</w:t>
+        <w:t xml:space="preserve">[1] 64  6</w:t>
       </w:r>
     </w:p>
     <w:tbl>
@@ -6592,12 +7058,12 @@
                 <wp:inline>
                   <wp:extent cx="152400" cy="152400"/>
                   <wp:effectExtent b="0" l="0" r="0" t="0"/>
-                  <wp:docPr descr="" title="" id="89" name="Picture"/>
+                  <wp:docPr descr="" title="" id="92" name="Picture"/>
                   <a:graphic>
                     <a:graphicData uri="http://schemas.openxmlformats.org/drawingml/2006/picture">
                       <pic:pic>
                         <pic:nvPicPr>
-                          <pic:cNvPr descr="/Applications/Positron.app/Contents/Resources/app/quarto/share/formats/docx/tip.png" id="90" name="Picture"/>
+                          <pic:cNvPr descr="/Applications/Positron.app/Contents/Resources/app/quarto/share/formats/docx/tip.png" id="93" name="Picture"/>
                           <pic:cNvPicPr>
                             <a:picLocks noChangeArrowheads="1" noChangeAspect="1"/>
                           </pic:cNvPicPr>
@@ -6675,85 +7141,65 @@
               <w:spacing w:after="16"/>
             </w:pPr>
             <w:r>
-              <w:rPr>
-                <w:rStyle w:val="VerbatimChar"/>
-              </w:rPr>
-              <w:t xml:space="preserve">n_s</w:t>
-            </w:r>
-            <w:r>
-              <w:t xml:space="preserve"> </w:t>
-            </w:r>
-            <w:r>
-              <w:t xml:space="preserve">and</w:t>
-            </w:r>
-            <w:r>
-              <w:t xml:space="preserve"> </w:t>
-            </w:r>
-            <w:r>
-              <w:rPr>
-                <w:rStyle w:val="VerbatimChar"/>
-              </w:rPr>
-              <w:t xml:space="preserve">sun</w:t>
-            </w:r>
-            <w:r>
-              <w:t xml:space="preserve"> </w:t>
-            </w:r>
-            <w:r>
-              <w:t xml:space="preserve">always travel together —</w:t>
-            </w:r>
-            <w:r>
-              <w:t xml:space="preserve"> </w:t>
-            </w:r>
-            <w:r>
-              <w:rPr>
-                <w:rStyle w:val="VerbatimChar"/>
-              </w:rPr>
-              <w:t xml:space="preserve">n</w:t>
-            </w:r>
-            <w:r>
-              <w:t xml:space="preserve"> </w:t>
-            </w:r>
-            <w:r>
-              <w:t xml:space="preserve">with</w:t>
-            </w:r>
-            <w:r>
-              <w:t xml:space="preserve"> </w:t>
-            </w:r>
-            <w:r>
-              <w:rPr>
-                <w:rStyle w:val="VerbatimChar"/>
-              </w:rPr>
-              <w:t xml:space="preserve">shady</w:t>
-            </w:r>
-            <w:r>
-              <w:t xml:space="preserve">,</w:t>
-            </w:r>
-            <w:r>
-              <w:t xml:space="preserve"> </w:t>
-            </w:r>
-            <w:r>
-              <w:rPr>
-                <w:rStyle w:val="VerbatimChar"/>
-              </w:rPr>
-              <w:t xml:space="preserve">s</w:t>
-            </w:r>
-            <w:r>
-              <w:t xml:space="preserve"> </w:t>
-            </w:r>
-            <w:r>
-              <w:t xml:space="preserve">with</w:t>
-            </w:r>
-            <w:r>
-              <w:t xml:space="preserve"> </w:t>
-            </w:r>
-            <w:r>
-              <w:rPr>
-                <w:rStyle w:val="VerbatimChar"/>
-              </w:rPr>
-              <w:t xml:space="preserve">sunny</w:t>
-            </w:r>
-            <w:r>
-              <w:t xml:space="preserve">. Two columns encoding the same grouping. Useful redundancy, or something to simplify? We’ll revisit this in Wrangling Your Data.</w:t>
+              <w:t xml:space="preserve">64 rows — but only</w:t>
+            </w:r>
+            <w:r>
+              <w:t xml:space="preserve"> </w:t>
+            </w:r>
+            <w:r>
+              <w:rPr>
+                <w:b/>
+                <w:bCs/>
+              </w:rPr>
+              <w:t xml:space="preserve">4 teams</w:t>
+            </w:r>
+            <w:r>
+              <w:t xml:space="preserve">, each measuring</w:t>
+            </w:r>
+            <w:r>
+              <w:t xml:space="preserve"> </w:t>
+            </w:r>
+            <w:r>
+              <w:rPr>
+                <w:b/>
+                <w:bCs/>
+              </w:rPr>
+              <w:t xml:space="preserve">8 needles</w:t>
+            </w:r>
+            <w:r>
+              <w:t xml:space="preserve"> </w:t>
+            </w:r>
+            <w:r>
+              <w:t xml:space="preserve">on</w:t>
+            </w:r>
+            <w:r>
+              <w:t xml:space="preserve"> </w:t>
+            </w:r>
+            <w:r>
+              <w:rPr>
+                <w:b/>
+                <w:bCs/>
+              </w:rPr>
+              <w:t xml:space="preserve">2 sides</w:t>
+            </w:r>
+            <w:r>
+              <w:t xml:space="preserve"> </w:t>
+            </w:r>
+            <w:r>
+              <w:t xml:space="preserve">of</w:t>
+            </w:r>
+            <w:r>
+              <w:t xml:space="preserve"> </w:t>
+            </w:r>
+            <w:r>
+              <w:rPr>
+                <w:b/>
+                <w:bCs/>
+              </w:rPr>
+              <w:t xml:space="preserve">one tree</w:t>
+            </w:r>
+            <w:r>
+              <w:t xml:space="preserve">. Rows are not the same thing as independent observations. Hold that thought.</w:t>
             </w:r>
           </w:p>
           <w:p/>
@@ -6801,18 +7247,18 @@
                 <wp:inline>
                   <wp:extent cx="152400" cy="152400"/>
                   <wp:effectExtent b="0" l="0" r="0" t="0"/>
-                  <wp:docPr descr="" title="" id="91" name="Picture"/>
+                  <wp:docPr descr="" title="" id="94" name="Picture"/>
                   <a:graphic>
                     <a:graphicData uri="http://schemas.openxmlformats.org/drawingml/2006/picture">
                       <pic:pic>
                         <pic:nvPicPr>
-                          <pic:cNvPr descr="/Applications/Positron.app/Contents/Resources/app/quarto/share/formats/docx/warning.png" id="92" name="Picture"/>
+                          <pic:cNvPr descr="/Applications/Positron.app/Contents/Resources/app/quarto/share/formats/docx/warning.png" id="95" name="Picture"/>
                           <pic:cNvPicPr>
                             <a:picLocks noChangeArrowheads="1" noChangeAspect="1"/>
                           </pic:cNvPicPr>
                         </pic:nvPicPr>
                         <pic:blipFill>
-                          <a:blip r:embed="rId62"/>
+                          <a:blip r:embed="rId64"/>
                           <a:stretch>
                             <a:fillRect/>
                           </a:stretch>
@@ -6918,8 +7364,8 @@
         </w:tc>
       </w:tr>
     </w:tbl>
-    <w:bookmarkEnd w:id="93"/>
-    <w:bookmarkStart w:id="101" w:name="your-first-plot-ggplot-built-in-layers"/>
+    <w:bookmarkEnd w:id="96"/>
+    <w:bookmarkStart w:id="104" w:name="your-first-plot-ggplot-built-in-layers"/>
     <w:p>
       <w:pPr>
         <w:pStyle w:val="Heading2"/>
@@ -7079,7 +7525,7 @@
         <w:rPr>
           <w:rStyle w:val="NormalTok"/>
         </w:rPr>
-        <w:t xml:space="preserve"> n_s, </w:t>
+        <w:t xml:space="preserve"> side, </w:t>
       </w:r>
       <w:r>
         <w:rPr>
@@ -7091,7 +7537,7 @@
         <w:rPr>
           <w:rStyle w:val="NormalTok"/>
         </w:rPr>
-        <w:t xml:space="preserve"> length_mm)) </w:t>
+        <w:t xml:space="preserve"> needle_length_mm)) </w:t>
       </w:r>
       <w:r>
         <w:rPr>
@@ -7130,18 +7576,18 @@
           <wp:inline>
             <wp:extent cx="1834916" cy="1834916"/>
             <wp:effectExtent b="0" l="0" r="0" t="0"/>
-            <wp:docPr descr="" title="" id="95" name="Picture"/>
+            <wp:docPr descr="" title="" id="98" name="Picture"/>
             <a:graphic>
               <a:graphicData uri="http://schemas.openxmlformats.org/drawingml/2006/picture">
                 <pic:pic>
                   <pic:nvPicPr>
-                    <pic:cNvPr descr="getting_started_lecture_files/figure-docx/unnamed-chunk-4-1.png" id="96" name="Picture"/>
+                    <pic:cNvPr descr="getting_started_lecture_files/figure-docx/getting-started-04-1.png" id="99" name="Picture"/>
                     <pic:cNvPicPr>
                       <a:picLocks noChangeArrowheads="1" noChangeAspect="1"/>
                     </pic:cNvPicPr>
                   </pic:nvPicPr>
                   <pic:blipFill>
-                    <a:blip r:embed="rId94"/>
+                    <a:blip r:embed="rId97"/>
                     <a:stretch>
                       <a:fillRect/>
                     </a:stretch>
@@ -7209,18 +7655,18 @@
                 <wp:inline>
                   <wp:extent cx="152400" cy="152400"/>
                   <wp:effectExtent b="0" l="0" r="0" t="0"/>
-                  <wp:docPr descr="" title="" id="97" name="Picture"/>
+                  <wp:docPr descr="" title="" id="100" name="Picture"/>
                   <a:graphic>
                     <a:graphicData uri="http://schemas.openxmlformats.org/drawingml/2006/picture">
                       <pic:pic>
                         <pic:nvPicPr>
-                          <pic:cNvPr descr="/Applications/Positron.app/Contents/Resources/app/quarto/share/formats/docx/warning.png" id="98" name="Picture"/>
+                          <pic:cNvPr descr="/Applications/Positron.app/Contents/Resources/app/quarto/share/formats/docx/warning.png" id="101" name="Picture"/>
                           <pic:cNvPicPr>
                             <a:picLocks noChangeArrowheads="1" noChangeAspect="1"/>
                           </pic:cNvPicPr>
                         </pic:nvPicPr>
                         <pic:blipFill>
-                          <a:blip r:embed="rId62"/>
+                          <a:blip r:embed="rId64"/>
                           <a:stretch>
                             <a:fillRect/>
                           </a:stretch>
@@ -7371,12 +7817,12 @@
                 <wp:inline>
                   <wp:extent cx="152400" cy="152400"/>
                   <wp:effectExtent b="0" l="0" r="0" t="0"/>
-                  <wp:docPr descr="" title="" id="99" name="Picture"/>
+                  <wp:docPr descr="" title="" id="102" name="Picture"/>
                   <a:graphic>
                     <a:graphicData uri="http://schemas.openxmlformats.org/drawingml/2006/picture">
                       <pic:pic>
                         <pic:nvPicPr>
-                          <pic:cNvPr descr="/Applications/Positron.app/Contents/Resources/app/quarto/share/formats/docx/note.png" id="100" name="Picture"/>
+                          <pic:cNvPr descr="/Applications/Positron.app/Contents/Resources/app/quarto/share/formats/docx/note.png" id="103" name="Picture"/>
                           <pic:cNvPicPr>
                             <a:picLocks noChangeArrowheads="1" noChangeAspect="1"/>
                           </pic:cNvPicPr>
@@ -7471,8 +7917,8 @@
         </w:tc>
       </w:tr>
     </w:tbl>
-    <w:bookmarkEnd w:id="101"/>
-    <w:bookmarkStart w:id="109" w:name="one-layer-at-a-time"/>
+    <w:bookmarkEnd w:id="104"/>
+    <w:bookmarkStart w:id="112" w:name="one-layer-at-a-time"/>
     <w:p>
       <w:pPr>
         <w:pStyle w:val="Heading2"/>
@@ -7519,7 +7965,7 @@
         <w:rPr>
           <w:rStyle w:val="NormalTok"/>
         </w:rPr>
-        <w:t xml:space="preserve"> sun, </w:t>
+        <w:t xml:space="preserve"> side, </w:t>
       </w:r>
       <w:r>
         <w:rPr>
@@ -7531,7 +7977,7 @@
         <w:rPr>
           <w:rStyle w:val="NormalTok"/>
         </w:rPr>
-        <w:t xml:space="preserve"> length_mm)) </w:t>
+        <w:t xml:space="preserve"> needle_length_mm)) </w:t>
       </w:r>
       <w:r>
         <w:rPr>
@@ -7786,18 +8232,18 @@
           <wp:inline>
             <wp:extent cx="2935866" cy="2018408"/>
             <wp:effectExtent b="0" l="0" r="0" t="0"/>
-            <wp:docPr descr="" title="" id="103" name="Picture"/>
+            <wp:docPr descr="" title="" id="106" name="Picture"/>
             <a:graphic>
               <a:graphicData uri="http://schemas.openxmlformats.org/drawingml/2006/picture">
                 <pic:pic>
                   <pic:nvPicPr>
-                    <pic:cNvPr descr="getting_started_lecture_files/figure-docx/unnamed-chunk-5-1.png" id="104" name="Picture"/>
+                    <pic:cNvPr descr="getting_started_lecture_files/figure-docx/getting-started-05-1.png" id="107" name="Picture"/>
                     <pic:cNvPicPr>
                       <a:picLocks noChangeArrowheads="1" noChangeAspect="1"/>
                     </pic:cNvPicPr>
                   </pic:nvPicPr>
                   <pic:blipFill>
-                    <a:blip r:embed="rId102"/>
+                    <a:blip r:embed="rId105"/>
                     <a:stretch>
                       <a:fillRect/>
                     </a:stretch>
@@ -7865,12 +8311,12 @@
                 <wp:inline>
                   <wp:extent cx="152400" cy="152400"/>
                   <wp:effectExtent b="0" l="0" r="0" t="0"/>
-                  <wp:docPr descr="" title="" id="105" name="Picture"/>
+                  <wp:docPr descr="" title="" id="108" name="Picture"/>
                   <a:graphic>
                     <a:graphicData uri="http://schemas.openxmlformats.org/drawingml/2006/picture">
                       <pic:pic>
                         <pic:nvPicPr>
-                          <pic:cNvPr descr="/Applications/Positron.app/Contents/Resources/app/quarto/share/formats/docx/tip.png" id="106" name="Picture"/>
+                          <pic:cNvPr descr="/Applications/Positron.app/Contents/Resources/app/quarto/share/formats/docx/tip.png" id="109" name="Picture"/>
                           <pic:cNvPicPr>
                             <a:picLocks noChangeArrowheads="1" noChangeAspect="1"/>
                           </pic:cNvPicPr>
@@ -7957,7 +8403,7 @@
               <w:rPr>
                 <w:rStyle w:val="VerbatimChar"/>
               </w:rPr>
-              <w:t xml:space="preserve">sun</w:t>
+              <w:t xml:space="preserve">side</w:t>
             </w:r>
             <w:r>
               <w:t xml:space="preserve"> </w:t>
@@ -7972,10 +8418,26 @@
               <w:rPr>
                 <w:rStyle w:val="VerbatimChar"/>
               </w:rPr>
-              <w:t xml:space="preserve">group</w:t>
-            </w:r>
-            <w:r>
-              <w:t xml:space="preserve">. What does that plot tell you instead?</w:t>
+              <w:t xml:space="preserve">team</w:t>
+            </w:r>
+            <w:r>
+              <w:t xml:space="preserve">. That plot answers a different question —</w:t>
+            </w:r>
+            <w:r>
+              <w:t xml:space="preserve"> </w:t>
+            </w:r>
+            <w:r>
+              <w:rPr>
+                <w:i/>
+                <w:iCs/>
+              </w:rPr>
+              <w:t xml:space="preserve">how much do the four teams differ from each other?</w:t>
+            </w:r>
+            <w:r>
+              <w:t xml:space="preserve"> </w:t>
+            </w:r>
+            <w:r>
+              <w:t xml:space="preserve">Keep the answer in mind for the next slide.</w:t>
             </w:r>
           </w:p>
           <w:p/>
@@ -8023,12 +8485,12 @@
                 <wp:inline>
                   <wp:extent cx="152400" cy="152400"/>
                   <wp:effectExtent b="0" l="0" r="0" t="0"/>
-                  <wp:docPr descr="" title="" id="107" name="Picture"/>
+                  <wp:docPr descr="" title="" id="110" name="Picture"/>
                   <a:graphic>
                     <a:graphicData uri="http://schemas.openxmlformats.org/drawingml/2006/picture">
                       <pic:pic>
                         <pic:nvPicPr>
-                          <pic:cNvPr descr="/Applications/Positron.app/Contents/Resources/app/quarto/share/formats/docx/note.png" id="108" name="Picture"/>
+                          <pic:cNvPr descr="/Applications/Positron.app/Contents/Resources/app/quarto/share/formats/docx/note.png" id="111" name="Picture"/>
                           <pic:cNvPicPr>
                             <a:picLocks noChangeArrowheads="1" noChangeAspect="1"/>
                           </pic:cNvPicPr>
@@ -8113,40 +8575,56 @@
         </w:tc>
       </w:tr>
     </w:tbl>
-    <w:bookmarkEnd w:id="109"/>
-    <w:bookmarkStart w:id="114" w:name="save-your-plot"/>
+    <w:bookmarkEnd w:id="112"/>
+    <w:bookmarkStart w:id="113" w:name="part-5-64-rows-but-how-many-observations"/>
     <w:p>
       <w:pPr>
         <w:pStyle w:val="Heading2"/>
       </w:pPr>
       <w:r>
-        <w:t xml:space="preserve">Save your plot</w:t>
+        <w:t xml:space="preserve">Part 5 · 64 Rows, But How Many Observations?</w:t>
+      </w:r>
+    </w:p>
+    <w:bookmarkEnd w:id="113"/>
+    <w:bookmarkStart w:id="119" w:name="the-tempting-wrong-picture"/>
+    <w:p>
+      <w:pPr>
+        <w:pStyle w:val="Heading2"/>
+      </w:pPr>
+      <w:r>
+        <w:t xml:space="preserve">The tempting (wrong) picture</w:t>
       </w:r>
     </w:p>
     <w:p>
       <w:pPr>
+        <w:pStyle w:val="FirstParagraph"/>
+      </w:pPr>
+      <w:r>
+        <w:t xml:space="preserve">The boxplot you just made pooled all</w:t>
+      </w:r>
+      <w:r>
+        <w:t xml:space="preserve"> </w:t>
+      </w:r>
+      <w:r>
+        <w:rPr>
+          <w:b/>
+          <w:bCs/>
+        </w:rPr>
+        <w:t xml:space="preserve">64 needles</w:t>
+      </w:r>
+      <w:r>
+        <w:t xml:space="preserve"> </w:t>
+      </w:r>
+      <w:r>
+        <w:t xml:space="preserve">as if each were an independent measurement:</w:t>
+      </w:r>
+    </w:p>
+    <w:p>
+      <w:pPr>
         <w:pStyle w:val="SourceCode"/>
       </w:pPr>
       <w:r>
         <w:rPr>
-          <w:rStyle w:val="NormalTok"/>
-        </w:rPr>
-        <w:t xml:space="preserve">needle_plot </w:t>
-      </w:r>
-      <w:r>
-        <w:rPr>
-          <w:rStyle w:val="OtherTok"/>
-        </w:rPr>
-        <w:t xml:space="preserve">&lt;-</w:t>
-      </w:r>
-      <w:r>
-        <w:rPr>
-          <w:rStyle w:val="NormalTok"/>
-        </w:rPr>
-        <w:t xml:space="preserve"> </w:t>
-      </w:r>
-      <w:r>
-        <w:rPr>
           <w:rStyle w:val="FunctionTok"/>
         </w:rPr>
         <w:t xml:space="preserve">ggplot</w:t>
@@ -8179,7 +8657,7 @@
         <w:rPr>
           <w:rStyle w:val="NormalTok"/>
         </w:rPr>
-        <w:t xml:space="preserve"> sun, </w:t>
+        <w:t xml:space="preserve"> side, </w:t>
       </w:r>
       <w:r>
         <w:rPr>
@@ -8191,7 +8669,7 @@
         <w:rPr>
           <w:rStyle w:val="NormalTok"/>
         </w:rPr>
-        <w:t xml:space="preserve"> length_mm)) </w:t>
+        <w:t xml:space="preserve"> needle_length_mm)) </w:t>
       </w:r>
       <w:r>
         <w:rPr>
@@ -8218,7 +8696,31 @@
         <w:rPr>
           <w:rStyle w:val="NormalTok"/>
         </w:rPr>
-        <w:t xml:space="preserve">() </w:t>
+        <w:t xml:space="preserve">(</w:t>
+      </w:r>
+      <w:r>
+        <w:rPr>
+          <w:rStyle w:val="AttributeTok"/>
+        </w:rPr>
+        <w:t xml:space="preserve">outlier.shape =</w:t>
+      </w:r>
+      <w:r>
+        <w:rPr>
+          <w:rStyle w:val="NormalTok"/>
+        </w:rPr>
+        <w:t xml:space="preserve"> </w:t>
+      </w:r>
+      <w:r>
+        <w:rPr>
+          <w:rStyle w:val="ConstantTok"/>
+        </w:rPr>
+        <w:t xml:space="preserve">NA</w:t>
+      </w:r>
+      <w:r>
+        <w:rPr>
+          <w:rStyle w:val="NormalTok"/>
+        </w:rPr>
+        <w:t xml:space="preserve">) </w:t>
       </w:r>
       <w:r>
         <w:rPr>
@@ -8249,8 +8751,32 @@
       </w:r>
       <w:r>
         <w:rPr>
+          <w:rStyle w:val="FunctionTok"/>
+        </w:rPr>
+        <w:t xml:space="preserve">aes</w:t>
+      </w:r>
+      <w:r>
+        <w:rPr>
+          <w:rStyle w:val="NormalTok"/>
+        </w:rPr>
+        <w:t xml:space="preserve">(</w:t>
+      </w:r>
+      <w:r>
+        <w:rPr>
           <w:rStyle w:val="AttributeTok"/>
         </w:rPr>
+        <w:t xml:space="preserve">color =</w:t>
+      </w:r>
+      <w:r>
+        <w:rPr>
+          <w:rStyle w:val="NormalTok"/>
+        </w:rPr>
+        <w:t xml:space="preserve"> team), </w:t>
+      </w:r>
+      <w:r>
+        <w:rPr>
+          <w:rStyle w:val="AttributeTok"/>
+        </w:rPr>
         <w:t xml:space="preserve">width =</w:t>
       </w:r>
       <w:r>
@@ -8287,7 +8813,58 @@
         <w:rPr>
           <w:rStyle w:val="FloatTok"/>
         </w:rPr>
-        <w:t xml:space="preserve">0.6</w:t>
+        <w:t xml:space="preserve">0.8</w:t>
+      </w:r>
+      <w:r>
+        <w:rPr>
+          <w:rStyle w:val="NormalTok"/>
+        </w:rPr>
+        <w:t xml:space="preserve">) </w:t>
+      </w:r>
+      <w:r>
+        <w:rPr>
+          <w:rStyle w:val="SpecialCharTok"/>
+        </w:rPr>
+        <w:t xml:space="preserve">+</w:t>
+      </w:r>
+      <w:r>
+        <w:br/>
+      </w:r>
+      <w:r>
+        <w:rPr>
+          <w:rStyle w:val="NormalTok"/>
+        </w:rPr>
+        <w:t xml:space="preserve">  </w:t>
+      </w:r>
+      <w:r>
+        <w:rPr>
+          <w:rStyle w:val="FunctionTok"/>
+        </w:rPr>
+        <w:t xml:space="preserve">labs</w:t>
+      </w:r>
+      <w:r>
+        <w:rPr>
+          <w:rStyle w:val="NormalTok"/>
+        </w:rPr>
+        <w:t xml:space="preserve">(</w:t>
+      </w:r>
+      <w:r>
+        <w:rPr>
+          <w:rStyle w:val="AttributeTok"/>
+        </w:rPr>
+        <w:t xml:space="preserve">x =</w:t>
+      </w:r>
+      <w:r>
+        <w:rPr>
+          <w:rStyle w:val="NormalTok"/>
+        </w:rPr>
+        <w:t xml:space="preserve"> </w:t>
+      </w:r>
+      <w:r>
+        <w:rPr>
+          <w:rStyle w:val="StringTok"/>
+        </w:rPr>
+        <w:t xml:space="preserve">"Sun exposure"</w:t>
       </w:r>
       <w:r>
         <w:rPr>
@@ -8299,6 +8876,30 @@
         <w:rPr>
           <w:rStyle w:val="AttributeTok"/>
         </w:rPr>
+        <w:t xml:space="preserve">y =</w:t>
+      </w:r>
+      <w:r>
+        <w:rPr>
+          <w:rStyle w:val="NormalTok"/>
+        </w:rPr>
+        <w:t xml:space="preserve"> </w:t>
+      </w:r>
+      <w:r>
+        <w:rPr>
+          <w:rStyle w:val="StringTok"/>
+        </w:rPr>
+        <w:t xml:space="preserve">"Needle length (mm)"</w:t>
+      </w:r>
+      <w:r>
+        <w:rPr>
+          <w:rStyle w:val="NormalTok"/>
+        </w:rPr>
+        <w:t xml:space="preserve">, </w:t>
+      </w:r>
+      <w:r>
+        <w:rPr>
+          <w:rStyle w:val="AttributeTok"/>
+        </w:rPr>
         <w:t xml:space="preserve">color =</w:t>
       </w:r>
       <w:r>
@@ -8311,82 +8912,7 @@
         <w:rPr>
           <w:rStyle w:val="StringTok"/>
         </w:rPr>
-        <w:t xml:space="preserve">"tomato"</w:t>
-      </w:r>
-      <w:r>
-        <w:rPr>
-          <w:rStyle w:val="NormalTok"/>
-        </w:rPr>
-        <w:t xml:space="preserve">) </w:t>
-      </w:r>
-      <w:r>
-        <w:rPr>
-          <w:rStyle w:val="SpecialCharTok"/>
-        </w:rPr>
-        <w:t xml:space="preserve">+</w:t>
-      </w:r>
-      <w:r>
-        <w:br/>
-      </w:r>
-      <w:r>
-        <w:rPr>
-          <w:rStyle w:val="NormalTok"/>
-        </w:rPr>
-        <w:t xml:space="preserve">  </w:t>
-      </w:r>
-      <w:r>
-        <w:rPr>
-          <w:rStyle w:val="FunctionTok"/>
-        </w:rPr>
-        <w:t xml:space="preserve">labs</w:t>
-      </w:r>
-      <w:r>
-        <w:rPr>
-          <w:rStyle w:val="NormalTok"/>
-        </w:rPr>
-        <w:t xml:space="preserve">(</w:t>
-      </w:r>
-      <w:r>
-        <w:rPr>
-          <w:rStyle w:val="AttributeTok"/>
-        </w:rPr>
-        <w:t xml:space="preserve">x =</w:t>
-      </w:r>
-      <w:r>
-        <w:rPr>
-          <w:rStyle w:val="NormalTok"/>
-        </w:rPr>
-        <w:t xml:space="preserve"> </w:t>
-      </w:r>
-      <w:r>
-        <w:rPr>
-          <w:rStyle w:val="StringTok"/>
-        </w:rPr>
-        <w:t xml:space="preserve">"Sun exposure"</w:t>
-      </w:r>
-      <w:r>
-        <w:rPr>
-          <w:rStyle w:val="NormalTok"/>
-        </w:rPr>
-        <w:t xml:space="preserve">, </w:t>
-      </w:r>
-      <w:r>
-        <w:rPr>
-          <w:rStyle w:val="AttributeTok"/>
-        </w:rPr>
-        <w:t xml:space="preserve">y =</w:t>
-      </w:r>
-      <w:r>
-        <w:rPr>
-          <w:rStyle w:val="NormalTok"/>
-        </w:rPr>
-        <w:t xml:space="preserve"> </w:t>
-      </w:r>
-      <w:r>
-        <w:rPr>
-          <w:rStyle w:val="StringTok"/>
-        </w:rPr>
-        <w:t xml:space="preserve">"Needle length (mm)"</w:t>
+        <w:t xml:space="preserve">"Team"</w:t>
       </w:r>
       <w:r>
         <w:rPr>
@@ -8394,161 +8920,88 @@
         </w:rPr>
         <w:t xml:space="preserve">)</w:t>
       </w:r>
-      <w:r>
-        <w:br/>
-      </w:r>
-      <w:r>
-        <w:br/>
-      </w:r>
-      <w:r>
-        <w:rPr>
-          <w:rStyle w:val="FunctionTok"/>
-        </w:rPr>
-        <w:t xml:space="preserve">ggsave</w:t>
-      </w:r>
-      <w:r>
-        <w:rPr>
-          <w:rStyle w:val="NormalTok"/>
-        </w:rPr>
-        <w:t xml:space="preserve">(</w:t>
-      </w:r>
-      <w:r>
-        <w:rPr>
-          <w:rStyle w:val="StringTok"/>
-        </w:rPr>
-        <w:t xml:space="preserve">"figures/needle_length.png"</w:t>
-      </w:r>
-      <w:r>
-        <w:rPr>
-          <w:rStyle w:val="NormalTok"/>
-        </w:rPr>
-        <w:t xml:space="preserve">,</w:t>
-      </w:r>
-      <w:r>
-        <w:br/>
-      </w:r>
-      <w:r>
-        <w:rPr>
-          <w:rStyle w:val="NormalTok"/>
-        </w:rPr>
-        <w:t xml:space="preserve">       </w:t>
-      </w:r>
-      <w:r>
-        <w:rPr>
-          <w:rStyle w:val="AttributeTok"/>
-        </w:rPr>
-        <w:t xml:space="preserve">plot =</w:t>
-      </w:r>
-      <w:r>
-        <w:rPr>
-          <w:rStyle w:val="NormalTok"/>
-        </w:rPr>
-        <w:t xml:space="preserve"> needle_plot,</w:t>
-      </w:r>
-      <w:r>
-        <w:br/>
-      </w:r>
-      <w:r>
-        <w:rPr>
-          <w:rStyle w:val="NormalTok"/>
-        </w:rPr>
-        <w:t xml:space="preserve">       </w:t>
-      </w:r>
-      <w:r>
-        <w:rPr>
-          <w:rStyle w:val="AttributeTok"/>
-        </w:rPr>
-        <w:t xml:space="preserve">width =</w:t>
-      </w:r>
-      <w:r>
-        <w:rPr>
-          <w:rStyle w:val="NormalTok"/>
-        </w:rPr>
-        <w:t xml:space="preserve"> </w:t>
-      </w:r>
-      <w:r>
-        <w:rPr>
-          <w:rStyle w:val="DecValTok"/>
-        </w:rPr>
-        <w:t xml:space="preserve">3</w:t>
-      </w:r>
-      <w:r>
-        <w:rPr>
-          <w:rStyle w:val="NormalTok"/>
-        </w:rPr>
-        <w:t xml:space="preserve">, </w:t>
-      </w:r>
-      <w:r>
-        <w:rPr>
-          <w:rStyle w:val="AttributeTok"/>
-        </w:rPr>
-        <w:t xml:space="preserve">height =</w:t>
-      </w:r>
-      <w:r>
-        <w:rPr>
-          <w:rStyle w:val="NormalTok"/>
-        </w:rPr>
-        <w:t xml:space="preserve"> </w:t>
-      </w:r>
-      <w:r>
-        <w:rPr>
-          <w:rStyle w:val="DecValTok"/>
-        </w:rPr>
-        <w:t xml:space="preserve">3</w:t>
-      </w:r>
-      <w:r>
-        <w:rPr>
-          <w:rStyle w:val="NormalTok"/>
-        </w:rPr>
-        <w:t xml:space="preserve">, </w:t>
-      </w:r>
-      <w:r>
-        <w:rPr>
-          <w:rStyle w:val="AttributeTok"/>
-        </w:rPr>
-        <w:t xml:space="preserve">units =</w:t>
-      </w:r>
-      <w:r>
-        <w:rPr>
-          <w:rStyle w:val="NormalTok"/>
-        </w:rPr>
-        <w:t xml:space="preserve"> </w:t>
-      </w:r>
-      <w:r>
-        <w:rPr>
-          <w:rStyle w:val="StringTok"/>
-        </w:rPr>
-        <w:t xml:space="preserve">"in"</w:t>
-      </w:r>
-      <w:r>
-        <w:rPr>
-          <w:rStyle w:val="NormalTok"/>
-        </w:rPr>
-        <w:t xml:space="preserve">, </w:t>
-      </w:r>
-      <w:r>
-        <w:rPr>
-          <w:rStyle w:val="AttributeTok"/>
-        </w:rPr>
-        <w:t xml:space="preserve">dpi =</w:t>
-      </w:r>
-      <w:r>
-        <w:rPr>
-          <w:rStyle w:val="NormalTok"/>
-        </w:rPr>
-        <w:t xml:space="preserve"> </w:t>
-      </w:r>
-      <w:r>
-        <w:rPr>
-          <w:rStyle w:val="DecValTok"/>
-        </w:rPr>
-        <w:t xml:space="preserve">300</w:t>
-      </w:r>
-      <w:r>
-        <w:rPr>
-          <w:rStyle w:val="NormalTok"/>
-        </w:rPr>
-        <w:t xml:space="preserve">)</w:t>
+    </w:p>
+    <w:p>
+      <w:pPr>
+        <w:pStyle w:val="FirstParagraph"/>
+      </w:pPr>
+      <w:r>
+        <w:drawing>
+          <wp:inline>
+            <wp:extent cx="2935866" cy="2018408"/>
+            <wp:effectExtent b="0" l="0" r="0" t="0"/>
+            <wp:docPr descr="" title="" id="115" name="Picture"/>
+            <a:graphic>
+              <a:graphicData uri="http://schemas.openxmlformats.org/drawingml/2006/picture">
+                <pic:pic>
+                  <pic:nvPicPr>
+                    <pic:cNvPr descr="getting_started_lecture_files/figure-docx/getting-started-06-1.png" id="116" name="Picture"/>
+                    <pic:cNvPicPr>
+                      <a:picLocks noChangeArrowheads="1" noChangeAspect="1"/>
+                    </pic:cNvPicPr>
+                  </pic:nvPicPr>
+                  <pic:blipFill>
+                    <a:blip r:embed="rId114"/>
+                    <a:stretch>
+                      <a:fillRect/>
+                    </a:stretch>
+                  </pic:blipFill>
+                  <pic:spPr bwMode="auto">
+                    <a:xfrm>
+                      <a:off x="0" y="0"/>
+                      <a:ext cx="2935866" cy="2018408"/>
+                    </a:xfrm>
+                    <a:prstGeom prst="rect">
+                      <a:avLst/>
+                    </a:prstGeom>
+                    <a:noFill/>
+                    <a:ln w="9525">
+                      <a:noFill/>
+                      <a:headEnd/>
+                      <a:tailEnd/>
+                    </a:ln>
+                  </pic:spPr>
+                </pic:pic>
+              </a:graphicData>
+            </a:graphic>
+          </wp:inline>
+        </w:drawing>
+      </w:r>
+    </w:p>
+    <w:p>
+      <w:pPr>
+        <w:pStyle w:val="BodyText"/>
+      </w:pPr>
+      <w:r>
+        <w:t xml:space="preserve">Colour by</w:t>
+      </w:r>
+      <w:r>
+        <w:t xml:space="preserve"> </w:t>
+      </w:r>
+      <w:r>
+        <w:rPr>
+          <w:rStyle w:val="VerbatimChar"/>
+        </w:rPr>
+        <w:t xml:space="preserve">team</w:t>
+      </w:r>
+      <w:r>
+        <w:t xml:space="preserve"> </w:t>
+      </w:r>
+      <w:r>
+        <w:t xml:space="preserve">and the problem jumps out: the four teams sit in</w:t>
+      </w:r>
+      <w:r>
+        <w:t xml:space="preserve"> </w:t>
+      </w:r>
+      <w:r>
+        <w:rPr>
+          <w:b/>
+          <w:bCs/>
+        </w:rPr>
+        <w:t xml:space="preserve">different bands</w:t>
+      </w:r>
+      <w:r>
+        <w:t xml:space="preserve">. A needle is not independent of the other seven from the same tree.</w:t>
       </w:r>
     </w:p>
     <w:tbl>
@@ -8556,10 +9009,10 @@
         <w:tblStyle w:val="Table"/>
         <w:tblLook w:firstRow="0" w:lastRow="0" w:firstColumn="0" w:lastColumn="0" w:noHBand="0" w:noVBand="0" w:val="0000"/>
         <w:tblBorders>
-          <w:top w:val="single" w:sz="4" w:space="0" w:color="EB9113"/>
-          <w:left w:val="single" w:sz="24" w:space="0" w:color="EB9113"/>
-          <w:bottom w:val="single" w:sz="4" w:space="0" w:color="EB9113"/>
-          <w:right w:val="single" w:sz="4" w:space="0" w:color="EB9113"/>
+          <w:top w:val="single" w:sz="4" w:space="0" w:color="CC1914"/>
+          <w:left w:val="single" w:sz="24" w:space="0" w:color="CC1914"/>
+          <w:bottom w:val="single" w:sz="4" w:space="0" w:color="CC1914"/>
+          <w:right w:val="single" w:sz="4" w:space="0" w:color="CC1914"/>
         </w:tblBorders>
         <w:tblCellMar>
           <w:left w:w="144" w:type="dxa"/>
@@ -8573,7 +9026,7 @@
         </w:trPr>
         <w:tc>
           <w:tcPr>
-            <w:shd w:color="auto" w:fill="fcefdc" w:val="clear"/>
+            <w:shd w:color="auto" w:fill="f7dddc" w:val="clear"/>
             <w:tcMar>
               <w:top w:w="92" w:type="dxa"/>
               <w:bottom w:w="92" w:type="dxa"/>
@@ -8581,7 +9034,7 @@
           </w:tcPr>
           <w:p>
             <w:pPr>
-              <w:pStyle w:val="FirstParagraph"/>
+              <w:pStyle w:val="BodyText"/>
             </w:pPr>
             <w:pPr>
               <w:spacing w:before="0" w:after="0"/>
@@ -8592,18 +9045,18 @@
                 <wp:inline>
                   <wp:extent cx="152400" cy="152400"/>
                   <wp:effectExtent b="0" l="0" r="0" t="0"/>
-                  <wp:docPr descr="" title="" id="110" name="Picture"/>
+                  <wp:docPr descr="" title="" id="117" name="Picture"/>
                   <a:graphic>
                     <a:graphicData uri="http://schemas.openxmlformats.org/drawingml/2006/picture">
                       <pic:pic>
                         <pic:nvPicPr>
-                          <pic:cNvPr descr="/Applications/Positron.app/Contents/Resources/app/quarto/share/formats/docx/warning.png" id="111" name="Picture"/>
+                          <pic:cNvPr descr="/Applications/Positron.app/Contents/Resources/app/quarto/share/formats/docx/important.png" id="118" name="Picture"/>
                           <pic:cNvPicPr>
                             <a:picLocks noChangeArrowheads="1" noChangeAspect="1"/>
                           </pic:cNvPicPr>
                         </pic:nvPicPr>
                         <pic:blipFill>
-                          <a:blip r:embed="rId62"/>
+                          <a:blip r:embed="rId9"/>
                           <a:stretch>
                             <a:fillRect/>
                           </a:stretch>
@@ -8636,7 +9089,7 @@
               <w:t xml:space="preserve"> </w:t>
             </w:r>
             <w:r>
-              <w:t xml:space="preserve">Warning</w:t>
+              <w:t xml:space="preserve">Important</w:t>
             </w:r>
           </w:p>
         </w:tc>
@@ -8664,7 +9117,7 @@
                 <w:b/>
                 <w:bCs/>
               </w:rPr>
-              <w:t xml:space="preserve">⚠️ Watch out!</w:t>
+              <w:t xml:space="preserve">⚠️ Pseudoreplication</w:t>
             </w:r>
           </w:p>
           <w:p>
@@ -8675,16 +9128,7 @@
               <w:spacing w:after="16"/>
             </w:pPr>
             <w:r>
-              <w:rPr>
-                <w:rStyle w:val="VerbatimChar"/>
-              </w:rPr>
-              <w:t xml:space="preserve">ggsave()</w:t>
-            </w:r>
-            <w:r>
-              <w:t xml:space="preserve"> </w:t>
-            </w:r>
-            <w:r>
-              <w:t xml:space="preserve">wants the</w:t>
+              <w:t xml:space="preserve">We have</w:t>
             </w:r>
             <w:r>
               <w:t xml:space="preserve"> </w:t>
@@ -8694,702 +9138,16 @@
                 <w:b/>
                 <w:bCs/>
               </w:rPr>
-              <w:t xml:space="preserve">filename first</w:t>
-            </w:r>
-            <w:r>
-              <w:t xml:space="preserve">, then</w:t>
-            </w:r>
-            <w:r>
-              <w:t xml:space="preserve"> </w:t>
-            </w:r>
-            <w:r>
-              <w:rPr>
-                <w:rStyle w:val="VerbatimChar"/>
-              </w:rPr>
-              <w:t xml:space="preserve">plot =</w:t>
-            </w:r>
-            <w:r>
-              <w:t xml:space="preserve">. Always use</w:t>
-            </w:r>
-            <w:r>
-              <w:t xml:space="preserve"> </w:t>
-            </w:r>
-            <w:r>
-              <w:rPr>
-                <w:rStyle w:val="VerbatimChar"/>
-              </w:rPr>
-              <w:t xml:space="preserve">dpi = 300</w:t>
-            </w:r>
-            <w:r>
-              <w:t xml:space="preserve"> </w:t>
-            </w:r>
-            <w:r>
-              <w:t xml:space="preserve">— print/poster quality.</w:t>
-            </w:r>
-          </w:p>
-          <w:p/>
-        </w:tc>
-      </w:tr>
-    </w:tbl>
-    <w:tbl>
-      <w:tblPr>
-        <w:tblStyle w:val="Table"/>
-        <w:tblLook w:firstRow="0" w:lastRow="0" w:firstColumn="0" w:lastColumn="0" w:noHBand="0" w:noVBand="0" w:val="0000"/>
-        <w:tblBorders>
-          <w:top w:val="single" w:sz="4" w:space="0" w:color="0758E5"/>
-          <w:left w:val="single" w:sz="24" w:space="0" w:color="0758E5"/>
-          <w:bottom w:val="single" w:sz="4" w:space="0" w:color="0758E5"/>
-          <w:right w:val="single" w:sz="4" w:space="0" w:color="0758E5"/>
-        </w:tblBorders>
-        <w:tblCellMar>
-          <w:left w:w="144" w:type="dxa"/>
-          <w:right w:w="144" w:type="dxa"/>
-        </w:tblCellMar>
-        <w:tblLook w:firstRow="0" w:lastRow="0" w:firstColumn="0" w:lastColumn="0" w:noHBand="0" w:noVBand="0" w:val="0000"/>
-      </w:tblPr>
-      <w:tr>
-        <w:trPr>
-          <w:cantSplit/>
-        </w:trPr>
-        <w:tc>
-          <w:tcPr>
-            <w:shd w:color="auto" w:fill="dae6fb" w:val="clear"/>
-            <w:tcMar>
-              <w:top w:w="92" w:type="dxa"/>
-              <w:bottom w:w="92" w:type="dxa"/>
-            </w:tcMar>
-          </w:tcPr>
-          <w:p>
-            <w:pPr>
-              <w:pStyle w:val="BodyText"/>
-            </w:pPr>
-            <w:pPr>
-              <w:spacing w:before="0" w:after="0"/>
-              <w:textAlignment w:val="center"/>
-            </w:pPr>
-            <w:r>
-              <w:drawing>
-                <wp:inline>
-                  <wp:extent cx="152400" cy="152400"/>
-                  <wp:effectExtent b="0" l="0" r="0" t="0"/>
-                  <wp:docPr descr="" title="" id="112" name="Picture"/>
-                  <a:graphic>
-                    <a:graphicData uri="http://schemas.openxmlformats.org/drawingml/2006/picture">
-                      <pic:pic>
-                        <pic:nvPicPr>
-                          <pic:cNvPr descr="/Applications/Positron.app/Contents/Resources/app/quarto/share/formats/docx/note.png" id="113" name="Picture"/>
-                          <pic:cNvPicPr>
-                            <a:picLocks noChangeArrowheads="1" noChangeAspect="1"/>
-                          </pic:cNvPicPr>
-                        </pic:nvPicPr>
-                        <pic:blipFill>
-                          <a:blip r:embed="rId12"/>
-                          <a:stretch>
-                            <a:fillRect/>
-                          </a:stretch>
-                        </pic:blipFill>
-                        <pic:spPr bwMode="auto">
-                          <a:xfrm>
-                            <a:off x="0" y="0"/>
-                            <a:ext cx="152400" cy="152400"/>
-                          </a:xfrm>
-                          <a:prstGeom prst="rect">
-                            <a:avLst/>
-                          </a:prstGeom>
-                          <a:noFill/>
-                          <a:ln w="9525">
-                            <a:noFill/>
-                            <a:headEnd/>
-                            <a:tailEnd/>
-                          </a:ln>
-                        </pic:spPr>
-                      </pic:pic>
-                    </a:graphicData>
-                  </a:graphic>
-                </wp:inline>
-              </w:drawing>
-            </w:r>
-            <w:r>
-              <w:t xml:space="preserve"> </w:t>
-            </w:r>
-            <w:r>
-              <w:t xml:space="preserve"> </w:t>
-            </w:r>
-            <w:r>
-              <w:t xml:space="preserve">Note</w:t>
-            </w:r>
-          </w:p>
-        </w:tc>
-      </w:tr>
-      <w:tr>
-        <w:trPr>
-          <w:cantSplit/>
-        </w:trPr>
-        <w:tc>
-          <w:tcPr>
-            <w:tcMar>
-              <w:top w:w="108" w:type="dxa"/>
-              <w:bottom w:w="108" w:type="dxa"/>
-            </w:tcMar>
-          </w:tcPr>
-          <w:p>
-            <w:pPr>
-              <w:pStyle w:val="BodyText"/>
-            </w:pPr>
-            <w:pPr>
-              <w:spacing w:before="16"/>
-            </w:pPr>
-            <w:r>
-              <w:rPr>
-                <w:b/>
-                <w:bCs/>
-              </w:rPr>
-              <w:t xml:space="preserve">📖 File format tip</w:t>
-            </w:r>
-          </w:p>
-          <w:p>
-            <w:pPr>
-              <w:pStyle w:val="BodyText"/>
-            </w:pPr>
-            <w:pPr>
-              <w:spacing w:after="16"/>
-            </w:pPr>
-            <w:r>
-              <w:t xml:space="preserve">Save figures as</w:t>
-            </w:r>
-            <w:r>
-              <w:t xml:space="preserve"> </w:t>
-            </w:r>
-            <w:r>
-              <w:rPr>
-                <w:b/>
-                <w:bCs/>
-              </w:rPr>
-              <w:t xml:space="preserve">PNG</w:t>
-            </w:r>
-            <w:r>
-              <w:t xml:space="preserve"> </w:t>
-            </w:r>
-            <w:r>
-              <w:t xml:space="preserve">for reports and submissions.</w:t>
-            </w:r>
-          </w:p>
-          <w:p/>
-        </w:tc>
-      </w:tr>
-    </w:tbl>
-    <w:bookmarkEnd w:id="114"/>
-    <w:bookmarkStart w:id="119" w:name="wrap-up"/>
-    <w:p>
-      <w:pPr>
-        <w:pStyle w:val="Heading2"/>
-      </w:pPr>
-      <w:r>
-        <w:t xml:space="preserve">Wrap-up</w:t>
-      </w:r>
-    </w:p>
-    <w:p>
-      <w:pPr>
-        <w:pStyle w:val="FirstParagraph"/>
-      </w:pPr>
-      <w:r>
-        <w:t xml:space="preserve">Today you:</w:t>
-      </w:r>
-    </w:p>
-    <w:p>
-      <w:pPr>
-        <w:pStyle w:val="Compact"/>
-        <w:numPr>
-          <w:ilvl w:val="0"/>
-          <w:numId w:val="1021"/>
-        </w:numPr>
-      </w:pPr>
-      <w:r>
-        <w:t xml:space="preserve">Turned a question into a testable</w:t>
-      </w:r>
-      <w:r>
-        <w:t xml:space="preserve"> </w:t>
-      </w:r>
-      <w:r>
-        <w:rPr>
-          <w:b/>
-          <w:bCs/>
-        </w:rPr>
-        <w:t xml:space="preserve">H₀ / Hₐ</w:t>
-      </w:r>
-    </w:p>
-    <w:p>
-      <w:pPr>
-        <w:pStyle w:val="Compact"/>
-        <w:numPr>
-          <w:ilvl w:val="0"/>
-          <w:numId w:val="1021"/>
-        </w:numPr>
-      </w:pPr>
-      <w:r>
-        <w:t xml:space="preserve">Organized a project folder with</w:t>
-      </w:r>
-      <w:r>
-        <w:t xml:space="preserve"> </w:t>
-      </w:r>
-      <w:r>
-        <w:rPr>
-          <w:b/>
-          <w:bCs/>
-        </w:rPr>
-        <w:t xml:space="preserve">data/scripts/figures</w:t>
-      </w:r>
-    </w:p>
-    <w:p>
-      <w:pPr>
-        <w:pStyle w:val="Compact"/>
-        <w:numPr>
-          <w:ilvl w:val="0"/>
-          <w:numId w:val="1021"/>
-        </w:numPr>
-      </w:pPr>
-      <w:r>
-        <w:t xml:space="preserve">Ran your first R code — objects, functions, vectors, packages</w:t>
-      </w:r>
-    </w:p>
-    <w:p>
-      <w:pPr>
-        <w:pStyle w:val="Compact"/>
-        <w:numPr>
-          <w:ilvl w:val="0"/>
-          <w:numId w:val="1021"/>
-        </w:numPr>
-      </w:pPr>
-      <w:r>
-        <w:t xml:space="preserve">Loaded real data and made — and saved — your</w:t>
-      </w:r>
-      <w:r>
-        <w:t xml:space="preserve"> </w:t>
-      </w:r>
-      <w:r>
-        <w:rPr>
-          <w:b/>
-          <w:bCs/>
-        </w:rPr>
-        <w:t xml:space="preserve">first</w:t>
-      </w:r>
-      <w:r>
-        <w:rPr>
-          <w:b/>
-          <w:bCs/>
-        </w:rPr>
-        <w:t xml:space="preserve"> </w:t>
-      </w:r>
-      <w:r>
-        <w:rPr>
-          <w:rStyle w:val="VerbatimChar"/>
-          <w:b/>
-          <w:bCs/>
-        </w:rPr>
-        <w:t xml:space="preserve">ggplot</w:t>
-      </w:r>
-    </w:p>
-    <w:tbl>
-      <w:tblPr>
-        <w:tblStyle w:val="Table"/>
-        <w:tblLook w:firstRow="0" w:lastRow="0" w:firstColumn="0" w:lastColumn="0" w:noHBand="0" w:noVBand="0" w:val="0000"/>
-        <w:tblBorders>
-          <w:top w:val="single" w:sz="4" w:space="0" w:color="00A047"/>
-          <w:left w:val="single" w:sz="24" w:space="0" w:color="00A047"/>
-          <w:bottom w:val="single" w:sz="4" w:space="0" w:color="00A047"/>
-          <w:right w:val="single" w:sz="4" w:space="0" w:color="00A047"/>
-        </w:tblBorders>
-        <w:tblCellMar>
-          <w:left w:w="144" w:type="dxa"/>
-          <w:right w:w="144" w:type="dxa"/>
-        </w:tblCellMar>
-        <w:tblLook w:firstRow="0" w:lastRow="0" w:firstColumn="0" w:lastColumn="0" w:noHBand="0" w:noVBand="0" w:val="0000"/>
-      </w:tblPr>
-      <w:tr>
-        <w:trPr>
-          <w:cantSplit/>
-        </w:trPr>
-        <w:tc>
-          <w:tcPr>
-            <w:shd w:color="auto" w:fill="ccf1e3" w:val="clear"/>
-            <w:tcMar>
-              <w:top w:w="92" w:type="dxa"/>
-              <w:bottom w:w="92" w:type="dxa"/>
-            </w:tcMar>
-          </w:tcPr>
-          <w:p>
-            <w:pPr>
-              <w:pStyle w:val="FirstParagraph"/>
-            </w:pPr>
-            <w:pPr>
-              <w:spacing w:before="0" w:after="0"/>
-              <w:textAlignment w:val="center"/>
-            </w:pPr>
-            <w:r>
-              <w:drawing>
-                <wp:inline>
-                  <wp:extent cx="152400" cy="152400"/>
-                  <wp:effectExtent b="0" l="0" r="0" t="0"/>
-                  <wp:docPr descr="" title="" id="115" name="Picture"/>
-                  <a:graphic>
-                    <a:graphicData uri="http://schemas.openxmlformats.org/drawingml/2006/picture">
-                      <pic:pic>
-                        <pic:nvPicPr>
-                          <pic:cNvPr descr="/Applications/Positron.app/Contents/Resources/app/quarto/share/formats/docx/tip.png" id="116" name="Picture"/>
-                          <pic:cNvPicPr>
-                            <a:picLocks noChangeArrowheads="1" noChangeAspect="1"/>
-                          </pic:cNvPicPr>
-                        </pic:nvPicPr>
-                        <pic:blipFill>
-                          <a:blip r:embed="rId30"/>
-                          <a:stretch>
-                            <a:fillRect/>
-                          </a:stretch>
-                        </pic:blipFill>
-                        <pic:spPr bwMode="auto">
-                          <a:xfrm>
-                            <a:off x="0" y="0"/>
-                            <a:ext cx="152400" cy="152400"/>
-                          </a:xfrm>
-                          <a:prstGeom prst="rect">
-                            <a:avLst/>
-                          </a:prstGeom>
-                          <a:noFill/>
-                          <a:ln w="9525">
-                            <a:noFill/>
-                            <a:headEnd/>
-                            <a:tailEnd/>
-                          </a:ln>
-                        </pic:spPr>
-                      </pic:pic>
-                    </a:graphicData>
-                  </a:graphic>
-                </wp:inline>
-              </w:drawing>
-            </w:r>
-            <w:r>
-              <w:t xml:space="preserve"> </w:t>
-            </w:r>
-            <w:r>
-              <w:t xml:space="preserve"> </w:t>
-            </w:r>
-            <w:r>
-              <w:t xml:space="preserve">Tip</w:t>
-            </w:r>
-          </w:p>
-        </w:tc>
-      </w:tr>
-      <w:tr>
-        <w:trPr>
-          <w:cantSplit/>
-        </w:trPr>
-        <w:tc>
-          <w:tcPr>
-            <w:tcMar>
-              <w:top w:w="108" w:type="dxa"/>
-              <w:bottom w:w="108" w:type="dxa"/>
-            </w:tcMar>
-          </w:tcPr>
-          <w:p>
-            <w:pPr>
-              <w:pStyle w:val="BodyText"/>
-            </w:pPr>
-            <w:pPr>
-              <w:spacing w:before="16"/>
-            </w:pPr>
-            <w:r>
-              <w:rPr>
-                <w:b/>
-                <w:bCs/>
-              </w:rPr>
-              <w:t xml:space="preserve">🖐 Before next class</w:t>
-            </w:r>
-          </w:p>
-          <w:p>
-            <w:pPr>
-              <w:pStyle w:val="BodyText"/>
-            </w:pPr>
-            <w:pPr>
-              <w:spacing w:after="16"/>
-            </w:pPr>
-            <w:r>
-              <w:t xml:space="preserve">Finish the worksheet: load</w:t>
-            </w:r>
-            <w:r>
-              <w:t xml:space="preserve"> </w:t>
-            </w:r>
-            <w:r>
-              <w:rPr>
-                <w:rStyle w:val="VerbatimChar"/>
-              </w:rPr>
-              <w:t xml:space="preserve">pine_needles.csv</w:t>
-            </w:r>
-            <w:r>
-              <w:t xml:space="preserve">, run</w:t>
-            </w:r>
-            <w:r>
-              <w:t xml:space="preserve"> </w:t>
-            </w:r>
-            <w:r>
-              <w:rPr>
-                <w:rStyle w:val="VerbatimChar"/>
-              </w:rPr>
-              <w:t xml:space="preserve">glimpse()</w:t>
-            </w:r>
-            <w:r>
-              <w:t xml:space="preserve">, and make one more plot —</w:t>
-            </w:r>
-            <w:r>
-              <w:t xml:space="preserve"> </w:t>
-            </w:r>
-            <w:r>
-              <w:rPr>
-                <w:rStyle w:val="VerbatimChar"/>
-              </w:rPr>
-              <w:t xml:space="preserve">length_mm</w:t>
-            </w:r>
-            <w:r>
-              <w:t xml:space="preserve"> </w:t>
-            </w:r>
-            <w:r>
-              <w:t xml:space="preserve">by</w:t>
-            </w:r>
-            <w:r>
-              <w:t xml:space="preserve"> </w:t>
-            </w:r>
-            <w:r>
-              <w:rPr>
-                <w:rStyle w:val="VerbatimChar"/>
-              </w:rPr>
-              <w:t xml:space="preserve">n_s</w:t>
-            </w:r>
-            <w:r>
-              <w:t xml:space="preserve"> </w:t>
-            </w:r>
-            <w:r>
-              <w:t xml:space="preserve">this time. Save it to</w:t>
-            </w:r>
-            <w:r>
-              <w:t xml:space="preserve"> </w:t>
-            </w:r>
-            <w:r>
-              <w:rPr>
-                <w:rStyle w:val="VerbatimChar"/>
-              </w:rPr>
-              <w:t xml:space="preserve">figures/</w:t>
-            </w:r>
-            <w:r>
-              <w:t xml:space="preserve">.</w:t>
-            </w:r>
-          </w:p>
-          <w:p/>
-        </w:tc>
-      </w:tr>
-    </w:tbl>
-    <w:tbl>
-      <w:tblPr>
-        <w:tblStyle w:val="Table"/>
-        <w:tblLook w:firstRow="0" w:lastRow="0" w:firstColumn="0" w:lastColumn="0" w:noHBand="0" w:noVBand="0" w:val="0000"/>
-        <w:tblBorders>
-          <w:top w:val="single" w:sz="4" w:space="0" w:color="0758E5"/>
-          <w:left w:val="single" w:sz="24" w:space="0" w:color="0758E5"/>
-          <w:bottom w:val="single" w:sz="4" w:space="0" w:color="0758E5"/>
-          <w:right w:val="single" w:sz="4" w:space="0" w:color="0758E5"/>
-        </w:tblBorders>
-        <w:tblCellMar>
-          <w:left w:w="144" w:type="dxa"/>
-          <w:right w:w="144" w:type="dxa"/>
-        </w:tblCellMar>
-        <w:tblLook w:firstRow="0" w:lastRow="0" w:firstColumn="0" w:lastColumn="0" w:noHBand="0" w:noVBand="0" w:val="0000"/>
-      </w:tblPr>
-      <w:tr>
-        <w:trPr>
-          <w:cantSplit/>
-        </w:trPr>
-        <w:tc>
-          <w:tcPr>
-            <w:shd w:color="auto" w:fill="dae6fb" w:val="clear"/>
-            <w:tcMar>
-              <w:top w:w="92" w:type="dxa"/>
-              <w:bottom w:w="92" w:type="dxa"/>
-            </w:tcMar>
-          </w:tcPr>
-          <w:p>
-            <w:pPr>
-              <w:pStyle w:val="BodyText"/>
-            </w:pPr>
-            <w:pPr>
-              <w:spacing w:before="0" w:after="0"/>
-              <w:textAlignment w:val="center"/>
-            </w:pPr>
-            <w:r>
-              <w:drawing>
-                <wp:inline>
-                  <wp:extent cx="152400" cy="152400"/>
-                  <wp:effectExtent b="0" l="0" r="0" t="0"/>
-                  <wp:docPr descr="" title="" id="117" name="Picture"/>
-                  <a:graphic>
-                    <a:graphicData uri="http://schemas.openxmlformats.org/drawingml/2006/picture">
-                      <pic:pic>
-                        <pic:nvPicPr>
-                          <pic:cNvPr descr="/Applications/Positron.app/Contents/Resources/app/quarto/share/formats/docx/note.png" id="118" name="Picture"/>
-                          <pic:cNvPicPr>
-                            <a:picLocks noChangeArrowheads="1" noChangeAspect="1"/>
-                          </pic:cNvPicPr>
-                        </pic:nvPicPr>
-                        <pic:blipFill>
-                          <a:blip r:embed="rId12"/>
-                          <a:stretch>
-                            <a:fillRect/>
-                          </a:stretch>
-                        </pic:blipFill>
-                        <pic:spPr bwMode="auto">
-                          <a:xfrm>
-                            <a:off x="0" y="0"/>
-                            <a:ext cx="152400" cy="152400"/>
-                          </a:xfrm>
-                          <a:prstGeom prst="rect">
-                            <a:avLst/>
-                          </a:prstGeom>
-                          <a:noFill/>
-                          <a:ln w="9525">
-                            <a:noFill/>
-                            <a:headEnd/>
-                            <a:tailEnd/>
-                          </a:ln>
-                        </pic:spPr>
-                      </pic:pic>
-                    </a:graphicData>
-                  </a:graphic>
-                </wp:inline>
-              </w:drawing>
-            </w:r>
-            <w:r>
-              <w:t xml:space="preserve"> </w:t>
-            </w:r>
-            <w:r>
-              <w:t xml:space="preserve"> </w:t>
-            </w:r>
-            <w:r>
-              <w:t xml:space="preserve">Note</w:t>
-            </w:r>
-          </w:p>
-        </w:tc>
-      </w:tr>
-      <w:tr>
-        <w:trPr>
-          <w:cantSplit/>
-        </w:trPr>
-        <w:tc>
-          <w:tcPr>
-            <w:tcMar>
-              <w:top w:w="108" w:type="dxa"/>
-              <w:bottom w:w="108" w:type="dxa"/>
-            </w:tcMar>
-          </w:tcPr>
-          <w:p>
-            <w:pPr>
-              <w:pStyle w:val="BodyText"/>
-            </w:pPr>
-            <w:pPr>
-              <w:spacing w:before="16"/>
-            </w:pPr>
-            <w:r>
-              <w:rPr>
-                <w:b/>
-                <w:bCs/>
-              </w:rPr>
-              <w:t xml:space="preserve">Up next — Wrangling Your Data</w:t>
-            </w:r>
-          </w:p>
-          <w:p>
-            <w:pPr>
-              <w:pStyle w:val="Compact"/>
-              <w:numPr>
-                <w:ilvl w:val="0"/>
-                <w:numId w:val="1022"/>
-              </w:numPr>
-            </w:pPr>
-            <w:r>
-              <w:rPr>
-                <w:rStyle w:val="VerbatimChar"/>
-              </w:rPr>
-              <w:t xml:space="preserve">filter()</w:t>
-            </w:r>
-            <w:r>
-              <w:t xml:space="preserve">,</w:t>
-            </w:r>
-            <w:r>
-              <w:t xml:space="preserve"> </w:t>
-            </w:r>
-            <w:r>
-              <w:rPr>
-                <w:rStyle w:val="VerbatimChar"/>
-              </w:rPr>
-              <w:t xml:space="preserve">select()</w:t>
-            </w:r>
-            <w:r>
-              <w:t xml:space="preserve">,</w:t>
-            </w:r>
-            <w:r>
-              <w:t xml:space="preserve"> </w:t>
-            </w:r>
-            <w:r>
-              <w:rPr>
-                <w:rStyle w:val="VerbatimChar"/>
-              </w:rPr>
-              <w:t xml:space="preserve">mutate()</w:t>
-            </w:r>
-            <w:r>
-              <w:t xml:space="preserve">,</w:t>
-            </w:r>
-            <w:r>
-              <w:t xml:space="preserve"> </w:t>
-            </w:r>
-            <w:r>
-              <w:rPr>
-                <w:rStyle w:val="VerbatimChar"/>
-              </w:rPr>
-              <w:t xml:space="preserve">arrange()</w:t>
-            </w:r>
-          </w:p>
-          <w:p>
-            <w:pPr>
-              <w:pStyle w:val="Compact"/>
-              <w:numPr>
-                <w:ilvl w:val="0"/>
-                <w:numId w:val="1022"/>
-              </w:numPr>
-            </w:pPr>
-            <w:r>
-              <w:t xml:space="preserve">Cleaning a genuinely messy version of this dataset</w:t>
-            </w:r>
-          </w:p>
-          <w:p>
-            <w:pPr>
-              <w:pStyle w:val="Compact"/>
-              <w:numPr>
-                <w:ilvl w:val="0"/>
-                <w:numId w:val="1022"/>
-              </w:numPr>
-            </w:pPr>
-            <w:r>
-              <w:t xml:space="preserve">The pipe</w:t>
-            </w:r>
-            <w:r>
-              <w:t xml:space="preserve"> </w:t>
-            </w:r>
-            <w:r>
-              <w:rPr>
-                <w:rStyle w:val="VerbatimChar"/>
-              </w:rPr>
-              <w:t xml:space="preserve">|&gt;</w:t>
-            </w:r>
-            <w:r>
-              <w:t xml:space="preserve"> </w:t>
-            </w:r>
-            <w:r>
-              <w:t xml:space="preserve">and building a pipeline</w:t>
+              <w:t xml:space="preserve">n = 4 trees</w:t>
+            </w:r>
+            <w:r>
+              <w:t xml:space="preserve">, not n = 64 needles.</w:t>
+            </w:r>
+            <w:r>
+              <w:br/>
+            </w:r>
+            <w:r>
+              <w:t xml:space="preserve">Counting needles inflates our confidence in a difference we have barely measured.</w:t>
             </w:r>
           </w:p>
           <w:p/>
@@ -9397,13 +9155,37 @@
       </w:tr>
     </w:tbl>
     <w:bookmarkEnd w:id="119"/>
-    <w:bookmarkStart w:id="122" w:name="getting-unstuck"/>
+    <w:bookmarkStart w:id="122" w:name="X82f85a80bc944405d2929547971de592252844a"/>
     <w:p>
       <w:pPr>
         <w:pStyle w:val="Heading2"/>
       </w:pPr>
       <w:r>
-        <w:t xml:space="preserve">Getting unstuck</w:t>
+        <w:t xml:space="preserve">Doing it the right way:</w:t>
+      </w:r>
+      <w:r>
+        <w:t xml:space="preserve"> </w:t>
+      </w:r>
+      <w:r>
+        <w:rPr>
+          <w:rStyle w:val="VerbatimChar"/>
+        </w:rPr>
+        <w:t xml:space="preserve">group_by()</w:t>
+      </w:r>
+      <w:r>
+        <w:t xml:space="preserve"> </w:t>
+      </w:r>
+      <w:r>
+        <w:t xml:space="preserve">+</w:t>
+      </w:r>
+      <w:r>
+        <w:t xml:space="preserve"> </w:t>
+      </w:r>
+      <w:r>
+        <w:rPr>
+          <w:rStyle w:val="VerbatimChar"/>
+        </w:rPr>
+        <w:t xml:space="preserve">summarise()</w:t>
       </w:r>
     </w:p>
     <w:p>
@@ -9411,19 +9193,278 @@
         <w:pStyle w:val="FirstParagraph"/>
       </w:pPr>
       <w:r>
-        <w:t xml:space="preserve">When code breaks — and it will, that is normal:</w:t>
+        <w:t xml:space="preserve">Collapse each team-and-side down to</w:t>
+      </w:r>
+      <w:r>
+        <w:t xml:space="preserve"> </w:t>
+      </w:r>
+      <w:r>
+        <w:rPr>
+          <w:b/>
+          <w:bCs/>
+        </w:rPr>
+        <w:t xml:space="preserve">one number</w:t>
+      </w:r>
+      <w:r>
+        <w:t xml:space="preserve"> </w:t>
+      </w:r>
+      <w:r>
+        <w:t xml:space="preserve">— the thing we actually replicated:</w:t>
       </w:r>
     </w:p>
     <w:p>
       <w:pPr>
-        <w:pStyle w:val="Compact"/>
-        <w:numPr>
-          <w:ilvl w:val="0"/>
-          <w:numId w:val="1023"/>
-        </w:numPr>
-      </w:pPr>
-      <w:r>
-        <w:t xml:space="preserve">Read the</w:t>
+        <w:pStyle w:val="SourceCode"/>
+      </w:pPr>
+      <w:r>
+        <w:rPr>
+          <w:rStyle w:val="NormalTok"/>
+        </w:rPr>
+        <w:t xml:space="preserve">team_means </w:t>
+      </w:r>
+      <w:r>
+        <w:rPr>
+          <w:rStyle w:val="OtherTok"/>
+        </w:rPr>
+        <w:t xml:space="preserve">&lt;-</w:t>
+      </w:r>
+      <w:r>
+        <w:rPr>
+          <w:rStyle w:val="NormalTok"/>
+        </w:rPr>
+        <w:t xml:space="preserve"> pine_df </w:t>
+      </w:r>
+      <w:r>
+        <w:rPr>
+          <w:rStyle w:val="SpecialCharTok"/>
+        </w:rPr>
+        <w:t xml:space="preserve">|&gt;</w:t>
+      </w:r>
+      <w:r>
+        <w:br/>
+      </w:r>
+      <w:r>
+        <w:rPr>
+          <w:rStyle w:val="NormalTok"/>
+        </w:rPr>
+        <w:t xml:space="preserve">  </w:t>
+      </w:r>
+      <w:r>
+        <w:rPr>
+          <w:rStyle w:val="FunctionTok"/>
+        </w:rPr>
+        <w:t xml:space="preserve">group_by</w:t>
+      </w:r>
+      <w:r>
+        <w:rPr>
+          <w:rStyle w:val="NormalTok"/>
+        </w:rPr>
+        <w:t xml:space="preserve">(team, side) </w:t>
+      </w:r>
+      <w:r>
+        <w:rPr>
+          <w:rStyle w:val="SpecialCharTok"/>
+        </w:rPr>
+        <w:t xml:space="preserve">|&gt;</w:t>
+      </w:r>
+      <w:r>
+        <w:br/>
+      </w:r>
+      <w:r>
+        <w:rPr>
+          <w:rStyle w:val="NormalTok"/>
+        </w:rPr>
+        <w:t xml:space="preserve">  </w:t>
+      </w:r>
+      <w:r>
+        <w:rPr>
+          <w:rStyle w:val="FunctionTok"/>
+        </w:rPr>
+        <w:t xml:space="preserve">summarise</w:t>
+      </w:r>
+      <w:r>
+        <w:rPr>
+          <w:rStyle w:val="NormalTok"/>
+        </w:rPr>
+        <w:t xml:space="preserve">(</w:t>
+      </w:r>
+      <w:r>
+        <w:rPr>
+          <w:rStyle w:val="AttributeTok"/>
+        </w:rPr>
+        <w:t xml:space="preserve">mean_length_mm =</w:t>
+      </w:r>
+      <w:r>
+        <w:rPr>
+          <w:rStyle w:val="NormalTok"/>
+        </w:rPr>
+        <w:t xml:space="preserve"> </w:t>
+      </w:r>
+      <w:r>
+        <w:rPr>
+          <w:rStyle w:val="FunctionTok"/>
+        </w:rPr>
+        <w:t xml:space="preserve">mean</w:t>
+      </w:r>
+      <w:r>
+        <w:rPr>
+          <w:rStyle w:val="NormalTok"/>
+        </w:rPr>
+        <w:t xml:space="preserve">(needle_length_mm),</w:t>
+      </w:r>
+      <w:r>
+        <w:br/>
+      </w:r>
+      <w:r>
+        <w:rPr>
+          <w:rStyle w:val="NormalTok"/>
+        </w:rPr>
+        <w:t xml:space="preserve">            </w:t>
+      </w:r>
+      <w:r>
+        <w:rPr>
+          <w:rStyle w:val="AttributeTok"/>
+        </w:rPr>
+        <w:t xml:space="preserve">.groups =</w:t>
+      </w:r>
+      <w:r>
+        <w:rPr>
+          <w:rStyle w:val="NormalTok"/>
+        </w:rPr>
+        <w:t xml:space="preserve"> </w:t>
+      </w:r>
+      <w:r>
+        <w:rPr>
+          <w:rStyle w:val="StringTok"/>
+        </w:rPr>
+        <w:t xml:space="preserve">"drop"</w:t>
+      </w:r>
+      <w:r>
+        <w:rPr>
+          <w:rStyle w:val="NormalTok"/>
+        </w:rPr>
+        <w:t xml:space="preserve">)</w:t>
+      </w:r>
+      <w:r>
+        <w:br/>
+      </w:r>
+      <w:r>
+        <w:br/>
+      </w:r>
+      <w:r>
+        <w:rPr>
+          <w:rStyle w:val="NormalTok"/>
+        </w:rPr>
+        <w:t xml:space="preserve">team_means</w:t>
+      </w:r>
+    </w:p>
+    <w:p>
+      <w:pPr>
+        <w:pStyle w:val="SourceCode"/>
+      </w:pPr>
+      <w:r>
+        <w:rPr>
+          <w:rStyle w:val="VerbatimChar"/>
+        </w:rPr>
+        <w:t xml:space="preserve"># A tibble: 8 × 3</w:t>
+      </w:r>
+      <w:r>
+        <w:br/>
+      </w:r>
+      <w:r>
+        <w:rPr>
+          <w:rStyle w:val="VerbatimChar"/>
+        </w:rPr>
+        <w:t xml:space="preserve">  team       side  mean_length_mm</w:t>
+      </w:r>
+      <w:r>
+        <w:br/>
+      </w:r>
+      <w:r>
+        <w:rPr>
+          <w:rStyle w:val="VerbatimChar"/>
+        </w:rPr>
+        <w:t xml:space="preserve">  &lt;chr&gt;      &lt;chr&gt;          &lt;dbl&gt;</w:t>
+      </w:r>
+      <w:r>
+        <w:br/>
+      </w:r>
+      <w:r>
+        <w:rPr>
+          <w:rStyle w:val="VerbatimChar"/>
+        </w:rPr>
+        <w:t xml:space="preserve">1 botany     shady           16.1</w:t>
+      </w:r>
+      <w:r>
+        <w:br/>
+      </w:r>
+      <w:r>
+        <w:rPr>
+          <w:rStyle w:val="VerbatimChar"/>
+        </w:rPr>
+        <w:t xml:space="preserve">2 botany     sunny           17.3</w:t>
+      </w:r>
+      <w:r>
+        <w:br/>
+      </w:r>
+      <w:r>
+        <w:rPr>
+          <w:rStyle w:val="VerbatimChar"/>
+        </w:rPr>
+        <w:t xml:space="preserve">3 grace_jace shady           15.4</w:t>
+      </w:r>
+      <w:r>
+        <w:br/>
+      </w:r>
+      <w:r>
+        <w:rPr>
+          <w:rStyle w:val="VerbatimChar"/>
+        </w:rPr>
+        <w:t xml:space="preserve">4 grace_jace sunny           15.5</w:t>
+      </w:r>
+      <w:r>
+        <w:br/>
+      </w:r>
+      <w:r>
+        <w:rPr>
+          <w:rStyle w:val="VerbatimChar"/>
+        </w:rPr>
+        <w:t xml:space="preserve">5 one        shady           13.2</w:t>
+      </w:r>
+      <w:r>
+        <w:br/>
+      </w:r>
+      <w:r>
+        <w:rPr>
+          <w:rStyle w:val="VerbatimChar"/>
+        </w:rPr>
+        <w:t xml:space="preserve">6 one        sunny           14.2</w:t>
+      </w:r>
+      <w:r>
+        <w:br/>
+      </w:r>
+      <w:r>
+        <w:rPr>
+          <w:rStyle w:val="VerbatimChar"/>
+        </w:rPr>
+        <w:t xml:space="preserve">7 waterbugs  shady           11.7</w:t>
+      </w:r>
+      <w:r>
+        <w:br/>
+      </w:r>
+      <w:r>
+        <w:rPr>
+          <w:rStyle w:val="VerbatimChar"/>
+        </w:rPr>
+        <w:t xml:space="preserve">8 waterbugs  sunny           13.8</w:t>
+      </w:r>
+    </w:p>
+    <w:p>
+      <w:pPr>
+        <w:pStyle w:val="FirstParagraph"/>
+      </w:pPr>
+      <w:r>
+        <w:t xml:space="preserve">64 rows became</w:t>
       </w:r>
       <w:r>
         <w:t xml:space="preserve"> </w:t>
@@ -9433,70 +9474,13 @@
           <w:b/>
           <w:bCs/>
         </w:rPr>
-        <w:t xml:space="preserve">error message</w:t>
-      </w:r>
-      <w:r>
-        <w:t xml:space="preserve"> </w:t>
-      </w:r>
-      <w:r>
-        <w:t xml:space="preserve">out loud; it usually names the line</w:t>
-      </w:r>
-    </w:p>
-    <w:p>
-      <w:pPr>
-        <w:pStyle w:val="Compact"/>
-        <w:numPr>
-          <w:ilvl w:val="0"/>
-          <w:numId w:val="1023"/>
-        </w:numPr>
-      </w:pPr>
-      <w:r>
-        <w:t xml:space="preserve">Check the usual suspects:</w:t>
-      </w:r>
-      <w:r>
-        <w:t xml:space="preserve"> </w:t>
-      </w:r>
-      <w:r>
-        <w:rPr>
-          <w:rStyle w:val="VerbatimChar"/>
-        </w:rPr>
-        <w:t xml:space="preserve">library(tidyverse)</w:t>
-      </w:r>
-      <w:r>
-        <w:t xml:space="preserve"> </w:t>
-      </w:r>
-      <w:r>
-        <w:t xml:space="preserve">loaded? Spelling? A missing</w:t>
-      </w:r>
-      <w:r>
-        <w:t xml:space="preserve"> </w:t>
-      </w:r>
-      <w:r>
-        <w:rPr>
-          <w:rStyle w:val="VerbatimChar"/>
-        </w:rPr>
-        <w:t xml:space="preserve">)</w:t>
-      </w:r>
-      <w:r>
-        <w:t xml:space="preserve"> </w:t>
-      </w:r>
-      <w:r>
-        <w:t xml:space="preserve">or</w:t>
-      </w:r>
-      <w:r>
-        <w:t xml:space="preserve"> </w:t>
-      </w:r>
-      <w:r>
-        <w:rPr>
-          <w:rStyle w:val="VerbatimChar"/>
-        </w:rPr>
-        <w:t xml:space="preserve">+</w:t>
-      </w:r>
-      <w:r>
-        <w:t xml:space="preserve"> </w:t>
-      </w:r>
-      <w:r>
-        <w:t xml:space="preserve">at the</w:t>
+        <w:t xml:space="preserve">8</w:t>
+      </w:r>
+      <w:r>
+        <w:t xml:space="preserve"> </w:t>
+      </w:r>
+      <w:r>
+        <w:t xml:space="preserve">— four teams × two sides.</w:t>
       </w:r>
       <w:r>
         <w:t xml:space="preserve"> </w:t>
@@ -9506,62 +9490,13 @@
           <w:i/>
           <w:iCs/>
         </w:rPr>
-        <w:t xml:space="preserve">start</w:t>
-      </w:r>
-      <w:r>
-        <w:t xml:space="preserve"> </w:t>
-      </w:r>
-      <w:r>
-        <w:t xml:space="preserve">of a line?</w:t>
-      </w:r>
-    </w:p>
-    <w:p>
-      <w:pPr>
-        <w:pStyle w:val="Compact"/>
-        <w:numPr>
-          <w:ilvl w:val="0"/>
-          <w:numId w:val="1023"/>
-        </w:numPr>
-      </w:pPr>
-      <w:r>
-        <w:rPr>
-          <w:rStyle w:val="VerbatimChar"/>
-        </w:rPr>
-        <w:t xml:space="preserve">?function_name</w:t>
-      </w:r>
-      <w:r>
-        <w:t xml:space="preserve"> </w:t>
-      </w:r>
-      <w:r>
-        <w:t xml:space="preserve">opens the help page</w:t>
-      </w:r>
-    </w:p>
-    <w:p>
-      <w:pPr>
-        <w:pStyle w:val="Compact"/>
-        <w:numPr>
-          <w:ilvl w:val="0"/>
-          <w:numId w:val="1023"/>
-        </w:numPr>
-      </w:pPr>
-      <w:r>
-        <w:t xml:space="preserve">Bring the</w:t>
-      </w:r>
-      <w:r>
-        <w:t xml:space="preserve"> </w:t>
-      </w:r>
-      <w:r>
-        <w:rPr>
-          <w:b/>
-          <w:bCs/>
-        </w:rPr>
-        <w:t xml:space="preserve">exact error</w:t>
-      </w:r>
-      <w:r>
-        <w:t xml:space="preserve"> </w:t>
-      </w:r>
-      <w:r>
-        <w:t xml:space="preserve">(copy-paste it) to class or office hours</w:t>
+        <w:t xml:space="preserve">This</w:t>
+      </w:r>
+      <w:r>
+        <w:t xml:space="preserve"> </w:t>
+      </w:r>
+      <w:r>
+        <w:t xml:space="preserve">is the dataset our question is really about.</w:t>
       </w:r>
     </w:p>
     <w:tbl>
@@ -9594,7 +9529,7 @@
           </w:tcPr>
           <w:p>
             <w:pPr>
-              <w:pStyle w:val="FirstParagraph"/>
+              <w:pStyle w:val="BodyText"/>
             </w:pPr>
             <w:pPr>
               <w:spacing w:before="0" w:after="0"/>
@@ -9677,18 +9612,114 @@
                 <w:b/>
                 <w:bCs/>
               </w:rPr>
-              <w:t xml:space="preserve">✅ Key idea</w:t>
-            </w:r>
-          </w:p>
-          <w:p>
-            <w:pPr>
-              <w:pStyle w:val="BodyText"/>
+              <w:t xml:space="preserve">📖 New words</w:t>
+            </w:r>
+          </w:p>
+          <w:p>
+            <w:pPr>
+              <w:pStyle w:val="Compact"/>
+              <w:numPr>
+                <w:ilvl w:val="0"/>
+                <w:numId w:val="1021"/>
+              </w:numPr>
+            </w:pPr>
+            <w:r>
+              <w:rPr>
+                <w:rStyle w:val="VerbatimChar"/>
+                <w:b/>
+                <w:bCs/>
+              </w:rPr>
+              <w:t xml:space="preserve">group_by()</w:t>
+            </w:r>
+            <w:r>
+              <w:t xml:space="preserve"> </w:t>
+            </w:r>
+            <w:r>
+              <w:t xml:space="preserve">— split the data into groups</w:t>
+            </w:r>
+          </w:p>
+          <w:p>
+            <w:pPr>
+              <w:pStyle w:val="Compact"/>
+              <w:numPr>
+                <w:ilvl w:val="0"/>
+                <w:numId w:val="1021"/>
+              </w:numPr>
+            </w:pPr>
+            <w:r>
+              <w:rPr>
+                <w:rStyle w:val="VerbatimChar"/>
+                <w:b/>
+                <w:bCs/>
+              </w:rPr>
+              <w:t xml:space="preserve">summarise()</w:t>
+            </w:r>
+            <w:r>
+              <w:t xml:space="preserve"> </w:t>
+            </w:r>
+            <w:r>
+              <w:t xml:space="preserve">— collapse each group to one row</w:t>
+            </w:r>
+          </w:p>
+          <w:p>
+            <w:pPr>
+              <w:pStyle w:val="Compact"/>
+              <w:numPr>
+                <w:ilvl w:val="0"/>
+                <w:numId w:val="1021"/>
+              </w:numPr>
+            </w:pPr>
+            <w:r>
+              <w:rPr>
+                <w:b/>
+                <w:bCs/>
+              </w:rPr>
+              <w:t xml:space="preserve">Pipe</w:t>
+            </w:r>
+            <w:r>
+              <w:rPr>
+                <w:b/>
+                <w:bCs/>
+              </w:rPr>
+              <w:t xml:space="preserve"> </w:t>
+            </w:r>
+            <w:r>
+              <w:rPr>
+                <w:rStyle w:val="VerbatimChar"/>
+                <w:b/>
+                <w:bCs/>
+              </w:rPr>
+              <w:t xml:space="preserve">|&gt;</w:t>
+            </w:r>
+            <w:r>
+              <w:t xml:space="preserve"> </w:t>
+            </w:r>
+            <w:r>
+              <w:t xml:space="preserve">— send the result of one step into the next</w:t>
+            </w:r>
+          </w:p>
+          <w:p>
+            <w:pPr>
+              <w:pStyle w:val="FirstParagraph"/>
             </w:pPr>
             <w:pPr>
               <w:spacing w:after="16"/>
             </w:pPr>
             <w:r>
-              <w:t xml:space="preserve">Every working scientist googles error messages daily. Getting stuck is not failing — it is the job.</w:t>
+              <w:t xml:space="preserve">We’ll go deep on all three in</w:t>
+            </w:r>
+            <w:r>
+              <w:t xml:space="preserve"> </w:t>
+            </w:r>
+            <w:r>
+              <w:rPr>
+                <w:b/>
+                <w:bCs/>
+              </w:rPr>
+              <w:t xml:space="preserve">Wrangling Your Data</w:t>
+            </w:r>
+            <w:r>
+              <w:t xml:space="preserve">.</w:t>
             </w:r>
           </w:p>
           <w:p/>
@@ -9696,6 +9727,2336 @@
       </w:tr>
     </w:tbl>
     <w:bookmarkEnd w:id="122"/>
+    <w:bookmarkStart w:id="130" w:name="the-two-pictures-side-by-side"/>
+    <w:p>
+      <w:pPr>
+        <w:pStyle w:val="Heading2"/>
+      </w:pPr>
+      <w:r>
+        <w:t xml:space="preserve">The two pictures side by side</w:t>
+      </w:r>
+    </w:p>
+    <w:p>
+      <w:pPr>
+        <w:pStyle w:val="SourceCode"/>
+      </w:pPr>
+      <w:r>
+        <w:rPr>
+          <w:rStyle w:val="FunctionTok"/>
+        </w:rPr>
+        <w:t xml:space="preserve">ggplot</w:t>
+      </w:r>
+      <w:r>
+        <w:rPr>
+          <w:rStyle w:val="NormalTok"/>
+        </w:rPr>
+        <w:t xml:space="preserve">(team_means, </w:t>
+      </w:r>
+      <w:r>
+        <w:rPr>
+          <w:rStyle w:val="FunctionTok"/>
+        </w:rPr>
+        <w:t xml:space="preserve">aes</w:t>
+      </w:r>
+      <w:r>
+        <w:rPr>
+          <w:rStyle w:val="NormalTok"/>
+        </w:rPr>
+        <w:t xml:space="preserve">(</w:t>
+      </w:r>
+      <w:r>
+        <w:rPr>
+          <w:rStyle w:val="AttributeTok"/>
+        </w:rPr>
+        <w:t xml:space="preserve">x =</w:t>
+      </w:r>
+      <w:r>
+        <w:rPr>
+          <w:rStyle w:val="NormalTok"/>
+        </w:rPr>
+        <w:t xml:space="preserve"> side, </w:t>
+      </w:r>
+      <w:r>
+        <w:rPr>
+          <w:rStyle w:val="AttributeTok"/>
+        </w:rPr>
+        <w:t xml:space="preserve">y =</w:t>
+      </w:r>
+      <w:r>
+        <w:rPr>
+          <w:rStyle w:val="NormalTok"/>
+        </w:rPr>
+        <w:t xml:space="preserve"> mean_length_mm, </w:t>
+      </w:r>
+      <w:r>
+        <w:rPr>
+          <w:rStyle w:val="AttributeTok"/>
+        </w:rPr>
+        <w:t xml:space="preserve">group =</w:t>
+      </w:r>
+      <w:r>
+        <w:rPr>
+          <w:rStyle w:val="NormalTok"/>
+        </w:rPr>
+        <w:t xml:space="preserve"> team)) </w:t>
+      </w:r>
+      <w:r>
+        <w:rPr>
+          <w:rStyle w:val="SpecialCharTok"/>
+        </w:rPr>
+        <w:t xml:space="preserve">+</w:t>
+      </w:r>
+      <w:r>
+        <w:br/>
+      </w:r>
+      <w:r>
+        <w:rPr>
+          <w:rStyle w:val="NormalTok"/>
+        </w:rPr>
+        <w:t xml:space="preserve">  </w:t>
+      </w:r>
+      <w:r>
+        <w:rPr>
+          <w:rStyle w:val="FunctionTok"/>
+        </w:rPr>
+        <w:t xml:space="preserve">geom_line</w:t>
+      </w:r>
+      <w:r>
+        <w:rPr>
+          <w:rStyle w:val="NormalTok"/>
+        </w:rPr>
+        <w:t xml:space="preserve">(</w:t>
+      </w:r>
+      <w:r>
+        <w:rPr>
+          <w:rStyle w:val="FunctionTok"/>
+        </w:rPr>
+        <w:t xml:space="preserve">aes</w:t>
+      </w:r>
+      <w:r>
+        <w:rPr>
+          <w:rStyle w:val="NormalTok"/>
+        </w:rPr>
+        <w:t xml:space="preserve">(</w:t>
+      </w:r>
+      <w:r>
+        <w:rPr>
+          <w:rStyle w:val="AttributeTok"/>
+        </w:rPr>
+        <w:t xml:space="preserve">color =</w:t>
+      </w:r>
+      <w:r>
+        <w:rPr>
+          <w:rStyle w:val="NormalTok"/>
+        </w:rPr>
+        <w:t xml:space="preserve"> team), </w:t>
+      </w:r>
+      <w:r>
+        <w:rPr>
+          <w:rStyle w:val="AttributeTok"/>
+        </w:rPr>
+        <w:t xml:space="preserve">linewidth =</w:t>
+      </w:r>
+      <w:r>
+        <w:rPr>
+          <w:rStyle w:val="NormalTok"/>
+        </w:rPr>
+        <w:t xml:space="preserve"> </w:t>
+      </w:r>
+      <w:r>
+        <w:rPr>
+          <w:rStyle w:val="FloatTok"/>
+        </w:rPr>
+        <w:t xml:space="preserve">0.8</w:t>
+      </w:r>
+      <w:r>
+        <w:rPr>
+          <w:rStyle w:val="NormalTok"/>
+        </w:rPr>
+        <w:t xml:space="preserve">) </w:t>
+      </w:r>
+      <w:r>
+        <w:rPr>
+          <w:rStyle w:val="SpecialCharTok"/>
+        </w:rPr>
+        <w:t xml:space="preserve">+</w:t>
+      </w:r>
+      <w:r>
+        <w:br/>
+      </w:r>
+      <w:r>
+        <w:rPr>
+          <w:rStyle w:val="NormalTok"/>
+        </w:rPr>
+        <w:t xml:space="preserve">  </w:t>
+      </w:r>
+      <w:r>
+        <w:rPr>
+          <w:rStyle w:val="FunctionTok"/>
+        </w:rPr>
+        <w:t xml:space="preserve">geom_point</w:t>
+      </w:r>
+      <w:r>
+        <w:rPr>
+          <w:rStyle w:val="NormalTok"/>
+        </w:rPr>
+        <w:t xml:space="preserve">(</w:t>
+      </w:r>
+      <w:r>
+        <w:rPr>
+          <w:rStyle w:val="FunctionTok"/>
+        </w:rPr>
+        <w:t xml:space="preserve">aes</w:t>
+      </w:r>
+      <w:r>
+        <w:rPr>
+          <w:rStyle w:val="NormalTok"/>
+        </w:rPr>
+        <w:t xml:space="preserve">(</w:t>
+      </w:r>
+      <w:r>
+        <w:rPr>
+          <w:rStyle w:val="AttributeTok"/>
+        </w:rPr>
+        <w:t xml:space="preserve">color =</w:t>
+      </w:r>
+      <w:r>
+        <w:rPr>
+          <w:rStyle w:val="NormalTok"/>
+        </w:rPr>
+        <w:t xml:space="preserve"> team), </w:t>
+      </w:r>
+      <w:r>
+        <w:rPr>
+          <w:rStyle w:val="AttributeTok"/>
+        </w:rPr>
+        <w:t xml:space="preserve">size =</w:t>
+      </w:r>
+      <w:r>
+        <w:rPr>
+          <w:rStyle w:val="NormalTok"/>
+        </w:rPr>
+        <w:t xml:space="preserve"> </w:t>
+      </w:r>
+      <w:r>
+        <w:rPr>
+          <w:rStyle w:val="DecValTok"/>
+        </w:rPr>
+        <w:t xml:space="preserve">2</w:t>
+      </w:r>
+      <w:r>
+        <w:rPr>
+          <w:rStyle w:val="NormalTok"/>
+        </w:rPr>
+        <w:t xml:space="preserve">) </w:t>
+      </w:r>
+      <w:r>
+        <w:rPr>
+          <w:rStyle w:val="SpecialCharTok"/>
+        </w:rPr>
+        <w:t xml:space="preserve">+</w:t>
+      </w:r>
+      <w:r>
+        <w:br/>
+      </w:r>
+      <w:r>
+        <w:rPr>
+          <w:rStyle w:val="NormalTok"/>
+        </w:rPr>
+        <w:t xml:space="preserve">  </w:t>
+      </w:r>
+      <w:r>
+        <w:rPr>
+          <w:rStyle w:val="FunctionTok"/>
+        </w:rPr>
+        <w:t xml:space="preserve">labs</w:t>
+      </w:r>
+      <w:r>
+        <w:rPr>
+          <w:rStyle w:val="NormalTok"/>
+        </w:rPr>
+        <w:t xml:space="preserve">(</w:t>
+      </w:r>
+      <w:r>
+        <w:rPr>
+          <w:rStyle w:val="AttributeTok"/>
+        </w:rPr>
+        <w:t xml:space="preserve">x =</w:t>
+      </w:r>
+      <w:r>
+        <w:rPr>
+          <w:rStyle w:val="NormalTok"/>
+        </w:rPr>
+        <w:t xml:space="preserve"> </w:t>
+      </w:r>
+      <w:r>
+        <w:rPr>
+          <w:rStyle w:val="StringTok"/>
+        </w:rPr>
+        <w:t xml:space="preserve">"Sun exposure"</w:t>
+      </w:r>
+      <w:r>
+        <w:rPr>
+          <w:rStyle w:val="NormalTok"/>
+        </w:rPr>
+        <w:t xml:space="preserve">, </w:t>
+      </w:r>
+      <w:r>
+        <w:rPr>
+          <w:rStyle w:val="AttributeTok"/>
+        </w:rPr>
+        <w:t xml:space="preserve">y =</w:t>
+      </w:r>
+      <w:r>
+        <w:rPr>
+          <w:rStyle w:val="NormalTok"/>
+        </w:rPr>
+        <w:t xml:space="preserve"> </w:t>
+      </w:r>
+      <w:r>
+        <w:rPr>
+          <w:rStyle w:val="StringTok"/>
+        </w:rPr>
+        <w:t xml:space="preserve">"Mean needle length (mm)"</w:t>
+      </w:r>
+      <w:r>
+        <w:rPr>
+          <w:rStyle w:val="NormalTok"/>
+        </w:rPr>
+        <w:t xml:space="preserve">, </w:t>
+      </w:r>
+      <w:r>
+        <w:rPr>
+          <w:rStyle w:val="AttributeTok"/>
+        </w:rPr>
+        <w:t xml:space="preserve">color =</w:t>
+      </w:r>
+      <w:r>
+        <w:rPr>
+          <w:rStyle w:val="NormalTok"/>
+        </w:rPr>
+        <w:t xml:space="preserve"> </w:t>
+      </w:r>
+      <w:r>
+        <w:rPr>
+          <w:rStyle w:val="StringTok"/>
+        </w:rPr>
+        <w:t xml:space="preserve">"Team"</w:t>
+      </w:r>
+      <w:r>
+        <w:rPr>
+          <w:rStyle w:val="NormalTok"/>
+        </w:rPr>
+        <w:t xml:space="preserve">)</w:t>
+      </w:r>
+    </w:p>
+    <w:p>
+      <w:pPr>
+        <w:pStyle w:val="FirstParagraph"/>
+      </w:pPr>
+      <w:r>
+        <w:drawing>
+          <wp:inline>
+            <wp:extent cx="3119357" cy="2201899"/>
+            <wp:effectExtent b="0" l="0" r="0" t="0"/>
+            <wp:docPr descr="" title="" id="124" name="Picture"/>
+            <a:graphic>
+              <a:graphicData uri="http://schemas.openxmlformats.org/drawingml/2006/picture">
+                <pic:pic>
+                  <pic:nvPicPr>
+                    <pic:cNvPr descr="getting_started_lecture_files/figure-docx/getting-started-08-1.png" id="125" name="Picture"/>
+                    <pic:cNvPicPr>
+                      <a:picLocks noChangeArrowheads="1" noChangeAspect="1"/>
+                    </pic:cNvPicPr>
+                  </pic:nvPicPr>
+                  <pic:blipFill>
+                    <a:blip r:embed="rId123"/>
+                    <a:stretch>
+                      <a:fillRect/>
+                    </a:stretch>
+                  </pic:blipFill>
+                  <pic:spPr bwMode="auto">
+                    <a:xfrm>
+                      <a:off x="0" y="0"/>
+                      <a:ext cx="3119357" cy="2201899"/>
+                    </a:xfrm>
+                    <a:prstGeom prst="rect">
+                      <a:avLst/>
+                    </a:prstGeom>
+                    <a:noFill/>
+                    <a:ln w="9525">
+                      <a:noFill/>
+                      <a:headEnd/>
+                      <a:tailEnd/>
+                    </a:ln>
+                  </pic:spPr>
+                </pic:pic>
+              </a:graphicData>
+            </a:graphic>
+          </wp:inline>
+        </w:drawing>
+      </w:r>
+    </w:p>
+    <w:p>
+      <w:pPr>
+        <w:pStyle w:val="BodyText"/>
+      </w:pPr>
+      <w:r>
+        <w:t xml:space="preserve">Each line is</w:t>
+      </w:r>
+      <w:r>
+        <w:t xml:space="preserve"> </w:t>
+      </w:r>
+      <w:r>
+        <w:rPr>
+          <w:b/>
+          <w:bCs/>
+        </w:rPr>
+        <w:t xml:space="preserve">one tree</w:t>
+      </w:r>
+      <w:r>
+        <w:t xml:space="preserve">. The teams are far apart vertically — but</w:t>
+      </w:r>
+      <w:r>
+        <w:t xml:space="preserve"> </w:t>
+      </w:r>
+      <w:r>
+        <w:rPr>
+          <w:b/>
+          <w:bCs/>
+        </w:rPr>
+        <w:t xml:space="preserve">every single line slopes the same way</w:t>
+      </w:r>
+      <w:r>
+        <w:t xml:space="preserve">.</w:t>
+      </w:r>
+    </w:p>
+    <w:tbl>
+      <w:tblPr>
+        <w:tblStyle w:val="Table"/>
+        <w:tblLook w:firstRow="0" w:lastRow="0" w:firstColumn="0" w:lastColumn="0" w:noHBand="0" w:noVBand="0" w:val="0000"/>
+        <w:tblBorders>
+          <w:top w:val="single" w:sz="4" w:space="0" w:color="0758E5"/>
+          <w:left w:val="single" w:sz="24" w:space="0" w:color="0758E5"/>
+          <w:bottom w:val="single" w:sz="4" w:space="0" w:color="0758E5"/>
+          <w:right w:val="single" w:sz="4" w:space="0" w:color="0758E5"/>
+        </w:tblBorders>
+        <w:tblCellMar>
+          <w:left w:w="144" w:type="dxa"/>
+          <w:right w:w="144" w:type="dxa"/>
+        </w:tblCellMar>
+        <w:tblLook w:firstRow="0" w:lastRow="0" w:firstColumn="0" w:lastColumn="0" w:noHBand="0" w:noVBand="0" w:val="0000"/>
+      </w:tblPr>
+      <w:tr>
+        <w:trPr>
+          <w:cantSplit/>
+        </w:trPr>
+        <w:tc>
+          <w:tcPr>
+            <w:shd w:color="auto" w:fill="dae6fb" w:val="clear"/>
+            <w:tcMar>
+              <w:top w:w="92" w:type="dxa"/>
+              <w:bottom w:w="92" w:type="dxa"/>
+            </w:tcMar>
+          </w:tcPr>
+          <w:p>
+            <w:pPr>
+              <w:pStyle w:val="BodyText"/>
+            </w:pPr>
+            <w:pPr>
+              <w:spacing w:before="0" w:after="0"/>
+              <w:textAlignment w:val="center"/>
+            </w:pPr>
+            <w:r>
+              <w:drawing>
+                <wp:inline>
+                  <wp:extent cx="152400" cy="152400"/>
+                  <wp:effectExtent b="0" l="0" r="0" t="0"/>
+                  <wp:docPr descr="" title="" id="126" name="Picture"/>
+                  <a:graphic>
+                    <a:graphicData uri="http://schemas.openxmlformats.org/drawingml/2006/picture">
+                      <pic:pic>
+                        <pic:nvPicPr>
+                          <pic:cNvPr descr="/Applications/Positron.app/Contents/Resources/app/quarto/share/formats/docx/note.png" id="127" name="Picture"/>
+                          <pic:cNvPicPr>
+                            <a:picLocks noChangeArrowheads="1" noChangeAspect="1"/>
+                          </pic:cNvPicPr>
+                        </pic:nvPicPr>
+                        <pic:blipFill>
+                          <a:blip r:embed="rId12"/>
+                          <a:stretch>
+                            <a:fillRect/>
+                          </a:stretch>
+                        </pic:blipFill>
+                        <pic:spPr bwMode="auto">
+                          <a:xfrm>
+                            <a:off x="0" y="0"/>
+                            <a:ext cx="152400" cy="152400"/>
+                          </a:xfrm>
+                          <a:prstGeom prst="rect">
+                            <a:avLst/>
+                          </a:prstGeom>
+                          <a:noFill/>
+                          <a:ln w="9525">
+                            <a:noFill/>
+                            <a:headEnd/>
+                            <a:tailEnd/>
+                          </a:ln>
+                        </pic:spPr>
+                      </pic:pic>
+                    </a:graphicData>
+                  </a:graphic>
+                </wp:inline>
+              </w:drawing>
+            </w:r>
+            <w:r>
+              <w:t xml:space="preserve"> </w:t>
+            </w:r>
+            <w:r>
+              <w:t xml:space="preserve"> </w:t>
+            </w:r>
+            <w:r>
+              <w:t xml:space="preserve">Note</w:t>
+            </w:r>
+          </w:p>
+        </w:tc>
+      </w:tr>
+      <w:tr>
+        <w:trPr>
+          <w:cantSplit/>
+        </w:trPr>
+        <w:tc>
+          <w:tcPr>
+            <w:tcMar>
+              <w:top w:w="108" w:type="dxa"/>
+              <w:bottom w:w="108" w:type="dxa"/>
+            </w:tcMar>
+          </w:tcPr>
+          <w:p>
+            <w:pPr>
+              <w:pStyle w:val="BodyText"/>
+            </w:pPr>
+            <w:pPr>
+              <w:spacing w:before="16"/>
+            </w:pPr>
+            <w:r>
+              <w:rPr>
+                <w:b/>
+                <w:bCs/>
+              </w:rPr>
+              <w:t xml:space="preserve">✅ Key idea</w:t>
+            </w:r>
+          </w:p>
+          <w:p>
+            <w:pPr>
+              <w:pStyle w:val="BodyText"/>
+            </w:pPr>
+            <w:pPr>
+              <w:spacing w:after="16"/>
+            </w:pPr>
+            <w:r>
+              <w:t xml:space="preserve">Because both sides come from the same tree, these are</w:t>
+            </w:r>
+            <w:r>
+              <w:t xml:space="preserve"> </w:t>
+            </w:r>
+            <w:r>
+              <w:rPr>
+                <w:b/>
+                <w:bCs/>
+              </w:rPr>
+              <w:t xml:space="preserve">paired</w:t>
+            </w:r>
+            <w:r>
+              <w:t xml:space="preserve"> </w:t>
+            </w:r>
+            <w:r>
+              <w:t xml:space="preserve">measurements. Comparing each tree</w:t>
+            </w:r>
+            <w:r>
+              <w:t xml:space="preserve"> </w:t>
+            </w:r>
+            <w:r>
+              <w:rPr>
+                <w:i/>
+                <w:iCs/>
+              </w:rPr>
+              <w:t xml:space="preserve">to itself</w:t>
+            </w:r>
+            <w:r>
+              <w:t xml:space="preserve"> </w:t>
+            </w:r>
+            <w:r>
+              <w:t xml:space="preserve">cancels out the big between-team differences.</w:t>
+            </w:r>
+          </w:p>
+          <w:p/>
+        </w:tc>
+      </w:tr>
+    </w:tbl>
+    <w:p>
+      <w:pPr>
+        <w:pStyle w:val="BodyText"/>
+      </w:pPr>
+      <w:r>
+        <w:t xml:space="preserve"> </w:t>
+      </w:r>
+    </w:p>
+    <w:tbl>
+      <w:tblPr>
+        <w:tblStyle w:val="Table"/>
+        <w:tblLook w:firstRow="0" w:lastRow="0" w:firstColumn="0" w:lastColumn="0" w:noHBand="0" w:noVBand="0" w:val="0000"/>
+        <w:tblBorders>
+          <w:top w:val="single" w:sz="4" w:space="0" w:color="00A047"/>
+          <w:left w:val="single" w:sz="24" w:space="0" w:color="00A047"/>
+          <w:bottom w:val="single" w:sz="4" w:space="0" w:color="00A047"/>
+          <w:right w:val="single" w:sz="4" w:space="0" w:color="00A047"/>
+        </w:tblBorders>
+        <w:tblCellMar>
+          <w:left w:w="144" w:type="dxa"/>
+          <w:right w:w="144" w:type="dxa"/>
+        </w:tblCellMar>
+        <w:tblLook w:firstRow="0" w:lastRow="0" w:firstColumn="0" w:lastColumn="0" w:noHBand="0" w:noVBand="0" w:val="0000"/>
+      </w:tblPr>
+      <w:tr>
+        <w:trPr>
+          <w:cantSplit/>
+        </w:trPr>
+        <w:tc>
+          <w:tcPr>
+            <w:shd w:color="auto" w:fill="ccf1e3" w:val="clear"/>
+            <w:tcMar>
+              <w:top w:w="92" w:type="dxa"/>
+              <w:bottom w:w="92" w:type="dxa"/>
+            </w:tcMar>
+          </w:tcPr>
+          <w:p>
+            <w:pPr>
+              <w:pStyle w:val="BodyText"/>
+            </w:pPr>
+            <w:pPr>
+              <w:spacing w:before="0" w:after="0"/>
+              <w:textAlignment w:val="center"/>
+            </w:pPr>
+            <w:r>
+              <w:drawing>
+                <wp:inline>
+                  <wp:extent cx="152400" cy="152400"/>
+                  <wp:effectExtent b="0" l="0" r="0" t="0"/>
+                  <wp:docPr descr="" title="" id="128" name="Picture"/>
+                  <a:graphic>
+                    <a:graphicData uri="http://schemas.openxmlformats.org/drawingml/2006/picture">
+                      <pic:pic>
+                        <pic:nvPicPr>
+                          <pic:cNvPr descr="/Applications/Positron.app/Contents/Resources/app/quarto/share/formats/docx/tip.png" id="129" name="Picture"/>
+                          <pic:cNvPicPr>
+                            <a:picLocks noChangeArrowheads="1" noChangeAspect="1"/>
+                          </pic:cNvPicPr>
+                        </pic:nvPicPr>
+                        <pic:blipFill>
+                          <a:blip r:embed="rId30"/>
+                          <a:stretch>
+                            <a:fillRect/>
+                          </a:stretch>
+                        </pic:blipFill>
+                        <pic:spPr bwMode="auto">
+                          <a:xfrm>
+                            <a:off x="0" y="0"/>
+                            <a:ext cx="152400" cy="152400"/>
+                          </a:xfrm>
+                          <a:prstGeom prst="rect">
+                            <a:avLst/>
+                          </a:prstGeom>
+                          <a:noFill/>
+                          <a:ln w="9525">
+                            <a:noFill/>
+                            <a:headEnd/>
+                            <a:tailEnd/>
+                          </a:ln>
+                        </pic:spPr>
+                      </pic:pic>
+                    </a:graphicData>
+                  </a:graphic>
+                </wp:inline>
+              </w:drawing>
+            </w:r>
+            <w:r>
+              <w:t xml:space="preserve"> </w:t>
+            </w:r>
+            <w:r>
+              <w:t xml:space="preserve"> </w:t>
+            </w:r>
+            <w:r>
+              <w:t xml:space="preserve">Tip</w:t>
+            </w:r>
+          </w:p>
+        </w:tc>
+      </w:tr>
+      <w:tr>
+        <w:trPr>
+          <w:cantSplit/>
+        </w:trPr>
+        <w:tc>
+          <w:tcPr>
+            <w:tcMar>
+              <w:top w:w="108" w:type="dxa"/>
+              <w:bottom w:w="108" w:type="dxa"/>
+            </w:tcMar>
+          </w:tcPr>
+          <w:p>
+            <w:pPr>
+              <w:pStyle w:val="BodyText"/>
+            </w:pPr>
+            <w:pPr>
+              <w:spacing w:before="16"/>
+            </w:pPr>
+            <w:r>
+              <w:rPr>
+                <w:b/>
+                <w:bCs/>
+              </w:rPr>
+              <w:t xml:space="preserve">🖐 Coming in Week 4</w:t>
+            </w:r>
+          </w:p>
+          <w:p>
+            <w:pPr>
+              <w:pStyle w:val="BodyText"/>
+            </w:pPr>
+            <w:pPr>
+              <w:spacing w:after="16"/>
+            </w:pPr>
+            <w:r>
+              <w:t xml:space="preserve">We’ll put numbers on this — and see how a</w:t>
+            </w:r>
+            <w:r>
+              <w:t xml:space="preserve"> </w:t>
+            </w:r>
+            <w:r>
+              <w:rPr>
+                <w:b/>
+                <w:bCs/>
+              </w:rPr>
+              <w:t xml:space="preserve">paired t-test</w:t>
+            </w:r>
+            <w:r>
+              <w:t xml:space="preserve"> </w:t>
+            </w:r>
+            <w:r>
+              <w:t xml:space="preserve">finds a signal that the naive test on 64 needles misses.</w:t>
+            </w:r>
+          </w:p>
+          <w:p/>
+        </w:tc>
+      </w:tr>
+    </w:tbl>
+    <w:bookmarkEnd w:id="130"/>
+    <w:bookmarkStart w:id="135" w:name="save-your-plot"/>
+    <w:p>
+      <w:pPr>
+        <w:pStyle w:val="Heading2"/>
+      </w:pPr>
+      <w:r>
+        <w:t xml:space="preserve">Save your plot</w:t>
+      </w:r>
+    </w:p>
+    <w:p>
+      <w:pPr>
+        <w:pStyle w:val="SourceCode"/>
+      </w:pPr>
+      <w:r>
+        <w:rPr>
+          <w:rStyle w:val="NormalTok"/>
+        </w:rPr>
+        <w:t xml:space="preserve">needle_plot </w:t>
+      </w:r>
+      <w:r>
+        <w:rPr>
+          <w:rStyle w:val="OtherTok"/>
+        </w:rPr>
+        <w:t xml:space="preserve">&lt;-</w:t>
+      </w:r>
+      <w:r>
+        <w:rPr>
+          <w:rStyle w:val="NormalTok"/>
+        </w:rPr>
+        <w:t xml:space="preserve"> </w:t>
+      </w:r>
+      <w:r>
+        <w:rPr>
+          <w:rStyle w:val="FunctionTok"/>
+        </w:rPr>
+        <w:t xml:space="preserve">ggplot</w:t>
+      </w:r>
+      <w:r>
+        <w:rPr>
+          <w:rStyle w:val="NormalTok"/>
+        </w:rPr>
+        <w:t xml:space="preserve">(pine_df, </w:t>
+      </w:r>
+      <w:r>
+        <w:rPr>
+          <w:rStyle w:val="FunctionTok"/>
+        </w:rPr>
+        <w:t xml:space="preserve">aes</w:t>
+      </w:r>
+      <w:r>
+        <w:rPr>
+          <w:rStyle w:val="NormalTok"/>
+        </w:rPr>
+        <w:t xml:space="preserve">(</w:t>
+      </w:r>
+      <w:r>
+        <w:rPr>
+          <w:rStyle w:val="AttributeTok"/>
+        </w:rPr>
+        <w:t xml:space="preserve">x =</w:t>
+      </w:r>
+      <w:r>
+        <w:rPr>
+          <w:rStyle w:val="NormalTok"/>
+        </w:rPr>
+        <w:t xml:space="preserve"> side, </w:t>
+      </w:r>
+      <w:r>
+        <w:rPr>
+          <w:rStyle w:val="AttributeTok"/>
+        </w:rPr>
+        <w:t xml:space="preserve">y =</w:t>
+      </w:r>
+      <w:r>
+        <w:rPr>
+          <w:rStyle w:val="NormalTok"/>
+        </w:rPr>
+        <w:t xml:space="preserve"> needle_length_mm)) </w:t>
+      </w:r>
+      <w:r>
+        <w:rPr>
+          <w:rStyle w:val="SpecialCharTok"/>
+        </w:rPr>
+        <w:t xml:space="preserve">+</w:t>
+      </w:r>
+      <w:r>
+        <w:br/>
+      </w:r>
+      <w:r>
+        <w:rPr>
+          <w:rStyle w:val="NormalTok"/>
+        </w:rPr>
+        <w:t xml:space="preserve">  </w:t>
+      </w:r>
+      <w:r>
+        <w:rPr>
+          <w:rStyle w:val="FunctionTok"/>
+        </w:rPr>
+        <w:t xml:space="preserve">geom_boxplot</w:t>
+      </w:r>
+      <w:r>
+        <w:rPr>
+          <w:rStyle w:val="NormalTok"/>
+        </w:rPr>
+        <w:t xml:space="preserve">() </w:t>
+      </w:r>
+      <w:r>
+        <w:rPr>
+          <w:rStyle w:val="SpecialCharTok"/>
+        </w:rPr>
+        <w:t xml:space="preserve">+</w:t>
+      </w:r>
+      <w:r>
+        <w:br/>
+      </w:r>
+      <w:r>
+        <w:rPr>
+          <w:rStyle w:val="NormalTok"/>
+        </w:rPr>
+        <w:t xml:space="preserve">  </w:t>
+      </w:r>
+      <w:r>
+        <w:rPr>
+          <w:rStyle w:val="FunctionTok"/>
+        </w:rPr>
+        <w:t xml:space="preserve">geom_jitter</w:t>
+      </w:r>
+      <w:r>
+        <w:rPr>
+          <w:rStyle w:val="NormalTok"/>
+        </w:rPr>
+        <w:t xml:space="preserve">(</w:t>
+      </w:r>
+      <w:r>
+        <w:rPr>
+          <w:rStyle w:val="AttributeTok"/>
+        </w:rPr>
+        <w:t xml:space="preserve">width =</w:t>
+      </w:r>
+      <w:r>
+        <w:rPr>
+          <w:rStyle w:val="NormalTok"/>
+        </w:rPr>
+        <w:t xml:space="preserve"> </w:t>
+      </w:r>
+      <w:r>
+        <w:rPr>
+          <w:rStyle w:val="FloatTok"/>
+        </w:rPr>
+        <w:t xml:space="preserve">0.15</w:t>
+      </w:r>
+      <w:r>
+        <w:rPr>
+          <w:rStyle w:val="NormalTok"/>
+        </w:rPr>
+        <w:t xml:space="preserve">, </w:t>
+      </w:r>
+      <w:r>
+        <w:rPr>
+          <w:rStyle w:val="AttributeTok"/>
+        </w:rPr>
+        <w:t xml:space="preserve">alpha =</w:t>
+      </w:r>
+      <w:r>
+        <w:rPr>
+          <w:rStyle w:val="NormalTok"/>
+        </w:rPr>
+        <w:t xml:space="preserve"> </w:t>
+      </w:r>
+      <w:r>
+        <w:rPr>
+          <w:rStyle w:val="FloatTok"/>
+        </w:rPr>
+        <w:t xml:space="preserve">0.6</w:t>
+      </w:r>
+      <w:r>
+        <w:rPr>
+          <w:rStyle w:val="NormalTok"/>
+        </w:rPr>
+        <w:t xml:space="preserve">, </w:t>
+      </w:r>
+      <w:r>
+        <w:rPr>
+          <w:rStyle w:val="AttributeTok"/>
+        </w:rPr>
+        <w:t xml:space="preserve">color =</w:t>
+      </w:r>
+      <w:r>
+        <w:rPr>
+          <w:rStyle w:val="NormalTok"/>
+        </w:rPr>
+        <w:t xml:space="preserve"> </w:t>
+      </w:r>
+      <w:r>
+        <w:rPr>
+          <w:rStyle w:val="StringTok"/>
+        </w:rPr>
+        <w:t xml:space="preserve">"tomato"</w:t>
+      </w:r>
+      <w:r>
+        <w:rPr>
+          <w:rStyle w:val="NormalTok"/>
+        </w:rPr>
+        <w:t xml:space="preserve">) </w:t>
+      </w:r>
+      <w:r>
+        <w:rPr>
+          <w:rStyle w:val="SpecialCharTok"/>
+        </w:rPr>
+        <w:t xml:space="preserve">+</w:t>
+      </w:r>
+      <w:r>
+        <w:br/>
+      </w:r>
+      <w:r>
+        <w:rPr>
+          <w:rStyle w:val="NormalTok"/>
+        </w:rPr>
+        <w:t xml:space="preserve">  </w:t>
+      </w:r>
+      <w:r>
+        <w:rPr>
+          <w:rStyle w:val="FunctionTok"/>
+        </w:rPr>
+        <w:t xml:space="preserve">labs</w:t>
+      </w:r>
+      <w:r>
+        <w:rPr>
+          <w:rStyle w:val="NormalTok"/>
+        </w:rPr>
+        <w:t xml:space="preserve">(</w:t>
+      </w:r>
+      <w:r>
+        <w:rPr>
+          <w:rStyle w:val="AttributeTok"/>
+        </w:rPr>
+        <w:t xml:space="preserve">x =</w:t>
+      </w:r>
+      <w:r>
+        <w:rPr>
+          <w:rStyle w:val="NormalTok"/>
+        </w:rPr>
+        <w:t xml:space="preserve"> </w:t>
+      </w:r>
+      <w:r>
+        <w:rPr>
+          <w:rStyle w:val="StringTok"/>
+        </w:rPr>
+        <w:t xml:space="preserve">"Sun exposure"</w:t>
+      </w:r>
+      <w:r>
+        <w:rPr>
+          <w:rStyle w:val="NormalTok"/>
+        </w:rPr>
+        <w:t xml:space="preserve">, </w:t>
+      </w:r>
+      <w:r>
+        <w:rPr>
+          <w:rStyle w:val="AttributeTok"/>
+        </w:rPr>
+        <w:t xml:space="preserve">y =</w:t>
+      </w:r>
+      <w:r>
+        <w:rPr>
+          <w:rStyle w:val="NormalTok"/>
+        </w:rPr>
+        <w:t xml:space="preserve"> </w:t>
+      </w:r>
+      <w:r>
+        <w:rPr>
+          <w:rStyle w:val="StringTok"/>
+        </w:rPr>
+        <w:t xml:space="preserve">"Needle length (mm)"</w:t>
+      </w:r>
+      <w:r>
+        <w:rPr>
+          <w:rStyle w:val="NormalTok"/>
+        </w:rPr>
+        <w:t xml:space="preserve">)</w:t>
+      </w:r>
+      <w:r>
+        <w:br/>
+      </w:r>
+      <w:r>
+        <w:br/>
+      </w:r>
+      <w:r>
+        <w:rPr>
+          <w:rStyle w:val="FunctionTok"/>
+        </w:rPr>
+        <w:t xml:space="preserve">ggsave</w:t>
+      </w:r>
+      <w:r>
+        <w:rPr>
+          <w:rStyle w:val="NormalTok"/>
+        </w:rPr>
+        <w:t xml:space="preserve">(</w:t>
+      </w:r>
+      <w:r>
+        <w:rPr>
+          <w:rStyle w:val="StringTok"/>
+        </w:rPr>
+        <w:t xml:space="preserve">"figures/needle_length.png"</w:t>
+      </w:r>
+      <w:r>
+        <w:rPr>
+          <w:rStyle w:val="NormalTok"/>
+        </w:rPr>
+        <w:t xml:space="preserve">,</w:t>
+      </w:r>
+      <w:r>
+        <w:br/>
+      </w:r>
+      <w:r>
+        <w:rPr>
+          <w:rStyle w:val="NormalTok"/>
+        </w:rPr>
+        <w:t xml:space="preserve">       </w:t>
+      </w:r>
+      <w:r>
+        <w:rPr>
+          <w:rStyle w:val="AttributeTok"/>
+        </w:rPr>
+        <w:t xml:space="preserve">plot =</w:t>
+      </w:r>
+      <w:r>
+        <w:rPr>
+          <w:rStyle w:val="NormalTok"/>
+        </w:rPr>
+        <w:t xml:space="preserve"> needle_plot,</w:t>
+      </w:r>
+      <w:r>
+        <w:br/>
+      </w:r>
+      <w:r>
+        <w:rPr>
+          <w:rStyle w:val="NormalTok"/>
+        </w:rPr>
+        <w:t xml:space="preserve">       </w:t>
+      </w:r>
+      <w:r>
+        <w:rPr>
+          <w:rStyle w:val="AttributeTok"/>
+        </w:rPr>
+        <w:t xml:space="preserve">width =</w:t>
+      </w:r>
+      <w:r>
+        <w:rPr>
+          <w:rStyle w:val="NormalTok"/>
+        </w:rPr>
+        <w:t xml:space="preserve"> </w:t>
+      </w:r>
+      <w:r>
+        <w:rPr>
+          <w:rStyle w:val="DecValTok"/>
+        </w:rPr>
+        <w:t xml:space="preserve">3</w:t>
+      </w:r>
+      <w:r>
+        <w:rPr>
+          <w:rStyle w:val="NormalTok"/>
+        </w:rPr>
+        <w:t xml:space="preserve">, </w:t>
+      </w:r>
+      <w:r>
+        <w:rPr>
+          <w:rStyle w:val="AttributeTok"/>
+        </w:rPr>
+        <w:t xml:space="preserve">height =</w:t>
+      </w:r>
+      <w:r>
+        <w:rPr>
+          <w:rStyle w:val="NormalTok"/>
+        </w:rPr>
+        <w:t xml:space="preserve"> </w:t>
+      </w:r>
+      <w:r>
+        <w:rPr>
+          <w:rStyle w:val="DecValTok"/>
+        </w:rPr>
+        <w:t xml:space="preserve">3</w:t>
+      </w:r>
+      <w:r>
+        <w:rPr>
+          <w:rStyle w:val="NormalTok"/>
+        </w:rPr>
+        <w:t xml:space="preserve">, </w:t>
+      </w:r>
+      <w:r>
+        <w:rPr>
+          <w:rStyle w:val="AttributeTok"/>
+        </w:rPr>
+        <w:t xml:space="preserve">units =</w:t>
+      </w:r>
+      <w:r>
+        <w:rPr>
+          <w:rStyle w:val="NormalTok"/>
+        </w:rPr>
+        <w:t xml:space="preserve"> </w:t>
+      </w:r>
+      <w:r>
+        <w:rPr>
+          <w:rStyle w:val="StringTok"/>
+        </w:rPr>
+        <w:t xml:space="preserve">"in"</w:t>
+      </w:r>
+      <w:r>
+        <w:rPr>
+          <w:rStyle w:val="NormalTok"/>
+        </w:rPr>
+        <w:t xml:space="preserve">, </w:t>
+      </w:r>
+      <w:r>
+        <w:rPr>
+          <w:rStyle w:val="AttributeTok"/>
+        </w:rPr>
+        <w:t xml:space="preserve">dpi =</w:t>
+      </w:r>
+      <w:r>
+        <w:rPr>
+          <w:rStyle w:val="NormalTok"/>
+        </w:rPr>
+        <w:t xml:space="preserve"> </w:t>
+      </w:r>
+      <w:r>
+        <w:rPr>
+          <w:rStyle w:val="DecValTok"/>
+        </w:rPr>
+        <w:t xml:space="preserve">300</w:t>
+      </w:r>
+      <w:r>
+        <w:rPr>
+          <w:rStyle w:val="NormalTok"/>
+        </w:rPr>
+        <w:t xml:space="preserve">)</w:t>
+      </w:r>
+    </w:p>
+    <w:tbl>
+      <w:tblPr>
+        <w:tblStyle w:val="Table"/>
+        <w:tblLook w:firstRow="0" w:lastRow="0" w:firstColumn="0" w:lastColumn="0" w:noHBand="0" w:noVBand="0" w:val="0000"/>
+        <w:tblBorders>
+          <w:top w:val="single" w:sz="4" w:space="0" w:color="EB9113"/>
+          <w:left w:val="single" w:sz="24" w:space="0" w:color="EB9113"/>
+          <w:bottom w:val="single" w:sz="4" w:space="0" w:color="EB9113"/>
+          <w:right w:val="single" w:sz="4" w:space="0" w:color="EB9113"/>
+        </w:tblBorders>
+        <w:tblCellMar>
+          <w:left w:w="144" w:type="dxa"/>
+          <w:right w:w="144" w:type="dxa"/>
+        </w:tblCellMar>
+        <w:tblLook w:firstRow="0" w:lastRow="0" w:firstColumn="0" w:lastColumn="0" w:noHBand="0" w:noVBand="0" w:val="0000"/>
+      </w:tblPr>
+      <w:tr>
+        <w:trPr>
+          <w:cantSplit/>
+        </w:trPr>
+        <w:tc>
+          <w:tcPr>
+            <w:shd w:color="auto" w:fill="fcefdc" w:val="clear"/>
+            <w:tcMar>
+              <w:top w:w="92" w:type="dxa"/>
+              <w:bottom w:w="92" w:type="dxa"/>
+            </w:tcMar>
+          </w:tcPr>
+          <w:p>
+            <w:pPr>
+              <w:pStyle w:val="FirstParagraph"/>
+            </w:pPr>
+            <w:pPr>
+              <w:spacing w:before="0" w:after="0"/>
+              <w:textAlignment w:val="center"/>
+            </w:pPr>
+            <w:r>
+              <w:drawing>
+                <wp:inline>
+                  <wp:extent cx="152400" cy="152400"/>
+                  <wp:effectExtent b="0" l="0" r="0" t="0"/>
+                  <wp:docPr descr="" title="" id="131" name="Picture"/>
+                  <a:graphic>
+                    <a:graphicData uri="http://schemas.openxmlformats.org/drawingml/2006/picture">
+                      <pic:pic>
+                        <pic:nvPicPr>
+                          <pic:cNvPr descr="/Applications/Positron.app/Contents/Resources/app/quarto/share/formats/docx/warning.png" id="132" name="Picture"/>
+                          <pic:cNvPicPr>
+                            <a:picLocks noChangeArrowheads="1" noChangeAspect="1"/>
+                          </pic:cNvPicPr>
+                        </pic:nvPicPr>
+                        <pic:blipFill>
+                          <a:blip r:embed="rId64"/>
+                          <a:stretch>
+                            <a:fillRect/>
+                          </a:stretch>
+                        </pic:blipFill>
+                        <pic:spPr bwMode="auto">
+                          <a:xfrm>
+                            <a:off x="0" y="0"/>
+                            <a:ext cx="152400" cy="152400"/>
+                          </a:xfrm>
+                          <a:prstGeom prst="rect">
+                            <a:avLst/>
+                          </a:prstGeom>
+                          <a:noFill/>
+                          <a:ln w="9525">
+                            <a:noFill/>
+                            <a:headEnd/>
+                            <a:tailEnd/>
+                          </a:ln>
+                        </pic:spPr>
+                      </pic:pic>
+                    </a:graphicData>
+                  </a:graphic>
+                </wp:inline>
+              </w:drawing>
+            </w:r>
+            <w:r>
+              <w:t xml:space="preserve"> </w:t>
+            </w:r>
+            <w:r>
+              <w:t xml:space="preserve"> </w:t>
+            </w:r>
+            <w:r>
+              <w:t xml:space="preserve">Warning</w:t>
+            </w:r>
+          </w:p>
+        </w:tc>
+      </w:tr>
+      <w:tr>
+        <w:trPr>
+          <w:cantSplit/>
+        </w:trPr>
+        <w:tc>
+          <w:tcPr>
+            <w:tcMar>
+              <w:top w:w="108" w:type="dxa"/>
+              <w:bottom w:w="108" w:type="dxa"/>
+            </w:tcMar>
+          </w:tcPr>
+          <w:p>
+            <w:pPr>
+              <w:pStyle w:val="BodyText"/>
+            </w:pPr>
+            <w:pPr>
+              <w:spacing w:before="16"/>
+            </w:pPr>
+            <w:r>
+              <w:rPr>
+                <w:b/>
+                <w:bCs/>
+              </w:rPr>
+              <w:t xml:space="preserve">⚠️ Watch out!</w:t>
+            </w:r>
+          </w:p>
+          <w:p>
+            <w:pPr>
+              <w:pStyle w:val="BodyText"/>
+            </w:pPr>
+            <w:pPr>
+              <w:spacing w:after="16"/>
+            </w:pPr>
+            <w:r>
+              <w:rPr>
+                <w:rStyle w:val="VerbatimChar"/>
+              </w:rPr>
+              <w:t xml:space="preserve">ggsave()</w:t>
+            </w:r>
+            <w:r>
+              <w:t xml:space="preserve"> </w:t>
+            </w:r>
+            <w:r>
+              <w:t xml:space="preserve">wants the</w:t>
+            </w:r>
+            <w:r>
+              <w:t xml:space="preserve"> </w:t>
+            </w:r>
+            <w:r>
+              <w:rPr>
+                <w:b/>
+                <w:bCs/>
+              </w:rPr>
+              <w:t xml:space="preserve">filename first</w:t>
+            </w:r>
+            <w:r>
+              <w:t xml:space="preserve">, then</w:t>
+            </w:r>
+            <w:r>
+              <w:t xml:space="preserve"> </w:t>
+            </w:r>
+            <w:r>
+              <w:rPr>
+                <w:rStyle w:val="VerbatimChar"/>
+              </w:rPr>
+              <w:t xml:space="preserve">plot =</w:t>
+            </w:r>
+            <w:r>
+              <w:t xml:space="preserve">. Always use</w:t>
+            </w:r>
+            <w:r>
+              <w:t xml:space="preserve"> </w:t>
+            </w:r>
+            <w:r>
+              <w:rPr>
+                <w:rStyle w:val="VerbatimChar"/>
+              </w:rPr>
+              <w:t xml:space="preserve">dpi = 300</w:t>
+            </w:r>
+            <w:r>
+              <w:t xml:space="preserve"> </w:t>
+            </w:r>
+            <w:r>
+              <w:t xml:space="preserve">— print/poster quality.</w:t>
+            </w:r>
+          </w:p>
+          <w:p/>
+        </w:tc>
+      </w:tr>
+    </w:tbl>
+    <w:tbl>
+      <w:tblPr>
+        <w:tblStyle w:val="Table"/>
+        <w:tblLook w:firstRow="0" w:lastRow="0" w:firstColumn="0" w:lastColumn="0" w:noHBand="0" w:noVBand="0" w:val="0000"/>
+        <w:tblBorders>
+          <w:top w:val="single" w:sz="4" w:space="0" w:color="0758E5"/>
+          <w:left w:val="single" w:sz="24" w:space="0" w:color="0758E5"/>
+          <w:bottom w:val="single" w:sz="4" w:space="0" w:color="0758E5"/>
+          <w:right w:val="single" w:sz="4" w:space="0" w:color="0758E5"/>
+        </w:tblBorders>
+        <w:tblCellMar>
+          <w:left w:w="144" w:type="dxa"/>
+          <w:right w:w="144" w:type="dxa"/>
+        </w:tblCellMar>
+        <w:tblLook w:firstRow="0" w:lastRow="0" w:firstColumn="0" w:lastColumn="0" w:noHBand="0" w:noVBand="0" w:val="0000"/>
+      </w:tblPr>
+      <w:tr>
+        <w:trPr>
+          <w:cantSplit/>
+        </w:trPr>
+        <w:tc>
+          <w:tcPr>
+            <w:shd w:color="auto" w:fill="dae6fb" w:val="clear"/>
+            <w:tcMar>
+              <w:top w:w="92" w:type="dxa"/>
+              <w:bottom w:w="92" w:type="dxa"/>
+            </w:tcMar>
+          </w:tcPr>
+          <w:p>
+            <w:pPr>
+              <w:pStyle w:val="BodyText"/>
+            </w:pPr>
+            <w:pPr>
+              <w:spacing w:before="0" w:after="0"/>
+              <w:textAlignment w:val="center"/>
+            </w:pPr>
+            <w:r>
+              <w:drawing>
+                <wp:inline>
+                  <wp:extent cx="152400" cy="152400"/>
+                  <wp:effectExtent b="0" l="0" r="0" t="0"/>
+                  <wp:docPr descr="" title="" id="133" name="Picture"/>
+                  <a:graphic>
+                    <a:graphicData uri="http://schemas.openxmlformats.org/drawingml/2006/picture">
+                      <pic:pic>
+                        <pic:nvPicPr>
+                          <pic:cNvPr descr="/Applications/Positron.app/Contents/Resources/app/quarto/share/formats/docx/note.png" id="134" name="Picture"/>
+                          <pic:cNvPicPr>
+                            <a:picLocks noChangeArrowheads="1" noChangeAspect="1"/>
+                          </pic:cNvPicPr>
+                        </pic:nvPicPr>
+                        <pic:blipFill>
+                          <a:blip r:embed="rId12"/>
+                          <a:stretch>
+                            <a:fillRect/>
+                          </a:stretch>
+                        </pic:blipFill>
+                        <pic:spPr bwMode="auto">
+                          <a:xfrm>
+                            <a:off x="0" y="0"/>
+                            <a:ext cx="152400" cy="152400"/>
+                          </a:xfrm>
+                          <a:prstGeom prst="rect">
+                            <a:avLst/>
+                          </a:prstGeom>
+                          <a:noFill/>
+                          <a:ln w="9525">
+                            <a:noFill/>
+                            <a:headEnd/>
+                            <a:tailEnd/>
+                          </a:ln>
+                        </pic:spPr>
+                      </pic:pic>
+                    </a:graphicData>
+                  </a:graphic>
+                </wp:inline>
+              </w:drawing>
+            </w:r>
+            <w:r>
+              <w:t xml:space="preserve"> </w:t>
+            </w:r>
+            <w:r>
+              <w:t xml:space="preserve"> </w:t>
+            </w:r>
+            <w:r>
+              <w:t xml:space="preserve">Note</w:t>
+            </w:r>
+          </w:p>
+        </w:tc>
+      </w:tr>
+      <w:tr>
+        <w:trPr>
+          <w:cantSplit/>
+        </w:trPr>
+        <w:tc>
+          <w:tcPr>
+            <w:tcMar>
+              <w:top w:w="108" w:type="dxa"/>
+              <w:bottom w:w="108" w:type="dxa"/>
+            </w:tcMar>
+          </w:tcPr>
+          <w:p>
+            <w:pPr>
+              <w:pStyle w:val="BodyText"/>
+            </w:pPr>
+            <w:pPr>
+              <w:spacing w:before="16"/>
+            </w:pPr>
+            <w:r>
+              <w:rPr>
+                <w:b/>
+                <w:bCs/>
+              </w:rPr>
+              <w:t xml:space="preserve">📖 File format tip</w:t>
+            </w:r>
+          </w:p>
+          <w:p>
+            <w:pPr>
+              <w:pStyle w:val="BodyText"/>
+            </w:pPr>
+            <w:pPr>
+              <w:spacing w:after="16"/>
+            </w:pPr>
+            <w:r>
+              <w:t xml:space="preserve">Save figures as</w:t>
+            </w:r>
+            <w:r>
+              <w:t xml:space="preserve"> </w:t>
+            </w:r>
+            <w:r>
+              <w:rPr>
+                <w:b/>
+                <w:bCs/>
+              </w:rPr>
+              <w:t xml:space="preserve">PNG</w:t>
+            </w:r>
+            <w:r>
+              <w:t xml:space="preserve"> </w:t>
+            </w:r>
+            <w:r>
+              <w:t xml:space="preserve">for reports and submissions.</w:t>
+            </w:r>
+          </w:p>
+          <w:p/>
+        </w:tc>
+      </w:tr>
+    </w:tbl>
+    <w:bookmarkEnd w:id="135"/>
+    <w:bookmarkStart w:id="140" w:name="wrap-up"/>
+    <w:p>
+      <w:pPr>
+        <w:pStyle w:val="Heading2"/>
+      </w:pPr>
+      <w:r>
+        <w:t xml:space="preserve">Wrap-up</w:t>
+      </w:r>
+    </w:p>
+    <w:p>
+      <w:pPr>
+        <w:pStyle w:val="FirstParagraph"/>
+      </w:pPr>
+      <w:r>
+        <w:t xml:space="preserve">Today you:</w:t>
+      </w:r>
+    </w:p>
+    <w:p>
+      <w:pPr>
+        <w:pStyle w:val="Compact"/>
+        <w:numPr>
+          <w:ilvl w:val="0"/>
+          <w:numId w:val="1022"/>
+        </w:numPr>
+      </w:pPr>
+      <w:r>
+        <w:t xml:space="preserve">Turned a question into a testable</w:t>
+      </w:r>
+      <w:r>
+        <w:t xml:space="preserve"> </w:t>
+      </w:r>
+      <w:r>
+        <w:rPr>
+          <w:b/>
+          <w:bCs/>
+        </w:rPr>
+        <w:t xml:space="preserve">H₀ / Hₐ</w:t>
+      </w:r>
+    </w:p>
+    <w:p>
+      <w:pPr>
+        <w:pStyle w:val="Compact"/>
+        <w:numPr>
+          <w:ilvl w:val="0"/>
+          <w:numId w:val="1022"/>
+        </w:numPr>
+      </w:pPr>
+      <w:r>
+        <w:t xml:space="preserve">Organized a project folder with</w:t>
+      </w:r>
+      <w:r>
+        <w:t xml:space="preserve"> </w:t>
+      </w:r>
+      <w:r>
+        <w:rPr>
+          <w:b/>
+          <w:bCs/>
+        </w:rPr>
+        <w:t xml:space="preserve">data/scripts/figures</w:t>
+      </w:r>
+    </w:p>
+    <w:p>
+      <w:pPr>
+        <w:pStyle w:val="Compact"/>
+        <w:numPr>
+          <w:ilvl w:val="0"/>
+          <w:numId w:val="1022"/>
+        </w:numPr>
+      </w:pPr>
+      <w:r>
+        <w:t xml:space="preserve">Ran your first R code — objects, functions, vectors, packages</w:t>
+      </w:r>
+    </w:p>
+    <w:p>
+      <w:pPr>
+        <w:pStyle w:val="Compact"/>
+        <w:numPr>
+          <w:ilvl w:val="0"/>
+          <w:numId w:val="1022"/>
+        </w:numPr>
+      </w:pPr>
+      <w:r>
+        <w:t xml:space="preserve">Loaded real data and made — and saved — your</w:t>
+      </w:r>
+      <w:r>
+        <w:t xml:space="preserve"> </w:t>
+      </w:r>
+      <w:r>
+        <w:rPr>
+          <w:b/>
+          <w:bCs/>
+        </w:rPr>
+        <w:t xml:space="preserve">first</w:t>
+      </w:r>
+      <w:r>
+        <w:rPr>
+          <w:b/>
+          <w:bCs/>
+        </w:rPr>
+        <w:t xml:space="preserve"> </w:t>
+      </w:r>
+      <w:r>
+        <w:rPr>
+          <w:rStyle w:val="VerbatimChar"/>
+          <w:b/>
+          <w:bCs/>
+        </w:rPr>
+        <w:t xml:space="preserve">ggplot</w:t>
+      </w:r>
+    </w:p>
+    <w:p>
+      <w:pPr>
+        <w:pStyle w:val="Compact"/>
+        <w:numPr>
+          <w:ilvl w:val="0"/>
+          <w:numId w:val="1022"/>
+        </w:numPr>
+      </w:pPr>
+      <w:r>
+        <w:t xml:space="preserve">Saw why</w:t>
+      </w:r>
+      <w:r>
+        <w:t xml:space="preserve"> </w:t>
+      </w:r>
+      <w:r>
+        <w:rPr>
+          <w:b/>
+          <w:bCs/>
+        </w:rPr>
+        <w:t xml:space="preserve">64 rows is not 64 observations</w:t>
+      </w:r>
+      <w:r>
+        <w:t xml:space="preserve">, and collapsed them to the 4 trees we actually replicated</w:t>
+      </w:r>
+    </w:p>
+    <w:tbl>
+      <w:tblPr>
+        <w:tblStyle w:val="Table"/>
+        <w:tblLook w:firstRow="0" w:lastRow="0" w:firstColumn="0" w:lastColumn="0" w:noHBand="0" w:noVBand="0" w:val="0000"/>
+        <w:tblBorders>
+          <w:top w:val="single" w:sz="4" w:space="0" w:color="00A047"/>
+          <w:left w:val="single" w:sz="24" w:space="0" w:color="00A047"/>
+          <w:bottom w:val="single" w:sz="4" w:space="0" w:color="00A047"/>
+          <w:right w:val="single" w:sz="4" w:space="0" w:color="00A047"/>
+        </w:tblBorders>
+        <w:tblCellMar>
+          <w:left w:w="144" w:type="dxa"/>
+          <w:right w:w="144" w:type="dxa"/>
+        </w:tblCellMar>
+        <w:tblLook w:firstRow="0" w:lastRow="0" w:firstColumn="0" w:lastColumn="0" w:noHBand="0" w:noVBand="0" w:val="0000"/>
+      </w:tblPr>
+      <w:tr>
+        <w:trPr>
+          <w:cantSplit/>
+        </w:trPr>
+        <w:tc>
+          <w:tcPr>
+            <w:shd w:color="auto" w:fill="ccf1e3" w:val="clear"/>
+            <w:tcMar>
+              <w:top w:w="92" w:type="dxa"/>
+              <w:bottom w:w="92" w:type="dxa"/>
+            </w:tcMar>
+          </w:tcPr>
+          <w:p>
+            <w:pPr>
+              <w:pStyle w:val="FirstParagraph"/>
+            </w:pPr>
+            <w:pPr>
+              <w:spacing w:before="0" w:after="0"/>
+              <w:textAlignment w:val="center"/>
+            </w:pPr>
+            <w:r>
+              <w:drawing>
+                <wp:inline>
+                  <wp:extent cx="152400" cy="152400"/>
+                  <wp:effectExtent b="0" l="0" r="0" t="0"/>
+                  <wp:docPr descr="" title="" id="136" name="Picture"/>
+                  <a:graphic>
+                    <a:graphicData uri="http://schemas.openxmlformats.org/drawingml/2006/picture">
+                      <pic:pic>
+                        <pic:nvPicPr>
+                          <pic:cNvPr descr="/Applications/Positron.app/Contents/Resources/app/quarto/share/formats/docx/tip.png" id="137" name="Picture"/>
+                          <pic:cNvPicPr>
+                            <a:picLocks noChangeArrowheads="1" noChangeAspect="1"/>
+                          </pic:cNvPicPr>
+                        </pic:nvPicPr>
+                        <pic:blipFill>
+                          <a:blip r:embed="rId30"/>
+                          <a:stretch>
+                            <a:fillRect/>
+                          </a:stretch>
+                        </pic:blipFill>
+                        <pic:spPr bwMode="auto">
+                          <a:xfrm>
+                            <a:off x="0" y="0"/>
+                            <a:ext cx="152400" cy="152400"/>
+                          </a:xfrm>
+                          <a:prstGeom prst="rect">
+                            <a:avLst/>
+                          </a:prstGeom>
+                          <a:noFill/>
+                          <a:ln w="9525">
+                            <a:noFill/>
+                            <a:headEnd/>
+                            <a:tailEnd/>
+                          </a:ln>
+                        </pic:spPr>
+                      </pic:pic>
+                    </a:graphicData>
+                  </a:graphic>
+                </wp:inline>
+              </w:drawing>
+            </w:r>
+            <w:r>
+              <w:t xml:space="preserve"> </w:t>
+            </w:r>
+            <w:r>
+              <w:t xml:space="preserve"> </w:t>
+            </w:r>
+            <w:r>
+              <w:t xml:space="preserve">Tip</w:t>
+            </w:r>
+          </w:p>
+        </w:tc>
+      </w:tr>
+      <w:tr>
+        <w:trPr>
+          <w:cantSplit/>
+        </w:trPr>
+        <w:tc>
+          <w:tcPr>
+            <w:tcMar>
+              <w:top w:w="108" w:type="dxa"/>
+              <w:bottom w:w="108" w:type="dxa"/>
+            </w:tcMar>
+          </w:tcPr>
+          <w:p>
+            <w:pPr>
+              <w:pStyle w:val="BodyText"/>
+            </w:pPr>
+            <w:pPr>
+              <w:spacing w:before="16"/>
+            </w:pPr>
+            <w:r>
+              <w:rPr>
+                <w:b/>
+                <w:bCs/>
+              </w:rPr>
+              <w:t xml:space="preserve">🖐 Before next class</w:t>
+            </w:r>
+          </w:p>
+          <w:p>
+            <w:pPr>
+              <w:pStyle w:val="BodyText"/>
+            </w:pPr>
+            <w:pPr>
+              <w:spacing w:after="16"/>
+            </w:pPr>
+            <w:r>
+              <w:t xml:space="preserve">Finish the worksheet: load</w:t>
+            </w:r>
+            <w:r>
+              <w:t xml:space="preserve"> </w:t>
+            </w:r>
+            <w:r>
+              <w:rPr>
+                <w:rStyle w:val="VerbatimChar"/>
+              </w:rPr>
+              <w:t xml:space="preserve">pine_data.csv</w:t>
+            </w:r>
+            <w:r>
+              <w:t xml:space="preserve">, run</w:t>
+            </w:r>
+            <w:r>
+              <w:t xml:space="preserve"> </w:t>
+            </w:r>
+            <w:r>
+              <w:rPr>
+                <w:rStyle w:val="VerbatimChar"/>
+              </w:rPr>
+              <w:t xml:space="preserve">glimpse()</w:t>
+            </w:r>
+            <w:r>
+              <w:t xml:space="preserve">, and make one more plot —</w:t>
+            </w:r>
+            <w:r>
+              <w:t xml:space="preserve"> </w:t>
+            </w:r>
+            <w:r>
+              <w:rPr>
+                <w:rStyle w:val="VerbatimChar"/>
+              </w:rPr>
+              <w:t xml:space="preserve">needle_width_mm</w:t>
+            </w:r>
+            <w:r>
+              <w:t xml:space="preserve"> </w:t>
+            </w:r>
+            <w:r>
+              <w:t xml:space="preserve">by</w:t>
+            </w:r>
+            <w:r>
+              <w:t xml:space="preserve"> </w:t>
+            </w:r>
+            <w:r>
+              <w:rPr>
+                <w:rStyle w:val="VerbatimChar"/>
+              </w:rPr>
+              <w:t xml:space="preserve">side</w:t>
+            </w:r>
+            <w:r>
+              <w:t xml:space="preserve"> </w:t>
+            </w:r>
+            <w:r>
+              <w:t xml:space="preserve">this time. Save it to</w:t>
+            </w:r>
+            <w:r>
+              <w:t xml:space="preserve"> </w:t>
+            </w:r>
+            <w:r>
+              <w:rPr>
+                <w:rStyle w:val="VerbatimChar"/>
+              </w:rPr>
+              <w:t xml:space="preserve">figures/</w:t>
+            </w:r>
+            <w:r>
+              <w:t xml:space="preserve">.</w:t>
+            </w:r>
+          </w:p>
+          <w:p/>
+        </w:tc>
+      </w:tr>
+    </w:tbl>
+    <w:tbl>
+      <w:tblPr>
+        <w:tblStyle w:val="Table"/>
+        <w:tblLook w:firstRow="0" w:lastRow="0" w:firstColumn="0" w:lastColumn="0" w:noHBand="0" w:noVBand="0" w:val="0000"/>
+        <w:tblBorders>
+          <w:top w:val="single" w:sz="4" w:space="0" w:color="0758E5"/>
+          <w:left w:val="single" w:sz="24" w:space="0" w:color="0758E5"/>
+          <w:bottom w:val="single" w:sz="4" w:space="0" w:color="0758E5"/>
+          <w:right w:val="single" w:sz="4" w:space="0" w:color="0758E5"/>
+        </w:tblBorders>
+        <w:tblCellMar>
+          <w:left w:w="144" w:type="dxa"/>
+          <w:right w:w="144" w:type="dxa"/>
+        </w:tblCellMar>
+        <w:tblLook w:firstRow="0" w:lastRow="0" w:firstColumn="0" w:lastColumn="0" w:noHBand="0" w:noVBand="0" w:val="0000"/>
+      </w:tblPr>
+      <w:tr>
+        <w:trPr>
+          <w:cantSplit/>
+        </w:trPr>
+        <w:tc>
+          <w:tcPr>
+            <w:shd w:color="auto" w:fill="dae6fb" w:val="clear"/>
+            <w:tcMar>
+              <w:top w:w="92" w:type="dxa"/>
+              <w:bottom w:w="92" w:type="dxa"/>
+            </w:tcMar>
+          </w:tcPr>
+          <w:p>
+            <w:pPr>
+              <w:pStyle w:val="BodyText"/>
+            </w:pPr>
+            <w:pPr>
+              <w:spacing w:before="0" w:after="0"/>
+              <w:textAlignment w:val="center"/>
+            </w:pPr>
+            <w:r>
+              <w:drawing>
+                <wp:inline>
+                  <wp:extent cx="152400" cy="152400"/>
+                  <wp:effectExtent b="0" l="0" r="0" t="0"/>
+                  <wp:docPr descr="" title="" id="138" name="Picture"/>
+                  <a:graphic>
+                    <a:graphicData uri="http://schemas.openxmlformats.org/drawingml/2006/picture">
+                      <pic:pic>
+                        <pic:nvPicPr>
+                          <pic:cNvPr descr="/Applications/Positron.app/Contents/Resources/app/quarto/share/formats/docx/note.png" id="139" name="Picture"/>
+                          <pic:cNvPicPr>
+                            <a:picLocks noChangeArrowheads="1" noChangeAspect="1"/>
+                          </pic:cNvPicPr>
+                        </pic:nvPicPr>
+                        <pic:blipFill>
+                          <a:blip r:embed="rId12"/>
+                          <a:stretch>
+                            <a:fillRect/>
+                          </a:stretch>
+                        </pic:blipFill>
+                        <pic:spPr bwMode="auto">
+                          <a:xfrm>
+                            <a:off x="0" y="0"/>
+                            <a:ext cx="152400" cy="152400"/>
+                          </a:xfrm>
+                          <a:prstGeom prst="rect">
+                            <a:avLst/>
+                          </a:prstGeom>
+                          <a:noFill/>
+                          <a:ln w="9525">
+                            <a:noFill/>
+                            <a:headEnd/>
+                            <a:tailEnd/>
+                          </a:ln>
+                        </pic:spPr>
+                      </pic:pic>
+                    </a:graphicData>
+                  </a:graphic>
+                </wp:inline>
+              </w:drawing>
+            </w:r>
+            <w:r>
+              <w:t xml:space="preserve"> </w:t>
+            </w:r>
+            <w:r>
+              <w:t xml:space="preserve"> </w:t>
+            </w:r>
+            <w:r>
+              <w:t xml:space="preserve">Note</w:t>
+            </w:r>
+          </w:p>
+        </w:tc>
+      </w:tr>
+      <w:tr>
+        <w:trPr>
+          <w:cantSplit/>
+        </w:trPr>
+        <w:tc>
+          <w:tcPr>
+            <w:tcMar>
+              <w:top w:w="108" w:type="dxa"/>
+              <w:bottom w:w="108" w:type="dxa"/>
+            </w:tcMar>
+          </w:tcPr>
+          <w:p>
+            <w:pPr>
+              <w:pStyle w:val="BodyText"/>
+            </w:pPr>
+            <w:pPr>
+              <w:spacing w:before="16"/>
+            </w:pPr>
+            <w:r>
+              <w:rPr>
+                <w:b/>
+                <w:bCs/>
+              </w:rPr>
+              <w:t xml:space="preserve">Up next — Wrangling Your Data</w:t>
+            </w:r>
+          </w:p>
+          <w:p>
+            <w:pPr>
+              <w:pStyle w:val="Compact"/>
+              <w:numPr>
+                <w:ilvl w:val="0"/>
+                <w:numId w:val="1023"/>
+              </w:numPr>
+            </w:pPr>
+            <w:r>
+              <w:rPr>
+                <w:rStyle w:val="VerbatimChar"/>
+              </w:rPr>
+              <w:t xml:space="preserve">filter()</w:t>
+            </w:r>
+            <w:r>
+              <w:t xml:space="preserve">,</w:t>
+            </w:r>
+            <w:r>
+              <w:t xml:space="preserve"> </w:t>
+            </w:r>
+            <w:r>
+              <w:rPr>
+                <w:rStyle w:val="VerbatimChar"/>
+              </w:rPr>
+              <w:t xml:space="preserve">select()</w:t>
+            </w:r>
+            <w:r>
+              <w:t xml:space="preserve">,</w:t>
+            </w:r>
+            <w:r>
+              <w:t xml:space="preserve"> </w:t>
+            </w:r>
+            <w:r>
+              <w:rPr>
+                <w:rStyle w:val="VerbatimChar"/>
+              </w:rPr>
+              <w:t xml:space="preserve">mutate()</w:t>
+            </w:r>
+            <w:r>
+              <w:t xml:space="preserve">,</w:t>
+            </w:r>
+            <w:r>
+              <w:t xml:space="preserve"> </w:t>
+            </w:r>
+            <w:r>
+              <w:rPr>
+                <w:rStyle w:val="VerbatimChar"/>
+              </w:rPr>
+              <w:t xml:space="preserve">arrange()</w:t>
+            </w:r>
+          </w:p>
+          <w:p>
+            <w:pPr>
+              <w:pStyle w:val="Compact"/>
+              <w:numPr>
+                <w:ilvl w:val="0"/>
+                <w:numId w:val="1023"/>
+              </w:numPr>
+            </w:pPr>
+            <w:r>
+              <w:t xml:space="preserve">Cleaning a genuinely messy version of this dataset</w:t>
+            </w:r>
+          </w:p>
+          <w:p>
+            <w:pPr>
+              <w:pStyle w:val="Compact"/>
+              <w:numPr>
+                <w:ilvl w:val="0"/>
+                <w:numId w:val="1023"/>
+              </w:numPr>
+            </w:pPr>
+            <w:r>
+              <w:t xml:space="preserve">The pipe</w:t>
+            </w:r>
+            <w:r>
+              <w:t xml:space="preserve"> </w:t>
+            </w:r>
+            <w:r>
+              <w:rPr>
+                <w:rStyle w:val="VerbatimChar"/>
+              </w:rPr>
+              <w:t xml:space="preserve">|&gt;</w:t>
+            </w:r>
+            <w:r>
+              <w:t xml:space="preserve"> </w:t>
+            </w:r>
+            <w:r>
+              <w:t xml:space="preserve">and building a pipeline</w:t>
+            </w:r>
+          </w:p>
+          <w:p/>
+        </w:tc>
+      </w:tr>
+    </w:tbl>
+    <w:bookmarkEnd w:id="140"/>
+    <w:bookmarkStart w:id="143" w:name="getting-unstuck"/>
+    <w:p>
+      <w:pPr>
+        <w:pStyle w:val="Heading2"/>
+      </w:pPr>
+      <w:r>
+        <w:t xml:space="preserve">Getting unstuck</w:t>
+      </w:r>
+    </w:p>
+    <w:p>
+      <w:pPr>
+        <w:pStyle w:val="FirstParagraph"/>
+      </w:pPr>
+      <w:r>
+        <w:t xml:space="preserve">When code breaks — and it will, that is normal:</w:t>
+      </w:r>
+    </w:p>
+    <w:p>
+      <w:pPr>
+        <w:pStyle w:val="Compact"/>
+        <w:numPr>
+          <w:ilvl w:val="0"/>
+          <w:numId w:val="1024"/>
+        </w:numPr>
+      </w:pPr>
+      <w:r>
+        <w:t xml:space="preserve">Read the</w:t>
+      </w:r>
+      <w:r>
+        <w:t xml:space="preserve"> </w:t>
+      </w:r>
+      <w:r>
+        <w:rPr>
+          <w:b/>
+          <w:bCs/>
+        </w:rPr>
+        <w:t xml:space="preserve">error message</w:t>
+      </w:r>
+      <w:r>
+        <w:t xml:space="preserve"> </w:t>
+      </w:r>
+      <w:r>
+        <w:t xml:space="preserve">out loud; it usually names the line</w:t>
+      </w:r>
+    </w:p>
+    <w:p>
+      <w:pPr>
+        <w:pStyle w:val="Compact"/>
+        <w:numPr>
+          <w:ilvl w:val="0"/>
+          <w:numId w:val="1024"/>
+        </w:numPr>
+      </w:pPr>
+      <w:r>
+        <w:t xml:space="preserve">Check the usual suspects:</w:t>
+      </w:r>
+      <w:r>
+        <w:t xml:space="preserve"> </w:t>
+      </w:r>
+      <w:r>
+        <w:rPr>
+          <w:rStyle w:val="VerbatimChar"/>
+        </w:rPr>
+        <w:t xml:space="preserve">library(tidyverse)</w:t>
+      </w:r>
+      <w:r>
+        <w:t xml:space="preserve"> </w:t>
+      </w:r>
+      <w:r>
+        <w:t xml:space="preserve">loaded? Spelling? A missing</w:t>
+      </w:r>
+      <w:r>
+        <w:t xml:space="preserve"> </w:t>
+      </w:r>
+      <w:r>
+        <w:rPr>
+          <w:rStyle w:val="VerbatimChar"/>
+        </w:rPr>
+        <w:t xml:space="preserve">)</w:t>
+      </w:r>
+      <w:r>
+        <w:t xml:space="preserve"> </w:t>
+      </w:r>
+      <w:r>
+        <w:t xml:space="preserve">or</w:t>
+      </w:r>
+      <w:r>
+        <w:t xml:space="preserve"> </w:t>
+      </w:r>
+      <w:r>
+        <w:rPr>
+          <w:rStyle w:val="VerbatimChar"/>
+        </w:rPr>
+        <w:t xml:space="preserve">+</w:t>
+      </w:r>
+      <w:r>
+        <w:t xml:space="preserve"> </w:t>
+      </w:r>
+      <w:r>
+        <w:t xml:space="preserve">at the</w:t>
+      </w:r>
+      <w:r>
+        <w:t xml:space="preserve"> </w:t>
+      </w:r>
+      <w:r>
+        <w:rPr>
+          <w:i/>
+          <w:iCs/>
+        </w:rPr>
+        <w:t xml:space="preserve">start</w:t>
+      </w:r>
+      <w:r>
+        <w:t xml:space="preserve"> </w:t>
+      </w:r>
+      <w:r>
+        <w:t xml:space="preserve">of a line?</w:t>
+      </w:r>
+    </w:p>
+    <w:p>
+      <w:pPr>
+        <w:pStyle w:val="Compact"/>
+        <w:numPr>
+          <w:ilvl w:val="0"/>
+          <w:numId w:val="1024"/>
+        </w:numPr>
+      </w:pPr>
+      <w:r>
+        <w:rPr>
+          <w:rStyle w:val="VerbatimChar"/>
+        </w:rPr>
+        <w:t xml:space="preserve">?function_name</w:t>
+      </w:r>
+      <w:r>
+        <w:t xml:space="preserve"> </w:t>
+      </w:r>
+      <w:r>
+        <w:t xml:space="preserve">opens the help page</w:t>
+      </w:r>
+    </w:p>
+    <w:p>
+      <w:pPr>
+        <w:pStyle w:val="Compact"/>
+        <w:numPr>
+          <w:ilvl w:val="0"/>
+          <w:numId w:val="1024"/>
+        </w:numPr>
+      </w:pPr>
+      <w:r>
+        <w:t xml:space="preserve">Bring the</w:t>
+      </w:r>
+      <w:r>
+        <w:t xml:space="preserve"> </w:t>
+      </w:r>
+      <w:r>
+        <w:rPr>
+          <w:b/>
+          <w:bCs/>
+        </w:rPr>
+        <w:t xml:space="preserve">exact error</w:t>
+      </w:r>
+      <w:r>
+        <w:t xml:space="preserve"> </w:t>
+      </w:r>
+      <w:r>
+        <w:t xml:space="preserve">(copy-paste it) to class or office hours</w:t>
+      </w:r>
+    </w:p>
+    <w:tbl>
+      <w:tblPr>
+        <w:tblStyle w:val="Table"/>
+        <w:tblLook w:firstRow="0" w:lastRow="0" w:firstColumn="0" w:lastColumn="0" w:noHBand="0" w:noVBand="0" w:val="0000"/>
+        <w:tblBorders>
+          <w:top w:val="single" w:sz="4" w:space="0" w:color="0758E5"/>
+          <w:left w:val="single" w:sz="24" w:space="0" w:color="0758E5"/>
+          <w:bottom w:val="single" w:sz="4" w:space="0" w:color="0758E5"/>
+          <w:right w:val="single" w:sz="4" w:space="0" w:color="0758E5"/>
+        </w:tblBorders>
+        <w:tblCellMar>
+          <w:left w:w="144" w:type="dxa"/>
+          <w:right w:w="144" w:type="dxa"/>
+        </w:tblCellMar>
+        <w:tblLook w:firstRow="0" w:lastRow="0" w:firstColumn="0" w:lastColumn="0" w:noHBand="0" w:noVBand="0" w:val="0000"/>
+      </w:tblPr>
+      <w:tr>
+        <w:trPr>
+          <w:cantSplit/>
+        </w:trPr>
+        <w:tc>
+          <w:tcPr>
+            <w:shd w:color="auto" w:fill="dae6fb" w:val="clear"/>
+            <w:tcMar>
+              <w:top w:w="92" w:type="dxa"/>
+              <w:bottom w:w="92" w:type="dxa"/>
+            </w:tcMar>
+          </w:tcPr>
+          <w:p>
+            <w:pPr>
+              <w:pStyle w:val="FirstParagraph"/>
+            </w:pPr>
+            <w:pPr>
+              <w:spacing w:before="0" w:after="0"/>
+              <w:textAlignment w:val="center"/>
+            </w:pPr>
+            <w:r>
+              <w:drawing>
+                <wp:inline>
+                  <wp:extent cx="152400" cy="152400"/>
+                  <wp:effectExtent b="0" l="0" r="0" t="0"/>
+                  <wp:docPr descr="" title="" id="141" name="Picture"/>
+                  <a:graphic>
+                    <a:graphicData uri="http://schemas.openxmlformats.org/drawingml/2006/picture">
+                      <pic:pic>
+                        <pic:nvPicPr>
+                          <pic:cNvPr descr="/Applications/Positron.app/Contents/Resources/app/quarto/share/formats/docx/note.png" id="142" name="Picture"/>
+                          <pic:cNvPicPr>
+                            <a:picLocks noChangeArrowheads="1" noChangeAspect="1"/>
+                          </pic:cNvPicPr>
+                        </pic:nvPicPr>
+                        <pic:blipFill>
+                          <a:blip r:embed="rId12"/>
+                          <a:stretch>
+                            <a:fillRect/>
+                          </a:stretch>
+                        </pic:blipFill>
+                        <pic:spPr bwMode="auto">
+                          <a:xfrm>
+                            <a:off x="0" y="0"/>
+                            <a:ext cx="152400" cy="152400"/>
+                          </a:xfrm>
+                          <a:prstGeom prst="rect">
+                            <a:avLst/>
+                          </a:prstGeom>
+                          <a:noFill/>
+                          <a:ln w="9525">
+                            <a:noFill/>
+                            <a:headEnd/>
+                            <a:tailEnd/>
+                          </a:ln>
+                        </pic:spPr>
+                      </pic:pic>
+                    </a:graphicData>
+                  </a:graphic>
+                </wp:inline>
+              </w:drawing>
+            </w:r>
+            <w:r>
+              <w:t xml:space="preserve"> </w:t>
+            </w:r>
+            <w:r>
+              <w:t xml:space="preserve"> </w:t>
+            </w:r>
+            <w:r>
+              <w:t xml:space="preserve">Note</w:t>
+            </w:r>
+          </w:p>
+        </w:tc>
+      </w:tr>
+      <w:tr>
+        <w:trPr>
+          <w:cantSplit/>
+        </w:trPr>
+        <w:tc>
+          <w:tcPr>
+            <w:tcMar>
+              <w:top w:w="108" w:type="dxa"/>
+              <w:bottom w:w="108" w:type="dxa"/>
+            </w:tcMar>
+          </w:tcPr>
+          <w:p>
+            <w:pPr>
+              <w:pStyle w:val="BodyText"/>
+            </w:pPr>
+            <w:pPr>
+              <w:spacing w:before="16"/>
+            </w:pPr>
+            <w:r>
+              <w:rPr>
+                <w:b/>
+                <w:bCs/>
+              </w:rPr>
+              <w:t xml:space="preserve">✅ Key idea</w:t>
+            </w:r>
+          </w:p>
+          <w:p>
+            <w:pPr>
+              <w:pStyle w:val="BodyText"/>
+            </w:pPr>
+            <w:pPr>
+              <w:spacing w:after="16"/>
+            </w:pPr>
+            <w:r>
+              <w:t xml:space="preserve">Every working scientist googles error messages daily. Getting stuck is not failing — it is the job.</w:t>
+            </w:r>
+          </w:p>
+          <w:p/>
+        </w:tc>
+      </w:tr>
+    </w:tbl>
+    <w:bookmarkEnd w:id="143"/>
     <w:sectPr>
       <w:footnotePr>
         <w:numRestart w:val="eachSect"/>
@@ -10118,6 +12479,9 @@
     <w:abstractNumId w:val="991"/>
   </w:num>
   <w:num w:numId="1023">
+    <w:abstractNumId w:val="991"/>
+  </w:num>
+  <w:num w:numId="1024">
     <w:abstractNumId w:val="99411"/>
     <w:lvlOverride w:ilvl="0">
       <w:startOverride w:val="1"/>

--- a/docs/content/getting_started/getting_started_lecture.docx
+++ b/docs/content/getting_started/getting_started_lecture.docx
@@ -418,7 +418,7 @@
       </w:r>
     </w:p>
     <w:bookmarkEnd w:id="16"/>
-    <w:bookmarkStart w:id="19" w:name="what-makes-something-science"/>
+    <w:bookmarkStart w:id="21" w:name="what-makes-something-science"/>
     <w:p>
       <w:pPr>
         <w:pStyle w:val="Heading2"/>
@@ -680,99 +680,12 @@
         </w:tc>
       </w:tr>
     </w:tbl>
-    <w:bookmarkEnd w:id="19"/>
-    <w:bookmarkStart w:id="33" w:name="X2117c0bba3cb32f9be7cea54b5e5920db51d2e0"/>
     <w:p>
       <w:pPr>
-        <w:pStyle w:val="Heading2"/>
-      </w:pPr>
-      <w:r>
-        <w:t xml:space="preserve">Two ways of reasoning toward that question</w:t>
-      </w:r>
-    </w:p>
-    <w:p>
-      <w:pPr>
-        <w:pStyle w:val="FirstParagraph"/>
-      </w:pPr>
-      <w:r>
-        <w:rPr>
-          <w:b/>
-          <w:bCs/>
-        </w:rPr>
-        <w:t xml:space="preserve">Inductive (specific → general)</w:t>
-      </w:r>
-    </w:p>
-    <w:p>
-      <w:pPr>
-        <w:pStyle w:val="CaptionedFigure"/>
-      </w:pPr>
-      <w:r>
-        <w:drawing>
-          <wp:inline>
-            <wp:extent cx="1746569" cy="2743200"/>
-            <wp:effectExtent b="0" l="0" r="0" t="0"/>
-            <wp:docPr descr="Flowchart of the inductive reasoning phase, highlighted at the top: Information (observation, experiment, literature) leads to a Model, which leads to Hypothesis, then a testable Prediction, then a Test of Hypothesis that loops back via Yes/No decision points." title="" id="21" name="Picture"/>
-            <a:graphic>
-              <a:graphicData uri="http://schemas.openxmlformats.org/drawingml/2006/picture">
-                <pic:pic>
-                  <pic:nvPicPr>
-                    <pic:cNvPr descr="images/inductive_phase.png" id="22" name="Picture"/>
-                    <pic:cNvPicPr>
-                      <a:picLocks noChangeArrowheads="1" noChangeAspect="1"/>
-                    </pic:cNvPicPr>
-                  </pic:nvPicPr>
-                  <pic:blipFill>
-                    <a:blip r:embed="rId20"/>
-                    <a:stretch>
-                      <a:fillRect/>
-                    </a:stretch>
-                  </pic:blipFill>
-                  <pic:spPr bwMode="auto">
-                    <a:xfrm>
-                      <a:off x="0" y="0"/>
-                      <a:ext cx="1746569" cy="2743200"/>
-                    </a:xfrm>
-                    <a:prstGeom prst="rect">
-                      <a:avLst/>
-                    </a:prstGeom>
-                    <a:noFill/>
-                    <a:ln w="9525">
-                      <a:noFill/>
-                      <a:headEnd/>
-                      <a:tailEnd/>
-                    </a:ln>
-                  </pic:spPr>
-                </pic:pic>
-              </a:graphicData>
-            </a:graphic>
-          </wp:inline>
-        </w:drawing>
-      </w:r>
-    </w:p>
-    <w:p>
-      <w:pPr>
-        <w:pStyle w:val="ImageCaption"/>
-      </w:pPr>
-      <w:r>
-        <w:t xml:space="preserve">Flowchart of the inductive reasoning phase, highlighted at the top: Information (observation, experiment, literature) leads to a Model, which leads to Hypothesis, then a testable Prediction, then a Test of Hypothesis that loops back via Yes/No decision points.</w:t>
-      </w:r>
-    </w:p>
-    <w:p>
-      <w:pPr>
         <w:pStyle w:val="BodyText"/>
       </w:pPr>
       <w:r>
-        <w:t xml:space="preserve">You measure needles on a few trees, notice a pattern, and generalize:</w:t>
-      </w:r>
-      <w:r>
-        <w:t xml:space="preserve"> </w:t>
-      </w:r>
-      <w:r>
-        <w:rPr>
-          <w:i/>
-          <w:iCs/>
-        </w:rPr>
-        <w:t xml:space="preserve">“needle length seems to vary with side of tree.”</w:t>
+        <w:t xml:space="preserve"> </w:t>
       </w:r>
     </w:p>
     <w:tbl>
@@ -816,12 +729,12 @@
                 <wp:inline>
                   <wp:extent cx="152400" cy="152400"/>
                   <wp:effectExtent b="0" l="0" r="0" t="0"/>
-                  <wp:docPr descr="" title="" id="23" name="Picture"/>
+                  <wp:docPr descr="" title="" id="19" name="Picture"/>
                   <a:graphic>
                     <a:graphicData uri="http://schemas.openxmlformats.org/drawingml/2006/picture">
                       <pic:pic>
                         <pic:nvPicPr>
-                          <pic:cNvPr descr="/Applications/Positron.app/Contents/Resources/app/quarto/share/formats/docx/note.png" id="24" name="Picture"/>
+                          <pic:cNvPr descr="/Applications/Positron.app/Contents/Resources/app/quarto/share/formats/docx/note.png" id="20" name="Picture"/>
                           <pic:cNvPicPr>
                             <a:picLocks noChangeArrowheads="1" noChangeAspect="1"/>
                           </pic:cNvPicPr>
@@ -881,36 +794,83 @@
               <w:pStyle w:val="BodyText"/>
             </w:pPr>
             <w:pPr>
-              <w:spacing w:before="16" w:after="16"/>
+              <w:spacing w:before="16"/>
             </w:pPr>
             <w:r>
               <w:rPr>
                 <w:b/>
                 <w:bCs/>
               </w:rPr>
-              <w:t xml:space="preserve">Weakness:</w:t>
-            </w:r>
-            <w:r>
-              <w:t xml:space="preserve"> </w:t>
-            </w:r>
-            <w:r>
-              <w:t xml:space="preserve">the pattern held in your sample — it is not guaranteed to hold everywhere.</w:t>
+              <w:t xml:space="preserve">📖 Reference</w:t>
+            </w:r>
+          </w:p>
+          <w:p>
+            <w:pPr>
+              <w:pStyle w:val="BodyText"/>
+            </w:pPr>
+            <w:pPr>
+              <w:spacing w:after="16"/>
+            </w:pPr>
+            <w:r>
+              <w:t xml:space="preserve">Whitlock &amp; Schluter,</w:t>
+            </w:r>
+            <w:r>
+              <w:t xml:space="preserve"> </w:t>
+            </w:r>
+            <w:r>
+              <w:rPr>
+                <w:i/>
+                <w:iCs/>
+              </w:rPr>
+              <w:t xml:space="preserve">The Analysis of Biological Data</w:t>
+            </w:r>
+            <w:r>
+              <w:t xml:space="preserve">, Ch. 1 — Statistics and Samples.</w:t>
+            </w:r>
+            <w:r>
+              <w:br/>
+            </w:r>
+            <w:r>
+              <w:t xml:space="preserve">Gotelli &amp; Ellison,</w:t>
+            </w:r>
+            <w:r>
+              <w:t xml:space="preserve"> </w:t>
+            </w:r>
+            <w:r>
+              <w:rPr>
+                <w:i/>
+                <w:iCs/>
+              </w:rPr>
+              <w:t xml:space="preserve">A Primer of Ecological Statistics</w:t>
+            </w:r>
+            <w:r>
+              <w:t xml:space="preserve">, Ch. 4 — Framing and Testing Hypotheses.</w:t>
             </w:r>
           </w:p>
           <w:p/>
         </w:tc>
       </w:tr>
     </w:tbl>
+    <w:bookmarkEnd w:id="21"/>
+    <w:bookmarkStart w:id="35" w:name="X2117c0bba3cb32f9be7cea54b5e5920db51d2e0"/>
     <w:p>
       <w:pPr>
-        <w:pStyle w:val="BodyText"/>
+        <w:pStyle w:val="Heading2"/>
+      </w:pPr>
+      <w:r>
+        <w:t xml:space="preserve">Two ways of reasoning toward that question</w:t>
+      </w:r>
+    </w:p>
+    <w:p>
+      <w:pPr>
+        <w:pStyle w:val="FirstParagraph"/>
       </w:pPr>
       <w:r>
         <w:rPr>
           <w:b/>
           <w:bCs/>
         </w:rPr>
-        <w:t xml:space="preserve">Deductive (general → specific)</w:t>
+        <w:t xml:space="preserve">Inductive (specific → general)</w:t>
       </w:r>
     </w:p>
     <w:p>
@@ -920,20 +880,20 @@
       <w:r>
         <w:drawing>
           <wp:inline>
-            <wp:extent cx="1805899" cy="2743200"/>
+            <wp:extent cx="1746569" cy="2743200"/>
             <wp:effectExtent b="0" l="0" r="0" t="0"/>
-            <wp:docPr descr="The same scientific-reasoning flowchart as the inductive diagram, but with the deductive phase highlighted instead: starting from Hypothesis, moving to a testable Prediction and Test of Hypothesis, showing deduction as reasoning from a general rule down to a specific testable case." title="" id="26" name="Picture"/>
+            <wp:docPr descr="Flowchart of the inductive reasoning phase, highlighted at the top: Information (observation, experiment, literature) leads to a Model, which leads to Hypothesis, then a testable Prediction, then a Test of Hypothesis that loops back via Yes/No decision points." title="" id="23" name="Picture"/>
             <a:graphic>
               <a:graphicData uri="http://schemas.openxmlformats.org/drawingml/2006/picture">
                 <pic:pic>
                   <pic:nvPicPr>
-                    <pic:cNvPr descr="images/deductive_phase.png" id="27" name="Picture"/>
+                    <pic:cNvPr descr="images/inductive_phase.png" id="24" name="Picture"/>
                     <pic:cNvPicPr>
                       <a:picLocks noChangeArrowheads="1" noChangeAspect="1"/>
                     </pic:cNvPicPr>
                   </pic:nvPicPr>
                   <pic:blipFill>
-                    <a:blip r:embed="rId25"/>
+                    <a:blip r:embed="rId22"/>
                     <a:stretch>
                       <a:fillRect/>
                     </a:stretch>
@@ -941,7 +901,7 @@
                   <pic:spPr bwMode="auto">
                     <a:xfrm>
                       <a:off x="0" y="0"/>
-                      <a:ext cx="1805899" cy="2743200"/>
+                      <a:ext cx="1746569" cy="2743200"/>
                     </a:xfrm>
                     <a:prstGeom prst="rect">
                       <a:avLst/>
@@ -965,7 +925,7 @@
         <w:pStyle w:val="ImageCaption"/>
       </w:pPr>
       <w:r>
-        <w:t xml:space="preserve">The same scientific-reasoning flowchart as the inductive diagram, but with the deductive phase highlighted instead: starting from Hypothesis, moving to a testable Prediction and Test of Hypothesis, showing deduction as reasoning from a general rule down to a specific testable case.</w:t>
+        <w:t xml:space="preserve">Flowchart of the inductive reasoning phase, highlighted at the top: Information (observation, experiment, literature) leads to a Model, which leads to Hypothesis, then a testable Prediction, then a Test of Hypothesis that loops back via Yes/No decision points.</w:t>
       </w:r>
     </w:p>
     <w:p>
@@ -973,7 +933,7 @@
         <w:pStyle w:val="BodyText"/>
       </w:pPr>
       <w:r>
-        <w:t xml:space="preserve">You start from a general rule —</w:t>
+        <w:t xml:space="preserve">You measure needles on a few trees, notice a pattern, and generalize:</w:t>
       </w:r>
       <w:r>
         <w:t xml:space="preserve"> </w:t>
@@ -983,13 +943,7 @@
           <w:i/>
           <w:iCs/>
         </w:rPr>
-        <w:t xml:space="preserve">“exposure affects needle length”</w:t>
-      </w:r>
-      <w:r>
-        <w:t xml:space="preserve"> </w:t>
-      </w:r>
-      <w:r>
-        <w:t xml:space="preserve">— and predict what a new tree should show, then check.</w:t>
+        <w:t xml:space="preserve">“needle length seems to vary with side of tree.”</w:t>
       </w:r>
     </w:p>
     <w:tbl>
@@ -1033,12 +987,229 @@
                 <wp:inline>
                   <wp:extent cx="152400" cy="152400"/>
                   <wp:effectExtent b="0" l="0" r="0" t="0"/>
-                  <wp:docPr descr="" title="" id="28" name="Picture"/>
+                  <wp:docPr descr="" title="" id="25" name="Picture"/>
                   <a:graphic>
                     <a:graphicData uri="http://schemas.openxmlformats.org/drawingml/2006/picture">
                       <pic:pic>
                         <pic:nvPicPr>
-                          <pic:cNvPr descr="/Applications/Positron.app/Contents/Resources/app/quarto/share/formats/docx/note.png" id="29" name="Picture"/>
+                          <pic:cNvPr descr="/Applications/Positron.app/Contents/Resources/app/quarto/share/formats/docx/note.png" id="26" name="Picture"/>
+                          <pic:cNvPicPr>
+                            <a:picLocks noChangeArrowheads="1" noChangeAspect="1"/>
+                          </pic:cNvPicPr>
+                        </pic:nvPicPr>
+                        <pic:blipFill>
+                          <a:blip r:embed="rId12"/>
+                          <a:stretch>
+                            <a:fillRect/>
+                          </a:stretch>
+                        </pic:blipFill>
+                        <pic:spPr bwMode="auto">
+                          <a:xfrm>
+                            <a:off x="0" y="0"/>
+                            <a:ext cx="152400" cy="152400"/>
+                          </a:xfrm>
+                          <a:prstGeom prst="rect">
+                            <a:avLst/>
+                          </a:prstGeom>
+                          <a:noFill/>
+                          <a:ln w="9525">
+                            <a:noFill/>
+                            <a:headEnd/>
+                            <a:tailEnd/>
+                          </a:ln>
+                        </pic:spPr>
+                      </pic:pic>
+                    </a:graphicData>
+                  </a:graphic>
+                </wp:inline>
+              </w:drawing>
+            </w:r>
+            <w:r>
+              <w:t xml:space="preserve"> </w:t>
+            </w:r>
+            <w:r>
+              <w:t xml:space="preserve"> </w:t>
+            </w:r>
+            <w:r>
+              <w:t xml:space="preserve">Note</w:t>
+            </w:r>
+          </w:p>
+        </w:tc>
+      </w:tr>
+      <w:tr>
+        <w:trPr>
+          <w:cantSplit/>
+        </w:trPr>
+        <w:tc>
+          <w:tcPr>
+            <w:tcMar>
+              <w:top w:w="108" w:type="dxa"/>
+              <w:bottom w:w="108" w:type="dxa"/>
+            </w:tcMar>
+          </w:tcPr>
+          <w:p>
+            <w:pPr>
+              <w:pStyle w:val="BodyText"/>
+            </w:pPr>
+            <w:pPr>
+              <w:spacing w:before="16" w:after="16"/>
+            </w:pPr>
+            <w:r>
+              <w:rPr>
+                <w:b/>
+                <w:bCs/>
+              </w:rPr>
+              <w:t xml:space="preserve">Weakness:</w:t>
+            </w:r>
+            <w:r>
+              <w:t xml:space="preserve"> </w:t>
+            </w:r>
+            <w:r>
+              <w:t xml:space="preserve">the pattern held in your sample — it is not guaranteed to hold everywhere.</w:t>
+            </w:r>
+          </w:p>
+          <w:p/>
+        </w:tc>
+      </w:tr>
+    </w:tbl>
+    <w:p>
+      <w:pPr>
+        <w:pStyle w:val="BodyText"/>
+      </w:pPr>
+      <w:r>
+        <w:rPr>
+          <w:b/>
+          <w:bCs/>
+        </w:rPr>
+        <w:t xml:space="preserve">Deductive (general → specific)</w:t>
+      </w:r>
+    </w:p>
+    <w:p>
+      <w:pPr>
+        <w:pStyle w:val="CaptionedFigure"/>
+      </w:pPr>
+      <w:r>
+        <w:drawing>
+          <wp:inline>
+            <wp:extent cx="1805899" cy="2743200"/>
+            <wp:effectExtent b="0" l="0" r="0" t="0"/>
+            <wp:docPr descr="The same scientific-reasoning flowchart as the inductive diagram, but with the deductive phase highlighted instead: starting from Hypothesis, moving to a testable Prediction and Test of Hypothesis, showing deduction as reasoning from a general rule down to a specific testable case." title="" id="28" name="Picture"/>
+            <a:graphic>
+              <a:graphicData uri="http://schemas.openxmlformats.org/drawingml/2006/picture">
+                <pic:pic>
+                  <pic:nvPicPr>
+                    <pic:cNvPr descr="images/deductive_phase.png" id="29" name="Picture"/>
+                    <pic:cNvPicPr>
+                      <a:picLocks noChangeArrowheads="1" noChangeAspect="1"/>
+                    </pic:cNvPicPr>
+                  </pic:nvPicPr>
+                  <pic:blipFill>
+                    <a:blip r:embed="rId27"/>
+                    <a:stretch>
+                      <a:fillRect/>
+                    </a:stretch>
+                  </pic:blipFill>
+                  <pic:spPr bwMode="auto">
+                    <a:xfrm>
+                      <a:off x="0" y="0"/>
+                      <a:ext cx="1805899" cy="2743200"/>
+                    </a:xfrm>
+                    <a:prstGeom prst="rect">
+                      <a:avLst/>
+                    </a:prstGeom>
+                    <a:noFill/>
+                    <a:ln w="9525">
+                      <a:noFill/>
+                      <a:headEnd/>
+                      <a:tailEnd/>
+                    </a:ln>
+                  </pic:spPr>
+                </pic:pic>
+              </a:graphicData>
+            </a:graphic>
+          </wp:inline>
+        </w:drawing>
+      </w:r>
+    </w:p>
+    <w:p>
+      <w:pPr>
+        <w:pStyle w:val="ImageCaption"/>
+      </w:pPr>
+      <w:r>
+        <w:t xml:space="preserve">The same scientific-reasoning flowchart as the inductive diagram, but with the deductive phase highlighted instead: starting from Hypothesis, moving to a testable Prediction and Test of Hypothesis, showing deduction as reasoning from a general rule down to a specific testable case.</w:t>
+      </w:r>
+    </w:p>
+    <w:p>
+      <w:pPr>
+        <w:pStyle w:val="BodyText"/>
+      </w:pPr>
+      <w:r>
+        <w:t xml:space="preserve">You start from a general rule —</w:t>
+      </w:r>
+      <w:r>
+        <w:t xml:space="preserve"> </w:t>
+      </w:r>
+      <w:r>
+        <w:rPr>
+          <w:i/>
+          <w:iCs/>
+        </w:rPr>
+        <w:t xml:space="preserve">“exposure affects needle length”</w:t>
+      </w:r>
+      <w:r>
+        <w:t xml:space="preserve"> </w:t>
+      </w:r>
+      <w:r>
+        <w:t xml:space="preserve">— and predict what a new tree should show, then check.</w:t>
+      </w:r>
+    </w:p>
+    <w:tbl>
+      <w:tblPr>
+        <w:tblStyle w:val="Table"/>
+        <w:tblLook w:firstRow="0" w:lastRow="0" w:firstColumn="0" w:lastColumn="0" w:noHBand="0" w:noVBand="0" w:val="0000"/>
+        <w:tblBorders>
+          <w:top w:val="single" w:sz="4" w:space="0" w:color="0758E5"/>
+          <w:left w:val="single" w:sz="24" w:space="0" w:color="0758E5"/>
+          <w:bottom w:val="single" w:sz="4" w:space="0" w:color="0758E5"/>
+          <w:right w:val="single" w:sz="4" w:space="0" w:color="0758E5"/>
+        </w:tblBorders>
+        <w:tblCellMar>
+          <w:left w:w="144" w:type="dxa"/>
+          <w:right w:w="144" w:type="dxa"/>
+        </w:tblCellMar>
+        <w:tblLook w:firstRow="0" w:lastRow="0" w:firstColumn="0" w:lastColumn="0" w:noHBand="0" w:noVBand="0" w:val="0000"/>
+      </w:tblPr>
+      <w:tr>
+        <w:trPr>
+          <w:cantSplit/>
+        </w:trPr>
+        <w:tc>
+          <w:tcPr>
+            <w:shd w:color="auto" w:fill="dae6fb" w:val="clear"/>
+            <w:tcMar>
+              <w:top w:w="92" w:type="dxa"/>
+              <w:bottom w:w="92" w:type="dxa"/>
+            </w:tcMar>
+          </w:tcPr>
+          <w:p>
+            <w:pPr>
+              <w:pStyle w:val="BodyText"/>
+            </w:pPr>
+            <w:pPr>
+              <w:spacing w:before="0" w:after="0"/>
+              <w:textAlignment w:val="center"/>
+            </w:pPr>
+            <w:r>
+              <w:drawing>
+                <wp:inline>
+                  <wp:extent cx="152400" cy="152400"/>
+                  <wp:effectExtent b="0" l="0" r="0" t="0"/>
+                  <wp:docPr descr="" title="" id="30" name="Picture"/>
+                  <a:graphic>
+                    <a:graphicData uri="http://schemas.openxmlformats.org/drawingml/2006/picture">
+                      <pic:pic>
+                        <pic:nvPicPr>
+                          <pic:cNvPr descr="/Applications/Positron.app/Contents/Resources/app/quarto/share/formats/docx/note.png" id="31" name="Picture"/>
                           <pic:cNvPicPr>
                             <a:picLocks noChangeArrowheads="1" noChangeAspect="1"/>
                           </pic:cNvPicPr>
@@ -1159,18 +1330,18 @@
                 <wp:inline>
                   <wp:extent cx="152400" cy="152400"/>
                   <wp:effectExtent b="0" l="0" r="0" t="0"/>
-                  <wp:docPr descr="" title="" id="31" name="Picture"/>
+                  <wp:docPr descr="" title="" id="33" name="Picture"/>
                   <a:graphic>
                     <a:graphicData uri="http://schemas.openxmlformats.org/drawingml/2006/picture">
                       <pic:pic>
                         <pic:nvPicPr>
-                          <pic:cNvPr descr="/Applications/Positron.app/Contents/Resources/app/quarto/share/formats/docx/tip.png" id="32" name="Picture"/>
+                          <pic:cNvPr descr="/Applications/Positron.app/Contents/Resources/app/quarto/share/formats/docx/tip.png" id="34" name="Picture"/>
                           <pic:cNvPicPr>
                             <a:picLocks noChangeArrowheads="1" noChangeAspect="1"/>
                           </pic:cNvPicPr>
                         </pic:nvPicPr>
                         <pic:blipFill>
-                          <a:blip r:embed="rId30"/>
+                          <a:blip r:embed="rId32"/>
                           <a:stretch>
                             <a:fillRect/>
                           </a:stretch>
@@ -1244,8 +1415,8 @@
         </w:tc>
       </w:tr>
     </w:tbl>
-    <w:bookmarkEnd w:id="33"/>
-    <w:bookmarkStart w:id="39" w:name="our-class-question"/>
+    <w:bookmarkEnd w:id="35"/>
+    <w:bookmarkStart w:id="41" w:name="our-class-question"/>
     <w:p>
       <w:pPr>
         <w:pStyle w:val="Heading2"/>
@@ -1399,12 +1570,12 @@
                 <wp:inline>
                   <wp:extent cx="152400" cy="152400"/>
                   <wp:effectExtent b="0" l="0" r="0" t="0"/>
-                  <wp:docPr descr="" title="" id="34" name="Picture"/>
+                  <wp:docPr descr="" title="" id="36" name="Picture"/>
                   <a:graphic>
                     <a:graphicData uri="http://schemas.openxmlformats.org/drawingml/2006/picture">
                       <pic:pic>
                         <pic:nvPicPr>
-                          <pic:cNvPr descr="/Applications/Positron.app/Contents/Resources/app/quarto/share/formats/docx/note.png" id="35" name="Picture"/>
+                          <pic:cNvPr descr="/Applications/Positron.app/Contents/Resources/app/quarto/share/formats/docx/note.png" id="37" name="Picture"/>
                           <pic:cNvPicPr>
                             <a:picLocks noChangeArrowheads="1" noChangeAspect="1"/>
                           </pic:cNvPicPr>
@@ -1638,18 +1809,18 @@
           <wp:inline>
             <wp:extent cx="1856232" cy="2474976"/>
             <wp:effectExtent b="0" l="0" r="0" t="0"/>
-            <wp:docPr descr="Photo comparing needle length and bundle count across six pine species (Pinus ponderosa, nigra, resinosa, strobus, sylvestris, banksiana), showing needles ranging from long single pairs to short clusters of five, illustrating the kind of length measurement the class’s own pine-needle sampling will use." title="" id="37" name="Picture"/>
+            <wp:docPr descr="Photo comparing needle length and bundle count across six pine species (Pinus ponderosa, nigra, resinosa, strobus, sylvestris, banksiana), showing needles ranging from long single pairs to short clusters of five, illustrating the kind of length measurement the class’s own pine-needle sampling will use." title="" id="39" name="Picture"/>
             <a:graphic>
               <a:graphicData uri="http://schemas.openxmlformats.org/drawingml/2006/picture">
                 <pic:pic>
                   <pic:nvPicPr>
-                    <pic:cNvPr descr="images/pine_needles.jpg" id="38" name="Picture"/>
+                    <pic:cNvPr descr="images/pine_needles.jpg" id="40" name="Picture"/>
                     <pic:cNvPicPr>
                       <a:picLocks noChangeArrowheads="1" noChangeAspect="1"/>
                     </pic:cNvPicPr>
                   </pic:nvPicPr>
                   <pic:blipFill>
-                    <a:blip r:embed="rId36"/>
+                    <a:blip r:embed="rId38"/>
                     <a:stretch>
                       <a:fillRect/>
                     </a:stretch>
@@ -1684,8 +1855,8 @@
         <w:t xml:space="preserve">Photo comparing needle length and bundle count across six pine species (Pinus ponderosa, nigra, resinosa, strobus, sylvestris, banksiana), showing needles ranging from long single pairs to short clusters of five, illustrating the kind of length measurement the class’s own pine-needle sampling will use.</w:t>
       </w:r>
     </w:p>
-    <w:bookmarkEnd w:id="39"/>
-    <w:bookmarkStart w:id="46" w:name="designing-a-defensible-sample"/>
+    <w:bookmarkEnd w:id="41"/>
+    <w:bookmarkStart w:id="50" w:name="designing-a-defensible-sample"/>
     <w:p>
       <w:pPr>
         <w:pStyle w:val="Heading2"/>
@@ -1873,12 +2044,12 @@
                 <wp:inline>
                   <wp:extent cx="152400" cy="152400"/>
                   <wp:effectExtent b="0" l="0" r="0" t="0"/>
-                  <wp:docPr descr="" title="" id="40" name="Picture"/>
+                  <wp:docPr descr="" title="" id="42" name="Picture"/>
                   <a:graphic>
                     <a:graphicData uri="http://schemas.openxmlformats.org/drawingml/2006/picture">
                       <pic:pic>
                         <pic:nvPicPr>
-                          <pic:cNvPr descr="/Applications/Positron.app/Contents/Resources/app/quarto/share/formats/docx/important.png" id="41" name="Picture"/>
+                          <pic:cNvPr descr="/Applications/Positron.app/Contents/Resources/app/quarto/share/formats/docx/important.png" id="43" name="Picture"/>
                           <pic:cNvPicPr>
                             <a:picLocks noChangeArrowheads="1" noChangeAspect="1"/>
                           </pic:cNvPicPr>
@@ -2037,18 +2208,18 @@
                 <wp:inline>
                   <wp:extent cx="152400" cy="152400"/>
                   <wp:effectExtent b="0" l="0" r="0" t="0"/>
-                  <wp:docPr descr="" title="" id="42" name="Picture"/>
+                  <wp:docPr descr="" title="" id="44" name="Picture"/>
                   <a:graphic>
                     <a:graphicData uri="http://schemas.openxmlformats.org/drawingml/2006/picture">
                       <pic:pic>
                         <pic:nvPicPr>
-                          <pic:cNvPr descr="/Applications/Positron.app/Contents/Resources/app/quarto/share/formats/docx/tip.png" id="43" name="Picture"/>
+                          <pic:cNvPr descr="/Applications/Positron.app/Contents/Resources/app/quarto/share/formats/docx/tip.png" id="45" name="Picture"/>
                           <pic:cNvPicPr>
                             <a:picLocks noChangeArrowheads="1" noChangeAspect="1"/>
                           </pic:cNvPicPr>
                         </pic:nvPicPr>
                         <pic:blipFill>
-                          <a:blip r:embed="rId30"/>
+                          <a:blip r:embed="rId32"/>
                           <a:stretch>
                             <a:fillRect/>
                           </a:stretch>
@@ -2212,12 +2383,12 @@
                 <wp:inline>
                   <wp:extent cx="152400" cy="152400"/>
                   <wp:effectExtent b="0" l="0" r="0" t="0"/>
-                  <wp:docPr descr="" title="" id="44" name="Picture"/>
+                  <wp:docPr descr="" title="" id="46" name="Picture"/>
                   <a:graphic>
                     <a:graphicData uri="http://schemas.openxmlformats.org/drawingml/2006/picture">
                       <pic:pic>
                         <pic:nvPicPr>
-                          <pic:cNvPr descr="/Applications/Positron.app/Contents/Resources/app/quarto/share/formats/docx/note.png" id="45" name="Picture"/>
+                          <pic:cNvPr descr="/Applications/Positron.app/Contents/Resources/app/quarto/share/formats/docx/note.png" id="47" name="Picture"/>
                           <pic:cNvPicPr>
                             <a:picLocks noChangeArrowheads="1" noChangeAspect="1"/>
                           </pic:cNvPicPr>
@@ -2320,198 +2491,12 @@
         </w:tc>
       </w:tr>
     </w:tbl>
-    <w:bookmarkEnd w:id="46"/>
-    <w:bookmarkStart w:id="47" w:name="part-2-organizing-your-project"/>
     <w:p>
       <w:pPr>
-        <w:pStyle w:val="Heading2"/>
-      </w:pPr>
-      <w:r>
-        <w:t xml:space="preserve">Part 2 · Organizing Your Project</w:t>
-      </w:r>
-    </w:p>
-    <w:bookmarkEnd w:id="47"/>
-    <w:bookmarkStart w:id="52" w:name="X5b59f89e691e9f161eefe2683b4b22c1a428bf4"/>
-    <w:p>
-      <w:pPr>
-        <w:pStyle w:val="Heading2"/>
-      </w:pPr>
-      <w:r>
-        <w:t xml:space="preserve">Data is the raw material — treat it that way</w:t>
-      </w:r>
-    </w:p>
-    <w:p>
-      <w:pPr>
-        <w:pStyle w:val="Compact"/>
-        <w:numPr>
-          <w:ilvl w:val="0"/>
-          <w:numId w:val="1011"/>
-        </w:numPr>
-      </w:pPr>
-      <w:r>
-        <w:t xml:space="preserve">Decide your</w:t>
-      </w:r>
-      <w:r>
-        <w:t xml:space="preserve"> </w:t>
-      </w:r>
-      <w:r>
-        <w:rPr>
-          <w:b/>
-          <w:bCs/>
-        </w:rPr>
-        <w:t xml:space="preserve">variable names and units before you collect anything</w:t>
-      </w:r>
-      <w:r>
-        <w:t xml:space="preserve"> </w:t>
-      </w:r>
-      <w:r>
-        <w:t xml:space="preserve">— this is a</w:t>
-      </w:r>
-      <w:r>
-        <w:t xml:space="preserve"> </w:t>
-      </w:r>
-      <w:r>
-        <w:rPr>
-          <w:b/>
-          <w:bCs/>
-        </w:rPr>
-        <w:t xml:space="preserve">controlled vocabulary</w:t>
-      </w:r>
-    </w:p>
-    <w:p>
-      <w:pPr>
-        <w:pStyle w:val="Compact"/>
-        <w:numPr>
-          <w:ilvl w:val="0"/>
-          <w:numId w:val="1011"/>
-        </w:numPr>
-      </w:pPr>
-      <w:r>
-        <w:t xml:space="preserve">Example:</w:t>
-      </w:r>
-      <w:r>
-        <w:t xml:space="preserve"> </w:t>
-      </w:r>
-      <w:r>
-        <w:rPr>
-          <w:rStyle w:val="VerbatimChar"/>
-        </w:rPr>
-        <w:t xml:space="preserve">needle_length_mm</w:t>
-      </w:r>
-      <w:r>
-        <w:t xml:space="preserve">, not</w:t>
-      </w:r>
-      <w:r>
-        <w:t xml:space="preserve"> </w:t>
-      </w:r>
-      <w:r>
-        <w:rPr>
-          <w:rStyle w:val="VerbatimChar"/>
-        </w:rPr>
-        <w:t xml:space="preserve">Needle Length (mm)</w:t>
-      </w:r>
-      <w:r>
-        <w:t xml:space="preserve"> </w:t>
-      </w:r>
-      <w:r>
-        <w:t xml:space="preserve">— all lowercase, no spaces, no parentheses</w:t>
-      </w:r>
-    </w:p>
-    <w:p>
-      <w:pPr>
-        <w:pStyle w:val="Compact"/>
-        <w:numPr>
-          <w:ilvl w:val="0"/>
-          <w:numId w:val="1011"/>
-        </w:numPr>
-      </w:pPr>
-      <w:r>
-        <w:rPr>
-          <w:b/>
-          <w:bCs/>
-        </w:rPr>
-        <w:t xml:space="preserve">Put the unit</w:t>
-      </w:r>
-      <w:r>
-        <w:rPr>
-          <w:b/>
-          <w:bCs/>
-        </w:rPr>
-        <w:t xml:space="preserve"> </w:t>
-      </w:r>
-      <w:r>
-        <w:rPr>
-          <w:b/>
-          <w:bCs/>
-          <w:i/>
-          <w:iCs/>
-        </w:rPr>
-        <w:t xml:space="preserve">in</w:t>
-      </w:r>
-      <w:r>
-        <w:rPr>
-          <w:b/>
-          <w:bCs/>
-        </w:rPr>
-        <w:t xml:space="preserve"> </w:t>
-      </w:r>
-      <w:r>
-        <w:rPr>
-          <w:b/>
-          <w:bCs/>
-        </w:rPr>
-        <w:t xml:space="preserve">the name as a suffix</w:t>
-      </w:r>
-      <w:r>
-        <w:t xml:space="preserve"> </w:t>
-      </w:r>
-      <w:r>
-        <w:t xml:space="preserve">(</w:t>
-      </w:r>
-      <w:r>
-        <w:rPr>
-          <w:rStyle w:val="VerbatimChar"/>
-        </w:rPr>
-        <w:t xml:space="preserve">_mm</w:t>
-      </w:r>
-      <w:r>
-        <w:t xml:space="preserve">,</w:t>
-      </w:r>
-      <w:r>
-        <w:t xml:space="preserve"> </w:t>
-      </w:r>
-      <w:r>
-        <w:rPr>
-          <w:rStyle w:val="VerbatimChar"/>
-        </w:rPr>
-        <w:t xml:space="preserve">_g</w:t>
-      </w:r>
-      <w:r>
-        <w:t xml:space="preserve">,</w:t>
-      </w:r>
-      <w:r>
-        <w:t xml:space="preserve"> </w:t>
-      </w:r>
-      <w:r>
-        <w:rPr>
-          <w:rStyle w:val="VerbatimChar"/>
-        </w:rPr>
-        <w:t xml:space="preserve">_c</w:t>
-      </w:r>
-      <w:r>
-        <w:t xml:space="preserve">) so it can never get separated from the number</w:t>
-      </w:r>
-    </w:p>
-    <w:p>
-      <w:pPr>
-        <w:pStyle w:val="Compact"/>
-        <w:numPr>
-          <w:ilvl w:val="0"/>
-          <w:numId w:val="1011"/>
-        </w:numPr>
-      </w:pPr>
-      <w:r>
-        <w:t xml:space="preserve">Plan where data goes the moment you collect it — do not let it pile up in email or texts</w:t>
+        <w:pStyle w:val="BodyText"/>
+      </w:pPr>
+      <w:r>
+        <w:t xml:space="preserve"> </w:t>
       </w:r>
     </w:p>
     <w:tbl>
@@ -2544,7 +2529,7 @@
           </w:tcPr>
           <w:p>
             <w:pPr>
-              <w:pStyle w:val="FirstParagraph"/>
+              <w:pStyle w:val="BodyText"/>
             </w:pPr>
             <w:pPr>
               <w:spacing w:before="0" w:after="0"/>
@@ -2627,6 +2612,337 @@
                 <w:b/>
                 <w:bCs/>
               </w:rPr>
+              <w:t xml:space="preserve">📖 Reference</w:t>
+            </w:r>
+          </w:p>
+          <w:p>
+            <w:pPr>
+              <w:pStyle w:val="BodyText"/>
+            </w:pPr>
+            <w:pPr>
+              <w:spacing w:after="16"/>
+            </w:pPr>
+            <w:r>
+              <w:t xml:space="preserve">Whitlock &amp; Schluter, Ch. 1 — Statistics and Samples, on random sampling and what makes a sample representative.</w:t>
+            </w:r>
+            <w:r>
+              <w:br/>
+            </w:r>
+            <w:r>
+              <w:t xml:space="preserve">Gotelli &amp; Ellison, Ch. 6 — Designing Successful Field Studies, on replication and pseudoreplication.</w:t>
+            </w:r>
+          </w:p>
+          <w:p/>
+        </w:tc>
+      </w:tr>
+    </w:tbl>
+    <w:bookmarkEnd w:id="50"/>
+    <w:bookmarkStart w:id="51" w:name="part-2-organizing-your-project"/>
+    <w:p>
+      <w:pPr>
+        <w:pStyle w:val="Heading2"/>
+      </w:pPr>
+      <w:r>
+        <w:t xml:space="preserve">Part 2 · Organizing Your Project</w:t>
+      </w:r>
+    </w:p>
+    <w:bookmarkEnd w:id="51"/>
+    <w:bookmarkStart w:id="56" w:name="X5b59f89e691e9f161eefe2683b4b22c1a428bf4"/>
+    <w:p>
+      <w:pPr>
+        <w:pStyle w:val="Heading2"/>
+      </w:pPr>
+      <w:r>
+        <w:t xml:space="preserve">Data is the raw material — treat it that way</w:t>
+      </w:r>
+    </w:p>
+    <w:p>
+      <w:pPr>
+        <w:pStyle w:val="Compact"/>
+        <w:numPr>
+          <w:ilvl w:val="0"/>
+          <w:numId w:val="1011"/>
+        </w:numPr>
+      </w:pPr>
+      <w:r>
+        <w:t xml:space="preserve">Decide your</w:t>
+      </w:r>
+      <w:r>
+        <w:t xml:space="preserve"> </w:t>
+      </w:r>
+      <w:r>
+        <w:rPr>
+          <w:b/>
+          <w:bCs/>
+        </w:rPr>
+        <w:t xml:space="preserve">variable names and units before you collect anything</w:t>
+      </w:r>
+      <w:r>
+        <w:t xml:space="preserve"> </w:t>
+      </w:r>
+      <w:r>
+        <w:t xml:space="preserve">— this is a</w:t>
+      </w:r>
+      <w:r>
+        <w:t xml:space="preserve"> </w:t>
+      </w:r>
+      <w:r>
+        <w:rPr>
+          <w:b/>
+          <w:bCs/>
+        </w:rPr>
+        <w:t xml:space="preserve">controlled vocabulary</w:t>
+      </w:r>
+    </w:p>
+    <w:p>
+      <w:pPr>
+        <w:pStyle w:val="Compact"/>
+        <w:numPr>
+          <w:ilvl w:val="0"/>
+          <w:numId w:val="1011"/>
+        </w:numPr>
+      </w:pPr>
+      <w:r>
+        <w:t xml:space="preserve">Example:</w:t>
+      </w:r>
+      <w:r>
+        <w:t xml:space="preserve"> </w:t>
+      </w:r>
+      <w:r>
+        <w:rPr>
+          <w:rStyle w:val="VerbatimChar"/>
+        </w:rPr>
+        <w:t xml:space="preserve">needle_length_mm</w:t>
+      </w:r>
+      <w:r>
+        <w:t xml:space="preserve">, not</w:t>
+      </w:r>
+      <w:r>
+        <w:t xml:space="preserve"> </w:t>
+      </w:r>
+      <w:r>
+        <w:rPr>
+          <w:rStyle w:val="VerbatimChar"/>
+        </w:rPr>
+        <w:t xml:space="preserve">Needle Length (mm)</w:t>
+      </w:r>
+      <w:r>
+        <w:t xml:space="preserve"> </w:t>
+      </w:r>
+      <w:r>
+        <w:t xml:space="preserve">— all lowercase, no spaces, no parentheses</w:t>
+      </w:r>
+    </w:p>
+    <w:p>
+      <w:pPr>
+        <w:pStyle w:val="Compact"/>
+        <w:numPr>
+          <w:ilvl w:val="0"/>
+          <w:numId w:val="1011"/>
+        </w:numPr>
+      </w:pPr>
+      <w:r>
+        <w:rPr>
+          <w:b/>
+          <w:bCs/>
+        </w:rPr>
+        <w:t xml:space="preserve">Put the unit</w:t>
+      </w:r>
+      <w:r>
+        <w:rPr>
+          <w:b/>
+          <w:bCs/>
+        </w:rPr>
+        <w:t xml:space="preserve"> </w:t>
+      </w:r>
+      <w:r>
+        <w:rPr>
+          <w:b/>
+          <w:bCs/>
+          <w:i/>
+          <w:iCs/>
+        </w:rPr>
+        <w:t xml:space="preserve">in</w:t>
+      </w:r>
+      <w:r>
+        <w:rPr>
+          <w:b/>
+          <w:bCs/>
+        </w:rPr>
+        <w:t xml:space="preserve"> </w:t>
+      </w:r>
+      <w:r>
+        <w:rPr>
+          <w:b/>
+          <w:bCs/>
+        </w:rPr>
+        <w:t xml:space="preserve">the name as a suffix</w:t>
+      </w:r>
+      <w:r>
+        <w:t xml:space="preserve"> </w:t>
+      </w:r>
+      <w:r>
+        <w:t xml:space="preserve">(</w:t>
+      </w:r>
+      <w:r>
+        <w:rPr>
+          <w:rStyle w:val="VerbatimChar"/>
+        </w:rPr>
+        <w:t xml:space="preserve">_mm</w:t>
+      </w:r>
+      <w:r>
+        <w:t xml:space="preserve">,</w:t>
+      </w:r>
+      <w:r>
+        <w:t xml:space="preserve"> </w:t>
+      </w:r>
+      <w:r>
+        <w:rPr>
+          <w:rStyle w:val="VerbatimChar"/>
+        </w:rPr>
+        <w:t xml:space="preserve">_g</w:t>
+      </w:r>
+      <w:r>
+        <w:t xml:space="preserve">,</w:t>
+      </w:r>
+      <w:r>
+        <w:t xml:space="preserve"> </w:t>
+      </w:r>
+      <w:r>
+        <w:rPr>
+          <w:rStyle w:val="VerbatimChar"/>
+        </w:rPr>
+        <w:t xml:space="preserve">_c</w:t>
+      </w:r>
+      <w:r>
+        <w:t xml:space="preserve">) so it can never get separated from the number</w:t>
+      </w:r>
+    </w:p>
+    <w:p>
+      <w:pPr>
+        <w:pStyle w:val="Compact"/>
+        <w:numPr>
+          <w:ilvl w:val="0"/>
+          <w:numId w:val="1011"/>
+        </w:numPr>
+      </w:pPr>
+      <w:r>
+        <w:t xml:space="preserve">Plan where data goes the moment you collect it — do not let it pile up in email or texts</w:t>
+      </w:r>
+    </w:p>
+    <w:tbl>
+      <w:tblPr>
+        <w:tblStyle w:val="Table"/>
+        <w:tblLook w:firstRow="0" w:lastRow="0" w:firstColumn="0" w:lastColumn="0" w:noHBand="0" w:noVBand="0" w:val="0000"/>
+        <w:tblBorders>
+          <w:top w:val="single" w:sz="4" w:space="0" w:color="0758E5"/>
+          <w:left w:val="single" w:sz="24" w:space="0" w:color="0758E5"/>
+          <w:bottom w:val="single" w:sz="4" w:space="0" w:color="0758E5"/>
+          <w:right w:val="single" w:sz="4" w:space="0" w:color="0758E5"/>
+        </w:tblBorders>
+        <w:tblCellMar>
+          <w:left w:w="144" w:type="dxa"/>
+          <w:right w:w="144" w:type="dxa"/>
+        </w:tblCellMar>
+        <w:tblLook w:firstRow="0" w:lastRow="0" w:firstColumn="0" w:lastColumn="0" w:noHBand="0" w:noVBand="0" w:val="0000"/>
+      </w:tblPr>
+      <w:tr>
+        <w:trPr>
+          <w:cantSplit/>
+        </w:trPr>
+        <w:tc>
+          <w:tcPr>
+            <w:shd w:color="auto" w:fill="dae6fb" w:val="clear"/>
+            <w:tcMar>
+              <w:top w:w="92" w:type="dxa"/>
+              <w:bottom w:w="92" w:type="dxa"/>
+            </w:tcMar>
+          </w:tcPr>
+          <w:p>
+            <w:pPr>
+              <w:pStyle w:val="FirstParagraph"/>
+            </w:pPr>
+            <w:pPr>
+              <w:spacing w:before="0" w:after="0"/>
+              <w:textAlignment w:val="center"/>
+            </w:pPr>
+            <w:r>
+              <w:drawing>
+                <wp:inline>
+                  <wp:extent cx="152400" cy="152400"/>
+                  <wp:effectExtent b="0" l="0" r="0" t="0"/>
+                  <wp:docPr descr="" title="" id="52" name="Picture"/>
+                  <a:graphic>
+                    <a:graphicData uri="http://schemas.openxmlformats.org/drawingml/2006/picture">
+                      <pic:pic>
+                        <pic:nvPicPr>
+                          <pic:cNvPr descr="/Applications/Positron.app/Contents/Resources/app/quarto/share/formats/docx/note.png" id="53" name="Picture"/>
+                          <pic:cNvPicPr>
+                            <a:picLocks noChangeArrowheads="1" noChangeAspect="1"/>
+                          </pic:cNvPicPr>
+                        </pic:nvPicPr>
+                        <pic:blipFill>
+                          <a:blip r:embed="rId12"/>
+                          <a:stretch>
+                            <a:fillRect/>
+                          </a:stretch>
+                        </pic:blipFill>
+                        <pic:spPr bwMode="auto">
+                          <a:xfrm>
+                            <a:off x="0" y="0"/>
+                            <a:ext cx="152400" cy="152400"/>
+                          </a:xfrm>
+                          <a:prstGeom prst="rect">
+                            <a:avLst/>
+                          </a:prstGeom>
+                          <a:noFill/>
+                          <a:ln w="9525">
+                            <a:noFill/>
+                            <a:headEnd/>
+                            <a:tailEnd/>
+                          </a:ln>
+                        </pic:spPr>
+                      </pic:pic>
+                    </a:graphicData>
+                  </a:graphic>
+                </wp:inline>
+              </w:drawing>
+            </w:r>
+            <w:r>
+              <w:t xml:space="preserve"> </w:t>
+            </w:r>
+            <w:r>
+              <w:t xml:space="preserve"> </w:t>
+            </w:r>
+            <w:r>
+              <w:t xml:space="preserve">Note</w:t>
+            </w:r>
+          </w:p>
+        </w:tc>
+      </w:tr>
+      <w:tr>
+        <w:trPr>
+          <w:cantSplit/>
+        </w:trPr>
+        <w:tc>
+          <w:tcPr>
+            <w:tcMar>
+              <w:top w:w="108" w:type="dxa"/>
+              <w:bottom w:w="108" w:type="dxa"/>
+            </w:tcMar>
+          </w:tcPr>
+          <w:p>
+            <w:pPr>
+              <w:pStyle w:val="BodyText"/>
+            </w:pPr>
+            <w:pPr>
+              <w:spacing w:before="16"/>
+            </w:pPr>
+            <w:r>
+              <w:rPr>
+                <w:b/>
+                <w:bCs/>
+              </w:rPr>
               <w:t xml:space="preserve">✅ Key idea</w:t>
             </w:r>
           </w:p>
@@ -2686,18 +3002,18 @@
                 <wp:inline>
                   <wp:extent cx="152400" cy="152400"/>
                   <wp:effectExtent b="0" l="0" r="0" t="0"/>
-                  <wp:docPr descr="" title="" id="50" name="Picture"/>
+                  <wp:docPr descr="" title="" id="54" name="Picture"/>
                   <a:graphic>
                     <a:graphicData uri="http://schemas.openxmlformats.org/drawingml/2006/picture">
                       <pic:pic>
                         <pic:nvPicPr>
-                          <pic:cNvPr descr="/Applications/Positron.app/Contents/Resources/app/quarto/share/formats/docx/tip.png" id="51" name="Picture"/>
+                          <pic:cNvPr descr="/Applications/Positron.app/Contents/Resources/app/quarto/share/formats/docx/tip.png" id="55" name="Picture"/>
                           <pic:cNvPicPr>
                             <a:picLocks noChangeArrowheads="1" noChangeAspect="1"/>
                           </pic:cNvPicPr>
                         </pic:nvPicPr>
                         <pic:blipFill>
-                          <a:blip r:embed="rId30"/>
+                          <a:blip r:embed="rId32"/>
                           <a:stretch>
                             <a:fillRect/>
                           </a:stretch>
@@ -2893,8 +3209,8 @@
         </w:tc>
       </w:tr>
     </w:tbl>
-    <w:bookmarkEnd w:id="52"/>
-    <w:bookmarkStart w:id="59" w:name="one-folder-per-project"/>
+    <w:bookmarkEnd w:id="56"/>
+    <w:bookmarkStart w:id="66" w:name="one-folder-per-project"/>
     <w:p>
       <w:pPr>
         <w:pStyle w:val="Heading2"/>
@@ -3093,12 +3409,12 @@
                 <wp:inline>
                   <wp:extent cx="152400" cy="152400"/>
                   <wp:effectExtent b="0" l="0" r="0" t="0"/>
-                  <wp:docPr descr="" title="" id="53" name="Picture"/>
+                  <wp:docPr descr="" title="" id="57" name="Picture"/>
                   <a:graphic>
                     <a:graphicData uri="http://schemas.openxmlformats.org/drawingml/2006/picture">
                       <pic:pic>
                         <pic:nvPicPr>
-                          <pic:cNvPr descr="/Applications/Positron.app/Contents/Resources/app/quarto/share/formats/docx/note.png" id="54" name="Picture"/>
+                          <pic:cNvPr descr="/Applications/Positron.app/Contents/Resources/app/quarto/share/formats/docx/note.png" id="58" name="Picture"/>
                           <pic:cNvPicPr>
                             <a:picLocks noChangeArrowheads="1" noChangeAspect="1"/>
                           </pic:cNvPicPr>
@@ -3243,12 +3559,12 @@
                 <wp:inline>
                   <wp:extent cx="152400" cy="152400"/>
                   <wp:effectExtent b="0" l="0" r="0" t="0"/>
-                  <wp:docPr descr="" title="" id="55" name="Picture"/>
+                  <wp:docPr descr="" title="" id="59" name="Picture"/>
                   <a:graphic>
                     <a:graphicData uri="http://schemas.openxmlformats.org/drawingml/2006/picture">
                       <pic:pic>
                         <pic:nvPicPr>
-                          <pic:cNvPr descr="/Applications/Positron.app/Contents/Resources/app/quarto/share/formats/docx/note.png" id="56" name="Picture"/>
+                          <pic:cNvPr descr="/Applications/Positron.app/Contents/Resources/app/quarto/share/formats/docx/note.png" id="60" name="Picture"/>
                           <pic:cNvPicPr>
                             <a:picLocks noChangeArrowheads="1" noChangeAspect="1"/>
                           </pic:cNvPicPr>
@@ -3365,419 +3681,14 @@
         </w:tc>
       </w:tr>
     </w:tbl>
-    <w:tbl>
-      <w:tblPr>
-        <w:tblStyle w:val="Table"/>
-        <w:tblLook w:firstRow="0" w:lastRow="0" w:firstColumn="0" w:lastColumn="0" w:noHBand="0" w:noVBand="0" w:val="0000"/>
-        <w:tblBorders>
-          <w:top w:val="single" w:sz="4" w:space="0" w:color="00A047"/>
-          <w:left w:val="single" w:sz="24" w:space="0" w:color="00A047"/>
-          <w:bottom w:val="single" w:sz="4" w:space="0" w:color="00A047"/>
-          <w:right w:val="single" w:sz="4" w:space="0" w:color="00A047"/>
-        </w:tblBorders>
-        <w:tblCellMar>
-          <w:left w:w="144" w:type="dxa"/>
-          <w:right w:w="144" w:type="dxa"/>
-        </w:tblCellMar>
-        <w:tblLook w:firstRow="0" w:lastRow="0" w:firstColumn="0" w:lastColumn="0" w:noHBand="0" w:noVBand="0" w:val="0000"/>
-      </w:tblPr>
-      <w:tr>
-        <w:trPr>
-          <w:cantSplit/>
-        </w:trPr>
-        <w:tc>
-          <w:tcPr>
-            <w:shd w:color="auto" w:fill="ccf1e3" w:val="clear"/>
-            <w:tcMar>
-              <w:top w:w="92" w:type="dxa"/>
-              <w:bottom w:w="92" w:type="dxa"/>
-            </w:tcMar>
-          </w:tcPr>
-          <w:p>
-            <w:pPr>
-              <w:pStyle w:val="BodyText"/>
-            </w:pPr>
-            <w:pPr>
-              <w:spacing w:before="0" w:after="0"/>
-              <w:textAlignment w:val="center"/>
-            </w:pPr>
-            <w:r>
-              <w:drawing>
-                <wp:inline>
-                  <wp:extent cx="152400" cy="152400"/>
-                  <wp:effectExtent b="0" l="0" r="0" t="0"/>
-                  <wp:docPr descr="" title="" id="57" name="Picture"/>
-                  <a:graphic>
-                    <a:graphicData uri="http://schemas.openxmlformats.org/drawingml/2006/picture">
-                      <pic:pic>
-                        <pic:nvPicPr>
-                          <pic:cNvPr descr="/Applications/Positron.app/Contents/Resources/app/quarto/share/formats/docx/tip.png" id="58" name="Picture"/>
-                          <pic:cNvPicPr>
-                            <a:picLocks noChangeArrowheads="1" noChangeAspect="1"/>
-                          </pic:cNvPicPr>
-                        </pic:nvPicPr>
-                        <pic:blipFill>
-                          <a:blip r:embed="rId30"/>
-                          <a:stretch>
-                            <a:fillRect/>
-                          </a:stretch>
-                        </pic:blipFill>
-                        <pic:spPr bwMode="auto">
-                          <a:xfrm>
-                            <a:off x="0" y="0"/>
-                            <a:ext cx="152400" cy="152400"/>
-                          </a:xfrm>
-                          <a:prstGeom prst="rect">
-                            <a:avLst/>
-                          </a:prstGeom>
-                          <a:noFill/>
-                          <a:ln w="9525">
-                            <a:noFill/>
-                            <a:headEnd/>
-                            <a:tailEnd/>
-                          </a:ln>
-                        </pic:spPr>
-                      </pic:pic>
-                    </a:graphicData>
-                  </a:graphic>
-                </wp:inline>
-              </w:drawing>
-            </w:r>
-            <w:r>
-              <w:t xml:space="preserve"> </w:t>
-            </w:r>
-            <w:r>
-              <w:t xml:space="preserve"> </w:t>
-            </w:r>
-            <w:r>
-              <w:t xml:space="preserve">Tip</w:t>
-            </w:r>
-          </w:p>
-        </w:tc>
-      </w:tr>
-      <w:tr>
-        <w:trPr>
-          <w:cantSplit/>
-        </w:trPr>
-        <w:tc>
-          <w:tcPr>
-            <w:tcMar>
-              <w:top w:w="108" w:type="dxa"/>
-              <w:bottom w:w="108" w:type="dxa"/>
-            </w:tcMar>
-          </w:tcPr>
-          <w:p>
-            <w:pPr>
-              <w:pStyle w:val="BodyText"/>
-            </w:pPr>
-            <w:pPr>
-              <w:spacing w:before="16"/>
-            </w:pPr>
-            <w:r>
-              <w:rPr>
-                <w:b/>
-                <w:bCs/>
-              </w:rPr>
-              <w:t xml:space="preserve">🖐 Preview</w:t>
-            </w:r>
-          </w:p>
-          <w:p>
-            <w:pPr>
-              <w:pStyle w:val="BodyText"/>
-            </w:pPr>
-            <w:pPr>
-              <w:spacing w:after="16"/>
-            </w:pPr>
-            <w:r>
-              <w:t xml:space="preserve">Tidy data — one row per observation, one column per variable — is the target we’re organizing toward. We’ll formalize this in Wrangling Your Data.</w:t>
-            </w:r>
-          </w:p>
-          <w:p/>
-        </w:tc>
-      </w:tr>
-    </w:tbl>
-    <w:bookmarkEnd w:id="59"/>
-    <w:bookmarkStart w:id="60" w:name="part-3-meet-r-and-positron"/>
     <w:p>
       <w:pPr>
-        <w:pStyle w:val="Heading2"/>
-      </w:pPr>
-      <w:r>
-        <w:t xml:space="preserve">Part 3 · Meet R and Positron</w:t>
+        <w:pStyle w:val="BodyText"/>
+      </w:pPr>
+      <w:r>
+        <w:t xml:space="preserve"> </w:t>
       </w:r>
     </w:p>
-    <w:bookmarkEnd w:id="60"/>
-    <w:bookmarkStart w:id="63" w:name="Xb4703b034abed12e82a73f9ae5809a6f1a85491"/>
-    <w:p>
-      <w:pPr>
-        <w:pStyle w:val="Heading2"/>
-      </w:pPr>
-      <w:r>
-        <w:t xml:space="preserve">R is the engine, Positron is the dashboard</w:t>
-      </w:r>
-    </w:p>
-    <w:p>
-      <w:pPr>
-        <w:pStyle w:val="Compact"/>
-        <w:numPr>
-          <w:ilvl w:val="0"/>
-          <w:numId w:val="1014"/>
-        </w:numPr>
-      </w:pPr>
-      <w:r>
-        <w:rPr>
-          <w:b/>
-          <w:bCs/>
-        </w:rPr>
-        <w:t xml:space="preserve">R</w:t>
-      </w:r>
-      <w:r>
-        <w:t xml:space="preserve"> </w:t>
-      </w:r>
-      <w:r>
-        <w:t xml:space="preserve">— a free language for data and statistics</w:t>
-      </w:r>
-    </w:p>
-    <w:p>
-      <w:pPr>
-        <w:pStyle w:val="Compact"/>
-        <w:numPr>
-          <w:ilvl w:val="0"/>
-          <w:numId w:val="1014"/>
-        </w:numPr>
-      </w:pPr>
-      <w:r>
-        <w:rPr>
-          <w:b/>
-          <w:bCs/>
-        </w:rPr>
-        <w:t xml:space="preserve">Positron</w:t>
-      </w:r>
-      <w:r>
-        <w:t xml:space="preserve"> </w:t>
-      </w:r>
-      <w:r>
-        <w:t xml:space="preserve">— the editor (IDE) you drive it through</w:t>
-      </w:r>
-    </w:p>
-    <w:p>
-      <w:pPr>
-        <w:pStyle w:val="Compact"/>
-        <w:numPr>
-          <w:ilvl w:val="0"/>
-          <w:numId w:val="1014"/>
-        </w:numPr>
-      </w:pPr>
-      <w:r>
-        <w:t xml:space="preserve">Four panes you’ll use constantly:</w:t>
-      </w:r>
-    </w:p>
-    <w:tbl>
-      <w:tblPr>
-        <w:tblStyle w:val="Table"/>
-        <w:tblW w:type="auto" w:w="0"/>
-        <w:tblLook w:firstRow="1" w:lastRow="0" w:firstColumn="0" w:lastColumn="0" w:noHBand="0" w:noVBand="0" w:val="0020"/>
-      </w:tblPr>
-      <w:tblGrid>
-        <w:gridCol w:w="2640"/>
-        <w:gridCol w:w="2640"/>
-        <w:gridCol w:w="2640"/>
-      </w:tblGrid>
-      <w:tr>
-        <w:trPr>
-          <w:tblHeader w:val="on"/>
-        </w:trPr>
-        <w:tc>
-          <w:tcPr/>
-          <w:p>
-            <w:pPr>
-              <w:pStyle w:val="Compact"/>
-            </w:pPr>
-            <w:r>
-              <w:t xml:space="preserve">Pane</w:t>
-            </w:r>
-          </w:p>
-        </w:tc>
-        <w:tc>
-          <w:tcPr/>
-          <w:p>
-            <w:pPr>
-              <w:pStyle w:val="Compact"/>
-            </w:pPr>
-            <w:r>
-              <w:t xml:space="preserve">Where</w:t>
-            </w:r>
-          </w:p>
-        </w:tc>
-        <w:tc>
-          <w:tcPr/>
-          <w:p>
-            <w:pPr>
-              <w:pStyle w:val="Compact"/>
-            </w:pPr>
-            <w:r>
-              <w:t xml:space="preserve">What it does</w:t>
-            </w:r>
-          </w:p>
-        </w:tc>
-      </w:tr>
-      <w:tr>
-        <w:tc>
-          <w:tcPr/>
-          <w:p>
-            <w:pPr>
-              <w:pStyle w:val="Compact"/>
-            </w:pPr>
-            <w:r>
-              <w:rPr>
-                <w:b/>
-                <w:bCs/>
-              </w:rPr>
-              <w:t xml:space="preserve">Editor</w:t>
-            </w:r>
-          </w:p>
-        </w:tc>
-        <w:tc>
-          <w:tcPr/>
-          <w:p>
-            <w:pPr>
-              <w:pStyle w:val="Compact"/>
-            </w:pPr>
-            <w:r>
-              <w:t xml:space="preserve">top-left</w:t>
-            </w:r>
-          </w:p>
-        </w:tc>
-        <w:tc>
-          <w:tcPr/>
-          <w:p>
-            <w:pPr>
-              <w:pStyle w:val="Compact"/>
-            </w:pPr>
-            <w:r>
-              <w:t xml:space="preserve">your scripts live here</w:t>
-            </w:r>
-          </w:p>
-        </w:tc>
-      </w:tr>
-      <w:tr>
-        <w:tc>
-          <w:tcPr/>
-          <w:p>
-            <w:pPr>
-              <w:pStyle w:val="Compact"/>
-            </w:pPr>
-            <w:r>
-              <w:rPr>
-                <w:b/>
-                <w:bCs/>
-              </w:rPr>
-              <w:t xml:space="preserve">Console</w:t>
-            </w:r>
-          </w:p>
-        </w:tc>
-        <w:tc>
-          <w:tcPr/>
-          <w:p>
-            <w:pPr>
-              <w:pStyle w:val="Compact"/>
-            </w:pPr>
-            <w:r>
-              <w:t xml:space="preserve">bottom</w:t>
-            </w:r>
-          </w:p>
-        </w:tc>
-        <w:tc>
-          <w:tcPr/>
-          <w:p>
-            <w:pPr>
-              <w:pStyle w:val="Compact"/>
-            </w:pPr>
-            <w:r>
-              <w:t xml:space="preserve">where code actually runs</w:t>
-            </w:r>
-          </w:p>
-        </w:tc>
-      </w:tr>
-      <w:tr>
-        <w:tc>
-          <w:tcPr/>
-          <w:p>
-            <w:pPr>
-              <w:pStyle w:val="Compact"/>
-            </w:pPr>
-            <w:r>
-              <w:rPr>
-                <w:b/>
-                <w:bCs/>
-              </w:rPr>
-              <w:t xml:space="preserve">Environment</w:t>
-            </w:r>
-          </w:p>
-        </w:tc>
-        <w:tc>
-          <w:tcPr/>
-          <w:p>
-            <w:pPr>
-              <w:pStyle w:val="Compact"/>
-            </w:pPr>
-            <w:r>
-              <w:t xml:space="preserve">right</w:t>
-            </w:r>
-          </w:p>
-        </w:tc>
-        <w:tc>
-          <w:tcPr/>
-          <w:p>
-            <w:pPr>
-              <w:pStyle w:val="Compact"/>
-            </w:pPr>
-            <w:r>
-              <w:t xml:space="preserve">everything you’ve stored</w:t>
-            </w:r>
-          </w:p>
-        </w:tc>
-      </w:tr>
-      <w:tr>
-        <w:tc>
-          <w:tcPr/>
-          <w:p>
-            <w:pPr>
-              <w:pStyle w:val="Compact"/>
-            </w:pPr>
-            <w:r>
-              <w:rPr>
-                <w:b/>
-                <w:bCs/>
-              </w:rPr>
-              <w:t xml:space="preserve">Plots / Files</w:t>
-            </w:r>
-          </w:p>
-        </w:tc>
-        <w:tc>
-          <w:tcPr/>
-          <w:p>
-            <w:pPr>
-              <w:pStyle w:val="Compact"/>
-            </w:pPr>
-            <w:r>
-              <w:t xml:space="preserve">right</w:t>
-            </w:r>
-          </w:p>
-        </w:tc>
-        <w:tc>
-          <w:tcPr/>
-          <w:p>
-            <w:pPr>
-              <w:pStyle w:val="Compact"/>
-            </w:pPr>
-            <w:r>
-              <w:t xml:space="preserve">figures and project files</w:t>
-            </w:r>
-          </w:p>
-        </w:tc>
-      </w:tr>
-    </w:tbl>
     <w:tbl>
       <w:tblPr>
         <w:tblStyle w:val="Table"/>
@@ -3891,36 +3802,593 @@
                 <w:b/>
                 <w:bCs/>
               </w:rPr>
-              <w:t xml:space="preserve">📖 New word</w:t>
+              <w:t xml:space="preserve">📖 Reference</w:t>
             </w:r>
           </w:p>
           <w:p>
             <w:pPr>
               <w:pStyle w:val="BodyText"/>
             </w:pPr>
+            <w:r>
+              <w:t xml:space="preserve">Gotelli &amp; Ellison, Ch. 8 — Managing and Curating Data.</w:t>
+            </w:r>
+          </w:p>
+          <w:p>
+            <w:pPr>
+              <w:pStyle w:val="BodyText"/>
+            </w:pPr>
             <w:pPr>
               <w:spacing w:after="16"/>
             </w:pPr>
-            <w:r>
-              <w:rPr>
-                <w:b/>
-                <w:bCs/>
-              </w:rPr>
-              <w:t xml:space="preserve">IDE</w:t>
-            </w:r>
-            <w:r>
-              <w:t xml:space="preserve"> </w:t>
-            </w:r>
-            <w:r>
-              <w:t xml:space="preserve">= Integrated Development Environment. R is the car engine; Positron is the seat, wheel, and dashboard.</w:t>
-            </w:r>
+            <w:hyperlink r:id="rId63">
+              <w:r>
+                <w:rPr>
+                  <w:rStyle w:val="Hyperlink"/>
+                </w:rPr>
+                <w:t xml:space="preserve">📖 R4DS §6 — Workflow: scripts and projects</w:t>
+              </w:r>
+            </w:hyperlink>
           </w:p>
           <w:p/>
         </w:tc>
       </w:tr>
     </w:tbl>
-    <w:bookmarkEnd w:id="63"/>
-    <w:bookmarkStart w:id="69" w:name="r-as-a-calculator-and-storing-values"/>
+    <w:tbl>
+      <w:tblPr>
+        <w:tblStyle w:val="Table"/>
+        <w:tblLook w:firstRow="0" w:lastRow="0" w:firstColumn="0" w:lastColumn="0" w:noHBand="0" w:noVBand="0" w:val="0000"/>
+        <w:tblBorders>
+          <w:top w:val="single" w:sz="4" w:space="0" w:color="00A047"/>
+          <w:left w:val="single" w:sz="24" w:space="0" w:color="00A047"/>
+          <w:bottom w:val="single" w:sz="4" w:space="0" w:color="00A047"/>
+          <w:right w:val="single" w:sz="4" w:space="0" w:color="00A047"/>
+        </w:tblBorders>
+        <w:tblCellMar>
+          <w:left w:w="144" w:type="dxa"/>
+          <w:right w:w="144" w:type="dxa"/>
+        </w:tblCellMar>
+        <w:tblLook w:firstRow="0" w:lastRow="0" w:firstColumn="0" w:lastColumn="0" w:noHBand="0" w:noVBand="0" w:val="0000"/>
+      </w:tblPr>
+      <w:tr>
+        <w:trPr>
+          <w:cantSplit/>
+        </w:trPr>
+        <w:tc>
+          <w:tcPr>
+            <w:shd w:color="auto" w:fill="ccf1e3" w:val="clear"/>
+            <w:tcMar>
+              <w:top w:w="92" w:type="dxa"/>
+              <w:bottom w:w="92" w:type="dxa"/>
+            </w:tcMar>
+          </w:tcPr>
+          <w:p>
+            <w:pPr>
+              <w:pStyle w:val="BodyText"/>
+            </w:pPr>
+            <w:pPr>
+              <w:spacing w:before="0" w:after="0"/>
+              <w:textAlignment w:val="center"/>
+            </w:pPr>
+            <w:r>
+              <w:drawing>
+                <wp:inline>
+                  <wp:extent cx="152400" cy="152400"/>
+                  <wp:effectExtent b="0" l="0" r="0" t="0"/>
+                  <wp:docPr descr="" title="" id="64" name="Picture"/>
+                  <a:graphic>
+                    <a:graphicData uri="http://schemas.openxmlformats.org/drawingml/2006/picture">
+                      <pic:pic>
+                        <pic:nvPicPr>
+                          <pic:cNvPr descr="/Applications/Positron.app/Contents/Resources/app/quarto/share/formats/docx/tip.png" id="65" name="Picture"/>
+                          <pic:cNvPicPr>
+                            <a:picLocks noChangeArrowheads="1" noChangeAspect="1"/>
+                          </pic:cNvPicPr>
+                        </pic:nvPicPr>
+                        <pic:blipFill>
+                          <a:blip r:embed="rId32"/>
+                          <a:stretch>
+                            <a:fillRect/>
+                          </a:stretch>
+                        </pic:blipFill>
+                        <pic:spPr bwMode="auto">
+                          <a:xfrm>
+                            <a:off x="0" y="0"/>
+                            <a:ext cx="152400" cy="152400"/>
+                          </a:xfrm>
+                          <a:prstGeom prst="rect">
+                            <a:avLst/>
+                          </a:prstGeom>
+                          <a:noFill/>
+                          <a:ln w="9525">
+                            <a:noFill/>
+                            <a:headEnd/>
+                            <a:tailEnd/>
+                          </a:ln>
+                        </pic:spPr>
+                      </pic:pic>
+                    </a:graphicData>
+                  </a:graphic>
+                </wp:inline>
+              </w:drawing>
+            </w:r>
+            <w:r>
+              <w:t xml:space="preserve"> </w:t>
+            </w:r>
+            <w:r>
+              <w:t xml:space="preserve"> </w:t>
+            </w:r>
+            <w:r>
+              <w:t xml:space="preserve">Tip</w:t>
+            </w:r>
+          </w:p>
+        </w:tc>
+      </w:tr>
+      <w:tr>
+        <w:trPr>
+          <w:cantSplit/>
+        </w:trPr>
+        <w:tc>
+          <w:tcPr>
+            <w:tcMar>
+              <w:top w:w="108" w:type="dxa"/>
+              <w:bottom w:w="108" w:type="dxa"/>
+            </w:tcMar>
+          </w:tcPr>
+          <w:p>
+            <w:pPr>
+              <w:pStyle w:val="BodyText"/>
+            </w:pPr>
+            <w:pPr>
+              <w:spacing w:before="16"/>
+            </w:pPr>
+            <w:r>
+              <w:rPr>
+                <w:b/>
+                <w:bCs/>
+              </w:rPr>
+              <w:t xml:space="preserve">🖐 Preview</w:t>
+            </w:r>
+          </w:p>
+          <w:p>
+            <w:pPr>
+              <w:pStyle w:val="BodyText"/>
+            </w:pPr>
+            <w:pPr>
+              <w:spacing w:after="16"/>
+            </w:pPr>
+            <w:r>
+              <w:t xml:space="preserve">Tidy data — one row per observation, one column per variable — is the target we’re organizing toward. We’ll formalize this in Wrangling Your Data.</w:t>
+            </w:r>
+          </w:p>
+          <w:p/>
+        </w:tc>
+      </w:tr>
+    </w:tbl>
+    <w:bookmarkEnd w:id="66"/>
+    <w:bookmarkStart w:id="67" w:name="part-3-meet-r-and-positron"/>
+    <w:p>
+      <w:pPr>
+        <w:pStyle w:val="Heading2"/>
+      </w:pPr>
+      <w:r>
+        <w:t xml:space="preserve">Part 3 · Meet R and Positron</w:t>
+      </w:r>
+    </w:p>
+    <w:bookmarkEnd w:id="67"/>
+    <w:bookmarkStart w:id="70" w:name="Xb4703b034abed12e82a73f9ae5809a6f1a85491"/>
+    <w:p>
+      <w:pPr>
+        <w:pStyle w:val="Heading2"/>
+      </w:pPr>
+      <w:r>
+        <w:t xml:space="preserve">R is the engine, Positron is the dashboard</w:t>
+      </w:r>
+    </w:p>
+    <w:p>
+      <w:pPr>
+        <w:pStyle w:val="Compact"/>
+        <w:numPr>
+          <w:ilvl w:val="0"/>
+          <w:numId w:val="1014"/>
+        </w:numPr>
+      </w:pPr>
+      <w:r>
+        <w:rPr>
+          <w:b/>
+          <w:bCs/>
+        </w:rPr>
+        <w:t xml:space="preserve">R</w:t>
+      </w:r>
+      <w:r>
+        <w:t xml:space="preserve"> </w:t>
+      </w:r>
+      <w:r>
+        <w:t xml:space="preserve">— a free language for data and statistics</w:t>
+      </w:r>
+    </w:p>
+    <w:p>
+      <w:pPr>
+        <w:pStyle w:val="Compact"/>
+        <w:numPr>
+          <w:ilvl w:val="0"/>
+          <w:numId w:val="1014"/>
+        </w:numPr>
+      </w:pPr>
+      <w:r>
+        <w:rPr>
+          <w:b/>
+          <w:bCs/>
+        </w:rPr>
+        <w:t xml:space="preserve">Positron</w:t>
+      </w:r>
+      <w:r>
+        <w:t xml:space="preserve"> </w:t>
+      </w:r>
+      <w:r>
+        <w:t xml:space="preserve">— the editor (IDE) you drive it through</w:t>
+      </w:r>
+    </w:p>
+    <w:p>
+      <w:pPr>
+        <w:pStyle w:val="Compact"/>
+        <w:numPr>
+          <w:ilvl w:val="0"/>
+          <w:numId w:val="1014"/>
+        </w:numPr>
+      </w:pPr>
+      <w:r>
+        <w:t xml:space="preserve">Four panes you’ll use constantly:</w:t>
+      </w:r>
+    </w:p>
+    <w:tbl>
+      <w:tblPr>
+        <w:tblStyle w:val="Table"/>
+        <w:tblW w:type="auto" w:w="0"/>
+        <w:tblLook w:firstRow="1" w:lastRow="0" w:firstColumn="0" w:lastColumn="0" w:noHBand="0" w:noVBand="0" w:val="0020"/>
+      </w:tblPr>
+      <w:tblGrid>
+        <w:gridCol w:w="2640"/>
+        <w:gridCol w:w="2640"/>
+        <w:gridCol w:w="2640"/>
+      </w:tblGrid>
+      <w:tr>
+        <w:trPr>
+          <w:tblHeader w:val="on"/>
+        </w:trPr>
+        <w:tc>
+          <w:tcPr/>
+          <w:p>
+            <w:pPr>
+              <w:pStyle w:val="Compact"/>
+            </w:pPr>
+            <w:r>
+              <w:t xml:space="preserve">Pane</w:t>
+            </w:r>
+          </w:p>
+        </w:tc>
+        <w:tc>
+          <w:tcPr/>
+          <w:p>
+            <w:pPr>
+              <w:pStyle w:val="Compact"/>
+            </w:pPr>
+            <w:r>
+              <w:t xml:space="preserve">Where</w:t>
+            </w:r>
+          </w:p>
+        </w:tc>
+        <w:tc>
+          <w:tcPr/>
+          <w:p>
+            <w:pPr>
+              <w:pStyle w:val="Compact"/>
+            </w:pPr>
+            <w:r>
+              <w:t xml:space="preserve">What it does</w:t>
+            </w:r>
+          </w:p>
+        </w:tc>
+      </w:tr>
+      <w:tr>
+        <w:tc>
+          <w:tcPr/>
+          <w:p>
+            <w:pPr>
+              <w:pStyle w:val="Compact"/>
+            </w:pPr>
+            <w:r>
+              <w:rPr>
+                <w:b/>
+                <w:bCs/>
+              </w:rPr>
+              <w:t xml:space="preserve">Editor</w:t>
+            </w:r>
+          </w:p>
+        </w:tc>
+        <w:tc>
+          <w:tcPr/>
+          <w:p>
+            <w:pPr>
+              <w:pStyle w:val="Compact"/>
+            </w:pPr>
+            <w:r>
+              <w:t xml:space="preserve">top-left</w:t>
+            </w:r>
+          </w:p>
+        </w:tc>
+        <w:tc>
+          <w:tcPr/>
+          <w:p>
+            <w:pPr>
+              <w:pStyle w:val="Compact"/>
+            </w:pPr>
+            <w:r>
+              <w:t xml:space="preserve">your scripts live here</w:t>
+            </w:r>
+          </w:p>
+        </w:tc>
+      </w:tr>
+      <w:tr>
+        <w:tc>
+          <w:tcPr/>
+          <w:p>
+            <w:pPr>
+              <w:pStyle w:val="Compact"/>
+            </w:pPr>
+            <w:r>
+              <w:rPr>
+                <w:b/>
+                <w:bCs/>
+              </w:rPr>
+              <w:t xml:space="preserve">Console</w:t>
+            </w:r>
+          </w:p>
+        </w:tc>
+        <w:tc>
+          <w:tcPr/>
+          <w:p>
+            <w:pPr>
+              <w:pStyle w:val="Compact"/>
+            </w:pPr>
+            <w:r>
+              <w:t xml:space="preserve">bottom</w:t>
+            </w:r>
+          </w:p>
+        </w:tc>
+        <w:tc>
+          <w:tcPr/>
+          <w:p>
+            <w:pPr>
+              <w:pStyle w:val="Compact"/>
+            </w:pPr>
+            <w:r>
+              <w:t xml:space="preserve">where code actually runs</w:t>
+            </w:r>
+          </w:p>
+        </w:tc>
+      </w:tr>
+      <w:tr>
+        <w:tc>
+          <w:tcPr/>
+          <w:p>
+            <w:pPr>
+              <w:pStyle w:val="Compact"/>
+            </w:pPr>
+            <w:r>
+              <w:rPr>
+                <w:b/>
+                <w:bCs/>
+              </w:rPr>
+              <w:t xml:space="preserve">Environment</w:t>
+            </w:r>
+          </w:p>
+        </w:tc>
+        <w:tc>
+          <w:tcPr/>
+          <w:p>
+            <w:pPr>
+              <w:pStyle w:val="Compact"/>
+            </w:pPr>
+            <w:r>
+              <w:t xml:space="preserve">right</w:t>
+            </w:r>
+          </w:p>
+        </w:tc>
+        <w:tc>
+          <w:tcPr/>
+          <w:p>
+            <w:pPr>
+              <w:pStyle w:val="Compact"/>
+            </w:pPr>
+            <w:r>
+              <w:t xml:space="preserve">everything you’ve stored</w:t>
+            </w:r>
+          </w:p>
+        </w:tc>
+      </w:tr>
+      <w:tr>
+        <w:tc>
+          <w:tcPr/>
+          <w:p>
+            <w:pPr>
+              <w:pStyle w:val="Compact"/>
+            </w:pPr>
+            <w:r>
+              <w:rPr>
+                <w:b/>
+                <w:bCs/>
+              </w:rPr>
+              <w:t xml:space="preserve">Plots / Files</w:t>
+            </w:r>
+          </w:p>
+        </w:tc>
+        <w:tc>
+          <w:tcPr/>
+          <w:p>
+            <w:pPr>
+              <w:pStyle w:val="Compact"/>
+            </w:pPr>
+            <w:r>
+              <w:t xml:space="preserve">right</w:t>
+            </w:r>
+          </w:p>
+        </w:tc>
+        <w:tc>
+          <w:tcPr/>
+          <w:p>
+            <w:pPr>
+              <w:pStyle w:val="Compact"/>
+            </w:pPr>
+            <w:r>
+              <w:t xml:space="preserve">figures and project files</w:t>
+            </w:r>
+          </w:p>
+        </w:tc>
+      </w:tr>
+    </w:tbl>
+    <w:tbl>
+      <w:tblPr>
+        <w:tblStyle w:val="Table"/>
+        <w:tblLook w:firstRow="0" w:lastRow="0" w:firstColumn="0" w:lastColumn="0" w:noHBand="0" w:noVBand="0" w:val="0000"/>
+        <w:tblBorders>
+          <w:top w:val="single" w:sz="4" w:space="0" w:color="0758E5"/>
+          <w:left w:val="single" w:sz="24" w:space="0" w:color="0758E5"/>
+          <w:bottom w:val="single" w:sz="4" w:space="0" w:color="0758E5"/>
+          <w:right w:val="single" w:sz="4" w:space="0" w:color="0758E5"/>
+        </w:tblBorders>
+        <w:tblCellMar>
+          <w:left w:w="144" w:type="dxa"/>
+          <w:right w:w="144" w:type="dxa"/>
+        </w:tblCellMar>
+        <w:tblLook w:firstRow="0" w:lastRow="0" w:firstColumn="0" w:lastColumn="0" w:noHBand="0" w:noVBand="0" w:val="0000"/>
+      </w:tblPr>
+      <w:tr>
+        <w:trPr>
+          <w:cantSplit/>
+        </w:trPr>
+        <w:tc>
+          <w:tcPr>
+            <w:shd w:color="auto" w:fill="dae6fb" w:val="clear"/>
+            <w:tcMar>
+              <w:top w:w="92" w:type="dxa"/>
+              <w:bottom w:w="92" w:type="dxa"/>
+            </w:tcMar>
+          </w:tcPr>
+          <w:p>
+            <w:pPr>
+              <w:pStyle w:val="BodyText"/>
+            </w:pPr>
+            <w:pPr>
+              <w:spacing w:before="0" w:after="0"/>
+              <w:textAlignment w:val="center"/>
+            </w:pPr>
+            <w:r>
+              <w:drawing>
+                <wp:inline>
+                  <wp:extent cx="152400" cy="152400"/>
+                  <wp:effectExtent b="0" l="0" r="0" t="0"/>
+                  <wp:docPr descr="" title="" id="68" name="Picture"/>
+                  <a:graphic>
+                    <a:graphicData uri="http://schemas.openxmlformats.org/drawingml/2006/picture">
+                      <pic:pic>
+                        <pic:nvPicPr>
+                          <pic:cNvPr descr="/Applications/Positron.app/Contents/Resources/app/quarto/share/formats/docx/note.png" id="69" name="Picture"/>
+                          <pic:cNvPicPr>
+                            <a:picLocks noChangeArrowheads="1" noChangeAspect="1"/>
+                          </pic:cNvPicPr>
+                        </pic:nvPicPr>
+                        <pic:blipFill>
+                          <a:blip r:embed="rId12"/>
+                          <a:stretch>
+                            <a:fillRect/>
+                          </a:stretch>
+                        </pic:blipFill>
+                        <pic:spPr bwMode="auto">
+                          <a:xfrm>
+                            <a:off x="0" y="0"/>
+                            <a:ext cx="152400" cy="152400"/>
+                          </a:xfrm>
+                          <a:prstGeom prst="rect">
+                            <a:avLst/>
+                          </a:prstGeom>
+                          <a:noFill/>
+                          <a:ln w="9525">
+                            <a:noFill/>
+                            <a:headEnd/>
+                            <a:tailEnd/>
+                          </a:ln>
+                        </pic:spPr>
+                      </pic:pic>
+                    </a:graphicData>
+                  </a:graphic>
+                </wp:inline>
+              </w:drawing>
+            </w:r>
+            <w:r>
+              <w:t xml:space="preserve"> </w:t>
+            </w:r>
+            <w:r>
+              <w:t xml:space="preserve"> </w:t>
+            </w:r>
+            <w:r>
+              <w:t xml:space="preserve">Note</w:t>
+            </w:r>
+          </w:p>
+        </w:tc>
+      </w:tr>
+      <w:tr>
+        <w:trPr>
+          <w:cantSplit/>
+        </w:trPr>
+        <w:tc>
+          <w:tcPr>
+            <w:tcMar>
+              <w:top w:w="108" w:type="dxa"/>
+              <w:bottom w:w="108" w:type="dxa"/>
+            </w:tcMar>
+          </w:tcPr>
+          <w:p>
+            <w:pPr>
+              <w:pStyle w:val="BodyText"/>
+            </w:pPr>
+            <w:pPr>
+              <w:spacing w:before="16"/>
+            </w:pPr>
+            <w:r>
+              <w:rPr>
+                <w:b/>
+                <w:bCs/>
+              </w:rPr>
+              <w:t xml:space="preserve">📖 New word</w:t>
+            </w:r>
+          </w:p>
+          <w:p>
+            <w:pPr>
+              <w:pStyle w:val="BodyText"/>
+            </w:pPr>
+            <w:pPr>
+              <w:spacing w:after="16"/>
+            </w:pPr>
+            <w:r>
+              <w:rPr>
+                <w:b/>
+                <w:bCs/>
+              </w:rPr>
+              <w:t xml:space="preserve">IDE</w:t>
+            </w:r>
+            <w:r>
+              <w:t xml:space="preserve"> </w:t>
+            </w:r>
+            <w:r>
+              <w:t xml:space="preserve">= Integrated Development Environment. R is the car engine; Positron is the seat, wheel, and dashboard.</w:t>
+            </w:r>
+          </w:p>
+          <w:p/>
+        </w:tc>
+      </w:tr>
+    </w:tbl>
+    <w:bookmarkEnd w:id="70"/>
+    <w:bookmarkStart w:id="77" w:name="r-as-a-calculator-and-storing-values"/>
     <w:p>
       <w:pPr>
         <w:pStyle w:val="Heading2"/>
@@ -4220,18 +4688,18 @@
                 <wp:inline>
                   <wp:extent cx="152400" cy="152400"/>
                   <wp:effectExtent b="0" l="0" r="0" t="0"/>
-                  <wp:docPr descr="" title="" id="65" name="Picture"/>
+                  <wp:docPr descr="" title="" id="72" name="Picture"/>
                   <a:graphic>
                     <a:graphicData uri="http://schemas.openxmlformats.org/drawingml/2006/picture">
                       <pic:pic>
                         <pic:nvPicPr>
-                          <pic:cNvPr descr="/Applications/Positron.app/Contents/Resources/app/quarto/share/formats/docx/warning.png" id="66" name="Picture"/>
+                          <pic:cNvPr descr="/Applications/Positron.app/Contents/Resources/app/quarto/share/formats/docx/warning.png" id="73" name="Picture"/>
                           <pic:cNvPicPr>
                             <a:picLocks noChangeArrowheads="1" noChangeAspect="1"/>
                           </pic:cNvPicPr>
                         </pic:nvPicPr>
                         <pic:blipFill>
-                          <a:blip r:embed="rId64"/>
+                          <a:blip r:embed="rId71"/>
                           <a:stretch>
                             <a:fillRect/>
                           </a:stretch>
@@ -4405,12 +4873,12 @@
                 <wp:inline>
                   <wp:extent cx="152400" cy="152400"/>
                   <wp:effectExtent b="0" l="0" r="0" t="0"/>
-                  <wp:docPr descr="" title="" id="67" name="Picture"/>
+                  <wp:docPr descr="" title="" id="74" name="Picture"/>
                   <a:graphic>
                     <a:graphicData uri="http://schemas.openxmlformats.org/drawingml/2006/picture">
                       <pic:pic>
                         <pic:nvPicPr>
-                          <pic:cNvPr descr="/Applications/Positron.app/Contents/Resources/app/quarto/share/formats/docx/note.png" id="68" name="Picture"/>
+                          <pic:cNvPr descr="/Applications/Positron.app/Contents/Resources/app/quarto/share/formats/docx/note.png" id="75" name="Picture"/>
                           <pic:cNvPicPr>
                             <a:picLocks noChangeArrowheads="1" noChangeAspect="1"/>
                           </pic:cNvPicPr>
@@ -4484,9 +4952,6 @@
             <w:pPr>
               <w:pStyle w:val="BodyText"/>
             </w:pPr>
-            <w:pPr>
-              <w:spacing w:after="16"/>
-            </w:pPr>
             <w:r>
               <w:rPr>
                 <w:b/>
@@ -4516,13 +4981,29 @@
             <w:r>
               <w:t xml:space="preserve">pane the moment you create it.</w:t>
             </w:r>
+          </w:p>
+          <w:p>
+            <w:pPr>
+              <w:pStyle w:val="BodyText"/>
+            </w:pPr>
+            <w:pPr>
+              <w:spacing w:after="16"/>
+            </w:pPr>
+            <w:hyperlink r:id="rId76">
+              <w:r>
+                <w:rPr>
+                  <w:rStyle w:val="Hyperlink"/>
+                </w:rPr>
+                <w:t xml:space="preserve">📖 R4DS §2 — Workflow: basics</w:t>
+              </w:r>
+            </w:hyperlink>
           </w:p>
           <w:p/>
         </w:tc>
       </w:tr>
     </w:tbl>
-    <w:bookmarkEnd w:id="69"/>
-    <w:bookmarkStart w:id="74" w:name="names-comments-and-functions"/>
+    <w:bookmarkEnd w:id="77"/>
+    <w:bookmarkStart w:id="83" w:name="names-comments-and-functions"/>
     <w:p>
       <w:pPr>
         <w:pStyle w:val="Heading2"/>
@@ -4871,18 +5352,18 @@
                 <wp:inline>
                   <wp:extent cx="152400" cy="152400"/>
                   <wp:effectExtent b="0" l="0" r="0" t="0"/>
-                  <wp:docPr descr="" title="" id="70" name="Picture"/>
+                  <wp:docPr descr="" title="" id="78" name="Picture"/>
                   <a:graphic>
                     <a:graphicData uri="http://schemas.openxmlformats.org/drawingml/2006/picture">
                       <pic:pic>
                         <pic:nvPicPr>
-                          <pic:cNvPr descr="/Applications/Positron.app/Contents/Resources/app/quarto/share/formats/docx/tip.png" id="71" name="Picture"/>
+                          <pic:cNvPr descr="/Applications/Positron.app/Contents/Resources/app/quarto/share/formats/docx/tip.png" id="79" name="Picture"/>
                           <pic:cNvPicPr>
                             <a:picLocks noChangeArrowheads="1" noChangeAspect="1"/>
                           </pic:cNvPicPr>
                         </pic:nvPicPr>
                         <pic:blipFill>
-                          <a:blip r:embed="rId30"/>
+                          <a:blip r:embed="rId32"/>
                           <a:stretch>
                             <a:fillRect/>
                           </a:stretch>
@@ -5194,12 +5675,12 @@
                 <wp:inline>
                   <wp:extent cx="152400" cy="152400"/>
                   <wp:effectExtent b="0" l="0" r="0" t="0"/>
-                  <wp:docPr descr="" title="" id="72" name="Picture"/>
+                  <wp:docPr descr="" title="" id="80" name="Picture"/>
                   <a:graphic>
                     <a:graphicData uri="http://schemas.openxmlformats.org/drawingml/2006/picture">
                       <pic:pic>
                         <pic:nvPicPr>
-                          <pic:cNvPr descr="/Applications/Positron.app/Contents/Resources/app/quarto/share/formats/docx/note.png" id="73" name="Picture"/>
+                          <pic:cNvPr descr="/Applications/Positron.app/Contents/Resources/app/quarto/share/formats/docx/note.png" id="81" name="Picture"/>
                           <pic:cNvPicPr>
                             <a:picLocks noChangeArrowheads="1" noChangeAspect="1"/>
                           </pic:cNvPicPr>
@@ -5335,12 +5816,28 @@
               <w:t xml:space="preserve">— a named, reusable operation</w:t>
             </w:r>
           </w:p>
+          <w:p>
+            <w:pPr>
+              <w:pStyle w:val="FirstParagraph"/>
+            </w:pPr>
+            <w:pPr>
+              <w:spacing w:after="16"/>
+            </w:pPr>
+            <w:hyperlink r:id="rId82">
+              <w:r>
+                <w:rPr>
+                  <w:rStyle w:val="Hyperlink"/>
+                </w:rPr>
+                <w:t xml:space="preserve">📖 R4DS §4 — Workflow: code style</w:t>
+              </w:r>
+            </w:hyperlink>
+          </w:p>
           <w:p/>
         </w:tc>
       </w:tr>
     </w:tbl>
-    <w:bookmarkEnd w:id="74"/>
-    <w:bookmarkStart w:id="79" w:name="vectors-data-types-and-scripts"/>
+    <w:bookmarkEnd w:id="83"/>
+    <w:bookmarkStart w:id="88" w:name="vectors-data-types-and-scripts"/>
     <w:p>
       <w:pPr>
         <w:pStyle w:val="Heading2"/>
@@ -5649,18 +6146,18 @@
                 <wp:inline>
                   <wp:extent cx="152400" cy="152400"/>
                   <wp:effectExtent b="0" l="0" r="0" t="0"/>
-                  <wp:docPr descr="" title="" id="75" name="Picture"/>
+                  <wp:docPr descr="" title="" id="84" name="Picture"/>
                   <a:graphic>
                     <a:graphicData uri="http://schemas.openxmlformats.org/drawingml/2006/picture">
                       <pic:pic>
                         <pic:nvPicPr>
-                          <pic:cNvPr descr="/Applications/Positron.app/Contents/Resources/app/quarto/share/formats/docx/warning.png" id="76" name="Picture"/>
+                          <pic:cNvPr descr="/Applications/Positron.app/Contents/Resources/app/quarto/share/formats/docx/warning.png" id="85" name="Picture"/>
                           <pic:cNvPicPr>
                             <a:picLocks noChangeArrowheads="1" noChangeAspect="1"/>
                           </pic:cNvPicPr>
                         </pic:nvPicPr>
                         <pic:blipFill>
-                          <a:blip r:embed="rId64"/>
+                          <a:blip r:embed="rId71"/>
                           <a:stretch>
                             <a:fillRect/>
                           </a:stretch>
@@ -5825,12 +6322,12 @@
                 <wp:inline>
                   <wp:extent cx="152400" cy="152400"/>
                   <wp:effectExtent b="0" l="0" r="0" t="0"/>
-                  <wp:docPr descr="" title="" id="77" name="Picture"/>
+                  <wp:docPr descr="" title="" id="86" name="Picture"/>
                   <a:graphic>
                     <a:graphicData uri="http://schemas.openxmlformats.org/drawingml/2006/picture">
                       <pic:pic>
                         <pic:nvPicPr>
-                          <pic:cNvPr descr="/Applications/Positron.app/Contents/Resources/app/quarto/share/formats/docx/note.png" id="78" name="Picture"/>
+                          <pic:cNvPr descr="/Applications/Positron.app/Contents/Resources/app/quarto/share/formats/docx/note.png" id="87" name="Picture"/>
                           <pic:cNvPicPr>
                             <a:picLocks noChangeArrowheads="1" noChangeAspect="1"/>
                           </pic:cNvPicPr>
@@ -5941,8 +6438,8 @@
         </w:tc>
       </w:tr>
     </w:tbl>
-    <w:bookmarkEnd w:id="79"/>
-    <w:bookmarkStart w:id="84" w:name="packages-extending-what-r-can-do"/>
+    <w:bookmarkEnd w:id="88"/>
+    <w:bookmarkStart w:id="94" w:name="packages-extending-what-r-can-do"/>
     <w:p>
       <w:pPr>
         <w:pStyle w:val="Heading2"/>
@@ -6074,18 +6571,18 @@
                 <wp:inline>
                   <wp:extent cx="152400" cy="152400"/>
                   <wp:effectExtent b="0" l="0" r="0" t="0"/>
-                  <wp:docPr descr="" title="" id="80" name="Picture"/>
+                  <wp:docPr descr="" title="" id="89" name="Picture"/>
                   <a:graphic>
                     <a:graphicData uri="http://schemas.openxmlformats.org/drawingml/2006/picture">
                       <pic:pic>
                         <pic:nvPicPr>
-                          <pic:cNvPr descr="/Applications/Positron.app/Contents/Resources/app/quarto/share/formats/docx/warning.png" id="81" name="Picture"/>
+                          <pic:cNvPr descr="/Applications/Positron.app/Contents/Resources/app/quarto/share/formats/docx/warning.png" id="90" name="Picture"/>
                           <pic:cNvPicPr>
                             <a:picLocks noChangeArrowheads="1" noChangeAspect="1"/>
                           </pic:cNvPicPr>
                         </pic:nvPicPr>
                         <pic:blipFill>
-                          <a:blip r:embed="rId64"/>
+                          <a:blip r:embed="rId71"/>
                           <a:stretch>
                             <a:fillRect/>
                           </a:stretch>
@@ -6230,12 +6727,12 @@
                 <wp:inline>
                   <wp:extent cx="152400" cy="152400"/>
                   <wp:effectExtent b="0" l="0" r="0" t="0"/>
-                  <wp:docPr descr="" title="" id="82" name="Picture"/>
+                  <wp:docPr descr="" title="" id="91" name="Picture"/>
                   <a:graphic>
                     <a:graphicData uri="http://schemas.openxmlformats.org/drawingml/2006/picture">
                       <pic:pic>
                         <pic:nvPicPr>
-                          <pic:cNvPr descr="/Applications/Positron.app/Contents/Resources/app/quarto/share/formats/docx/note.png" id="83" name="Picture"/>
+                          <pic:cNvPr descr="/Applications/Positron.app/Contents/Resources/app/quarto/share/formats/docx/note.png" id="92" name="Picture"/>
                           <pic:cNvPicPr>
                             <a:picLocks noChangeArrowheads="1" noChangeAspect="1"/>
                           </pic:cNvPicPr>
@@ -6349,12 +6846,34 @@
               <w:t xml:space="preserve">— loading it for today’s session (every time)</w:t>
             </w:r>
           </w:p>
+          <w:p>
+            <w:pPr>
+              <w:pStyle w:val="FirstParagraph"/>
+            </w:pPr>
+            <w:pPr>
+              <w:spacing w:after="16"/>
+            </w:pPr>
+            <w:hyperlink r:id="rId93">
+              <w:r>
+                <w:rPr>
+                  <w:rStyle w:val="Hyperlink"/>
+                </w:rPr>
+                <w:t xml:space="preserve">📖 R4DS §1 — Data visualization</w:t>
+              </w:r>
+            </w:hyperlink>
+            <w:r>
+              <w:t xml:space="preserve"> </w:t>
+            </w:r>
+            <w:r>
+              <w:t xml:space="preserve">opens with installing and loading the tidyverse.</w:t>
+            </w:r>
+          </w:p>
           <w:p/>
         </w:tc>
       </w:tr>
     </w:tbl>
-    <w:bookmarkEnd w:id="84"/>
-    <w:bookmarkStart w:id="85" w:name="X544fa1e616871e1d984e8ac080c2006af492e09"/>
+    <w:bookmarkEnd w:id="94"/>
+    <w:bookmarkStart w:id="95" w:name="X544fa1e616871e1d984e8ac080c2006af492e09"/>
     <w:p>
       <w:pPr>
         <w:pStyle w:val="Heading2"/>
@@ -6363,8 +6882,8 @@
         <w:t xml:space="preserve">Part 4 · Load Data and Make Your First Plot</w:t>
       </w:r>
     </w:p>
-    <w:bookmarkEnd w:id="85"/>
-    <w:bookmarkStart w:id="91" w:name="bring-the-data-in"/>
+    <w:bookmarkEnd w:id="95"/>
+    <w:bookmarkStart w:id="102" w:name="bring-the-data-in"/>
     <w:p>
       <w:pPr>
         <w:pStyle w:val="Heading2"/>
@@ -6377,7 +6896,7 @@
       <w:pPr>
         <w:pStyle w:val="FirstParagraph"/>
       </w:pPr>
-      <w:hyperlink r:id="rId86">
+      <w:hyperlink r:id="rId96">
         <w:r>
           <w:rPr>
             <w:rStyle w:val="Hyperlink"/>
@@ -6512,12 +7031,12 @@
                 <wp:inline>
                   <wp:extent cx="152400" cy="152400"/>
                   <wp:effectExtent b="0" l="0" r="0" t="0"/>
-                  <wp:docPr descr="" title="" id="87" name="Picture"/>
+                  <wp:docPr descr="" title="" id="97" name="Picture"/>
                   <a:graphic>
                     <a:graphicData uri="http://schemas.openxmlformats.org/drawingml/2006/picture">
                       <pic:pic>
                         <pic:nvPicPr>
-                          <pic:cNvPr descr="/Applications/Positron.app/Contents/Resources/app/quarto/share/formats/docx/note.png" id="88" name="Picture"/>
+                          <pic:cNvPr descr="/Applications/Positron.app/Contents/Resources/app/quarto/share/formats/docx/note.png" id="98" name="Picture"/>
                           <pic:cNvPicPr>
                             <a:picLocks noChangeArrowheads="1" noChangeAspect="1"/>
                           </pic:cNvPicPr>
@@ -6680,12 +7199,12 @@
                 <wp:inline>
                   <wp:extent cx="152400" cy="152400"/>
                   <wp:effectExtent b="0" l="0" r="0" t="0"/>
-                  <wp:docPr descr="" title="" id="89" name="Picture"/>
+                  <wp:docPr descr="" title="" id="99" name="Picture"/>
                   <a:graphic>
                     <a:graphicData uri="http://schemas.openxmlformats.org/drawingml/2006/picture">
                       <pic:pic>
                         <pic:nvPicPr>
-                          <pic:cNvPr descr="/Applications/Positron.app/Contents/Resources/app/quarto/share/formats/docx/note.png" id="90" name="Picture"/>
+                          <pic:cNvPr descr="/Applications/Positron.app/Contents/Resources/app/quarto/share/formats/docx/note.png" id="100" name="Picture"/>
                           <pic:cNvPicPr>
                             <a:picLocks noChangeArrowheads="1" noChangeAspect="1"/>
                           </pic:cNvPicPr>
@@ -6884,12 +7403,28 @@
               <w:t xml:space="preserve">— needle width in mm</w:t>
             </w:r>
           </w:p>
+          <w:p>
+            <w:pPr>
+              <w:pStyle w:val="FirstParagraph"/>
+            </w:pPr>
+            <w:pPr>
+              <w:spacing w:after="16"/>
+            </w:pPr>
+            <w:hyperlink r:id="rId101">
+              <w:r>
+                <w:rPr>
+                  <w:rStyle w:val="Hyperlink"/>
+                </w:rPr>
+                <w:t xml:space="preserve">📖 R4DS §7 — Data import</w:t>
+              </w:r>
+            </w:hyperlink>
+          </w:p>
           <w:p/>
         </w:tc>
       </w:tr>
     </w:tbl>
-    <w:bookmarkEnd w:id="91"/>
-    <w:bookmarkStart w:id="96" w:name="look-before-you-trust-it"/>
+    <w:bookmarkEnd w:id="102"/>
+    <w:bookmarkStart w:id="107" w:name="look-before-you-trust-it"/>
     <w:p>
       <w:pPr>
         <w:pStyle w:val="Heading2"/>
@@ -7058,18 +7593,18 @@
                 <wp:inline>
                   <wp:extent cx="152400" cy="152400"/>
                   <wp:effectExtent b="0" l="0" r="0" t="0"/>
-                  <wp:docPr descr="" title="" id="92" name="Picture"/>
+                  <wp:docPr descr="" title="" id="103" name="Picture"/>
                   <a:graphic>
                     <a:graphicData uri="http://schemas.openxmlformats.org/drawingml/2006/picture">
                       <pic:pic>
                         <pic:nvPicPr>
-                          <pic:cNvPr descr="/Applications/Positron.app/Contents/Resources/app/quarto/share/formats/docx/tip.png" id="93" name="Picture"/>
+                          <pic:cNvPr descr="/Applications/Positron.app/Contents/Resources/app/quarto/share/formats/docx/tip.png" id="104" name="Picture"/>
                           <pic:cNvPicPr>
                             <a:picLocks noChangeArrowheads="1" noChangeAspect="1"/>
                           </pic:cNvPicPr>
                         </pic:nvPicPr>
                         <pic:blipFill>
-                          <a:blip r:embed="rId30"/>
+                          <a:blip r:embed="rId32"/>
                           <a:stretch>
                             <a:fillRect/>
                           </a:stretch>
@@ -7247,18 +7782,18 @@
                 <wp:inline>
                   <wp:extent cx="152400" cy="152400"/>
                   <wp:effectExtent b="0" l="0" r="0" t="0"/>
-                  <wp:docPr descr="" title="" id="94" name="Picture"/>
+                  <wp:docPr descr="" title="" id="105" name="Picture"/>
                   <a:graphic>
                     <a:graphicData uri="http://schemas.openxmlformats.org/drawingml/2006/picture">
                       <pic:pic>
                         <pic:nvPicPr>
-                          <pic:cNvPr descr="/Applications/Positron.app/Contents/Resources/app/quarto/share/formats/docx/warning.png" id="95" name="Picture"/>
+                          <pic:cNvPr descr="/Applications/Positron.app/Contents/Resources/app/quarto/share/formats/docx/warning.png" id="106" name="Picture"/>
                           <pic:cNvPicPr>
                             <a:picLocks noChangeArrowheads="1" noChangeAspect="1"/>
                           </pic:cNvPicPr>
                         </pic:nvPicPr>
                         <pic:blipFill>
-                          <a:blip r:embed="rId64"/>
+                          <a:blip r:embed="rId71"/>
                           <a:stretch>
                             <a:fillRect/>
                           </a:stretch>
@@ -7364,8 +7899,8 @@
         </w:tc>
       </w:tr>
     </w:tbl>
-    <w:bookmarkEnd w:id="96"/>
-    <w:bookmarkStart w:id="104" w:name="your-first-plot-ggplot-built-in-layers"/>
+    <w:bookmarkEnd w:id="107"/>
+    <w:bookmarkStart w:id="117" w:name="your-first-plot-ggplot-built-in-layers"/>
     <w:p>
       <w:pPr>
         <w:pStyle w:val="Heading2"/>
@@ -7576,18 +8111,18 @@
           <wp:inline>
             <wp:extent cx="1834916" cy="1834916"/>
             <wp:effectExtent b="0" l="0" r="0" t="0"/>
-            <wp:docPr descr="" title="" id="98" name="Picture"/>
+            <wp:docPr descr="" title="" id="109" name="Picture"/>
             <a:graphic>
               <a:graphicData uri="http://schemas.openxmlformats.org/drawingml/2006/picture">
                 <pic:pic>
                   <pic:nvPicPr>
-                    <pic:cNvPr descr="getting_started_lecture_files/figure-docx/getting-started-04-1.png" id="99" name="Picture"/>
+                    <pic:cNvPr descr="getting_started_lecture_files/figure-docx/getting-started-04-1.png" id="110" name="Picture"/>
                     <pic:cNvPicPr>
                       <a:picLocks noChangeArrowheads="1" noChangeAspect="1"/>
                     </pic:cNvPicPr>
                   </pic:nvPicPr>
                   <pic:blipFill>
-                    <a:blip r:embed="rId97"/>
+                    <a:blip r:embed="rId108"/>
                     <a:stretch>
                       <a:fillRect/>
                     </a:stretch>
@@ -7655,18 +8190,18 @@
                 <wp:inline>
                   <wp:extent cx="152400" cy="152400"/>
                   <wp:effectExtent b="0" l="0" r="0" t="0"/>
-                  <wp:docPr descr="" title="" id="100" name="Picture"/>
+                  <wp:docPr descr="" title="" id="111" name="Picture"/>
                   <a:graphic>
                     <a:graphicData uri="http://schemas.openxmlformats.org/drawingml/2006/picture">
                       <pic:pic>
                         <pic:nvPicPr>
-                          <pic:cNvPr descr="/Applications/Positron.app/Contents/Resources/app/quarto/share/formats/docx/warning.png" id="101" name="Picture"/>
+                          <pic:cNvPr descr="/Applications/Positron.app/Contents/Resources/app/quarto/share/formats/docx/warning.png" id="112" name="Picture"/>
                           <pic:cNvPicPr>
                             <a:picLocks noChangeArrowheads="1" noChangeAspect="1"/>
                           </pic:cNvPicPr>
                         </pic:nvPicPr>
                         <pic:blipFill>
-                          <a:blip r:embed="rId64"/>
+                          <a:blip r:embed="rId71"/>
                           <a:stretch>
                             <a:fillRect/>
                           </a:stretch>
@@ -7817,12 +8352,12 @@
                 <wp:inline>
                   <wp:extent cx="152400" cy="152400"/>
                   <wp:effectExtent b="0" l="0" r="0" t="0"/>
-                  <wp:docPr descr="" title="" id="102" name="Picture"/>
+                  <wp:docPr descr="" title="" id="113" name="Picture"/>
                   <a:graphic>
                     <a:graphicData uri="http://schemas.openxmlformats.org/drawingml/2006/picture">
                       <pic:pic>
                         <pic:nvPicPr>
-                          <pic:cNvPr descr="/Applications/Positron.app/Contents/Resources/app/quarto/share/formats/docx/note.png" id="103" name="Picture"/>
+                          <pic:cNvPr descr="/Applications/Positron.app/Contents/Resources/app/quarto/share/formats/docx/note.png" id="114" name="Picture"/>
                           <pic:cNvPicPr>
                             <a:picLocks noChangeArrowheads="1" noChangeAspect="1"/>
                           </pic:cNvPicPr>
@@ -7917,8 +8452,160 @@
         </w:tc>
       </w:tr>
     </w:tbl>
-    <w:bookmarkEnd w:id="104"/>
-    <w:bookmarkStart w:id="112" w:name="one-layer-at-a-time"/>
+    <w:p>
+      <w:pPr>
+        <w:pStyle w:val="BodyText"/>
+      </w:pPr>
+      <w:r>
+        <w:t xml:space="preserve"> </w:t>
+      </w:r>
+    </w:p>
+    <w:tbl>
+      <w:tblPr>
+        <w:tblStyle w:val="Table"/>
+        <w:tblLook w:firstRow="0" w:lastRow="0" w:firstColumn="0" w:lastColumn="0" w:noHBand="0" w:noVBand="0" w:val="0000"/>
+        <w:tblBorders>
+          <w:top w:val="single" w:sz="4" w:space="0" w:color="0758E5"/>
+          <w:left w:val="single" w:sz="24" w:space="0" w:color="0758E5"/>
+          <w:bottom w:val="single" w:sz="4" w:space="0" w:color="0758E5"/>
+          <w:right w:val="single" w:sz="4" w:space="0" w:color="0758E5"/>
+        </w:tblBorders>
+        <w:tblCellMar>
+          <w:left w:w="144" w:type="dxa"/>
+          <w:right w:w="144" w:type="dxa"/>
+        </w:tblCellMar>
+        <w:tblLook w:firstRow="0" w:lastRow="0" w:firstColumn="0" w:lastColumn="0" w:noHBand="0" w:noVBand="0" w:val="0000"/>
+      </w:tblPr>
+      <w:tr>
+        <w:trPr>
+          <w:cantSplit/>
+        </w:trPr>
+        <w:tc>
+          <w:tcPr>
+            <w:shd w:color="auto" w:fill="dae6fb" w:val="clear"/>
+            <w:tcMar>
+              <w:top w:w="92" w:type="dxa"/>
+              <w:bottom w:w="92" w:type="dxa"/>
+            </w:tcMar>
+          </w:tcPr>
+          <w:p>
+            <w:pPr>
+              <w:pStyle w:val="BodyText"/>
+            </w:pPr>
+            <w:pPr>
+              <w:spacing w:before="0" w:after="0"/>
+              <w:textAlignment w:val="center"/>
+            </w:pPr>
+            <w:r>
+              <w:drawing>
+                <wp:inline>
+                  <wp:extent cx="152400" cy="152400"/>
+                  <wp:effectExtent b="0" l="0" r="0" t="0"/>
+                  <wp:docPr descr="" title="" id="115" name="Picture"/>
+                  <a:graphic>
+                    <a:graphicData uri="http://schemas.openxmlformats.org/drawingml/2006/picture">
+                      <pic:pic>
+                        <pic:nvPicPr>
+                          <pic:cNvPr descr="/Applications/Positron.app/Contents/Resources/app/quarto/share/formats/docx/note.png" id="116" name="Picture"/>
+                          <pic:cNvPicPr>
+                            <a:picLocks noChangeArrowheads="1" noChangeAspect="1"/>
+                          </pic:cNvPicPr>
+                        </pic:nvPicPr>
+                        <pic:blipFill>
+                          <a:blip r:embed="rId12"/>
+                          <a:stretch>
+                            <a:fillRect/>
+                          </a:stretch>
+                        </pic:blipFill>
+                        <pic:spPr bwMode="auto">
+                          <a:xfrm>
+                            <a:off x="0" y="0"/>
+                            <a:ext cx="152400" cy="152400"/>
+                          </a:xfrm>
+                          <a:prstGeom prst="rect">
+                            <a:avLst/>
+                          </a:prstGeom>
+                          <a:noFill/>
+                          <a:ln w="9525">
+                            <a:noFill/>
+                            <a:headEnd/>
+                            <a:tailEnd/>
+                          </a:ln>
+                        </pic:spPr>
+                      </pic:pic>
+                    </a:graphicData>
+                  </a:graphic>
+                </wp:inline>
+              </w:drawing>
+            </w:r>
+            <w:r>
+              <w:t xml:space="preserve"> </w:t>
+            </w:r>
+            <w:r>
+              <w:t xml:space="preserve"> </w:t>
+            </w:r>
+            <w:r>
+              <w:t xml:space="preserve">Note</w:t>
+            </w:r>
+          </w:p>
+        </w:tc>
+      </w:tr>
+      <w:tr>
+        <w:trPr>
+          <w:cantSplit/>
+        </w:trPr>
+        <w:tc>
+          <w:tcPr>
+            <w:tcMar>
+              <w:top w:w="108" w:type="dxa"/>
+              <w:bottom w:w="108" w:type="dxa"/>
+            </w:tcMar>
+          </w:tcPr>
+          <w:p>
+            <w:pPr>
+              <w:pStyle w:val="BodyText"/>
+            </w:pPr>
+            <w:pPr>
+              <w:spacing w:before="16"/>
+            </w:pPr>
+            <w:r>
+              <w:rPr>
+                <w:b/>
+                <w:bCs/>
+              </w:rPr>
+              <w:t xml:space="preserve">📖 Reference</w:t>
+            </w:r>
+          </w:p>
+          <w:p>
+            <w:pPr>
+              <w:pStyle w:val="BodyText"/>
+            </w:pPr>
+            <w:r>
+              <w:t xml:space="preserve">Whitlock &amp; Schluter, Ch. 2 — Displaying Data.</w:t>
+            </w:r>
+          </w:p>
+          <w:p>
+            <w:pPr>
+              <w:pStyle w:val="BodyText"/>
+            </w:pPr>
+            <w:pPr>
+              <w:spacing w:after="16"/>
+            </w:pPr>
+            <w:hyperlink r:id="rId93">
+              <w:r>
+                <w:rPr>
+                  <w:rStyle w:val="Hyperlink"/>
+                </w:rPr>
+                <w:t xml:space="preserve">📖 R4DS §1 — Data visualization</w:t>
+              </w:r>
+            </w:hyperlink>
+          </w:p>
+          <w:p/>
+        </w:tc>
+      </w:tr>
+    </w:tbl>
+    <w:bookmarkEnd w:id="117"/>
+    <w:bookmarkStart w:id="125" w:name="one-layer-at-a-time"/>
     <w:p>
       <w:pPr>
         <w:pStyle w:val="Heading2"/>
@@ -8232,18 +8919,18 @@
           <wp:inline>
             <wp:extent cx="2935866" cy="2018408"/>
             <wp:effectExtent b="0" l="0" r="0" t="0"/>
-            <wp:docPr descr="" title="" id="106" name="Picture"/>
+            <wp:docPr descr="" title="" id="119" name="Picture"/>
             <a:graphic>
               <a:graphicData uri="http://schemas.openxmlformats.org/drawingml/2006/picture">
                 <pic:pic>
                   <pic:nvPicPr>
-                    <pic:cNvPr descr="getting_started_lecture_files/figure-docx/getting-started-05-1.png" id="107" name="Picture"/>
+                    <pic:cNvPr descr="getting_started_lecture_files/figure-docx/getting-started-05-1.png" id="120" name="Picture"/>
                     <pic:cNvPicPr>
                       <a:picLocks noChangeArrowheads="1" noChangeAspect="1"/>
                     </pic:cNvPicPr>
                   </pic:nvPicPr>
                   <pic:blipFill>
-                    <a:blip r:embed="rId105"/>
+                    <a:blip r:embed="rId118"/>
                     <a:stretch>
                       <a:fillRect/>
                     </a:stretch>
@@ -8311,18 +8998,18 @@
                 <wp:inline>
                   <wp:extent cx="152400" cy="152400"/>
                   <wp:effectExtent b="0" l="0" r="0" t="0"/>
-                  <wp:docPr descr="" title="" id="108" name="Picture"/>
+                  <wp:docPr descr="" title="" id="121" name="Picture"/>
                   <a:graphic>
                     <a:graphicData uri="http://schemas.openxmlformats.org/drawingml/2006/picture">
                       <pic:pic>
                         <pic:nvPicPr>
-                          <pic:cNvPr descr="/Applications/Positron.app/Contents/Resources/app/quarto/share/formats/docx/tip.png" id="109" name="Picture"/>
+                          <pic:cNvPr descr="/Applications/Positron.app/Contents/Resources/app/quarto/share/formats/docx/tip.png" id="122" name="Picture"/>
                           <pic:cNvPicPr>
                             <a:picLocks noChangeArrowheads="1" noChangeAspect="1"/>
                           </pic:cNvPicPr>
                         </pic:nvPicPr>
                         <pic:blipFill>
-                          <a:blip r:embed="rId30"/>
+                          <a:blip r:embed="rId32"/>
                           <a:stretch>
                             <a:fillRect/>
                           </a:stretch>
@@ -8485,12 +9172,12 @@
                 <wp:inline>
                   <wp:extent cx="152400" cy="152400"/>
                   <wp:effectExtent b="0" l="0" r="0" t="0"/>
-                  <wp:docPr descr="" title="" id="110" name="Picture"/>
+                  <wp:docPr descr="" title="" id="123" name="Picture"/>
                   <a:graphic>
                     <a:graphicData uri="http://schemas.openxmlformats.org/drawingml/2006/picture">
                       <pic:pic>
                         <pic:nvPicPr>
-                          <pic:cNvPr descr="/Applications/Positron.app/Contents/Resources/app/quarto/share/formats/docx/note.png" id="111" name="Picture"/>
+                          <pic:cNvPr descr="/Applications/Positron.app/Contents/Resources/app/quarto/share/formats/docx/note.png" id="124" name="Picture"/>
                           <pic:cNvPicPr>
                             <a:picLocks noChangeArrowheads="1" noChangeAspect="1"/>
                           </pic:cNvPicPr>
@@ -8575,8 +9262,8 @@
         </w:tc>
       </w:tr>
     </w:tbl>
-    <w:bookmarkEnd w:id="112"/>
-    <w:bookmarkStart w:id="113" w:name="part-5-64-rows-but-how-many-observations"/>
+    <w:bookmarkEnd w:id="125"/>
+    <w:bookmarkStart w:id="126" w:name="part-5-64-rows-but-how-many-observations"/>
     <w:p>
       <w:pPr>
         <w:pStyle w:val="Heading2"/>
@@ -8585,8 +9272,8 @@
         <w:t xml:space="preserve">Part 5 · 64 Rows, But How Many Observations?</w:t>
       </w:r>
     </w:p>
-    <w:bookmarkEnd w:id="113"/>
-    <w:bookmarkStart w:id="119" w:name="the-tempting-wrong-picture"/>
+    <w:bookmarkEnd w:id="126"/>
+    <w:bookmarkStart w:id="132" w:name="the-tempting-wrong-picture"/>
     <w:p>
       <w:pPr>
         <w:pStyle w:val="Heading2"/>
@@ -8930,18 +9617,18 @@
           <wp:inline>
             <wp:extent cx="2935866" cy="2018408"/>
             <wp:effectExtent b="0" l="0" r="0" t="0"/>
-            <wp:docPr descr="" title="" id="115" name="Picture"/>
+            <wp:docPr descr="" title="" id="128" name="Picture"/>
             <a:graphic>
               <a:graphicData uri="http://schemas.openxmlformats.org/drawingml/2006/picture">
                 <pic:pic>
                   <pic:nvPicPr>
-                    <pic:cNvPr descr="getting_started_lecture_files/figure-docx/getting-started-06-1.png" id="116" name="Picture"/>
+                    <pic:cNvPr descr="getting_started_lecture_files/figure-docx/getting-started-06-1.png" id="129" name="Picture"/>
                     <pic:cNvPicPr>
                       <a:picLocks noChangeArrowheads="1" noChangeAspect="1"/>
                     </pic:cNvPicPr>
                   </pic:nvPicPr>
                   <pic:blipFill>
-                    <a:blip r:embed="rId114"/>
+                    <a:blip r:embed="rId127"/>
                     <a:stretch>
                       <a:fillRect/>
                     </a:stretch>
@@ -9045,12 +9732,12 @@
                 <wp:inline>
                   <wp:extent cx="152400" cy="152400"/>
                   <wp:effectExtent b="0" l="0" r="0" t="0"/>
-                  <wp:docPr descr="" title="" id="117" name="Picture"/>
+                  <wp:docPr descr="" title="" id="130" name="Picture"/>
                   <a:graphic>
                     <a:graphicData uri="http://schemas.openxmlformats.org/drawingml/2006/picture">
                       <pic:pic>
                         <pic:nvPicPr>
-                          <pic:cNvPr descr="/Applications/Positron.app/Contents/Resources/app/quarto/share/formats/docx/important.png" id="118" name="Picture"/>
+                          <pic:cNvPr descr="/Applications/Positron.app/Contents/Resources/app/quarto/share/formats/docx/important.png" id="131" name="Picture"/>
                           <pic:cNvPicPr>
                             <a:picLocks noChangeArrowheads="1" noChangeAspect="1"/>
                           </pic:cNvPicPr>
@@ -9154,8 +9841,8 @@
         </w:tc>
       </w:tr>
     </w:tbl>
-    <w:bookmarkEnd w:id="119"/>
-    <w:bookmarkStart w:id="122" w:name="X82f85a80bc944405d2929547971de592252844a"/>
+    <w:bookmarkEnd w:id="132"/>
+    <w:bookmarkStart w:id="136" w:name="X82f85a80bc944405d2929547971de592252844a"/>
     <w:p>
       <w:pPr>
         <w:pStyle w:val="Heading2"/>
@@ -9499,1574 +10186,6 @@
         <w:t xml:space="preserve">is the dataset our question is really about.</w:t>
       </w:r>
     </w:p>
-    <w:tbl>
-      <w:tblPr>
-        <w:tblStyle w:val="Table"/>
-        <w:tblLook w:firstRow="0" w:lastRow="0" w:firstColumn="0" w:lastColumn="0" w:noHBand="0" w:noVBand="0" w:val="0000"/>
-        <w:tblBorders>
-          <w:top w:val="single" w:sz="4" w:space="0" w:color="0758E5"/>
-          <w:left w:val="single" w:sz="24" w:space="0" w:color="0758E5"/>
-          <w:bottom w:val="single" w:sz="4" w:space="0" w:color="0758E5"/>
-          <w:right w:val="single" w:sz="4" w:space="0" w:color="0758E5"/>
-        </w:tblBorders>
-        <w:tblCellMar>
-          <w:left w:w="144" w:type="dxa"/>
-          <w:right w:w="144" w:type="dxa"/>
-        </w:tblCellMar>
-        <w:tblLook w:firstRow="0" w:lastRow="0" w:firstColumn="0" w:lastColumn="0" w:noHBand="0" w:noVBand="0" w:val="0000"/>
-      </w:tblPr>
-      <w:tr>
-        <w:trPr>
-          <w:cantSplit/>
-        </w:trPr>
-        <w:tc>
-          <w:tcPr>
-            <w:shd w:color="auto" w:fill="dae6fb" w:val="clear"/>
-            <w:tcMar>
-              <w:top w:w="92" w:type="dxa"/>
-              <w:bottom w:w="92" w:type="dxa"/>
-            </w:tcMar>
-          </w:tcPr>
-          <w:p>
-            <w:pPr>
-              <w:pStyle w:val="BodyText"/>
-            </w:pPr>
-            <w:pPr>
-              <w:spacing w:before="0" w:after="0"/>
-              <w:textAlignment w:val="center"/>
-            </w:pPr>
-            <w:r>
-              <w:drawing>
-                <wp:inline>
-                  <wp:extent cx="152400" cy="152400"/>
-                  <wp:effectExtent b="0" l="0" r="0" t="0"/>
-                  <wp:docPr descr="" title="" id="120" name="Picture"/>
-                  <a:graphic>
-                    <a:graphicData uri="http://schemas.openxmlformats.org/drawingml/2006/picture">
-                      <pic:pic>
-                        <pic:nvPicPr>
-                          <pic:cNvPr descr="/Applications/Positron.app/Contents/Resources/app/quarto/share/formats/docx/note.png" id="121" name="Picture"/>
-                          <pic:cNvPicPr>
-                            <a:picLocks noChangeArrowheads="1" noChangeAspect="1"/>
-                          </pic:cNvPicPr>
-                        </pic:nvPicPr>
-                        <pic:blipFill>
-                          <a:blip r:embed="rId12"/>
-                          <a:stretch>
-                            <a:fillRect/>
-                          </a:stretch>
-                        </pic:blipFill>
-                        <pic:spPr bwMode="auto">
-                          <a:xfrm>
-                            <a:off x="0" y="0"/>
-                            <a:ext cx="152400" cy="152400"/>
-                          </a:xfrm>
-                          <a:prstGeom prst="rect">
-                            <a:avLst/>
-                          </a:prstGeom>
-                          <a:noFill/>
-                          <a:ln w="9525">
-                            <a:noFill/>
-                            <a:headEnd/>
-                            <a:tailEnd/>
-                          </a:ln>
-                        </pic:spPr>
-                      </pic:pic>
-                    </a:graphicData>
-                  </a:graphic>
-                </wp:inline>
-              </w:drawing>
-            </w:r>
-            <w:r>
-              <w:t xml:space="preserve"> </w:t>
-            </w:r>
-            <w:r>
-              <w:t xml:space="preserve"> </w:t>
-            </w:r>
-            <w:r>
-              <w:t xml:space="preserve">Note</w:t>
-            </w:r>
-          </w:p>
-        </w:tc>
-      </w:tr>
-      <w:tr>
-        <w:trPr>
-          <w:cantSplit/>
-        </w:trPr>
-        <w:tc>
-          <w:tcPr>
-            <w:tcMar>
-              <w:top w:w="108" w:type="dxa"/>
-              <w:bottom w:w="108" w:type="dxa"/>
-            </w:tcMar>
-          </w:tcPr>
-          <w:p>
-            <w:pPr>
-              <w:pStyle w:val="BodyText"/>
-            </w:pPr>
-            <w:pPr>
-              <w:spacing w:before="16"/>
-            </w:pPr>
-            <w:r>
-              <w:rPr>
-                <w:b/>
-                <w:bCs/>
-              </w:rPr>
-              <w:t xml:space="preserve">📖 New words</w:t>
-            </w:r>
-          </w:p>
-          <w:p>
-            <w:pPr>
-              <w:pStyle w:val="Compact"/>
-              <w:numPr>
-                <w:ilvl w:val="0"/>
-                <w:numId w:val="1021"/>
-              </w:numPr>
-            </w:pPr>
-            <w:r>
-              <w:rPr>
-                <w:rStyle w:val="VerbatimChar"/>
-                <w:b/>
-                <w:bCs/>
-              </w:rPr>
-              <w:t xml:space="preserve">group_by()</w:t>
-            </w:r>
-            <w:r>
-              <w:t xml:space="preserve"> </w:t>
-            </w:r>
-            <w:r>
-              <w:t xml:space="preserve">— split the data into groups</w:t>
-            </w:r>
-          </w:p>
-          <w:p>
-            <w:pPr>
-              <w:pStyle w:val="Compact"/>
-              <w:numPr>
-                <w:ilvl w:val="0"/>
-                <w:numId w:val="1021"/>
-              </w:numPr>
-            </w:pPr>
-            <w:r>
-              <w:rPr>
-                <w:rStyle w:val="VerbatimChar"/>
-                <w:b/>
-                <w:bCs/>
-              </w:rPr>
-              <w:t xml:space="preserve">summarise()</w:t>
-            </w:r>
-            <w:r>
-              <w:t xml:space="preserve"> </w:t>
-            </w:r>
-            <w:r>
-              <w:t xml:space="preserve">— collapse each group to one row</w:t>
-            </w:r>
-          </w:p>
-          <w:p>
-            <w:pPr>
-              <w:pStyle w:val="Compact"/>
-              <w:numPr>
-                <w:ilvl w:val="0"/>
-                <w:numId w:val="1021"/>
-              </w:numPr>
-            </w:pPr>
-            <w:r>
-              <w:rPr>
-                <w:b/>
-                <w:bCs/>
-              </w:rPr>
-              <w:t xml:space="preserve">Pipe</w:t>
-            </w:r>
-            <w:r>
-              <w:rPr>
-                <w:b/>
-                <w:bCs/>
-              </w:rPr>
-              <w:t xml:space="preserve"> </w:t>
-            </w:r>
-            <w:r>
-              <w:rPr>
-                <w:rStyle w:val="VerbatimChar"/>
-                <w:b/>
-                <w:bCs/>
-              </w:rPr>
-              <w:t xml:space="preserve">|&gt;</w:t>
-            </w:r>
-            <w:r>
-              <w:t xml:space="preserve"> </w:t>
-            </w:r>
-            <w:r>
-              <w:t xml:space="preserve">— send the result of one step into the next</w:t>
-            </w:r>
-          </w:p>
-          <w:p>
-            <w:pPr>
-              <w:pStyle w:val="FirstParagraph"/>
-            </w:pPr>
-            <w:pPr>
-              <w:spacing w:after="16"/>
-            </w:pPr>
-            <w:r>
-              <w:t xml:space="preserve">We’ll go deep on all three in</w:t>
-            </w:r>
-            <w:r>
-              <w:t xml:space="preserve"> </w:t>
-            </w:r>
-            <w:r>
-              <w:rPr>
-                <w:b/>
-                <w:bCs/>
-              </w:rPr>
-              <w:t xml:space="preserve">Wrangling Your Data</w:t>
-            </w:r>
-            <w:r>
-              <w:t xml:space="preserve">.</w:t>
-            </w:r>
-          </w:p>
-          <w:p/>
-        </w:tc>
-      </w:tr>
-    </w:tbl>
-    <w:bookmarkEnd w:id="122"/>
-    <w:bookmarkStart w:id="130" w:name="the-two-pictures-side-by-side"/>
-    <w:p>
-      <w:pPr>
-        <w:pStyle w:val="Heading2"/>
-      </w:pPr>
-      <w:r>
-        <w:t xml:space="preserve">The two pictures side by side</w:t>
-      </w:r>
-    </w:p>
-    <w:p>
-      <w:pPr>
-        <w:pStyle w:val="SourceCode"/>
-      </w:pPr>
-      <w:r>
-        <w:rPr>
-          <w:rStyle w:val="FunctionTok"/>
-        </w:rPr>
-        <w:t xml:space="preserve">ggplot</w:t>
-      </w:r>
-      <w:r>
-        <w:rPr>
-          <w:rStyle w:val="NormalTok"/>
-        </w:rPr>
-        <w:t xml:space="preserve">(team_means, </w:t>
-      </w:r>
-      <w:r>
-        <w:rPr>
-          <w:rStyle w:val="FunctionTok"/>
-        </w:rPr>
-        <w:t xml:space="preserve">aes</w:t>
-      </w:r>
-      <w:r>
-        <w:rPr>
-          <w:rStyle w:val="NormalTok"/>
-        </w:rPr>
-        <w:t xml:space="preserve">(</w:t>
-      </w:r>
-      <w:r>
-        <w:rPr>
-          <w:rStyle w:val="AttributeTok"/>
-        </w:rPr>
-        <w:t xml:space="preserve">x =</w:t>
-      </w:r>
-      <w:r>
-        <w:rPr>
-          <w:rStyle w:val="NormalTok"/>
-        </w:rPr>
-        <w:t xml:space="preserve"> side, </w:t>
-      </w:r>
-      <w:r>
-        <w:rPr>
-          <w:rStyle w:val="AttributeTok"/>
-        </w:rPr>
-        <w:t xml:space="preserve">y =</w:t>
-      </w:r>
-      <w:r>
-        <w:rPr>
-          <w:rStyle w:val="NormalTok"/>
-        </w:rPr>
-        <w:t xml:space="preserve"> mean_length_mm, </w:t>
-      </w:r>
-      <w:r>
-        <w:rPr>
-          <w:rStyle w:val="AttributeTok"/>
-        </w:rPr>
-        <w:t xml:space="preserve">group =</w:t>
-      </w:r>
-      <w:r>
-        <w:rPr>
-          <w:rStyle w:val="NormalTok"/>
-        </w:rPr>
-        <w:t xml:space="preserve"> team)) </w:t>
-      </w:r>
-      <w:r>
-        <w:rPr>
-          <w:rStyle w:val="SpecialCharTok"/>
-        </w:rPr>
-        <w:t xml:space="preserve">+</w:t>
-      </w:r>
-      <w:r>
-        <w:br/>
-      </w:r>
-      <w:r>
-        <w:rPr>
-          <w:rStyle w:val="NormalTok"/>
-        </w:rPr>
-        <w:t xml:space="preserve">  </w:t>
-      </w:r>
-      <w:r>
-        <w:rPr>
-          <w:rStyle w:val="FunctionTok"/>
-        </w:rPr>
-        <w:t xml:space="preserve">geom_line</w:t>
-      </w:r>
-      <w:r>
-        <w:rPr>
-          <w:rStyle w:val="NormalTok"/>
-        </w:rPr>
-        <w:t xml:space="preserve">(</w:t>
-      </w:r>
-      <w:r>
-        <w:rPr>
-          <w:rStyle w:val="FunctionTok"/>
-        </w:rPr>
-        <w:t xml:space="preserve">aes</w:t>
-      </w:r>
-      <w:r>
-        <w:rPr>
-          <w:rStyle w:val="NormalTok"/>
-        </w:rPr>
-        <w:t xml:space="preserve">(</w:t>
-      </w:r>
-      <w:r>
-        <w:rPr>
-          <w:rStyle w:val="AttributeTok"/>
-        </w:rPr>
-        <w:t xml:space="preserve">color =</w:t>
-      </w:r>
-      <w:r>
-        <w:rPr>
-          <w:rStyle w:val="NormalTok"/>
-        </w:rPr>
-        <w:t xml:space="preserve"> team), </w:t>
-      </w:r>
-      <w:r>
-        <w:rPr>
-          <w:rStyle w:val="AttributeTok"/>
-        </w:rPr>
-        <w:t xml:space="preserve">linewidth =</w:t>
-      </w:r>
-      <w:r>
-        <w:rPr>
-          <w:rStyle w:val="NormalTok"/>
-        </w:rPr>
-        <w:t xml:space="preserve"> </w:t>
-      </w:r>
-      <w:r>
-        <w:rPr>
-          <w:rStyle w:val="FloatTok"/>
-        </w:rPr>
-        <w:t xml:space="preserve">0.8</w:t>
-      </w:r>
-      <w:r>
-        <w:rPr>
-          <w:rStyle w:val="NormalTok"/>
-        </w:rPr>
-        <w:t xml:space="preserve">) </w:t>
-      </w:r>
-      <w:r>
-        <w:rPr>
-          <w:rStyle w:val="SpecialCharTok"/>
-        </w:rPr>
-        <w:t xml:space="preserve">+</w:t>
-      </w:r>
-      <w:r>
-        <w:br/>
-      </w:r>
-      <w:r>
-        <w:rPr>
-          <w:rStyle w:val="NormalTok"/>
-        </w:rPr>
-        <w:t xml:space="preserve">  </w:t>
-      </w:r>
-      <w:r>
-        <w:rPr>
-          <w:rStyle w:val="FunctionTok"/>
-        </w:rPr>
-        <w:t xml:space="preserve">geom_point</w:t>
-      </w:r>
-      <w:r>
-        <w:rPr>
-          <w:rStyle w:val="NormalTok"/>
-        </w:rPr>
-        <w:t xml:space="preserve">(</w:t>
-      </w:r>
-      <w:r>
-        <w:rPr>
-          <w:rStyle w:val="FunctionTok"/>
-        </w:rPr>
-        <w:t xml:space="preserve">aes</w:t>
-      </w:r>
-      <w:r>
-        <w:rPr>
-          <w:rStyle w:val="NormalTok"/>
-        </w:rPr>
-        <w:t xml:space="preserve">(</w:t>
-      </w:r>
-      <w:r>
-        <w:rPr>
-          <w:rStyle w:val="AttributeTok"/>
-        </w:rPr>
-        <w:t xml:space="preserve">color =</w:t>
-      </w:r>
-      <w:r>
-        <w:rPr>
-          <w:rStyle w:val="NormalTok"/>
-        </w:rPr>
-        <w:t xml:space="preserve"> team), </w:t>
-      </w:r>
-      <w:r>
-        <w:rPr>
-          <w:rStyle w:val="AttributeTok"/>
-        </w:rPr>
-        <w:t xml:space="preserve">size =</w:t>
-      </w:r>
-      <w:r>
-        <w:rPr>
-          <w:rStyle w:val="NormalTok"/>
-        </w:rPr>
-        <w:t xml:space="preserve"> </w:t>
-      </w:r>
-      <w:r>
-        <w:rPr>
-          <w:rStyle w:val="DecValTok"/>
-        </w:rPr>
-        <w:t xml:space="preserve">2</w:t>
-      </w:r>
-      <w:r>
-        <w:rPr>
-          <w:rStyle w:val="NormalTok"/>
-        </w:rPr>
-        <w:t xml:space="preserve">) </w:t>
-      </w:r>
-      <w:r>
-        <w:rPr>
-          <w:rStyle w:val="SpecialCharTok"/>
-        </w:rPr>
-        <w:t xml:space="preserve">+</w:t>
-      </w:r>
-      <w:r>
-        <w:br/>
-      </w:r>
-      <w:r>
-        <w:rPr>
-          <w:rStyle w:val="NormalTok"/>
-        </w:rPr>
-        <w:t xml:space="preserve">  </w:t>
-      </w:r>
-      <w:r>
-        <w:rPr>
-          <w:rStyle w:val="FunctionTok"/>
-        </w:rPr>
-        <w:t xml:space="preserve">labs</w:t>
-      </w:r>
-      <w:r>
-        <w:rPr>
-          <w:rStyle w:val="NormalTok"/>
-        </w:rPr>
-        <w:t xml:space="preserve">(</w:t>
-      </w:r>
-      <w:r>
-        <w:rPr>
-          <w:rStyle w:val="AttributeTok"/>
-        </w:rPr>
-        <w:t xml:space="preserve">x =</w:t>
-      </w:r>
-      <w:r>
-        <w:rPr>
-          <w:rStyle w:val="NormalTok"/>
-        </w:rPr>
-        <w:t xml:space="preserve"> </w:t>
-      </w:r>
-      <w:r>
-        <w:rPr>
-          <w:rStyle w:val="StringTok"/>
-        </w:rPr>
-        <w:t xml:space="preserve">"Sun exposure"</w:t>
-      </w:r>
-      <w:r>
-        <w:rPr>
-          <w:rStyle w:val="NormalTok"/>
-        </w:rPr>
-        <w:t xml:space="preserve">, </w:t>
-      </w:r>
-      <w:r>
-        <w:rPr>
-          <w:rStyle w:val="AttributeTok"/>
-        </w:rPr>
-        <w:t xml:space="preserve">y =</w:t>
-      </w:r>
-      <w:r>
-        <w:rPr>
-          <w:rStyle w:val="NormalTok"/>
-        </w:rPr>
-        <w:t xml:space="preserve"> </w:t>
-      </w:r>
-      <w:r>
-        <w:rPr>
-          <w:rStyle w:val="StringTok"/>
-        </w:rPr>
-        <w:t xml:space="preserve">"Mean needle length (mm)"</w:t>
-      </w:r>
-      <w:r>
-        <w:rPr>
-          <w:rStyle w:val="NormalTok"/>
-        </w:rPr>
-        <w:t xml:space="preserve">, </w:t>
-      </w:r>
-      <w:r>
-        <w:rPr>
-          <w:rStyle w:val="AttributeTok"/>
-        </w:rPr>
-        <w:t xml:space="preserve">color =</w:t>
-      </w:r>
-      <w:r>
-        <w:rPr>
-          <w:rStyle w:val="NormalTok"/>
-        </w:rPr>
-        <w:t xml:space="preserve"> </w:t>
-      </w:r>
-      <w:r>
-        <w:rPr>
-          <w:rStyle w:val="StringTok"/>
-        </w:rPr>
-        <w:t xml:space="preserve">"Team"</w:t>
-      </w:r>
-      <w:r>
-        <w:rPr>
-          <w:rStyle w:val="NormalTok"/>
-        </w:rPr>
-        <w:t xml:space="preserve">)</w:t>
-      </w:r>
-    </w:p>
-    <w:p>
-      <w:pPr>
-        <w:pStyle w:val="FirstParagraph"/>
-      </w:pPr>
-      <w:r>
-        <w:drawing>
-          <wp:inline>
-            <wp:extent cx="3119357" cy="2201899"/>
-            <wp:effectExtent b="0" l="0" r="0" t="0"/>
-            <wp:docPr descr="" title="" id="124" name="Picture"/>
-            <a:graphic>
-              <a:graphicData uri="http://schemas.openxmlformats.org/drawingml/2006/picture">
-                <pic:pic>
-                  <pic:nvPicPr>
-                    <pic:cNvPr descr="getting_started_lecture_files/figure-docx/getting-started-08-1.png" id="125" name="Picture"/>
-                    <pic:cNvPicPr>
-                      <a:picLocks noChangeArrowheads="1" noChangeAspect="1"/>
-                    </pic:cNvPicPr>
-                  </pic:nvPicPr>
-                  <pic:blipFill>
-                    <a:blip r:embed="rId123"/>
-                    <a:stretch>
-                      <a:fillRect/>
-                    </a:stretch>
-                  </pic:blipFill>
-                  <pic:spPr bwMode="auto">
-                    <a:xfrm>
-                      <a:off x="0" y="0"/>
-                      <a:ext cx="3119357" cy="2201899"/>
-                    </a:xfrm>
-                    <a:prstGeom prst="rect">
-                      <a:avLst/>
-                    </a:prstGeom>
-                    <a:noFill/>
-                    <a:ln w="9525">
-                      <a:noFill/>
-                      <a:headEnd/>
-                      <a:tailEnd/>
-                    </a:ln>
-                  </pic:spPr>
-                </pic:pic>
-              </a:graphicData>
-            </a:graphic>
-          </wp:inline>
-        </w:drawing>
-      </w:r>
-    </w:p>
-    <w:p>
-      <w:pPr>
-        <w:pStyle w:val="BodyText"/>
-      </w:pPr>
-      <w:r>
-        <w:t xml:space="preserve">Each line is</w:t>
-      </w:r>
-      <w:r>
-        <w:t xml:space="preserve"> </w:t>
-      </w:r>
-      <w:r>
-        <w:rPr>
-          <w:b/>
-          <w:bCs/>
-        </w:rPr>
-        <w:t xml:space="preserve">one tree</w:t>
-      </w:r>
-      <w:r>
-        <w:t xml:space="preserve">. The teams are far apart vertically — but</w:t>
-      </w:r>
-      <w:r>
-        <w:t xml:space="preserve"> </w:t>
-      </w:r>
-      <w:r>
-        <w:rPr>
-          <w:b/>
-          <w:bCs/>
-        </w:rPr>
-        <w:t xml:space="preserve">every single line slopes the same way</w:t>
-      </w:r>
-      <w:r>
-        <w:t xml:space="preserve">.</w:t>
-      </w:r>
-    </w:p>
-    <w:tbl>
-      <w:tblPr>
-        <w:tblStyle w:val="Table"/>
-        <w:tblLook w:firstRow="0" w:lastRow="0" w:firstColumn="0" w:lastColumn="0" w:noHBand="0" w:noVBand="0" w:val="0000"/>
-        <w:tblBorders>
-          <w:top w:val="single" w:sz="4" w:space="0" w:color="0758E5"/>
-          <w:left w:val="single" w:sz="24" w:space="0" w:color="0758E5"/>
-          <w:bottom w:val="single" w:sz="4" w:space="0" w:color="0758E5"/>
-          <w:right w:val="single" w:sz="4" w:space="0" w:color="0758E5"/>
-        </w:tblBorders>
-        <w:tblCellMar>
-          <w:left w:w="144" w:type="dxa"/>
-          <w:right w:w="144" w:type="dxa"/>
-        </w:tblCellMar>
-        <w:tblLook w:firstRow="0" w:lastRow="0" w:firstColumn="0" w:lastColumn="0" w:noHBand="0" w:noVBand="0" w:val="0000"/>
-      </w:tblPr>
-      <w:tr>
-        <w:trPr>
-          <w:cantSplit/>
-        </w:trPr>
-        <w:tc>
-          <w:tcPr>
-            <w:shd w:color="auto" w:fill="dae6fb" w:val="clear"/>
-            <w:tcMar>
-              <w:top w:w="92" w:type="dxa"/>
-              <w:bottom w:w="92" w:type="dxa"/>
-            </w:tcMar>
-          </w:tcPr>
-          <w:p>
-            <w:pPr>
-              <w:pStyle w:val="BodyText"/>
-            </w:pPr>
-            <w:pPr>
-              <w:spacing w:before="0" w:after="0"/>
-              <w:textAlignment w:val="center"/>
-            </w:pPr>
-            <w:r>
-              <w:drawing>
-                <wp:inline>
-                  <wp:extent cx="152400" cy="152400"/>
-                  <wp:effectExtent b="0" l="0" r="0" t="0"/>
-                  <wp:docPr descr="" title="" id="126" name="Picture"/>
-                  <a:graphic>
-                    <a:graphicData uri="http://schemas.openxmlformats.org/drawingml/2006/picture">
-                      <pic:pic>
-                        <pic:nvPicPr>
-                          <pic:cNvPr descr="/Applications/Positron.app/Contents/Resources/app/quarto/share/formats/docx/note.png" id="127" name="Picture"/>
-                          <pic:cNvPicPr>
-                            <a:picLocks noChangeArrowheads="1" noChangeAspect="1"/>
-                          </pic:cNvPicPr>
-                        </pic:nvPicPr>
-                        <pic:blipFill>
-                          <a:blip r:embed="rId12"/>
-                          <a:stretch>
-                            <a:fillRect/>
-                          </a:stretch>
-                        </pic:blipFill>
-                        <pic:spPr bwMode="auto">
-                          <a:xfrm>
-                            <a:off x="0" y="0"/>
-                            <a:ext cx="152400" cy="152400"/>
-                          </a:xfrm>
-                          <a:prstGeom prst="rect">
-                            <a:avLst/>
-                          </a:prstGeom>
-                          <a:noFill/>
-                          <a:ln w="9525">
-                            <a:noFill/>
-                            <a:headEnd/>
-                            <a:tailEnd/>
-                          </a:ln>
-                        </pic:spPr>
-                      </pic:pic>
-                    </a:graphicData>
-                  </a:graphic>
-                </wp:inline>
-              </w:drawing>
-            </w:r>
-            <w:r>
-              <w:t xml:space="preserve"> </w:t>
-            </w:r>
-            <w:r>
-              <w:t xml:space="preserve"> </w:t>
-            </w:r>
-            <w:r>
-              <w:t xml:space="preserve">Note</w:t>
-            </w:r>
-          </w:p>
-        </w:tc>
-      </w:tr>
-      <w:tr>
-        <w:trPr>
-          <w:cantSplit/>
-        </w:trPr>
-        <w:tc>
-          <w:tcPr>
-            <w:tcMar>
-              <w:top w:w="108" w:type="dxa"/>
-              <w:bottom w:w="108" w:type="dxa"/>
-            </w:tcMar>
-          </w:tcPr>
-          <w:p>
-            <w:pPr>
-              <w:pStyle w:val="BodyText"/>
-            </w:pPr>
-            <w:pPr>
-              <w:spacing w:before="16"/>
-            </w:pPr>
-            <w:r>
-              <w:rPr>
-                <w:b/>
-                <w:bCs/>
-              </w:rPr>
-              <w:t xml:space="preserve">✅ Key idea</w:t>
-            </w:r>
-          </w:p>
-          <w:p>
-            <w:pPr>
-              <w:pStyle w:val="BodyText"/>
-            </w:pPr>
-            <w:pPr>
-              <w:spacing w:after="16"/>
-            </w:pPr>
-            <w:r>
-              <w:t xml:space="preserve">Because both sides come from the same tree, these are</w:t>
-            </w:r>
-            <w:r>
-              <w:t xml:space="preserve"> </w:t>
-            </w:r>
-            <w:r>
-              <w:rPr>
-                <w:b/>
-                <w:bCs/>
-              </w:rPr>
-              <w:t xml:space="preserve">paired</w:t>
-            </w:r>
-            <w:r>
-              <w:t xml:space="preserve"> </w:t>
-            </w:r>
-            <w:r>
-              <w:t xml:space="preserve">measurements. Comparing each tree</w:t>
-            </w:r>
-            <w:r>
-              <w:t xml:space="preserve"> </w:t>
-            </w:r>
-            <w:r>
-              <w:rPr>
-                <w:i/>
-                <w:iCs/>
-              </w:rPr>
-              <w:t xml:space="preserve">to itself</w:t>
-            </w:r>
-            <w:r>
-              <w:t xml:space="preserve"> </w:t>
-            </w:r>
-            <w:r>
-              <w:t xml:space="preserve">cancels out the big between-team differences.</w:t>
-            </w:r>
-          </w:p>
-          <w:p/>
-        </w:tc>
-      </w:tr>
-    </w:tbl>
-    <w:p>
-      <w:pPr>
-        <w:pStyle w:val="BodyText"/>
-      </w:pPr>
-      <w:r>
-        <w:t xml:space="preserve"> </w:t>
-      </w:r>
-    </w:p>
-    <w:tbl>
-      <w:tblPr>
-        <w:tblStyle w:val="Table"/>
-        <w:tblLook w:firstRow="0" w:lastRow="0" w:firstColumn="0" w:lastColumn="0" w:noHBand="0" w:noVBand="0" w:val="0000"/>
-        <w:tblBorders>
-          <w:top w:val="single" w:sz="4" w:space="0" w:color="00A047"/>
-          <w:left w:val="single" w:sz="24" w:space="0" w:color="00A047"/>
-          <w:bottom w:val="single" w:sz="4" w:space="0" w:color="00A047"/>
-          <w:right w:val="single" w:sz="4" w:space="0" w:color="00A047"/>
-        </w:tblBorders>
-        <w:tblCellMar>
-          <w:left w:w="144" w:type="dxa"/>
-          <w:right w:w="144" w:type="dxa"/>
-        </w:tblCellMar>
-        <w:tblLook w:firstRow="0" w:lastRow="0" w:firstColumn="0" w:lastColumn="0" w:noHBand="0" w:noVBand="0" w:val="0000"/>
-      </w:tblPr>
-      <w:tr>
-        <w:trPr>
-          <w:cantSplit/>
-        </w:trPr>
-        <w:tc>
-          <w:tcPr>
-            <w:shd w:color="auto" w:fill="ccf1e3" w:val="clear"/>
-            <w:tcMar>
-              <w:top w:w="92" w:type="dxa"/>
-              <w:bottom w:w="92" w:type="dxa"/>
-            </w:tcMar>
-          </w:tcPr>
-          <w:p>
-            <w:pPr>
-              <w:pStyle w:val="BodyText"/>
-            </w:pPr>
-            <w:pPr>
-              <w:spacing w:before="0" w:after="0"/>
-              <w:textAlignment w:val="center"/>
-            </w:pPr>
-            <w:r>
-              <w:drawing>
-                <wp:inline>
-                  <wp:extent cx="152400" cy="152400"/>
-                  <wp:effectExtent b="0" l="0" r="0" t="0"/>
-                  <wp:docPr descr="" title="" id="128" name="Picture"/>
-                  <a:graphic>
-                    <a:graphicData uri="http://schemas.openxmlformats.org/drawingml/2006/picture">
-                      <pic:pic>
-                        <pic:nvPicPr>
-                          <pic:cNvPr descr="/Applications/Positron.app/Contents/Resources/app/quarto/share/formats/docx/tip.png" id="129" name="Picture"/>
-                          <pic:cNvPicPr>
-                            <a:picLocks noChangeArrowheads="1" noChangeAspect="1"/>
-                          </pic:cNvPicPr>
-                        </pic:nvPicPr>
-                        <pic:blipFill>
-                          <a:blip r:embed="rId30"/>
-                          <a:stretch>
-                            <a:fillRect/>
-                          </a:stretch>
-                        </pic:blipFill>
-                        <pic:spPr bwMode="auto">
-                          <a:xfrm>
-                            <a:off x="0" y="0"/>
-                            <a:ext cx="152400" cy="152400"/>
-                          </a:xfrm>
-                          <a:prstGeom prst="rect">
-                            <a:avLst/>
-                          </a:prstGeom>
-                          <a:noFill/>
-                          <a:ln w="9525">
-                            <a:noFill/>
-                            <a:headEnd/>
-                            <a:tailEnd/>
-                          </a:ln>
-                        </pic:spPr>
-                      </pic:pic>
-                    </a:graphicData>
-                  </a:graphic>
-                </wp:inline>
-              </w:drawing>
-            </w:r>
-            <w:r>
-              <w:t xml:space="preserve"> </w:t>
-            </w:r>
-            <w:r>
-              <w:t xml:space="preserve"> </w:t>
-            </w:r>
-            <w:r>
-              <w:t xml:space="preserve">Tip</w:t>
-            </w:r>
-          </w:p>
-        </w:tc>
-      </w:tr>
-      <w:tr>
-        <w:trPr>
-          <w:cantSplit/>
-        </w:trPr>
-        <w:tc>
-          <w:tcPr>
-            <w:tcMar>
-              <w:top w:w="108" w:type="dxa"/>
-              <w:bottom w:w="108" w:type="dxa"/>
-            </w:tcMar>
-          </w:tcPr>
-          <w:p>
-            <w:pPr>
-              <w:pStyle w:val="BodyText"/>
-            </w:pPr>
-            <w:pPr>
-              <w:spacing w:before="16"/>
-            </w:pPr>
-            <w:r>
-              <w:rPr>
-                <w:b/>
-                <w:bCs/>
-              </w:rPr>
-              <w:t xml:space="preserve">🖐 Coming in Week 4</w:t>
-            </w:r>
-          </w:p>
-          <w:p>
-            <w:pPr>
-              <w:pStyle w:val="BodyText"/>
-            </w:pPr>
-            <w:pPr>
-              <w:spacing w:after="16"/>
-            </w:pPr>
-            <w:r>
-              <w:t xml:space="preserve">We’ll put numbers on this — and see how a</w:t>
-            </w:r>
-            <w:r>
-              <w:t xml:space="preserve"> </w:t>
-            </w:r>
-            <w:r>
-              <w:rPr>
-                <w:b/>
-                <w:bCs/>
-              </w:rPr>
-              <w:t xml:space="preserve">paired t-test</w:t>
-            </w:r>
-            <w:r>
-              <w:t xml:space="preserve"> </w:t>
-            </w:r>
-            <w:r>
-              <w:t xml:space="preserve">finds a signal that the naive test on 64 needles misses.</w:t>
-            </w:r>
-          </w:p>
-          <w:p/>
-        </w:tc>
-      </w:tr>
-    </w:tbl>
-    <w:bookmarkEnd w:id="130"/>
-    <w:bookmarkStart w:id="135" w:name="save-your-plot"/>
-    <w:p>
-      <w:pPr>
-        <w:pStyle w:val="Heading2"/>
-      </w:pPr>
-      <w:r>
-        <w:t xml:space="preserve">Save your plot</w:t>
-      </w:r>
-    </w:p>
-    <w:p>
-      <w:pPr>
-        <w:pStyle w:val="SourceCode"/>
-      </w:pPr>
-      <w:r>
-        <w:rPr>
-          <w:rStyle w:val="NormalTok"/>
-        </w:rPr>
-        <w:t xml:space="preserve">needle_plot </w:t>
-      </w:r>
-      <w:r>
-        <w:rPr>
-          <w:rStyle w:val="OtherTok"/>
-        </w:rPr>
-        <w:t xml:space="preserve">&lt;-</w:t>
-      </w:r>
-      <w:r>
-        <w:rPr>
-          <w:rStyle w:val="NormalTok"/>
-        </w:rPr>
-        <w:t xml:space="preserve"> </w:t>
-      </w:r>
-      <w:r>
-        <w:rPr>
-          <w:rStyle w:val="FunctionTok"/>
-        </w:rPr>
-        <w:t xml:space="preserve">ggplot</w:t>
-      </w:r>
-      <w:r>
-        <w:rPr>
-          <w:rStyle w:val="NormalTok"/>
-        </w:rPr>
-        <w:t xml:space="preserve">(pine_df, </w:t>
-      </w:r>
-      <w:r>
-        <w:rPr>
-          <w:rStyle w:val="FunctionTok"/>
-        </w:rPr>
-        <w:t xml:space="preserve">aes</w:t>
-      </w:r>
-      <w:r>
-        <w:rPr>
-          <w:rStyle w:val="NormalTok"/>
-        </w:rPr>
-        <w:t xml:space="preserve">(</w:t>
-      </w:r>
-      <w:r>
-        <w:rPr>
-          <w:rStyle w:val="AttributeTok"/>
-        </w:rPr>
-        <w:t xml:space="preserve">x =</w:t>
-      </w:r>
-      <w:r>
-        <w:rPr>
-          <w:rStyle w:val="NormalTok"/>
-        </w:rPr>
-        <w:t xml:space="preserve"> side, </w:t>
-      </w:r>
-      <w:r>
-        <w:rPr>
-          <w:rStyle w:val="AttributeTok"/>
-        </w:rPr>
-        <w:t xml:space="preserve">y =</w:t>
-      </w:r>
-      <w:r>
-        <w:rPr>
-          <w:rStyle w:val="NormalTok"/>
-        </w:rPr>
-        <w:t xml:space="preserve"> needle_length_mm)) </w:t>
-      </w:r>
-      <w:r>
-        <w:rPr>
-          <w:rStyle w:val="SpecialCharTok"/>
-        </w:rPr>
-        <w:t xml:space="preserve">+</w:t>
-      </w:r>
-      <w:r>
-        <w:br/>
-      </w:r>
-      <w:r>
-        <w:rPr>
-          <w:rStyle w:val="NormalTok"/>
-        </w:rPr>
-        <w:t xml:space="preserve">  </w:t>
-      </w:r>
-      <w:r>
-        <w:rPr>
-          <w:rStyle w:val="FunctionTok"/>
-        </w:rPr>
-        <w:t xml:space="preserve">geom_boxplot</w:t>
-      </w:r>
-      <w:r>
-        <w:rPr>
-          <w:rStyle w:val="NormalTok"/>
-        </w:rPr>
-        <w:t xml:space="preserve">() </w:t>
-      </w:r>
-      <w:r>
-        <w:rPr>
-          <w:rStyle w:val="SpecialCharTok"/>
-        </w:rPr>
-        <w:t xml:space="preserve">+</w:t>
-      </w:r>
-      <w:r>
-        <w:br/>
-      </w:r>
-      <w:r>
-        <w:rPr>
-          <w:rStyle w:val="NormalTok"/>
-        </w:rPr>
-        <w:t xml:space="preserve">  </w:t>
-      </w:r>
-      <w:r>
-        <w:rPr>
-          <w:rStyle w:val="FunctionTok"/>
-        </w:rPr>
-        <w:t xml:space="preserve">geom_jitter</w:t>
-      </w:r>
-      <w:r>
-        <w:rPr>
-          <w:rStyle w:val="NormalTok"/>
-        </w:rPr>
-        <w:t xml:space="preserve">(</w:t>
-      </w:r>
-      <w:r>
-        <w:rPr>
-          <w:rStyle w:val="AttributeTok"/>
-        </w:rPr>
-        <w:t xml:space="preserve">width =</w:t>
-      </w:r>
-      <w:r>
-        <w:rPr>
-          <w:rStyle w:val="NormalTok"/>
-        </w:rPr>
-        <w:t xml:space="preserve"> </w:t>
-      </w:r>
-      <w:r>
-        <w:rPr>
-          <w:rStyle w:val="FloatTok"/>
-        </w:rPr>
-        <w:t xml:space="preserve">0.15</w:t>
-      </w:r>
-      <w:r>
-        <w:rPr>
-          <w:rStyle w:val="NormalTok"/>
-        </w:rPr>
-        <w:t xml:space="preserve">, </w:t>
-      </w:r>
-      <w:r>
-        <w:rPr>
-          <w:rStyle w:val="AttributeTok"/>
-        </w:rPr>
-        <w:t xml:space="preserve">alpha =</w:t>
-      </w:r>
-      <w:r>
-        <w:rPr>
-          <w:rStyle w:val="NormalTok"/>
-        </w:rPr>
-        <w:t xml:space="preserve"> </w:t>
-      </w:r>
-      <w:r>
-        <w:rPr>
-          <w:rStyle w:val="FloatTok"/>
-        </w:rPr>
-        <w:t xml:space="preserve">0.6</w:t>
-      </w:r>
-      <w:r>
-        <w:rPr>
-          <w:rStyle w:val="NormalTok"/>
-        </w:rPr>
-        <w:t xml:space="preserve">, </w:t>
-      </w:r>
-      <w:r>
-        <w:rPr>
-          <w:rStyle w:val="AttributeTok"/>
-        </w:rPr>
-        <w:t xml:space="preserve">color =</w:t>
-      </w:r>
-      <w:r>
-        <w:rPr>
-          <w:rStyle w:val="NormalTok"/>
-        </w:rPr>
-        <w:t xml:space="preserve"> </w:t>
-      </w:r>
-      <w:r>
-        <w:rPr>
-          <w:rStyle w:val="StringTok"/>
-        </w:rPr>
-        <w:t xml:space="preserve">"tomato"</w:t>
-      </w:r>
-      <w:r>
-        <w:rPr>
-          <w:rStyle w:val="NormalTok"/>
-        </w:rPr>
-        <w:t xml:space="preserve">) </w:t>
-      </w:r>
-      <w:r>
-        <w:rPr>
-          <w:rStyle w:val="SpecialCharTok"/>
-        </w:rPr>
-        <w:t xml:space="preserve">+</w:t>
-      </w:r>
-      <w:r>
-        <w:br/>
-      </w:r>
-      <w:r>
-        <w:rPr>
-          <w:rStyle w:val="NormalTok"/>
-        </w:rPr>
-        <w:t xml:space="preserve">  </w:t>
-      </w:r>
-      <w:r>
-        <w:rPr>
-          <w:rStyle w:val="FunctionTok"/>
-        </w:rPr>
-        <w:t xml:space="preserve">labs</w:t>
-      </w:r>
-      <w:r>
-        <w:rPr>
-          <w:rStyle w:val="NormalTok"/>
-        </w:rPr>
-        <w:t xml:space="preserve">(</w:t>
-      </w:r>
-      <w:r>
-        <w:rPr>
-          <w:rStyle w:val="AttributeTok"/>
-        </w:rPr>
-        <w:t xml:space="preserve">x =</w:t>
-      </w:r>
-      <w:r>
-        <w:rPr>
-          <w:rStyle w:val="NormalTok"/>
-        </w:rPr>
-        <w:t xml:space="preserve"> </w:t>
-      </w:r>
-      <w:r>
-        <w:rPr>
-          <w:rStyle w:val="StringTok"/>
-        </w:rPr>
-        <w:t xml:space="preserve">"Sun exposure"</w:t>
-      </w:r>
-      <w:r>
-        <w:rPr>
-          <w:rStyle w:val="NormalTok"/>
-        </w:rPr>
-        <w:t xml:space="preserve">, </w:t>
-      </w:r>
-      <w:r>
-        <w:rPr>
-          <w:rStyle w:val="AttributeTok"/>
-        </w:rPr>
-        <w:t xml:space="preserve">y =</w:t>
-      </w:r>
-      <w:r>
-        <w:rPr>
-          <w:rStyle w:val="NormalTok"/>
-        </w:rPr>
-        <w:t xml:space="preserve"> </w:t>
-      </w:r>
-      <w:r>
-        <w:rPr>
-          <w:rStyle w:val="StringTok"/>
-        </w:rPr>
-        <w:t xml:space="preserve">"Needle length (mm)"</w:t>
-      </w:r>
-      <w:r>
-        <w:rPr>
-          <w:rStyle w:val="NormalTok"/>
-        </w:rPr>
-        <w:t xml:space="preserve">)</w:t>
-      </w:r>
-      <w:r>
-        <w:br/>
-      </w:r>
-      <w:r>
-        <w:br/>
-      </w:r>
-      <w:r>
-        <w:rPr>
-          <w:rStyle w:val="FunctionTok"/>
-        </w:rPr>
-        <w:t xml:space="preserve">ggsave</w:t>
-      </w:r>
-      <w:r>
-        <w:rPr>
-          <w:rStyle w:val="NormalTok"/>
-        </w:rPr>
-        <w:t xml:space="preserve">(</w:t>
-      </w:r>
-      <w:r>
-        <w:rPr>
-          <w:rStyle w:val="StringTok"/>
-        </w:rPr>
-        <w:t xml:space="preserve">"figures/needle_length.png"</w:t>
-      </w:r>
-      <w:r>
-        <w:rPr>
-          <w:rStyle w:val="NormalTok"/>
-        </w:rPr>
-        <w:t xml:space="preserve">,</w:t>
-      </w:r>
-      <w:r>
-        <w:br/>
-      </w:r>
-      <w:r>
-        <w:rPr>
-          <w:rStyle w:val="NormalTok"/>
-        </w:rPr>
-        <w:t xml:space="preserve">       </w:t>
-      </w:r>
-      <w:r>
-        <w:rPr>
-          <w:rStyle w:val="AttributeTok"/>
-        </w:rPr>
-        <w:t xml:space="preserve">plot =</w:t>
-      </w:r>
-      <w:r>
-        <w:rPr>
-          <w:rStyle w:val="NormalTok"/>
-        </w:rPr>
-        <w:t xml:space="preserve"> needle_plot,</w:t>
-      </w:r>
-      <w:r>
-        <w:br/>
-      </w:r>
-      <w:r>
-        <w:rPr>
-          <w:rStyle w:val="NormalTok"/>
-        </w:rPr>
-        <w:t xml:space="preserve">       </w:t>
-      </w:r>
-      <w:r>
-        <w:rPr>
-          <w:rStyle w:val="AttributeTok"/>
-        </w:rPr>
-        <w:t xml:space="preserve">width =</w:t>
-      </w:r>
-      <w:r>
-        <w:rPr>
-          <w:rStyle w:val="NormalTok"/>
-        </w:rPr>
-        <w:t xml:space="preserve"> </w:t>
-      </w:r>
-      <w:r>
-        <w:rPr>
-          <w:rStyle w:val="DecValTok"/>
-        </w:rPr>
-        <w:t xml:space="preserve">3</w:t>
-      </w:r>
-      <w:r>
-        <w:rPr>
-          <w:rStyle w:val="NormalTok"/>
-        </w:rPr>
-        <w:t xml:space="preserve">, </w:t>
-      </w:r>
-      <w:r>
-        <w:rPr>
-          <w:rStyle w:val="AttributeTok"/>
-        </w:rPr>
-        <w:t xml:space="preserve">height =</w:t>
-      </w:r>
-      <w:r>
-        <w:rPr>
-          <w:rStyle w:val="NormalTok"/>
-        </w:rPr>
-        <w:t xml:space="preserve"> </w:t>
-      </w:r>
-      <w:r>
-        <w:rPr>
-          <w:rStyle w:val="DecValTok"/>
-        </w:rPr>
-        <w:t xml:space="preserve">3</w:t>
-      </w:r>
-      <w:r>
-        <w:rPr>
-          <w:rStyle w:val="NormalTok"/>
-        </w:rPr>
-        <w:t xml:space="preserve">, </w:t>
-      </w:r>
-      <w:r>
-        <w:rPr>
-          <w:rStyle w:val="AttributeTok"/>
-        </w:rPr>
-        <w:t xml:space="preserve">units =</w:t>
-      </w:r>
-      <w:r>
-        <w:rPr>
-          <w:rStyle w:val="NormalTok"/>
-        </w:rPr>
-        <w:t xml:space="preserve"> </w:t>
-      </w:r>
-      <w:r>
-        <w:rPr>
-          <w:rStyle w:val="StringTok"/>
-        </w:rPr>
-        <w:t xml:space="preserve">"in"</w:t>
-      </w:r>
-      <w:r>
-        <w:rPr>
-          <w:rStyle w:val="NormalTok"/>
-        </w:rPr>
-        <w:t xml:space="preserve">, </w:t>
-      </w:r>
-      <w:r>
-        <w:rPr>
-          <w:rStyle w:val="AttributeTok"/>
-        </w:rPr>
-        <w:t xml:space="preserve">dpi =</w:t>
-      </w:r>
-      <w:r>
-        <w:rPr>
-          <w:rStyle w:val="NormalTok"/>
-        </w:rPr>
-        <w:t xml:space="preserve"> </w:t>
-      </w:r>
-      <w:r>
-        <w:rPr>
-          <w:rStyle w:val="DecValTok"/>
-        </w:rPr>
-        <w:t xml:space="preserve">300</w:t>
-      </w:r>
-      <w:r>
-        <w:rPr>
-          <w:rStyle w:val="NormalTok"/>
-        </w:rPr>
-        <w:t xml:space="preserve">)</w:t>
-      </w:r>
-    </w:p>
-    <w:tbl>
-      <w:tblPr>
-        <w:tblStyle w:val="Table"/>
-        <w:tblLook w:firstRow="0" w:lastRow="0" w:firstColumn="0" w:lastColumn="0" w:noHBand="0" w:noVBand="0" w:val="0000"/>
-        <w:tblBorders>
-          <w:top w:val="single" w:sz="4" w:space="0" w:color="EB9113"/>
-          <w:left w:val="single" w:sz="24" w:space="0" w:color="EB9113"/>
-          <w:bottom w:val="single" w:sz="4" w:space="0" w:color="EB9113"/>
-          <w:right w:val="single" w:sz="4" w:space="0" w:color="EB9113"/>
-        </w:tblBorders>
-        <w:tblCellMar>
-          <w:left w:w="144" w:type="dxa"/>
-          <w:right w:w="144" w:type="dxa"/>
-        </w:tblCellMar>
-        <w:tblLook w:firstRow="0" w:lastRow="0" w:firstColumn="0" w:lastColumn="0" w:noHBand="0" w:noVBand="0" w:val="0000"/>
-      </w:tblPr>
-      <w:tr>
-        <w:trPr>
-          <w:cantSplit/>
-        </w:trPr>
-        <w:tc>
-          <w:tcPr>
-            <w:shd w:color="auto" w:fill="fcefdc" w:val="clear"/>
-            <w:tcMar>
-              <w:top w:w="92" w:type="dxa"/>
-              <w:bottom w:w="92" w:type="dxa"/>
-            </w:tcMar>
-          </w:tcPr>
-          <w:p>
-            <w:pPr>
-              <w:pStyle w:val="FirstParagraph"/>
-            </w:pPr>
-            <w:pPr>
-              <w:spacing w:before="0" w:after="0"/>
-              <w:textAlignment w:val="center"/>
-            </w:pPr>
-            <w:r>
-              <w:drawing>
-                <wp:inline>
-                  <wp:extent cx="152400" cy="152400"/>
-                  <wp:effectExtent b="0" l="0" r="0" t="0"/>
-                  <wp:docPr descr="" title="" id="131" name="Picture"/>
-                  <a:graphic>
-                    <a:graphicData uri="http://schemas.openxmlformats.org/drawingml/2006/picture">
-                      <pic:pic>
-                        <pic:nvPicPr>
-                          <pic:cNvPr descr="/Applications/Positron.app/Contents/Resources/app/quarto/share/formats/docx/warning.png" id="132" name="Picture"/>
-                          <pic:cNvPicPr>
-                            <a:picLocks noChangeArrowheads="1" noChangeAspect="1"/>
-                          </pic:cNvPicPr>
-                        </pic:nvPicPr>
-                        <pic:blipFill>
-                          <a:blip r:embed="rId64"/>
-                          <a:stretch>
-                            <a:fillRect/>
-                          </a:stretch>
-                        </pic:blipFill>
-                        <pic:spPr bwMode="auto">
-                          <a:xfrm>
-                            <a:off x="0" y="0"/>
-                            <a:ext cx="152400" cy="152400"/>
-                          </a:xfrm>
-                          <a:prstGeom prst="rect">
-                            <a:avLst/>
-                          </a:prstGeom>
-                          <a:noFill/>
-                          <a:ln w="9525">
-                            <a:noFill/>
-                            <a:headEnd/>
-                            <a:tailEnd/>
-                          </a:ln>
-                        </pic:spPr>
-                      </pic:pic>
-                    </a:graphicData>
-                  </a:graphic>
-                </wp:inline>
-              </w:drawing>
-            </w:r>
-            <w:r>
-              <w:t xml:space="preserve"> </w:t>
-            </w:r>
-            <w:r>
-              <w:t xml:space="preserve"> </w:t>
-            </w:r>
-            <w:r>
-              <w:t xml:space="preserve">Warning</w:t>
-            </w:r>
-          </w:p>
-        </w:tc>
-      </w:tr>
-      <w:tr>
-        <w:trPr>
-          <w:cantSplit/>
-        </w:trPr>
-        <w:tc>
-          <w:tcPr>
-            <w:tcMar>
-              <w:top w:w="108" w:type="dxa"/>
-              <w:bottom w:w="108" w:type="dxa"/>
-            </w:tcMar>
-          </w:tcPr>
-          <w:p>
-            <w:pPr>
-              <w:pStyle w:val="BodyText"/>
-            </w:pPr>
-            <w:pPr>
-              <w:spacing w:before="16"/>
-            </w:pPr>
-            <w:r>
-              <w:rPr>
-                <w:b/>
-                <w:bCs/>
-              </w:rPr>
-              <w:t xml:space="preserve">⚠️ Watch out!</w:t>
-            </w:r>
-          </w:p>
-          <w:p>
-            <w:pPr>
-              <w:pStyle w:val="BodyText"/>
-            </w:pPr>
-            <w:pPr>
-              <w:spacing w:after="16"/>
-            </w:pPr>
-            <w:r>
-              <w:rPr>
-                <w:rStyle w:val="VerbatimChar"/>
-              </w:rPr>
-              <w:t xml:space="preserve">ggsave()</w:t>
-            </w:r>
-            <w:r>
-              <w:t xml:space="preserve"> </w:t>
-            </w:r>
-            <w:r>
-              <w:t xml:space="preserve">wants the</w:t>
-            </w:r>
-            <w:r>
-              <w:t xml:space="preserve"> </w:t>
-            </w:r>
-            <w:r>
-              <w:rPr>
-                <w:b/>
-                <w:bCs/>
-              </w:rPr>
-              <w:t xml:space="preserve">filename first</w:t>
-            </w:r>
-            <w:r>
-              <w:t xml:space="preserve">, then</w:t>
-            </w:r>
-            <w:r>
-              <w:t xml:space="preserve"> </w:t>
-            </w:r>
-            <w:r>
-              <w:rPr>
-                <w:rStyle w:val="VerbatimChar"/>
-              </w:rPr>
-              <w:t xml:space="preserve">plot =</w:t>
-            </w:r>
-            <w:r>
-              <w:t xml:space="preserve">. Always use</w:t>
-            </w:r>
-            <w:r>
-              <w:t xml:space="preserve"> </w:t>
-            </w:r>
-            <w:r>
-              <w:rPr>
-                <w:rStyle w:val="VerbatimChar"/>
-              </w:rPr>
-              <w:t xml:space="preserve">dpi = 300</w:t>
-            </w:r>
-            <w:r>
-              <w:t xml:space="preserve"> </w:t>
-            </w:r>
-            <w:r>
-              <w:t xml:space="preserve">— print/poster quality.</w:t>
-            </w:r>
-          </w:p>
-          <w:p/>
-        </w:tc>
-      </w:tr>
-    </w:tbl>
     <w:tbl>
       <w:tblPr>
         <w:tblStyle w:val="Table"/>
@@ -11180,68 +10299,510 @@
                 <w:b/>
                 <w:bCs/>
               </w:rPr>
-              <w:t xml:space="preserve">📖 File format tip</w:t>
-            </w:r>
-          </w:p>
-          <w:p>
-            <w:pPr>
-              <w:pStyle w:val="BodyText"/>
-            </w:pPr>
-            <w:pPr>
-              <w:spacing w:after="16"/>
-            </w:pPr>
-            <w:r>
-              <w:t xml:space="preserve">Save figures as</w:t>
-            </w:r>
-            <w:r>
-              <w:t xml:space="preserve"> </w:t>
-            </w:r>
-            <w:r>
-              <w:rPr>
+              <w:t xml:space="preserve">📖 New words</w:t>
+            </w:r>
+          </w:p>
+          <w:p>
+            <w:pPr>
+              <w:pStyle w:val="Compact"/>
+              <w:numPr>
+                <w:ilvl w:val="0"/>
+                <w:numId w:val="1021"/>
+              </w:numPr>
+            </w:pPr>
+            <w:r>
+              <w:rPr>
+                <w:rStyle w:val="VerbatimChar"/>
                 <w:b/>
                 <w:bCs/>
               </w:rPr>
-              <w:t xml:space="preserve">PNG</w:t>
-            </w:r>
-            <w:r>
-              <w:t xml:space="preserve"> </w:t>
-            </w:r>
-            <w:r>
-              <w:t xml:space="preserve">for reports and submissions.</w:t>
-            </w:r>
+              <w:t xml:space="preserve">group_by()</w:t>
+            </w:r>
+            <w:r>
+              <w:t xml:space="preserve"> </w:t>
+            </w:r>
+            <w:r>
+              <w:t xml:space="preserve">— split the data into groups</w:t>
+            </w:r>
+          </w:p>
+          <w:p>
+            <w:pPr>
+              <w:pStyle w:val="Compact"/>
+              <w:numPr>
+                <w:ilvl w:val="0"/>
+                <w:numId w:val="1021"/>
+              </w:numPr>
+            </w:pPr>
+            <w:r>
+              <w:rPr>
+                <w:rStyle w:val="VerbatimChar"/>
+                <w:b/>
+                <w:bCs/>
+              </w:rPr>
+              <w:t xml:space="preserve">summarise()</w:t>
+            </w:r>
+            <w:r>
+              <w:t xml:space="preserve"> </w:t>
+            </w:r>
+            <w:r>
+              <w:t xml:space="preserve">— collapse each group to one row</w:t>
+            </w:r>
+          </w:p>
+          <w:p>
+            <w:pPr>
+              <w:pStyle w:val="Compact"/>
+              <w:numPr>
+                <w:ilvl w:val="0"/>
+                <w:numId w:val="1021"/>
+              </w:numPr>
+            </w:pPr>
+            <w:r>
+              <w:rPr>
+                <w:b/>
+                <w:bCs/>
+              </w:rPr>
+              <w:t xml:space="preserve">Pipe</w:t>
+            </w:r>
+            <w:r>
+              <w:rPr>
+                <w:b/>
+                <w:bCs/>
+              </w:rPr>
+              <w:t xml:space="preserve"> </w:t>
+            </w:r>
+            <w:r>
+              <w:rPr>
+                <w:rStyle w:val="VerbatimChar"/>
+                <w:b/>
+                <w:bCs/>
+              </w:rPr>
+              <w:t xml:space="preserve">|&gt;</w:t>
+            </w:r>
+            <w:r>
+              <w:t xml:space="preserve"> </w:t>
+            </w:r>
+            <w:r>
+              <w:t xml:space="preserve">— send the result of one step into the next</w:t>
+            </w:r>
+          </w:p>
+          <w:p>
+            <w:pPr>
+              <w:pStyle w:val="FirstParagraph"/>
+            </w:pPr>
+            <w:r>
+              <w:t xml:space="preserve">We’ll go deep on all three in</w:t>
+            </w:r>
+            <w:r>
+              <w:t xml:space="preserve"> </w:t>
+            </w:r>
+            <w:r>
+              <w:rPr>
+                <w:b/>
+                <w:bCs/>
+              </w:rPr>
+              <w:t xml:space="preserve">Wrangling Your Data</w:t>
+            </w:r>
+            <w:r>
+              <w:t xml:space="preserve">.</w:t>
+            </w:r>
+          </w:p>
+          <w:p>
+            <w:pPr>
+              <w:pStyle w:val="BodyText"/>
+            </w:pPr>
+            <w:pPr>
+              <w:spacing w:after="16"/>
+            </w:pPr>
+            <w:hyperlink r:id="rId135">
+              <w:r>
+                <w:rPr>
+                  <w:rStyle w:val="Hyperlink"/>
+                </w:rPr>
+                <w:t xml:space="preserve">📖 R4DS §3 — Data transformation</w:t>
+              </w:r>
+            </w:hyperlink>
           </w:p>
           <w:p/>
         </w:tc>
       </w:tr>
     </w:tbl>
-    <w:bookmarkEnd w:id="135"/>
-    <w:bookmarkStart w:id="140" w:name="wrap-up"/>
+    <w:bookmarkEnd w:id="136"/>
+    <w:bookmarkStart w:id="144" w:name="the-two-pictures-side-by-side"/>
     <w:p>
       <w:pPr>
         <w:pStyle w:val="Heading2"/>
       </w:pPr>
       <w:r>
-        <w:t xml:space="preserve">Wrap-up</w:t>
+        <w:t xml:space="preserve">The two pictures side by side</w:t>
       </w:r>
     </w:p>
     <w:p>
       <w:pPr>
-        <w:pStyle w:val="FirstParagraph"/>
-      </w:pPr>
-      <w:r>
-        <w:t xml:space="preserve">Today you:</w:t>
+        <w:pStyle w:val="SourceCode"/>
+      </w:pPr>
+      <w:r>
+        <w:rPr>
+          <w:rStyle w:val="FunctionTok"/>
+        </w:rPr>
+        <w:t xml:space="preserve">ggplot</w:t>
+      </w:r>
+      <w:r>
+        <w:rPr>
+          <w:rStyle w:val="NormalTok"/>
+        </w:rPr>
+        <w:t xml:space="preserve">(team_means, </w:t>
+      </w:r>
+      <w:r>
+        <w:rPr>
+          <w:rStyle w:val="FunctionTok"/>
+        </w:rPr>
+        <w:t xml:space="preserve">aes</w:t>
+      </w:r>
+      <w:r>
+        <w:rPr>
+          <w:rStyle w:val="NormalTok"/>
+        </w:rPr>
+        <w:t xml:space="preserve">(</w:t>
+      </w:r>
+      <w:r>
+        <w:rPr>
+          <w:rStyle w:val="AttributeTok"/>
+        </w:rPr>
+        <w:t xml:space="preserve">x =</w:t>
+      </w:r>
+      <w:r>
+        <w:rPr>
+          <w:rStyle w:val="NormalTok"/>
+        </w:rPr>
+        <w:t xml:space="preserve"> side, </w:t>
+      </w:r>
+      <w:r>
+        <w:rPr>
+          <w:rStyle w:val="AttributeTok"/>
+        </w:rPr>
+        <w:t xml:space="preserve">y =</w:t>
+      </w:r>
+      <w:r>
+        <w:rPr>
+          <w:rStyle w:val="NormalTok"/>
+        </w:rPr>
+        <w:t xml:space="preserve"> mean_length_mm, </w:t>
+      </w:r>
+      <w:r>
+        <w:rPr>
+          <w:rStyle w:val="AttributeTok"/>
+        </w:rPr>
+        <w:t xml:space="preserve">group =</w:t>
+      </w:r>
+      <w:r>
+        <w:rPr>
+          <w:rStyle w:val="NormalTok"/>
+        </w:rPr>
+        <w:t xml:space="preserve"> team)) </w:t>
+      </w:r>
+      <w:r>
+        <w:rPr>
+          <w:rStyle w:val="SpecialCharTok"/>
+        </w:rPr>
+        <w:t xml:space="preserve">+</w:t>
+      </w:r>
+      <w:r>
+        <w:br/>
+      </w:r>
+      <w:r>
+        <w:rPr>
+          <w:rStyle w:val="NormalTok"/>
+        </w:rPr>
+        <w:t xml:space="preserve">  </w:t>
+      </w:r>
+      <w:r>
+        <w:rPr>
+          <w:rStyle w:val="FunctionTok"/>
+        </w:rPr>
+        <w:t xml:space="preserve">geom_line</w:t>
+      </w:r>
+      <w:r>
+        <w:rPr>
+          <w:rStyle w:val="NormalTok"/>
+        </w:rPr>
+        <w:t xml:space="preserve">(</w:t>
+      </w:r>
+      <w:r>
+        <w:rPr>
+          <w:rStyle w:val="FunctionTok"/>
+        </w:rPr>
+        <w:t xml:space="preserve">aes</w:t>
+      </w:r>
+      <w:r>
+        <w:rPr>
+          <w:rStyle w:val="NormalTok"/>
+        </w:rPr>
+        <w:t xml:space="preserve">(</w:t>
+      </w:r>
+      <w:r>
+        <w:rPr>
+          <w:rStyle w:val="AttributeTok"/>
+        </w:rPr>
+        <w:t xml:space="preserve">color =</w:t>
+      </w:r>
+      <w:r>
+        <w:rPr>
+          <w:rStyle w:val="NormalTok"/>
+        </w:rPr>
+        <w:t xml:space="preserve"> team), </w:t>
+      </w:r>
+      <w:r>
+        <w:rPr>
+          <w:rStyle w:val="AttributeTok"/>
+        </w:rPr>
+        <w:t xml:space="preserve">linewidth =</w:t>
+      </w:r>
+      <w:r>
+        <w:rPr>
+          <w:rStyle w:val="NormalTok"/>
+        </w:rPr>
+        <w:t xml:space="preserve"> </w:t>
+      </w:r>
+      <w:r>
+        <w:rPr>
+          <w:rStyle w:val="FloatTok"/>
+        </w:rPr>
+        <w:t xml:space="preserve">0.8</w:t>
+      </w:r>
+      <w:r>
+        <w:rPr>
+          <w:rStyle w:val="NormalTok"/>
+        </w:rPr>
+        <w:t xml:space="preserve">) </w:t>
+      </w:r>
+      <w:r>
+        <w:rPr>
+          <w:rStyle w:val="SpecialCharTok"/>
+        </w:rPr>
+        <w:t xml:space="preserve">+</w:t>
+      </w:r>
+      <w:r>
+        <w:br/>
+      </w:r>
+      <w:r>
+        <w:rPr>
+          <w:rStyle w:val="NormalTok"/>
+        </w:rPr>
+        <w:t xml:space="preserve">  </w:t>
+      </w:r>
+      <w:r>
+        <w:rPr>
+          <w:rStyle w:val="FunctionTok"/>
+        </w:rPr>
+        <w:t xml:space="preserve">geom_point</w:t>
+      </w:r>
+      <w:r>
+        <w:rPr>
+          <w:rStyle w:val="NormalTok"/>
+        </w:rPr>
+        <w:t xml:space="preserve">(</w:t>
+      </w:r>
+      <w:r>
+        <w:rPr>
+          <w:rStyle w:val="FunctionTok"/>
+        </w:rPr>
+        <w:t xml:space="preserve">aes</w:t>
+      </w:r>
+      <w:r>
+        <w:rPr>
+          <w:rStyle w:val="NormalTok"/>
+        </w:rPr>
+        <w:t xml:space="preserve">(</w:t>
+      </w:r>
+      <w:r>
+        <w:rPr>
+          <w:rStyle w:val="AttributeTok"/>
+        </w:rPr>
+        <w:t xml:space="preserve">color =</w:t>
+      </w:r>
+      <w:r>
+        <w:rPr>
+          <w:rStyle w:val="NormalTok"/>
+        </w:rPr>
+        <w:t xml:space="preserve"> team), </w:t>
+      </w:r>
+      <w:r>
+        <w:rPr>
+          <w:rStyle w:val="AttributeTok"/>
+        </w:rPr>
+        <w:t xml:space="preserve">size =</w:t>
+      </w:r>
+      <w:r>
+        <w:rPr>
+          <w:rStyle w:val="NormalTok"/>
+        </w:rPr>
+        <w:t xml:space="preserve"> </w:t>
+      </w:r>
+      <w:r>
+        <w:rPr>
+          <w:rStyle w:val="DecValTok"/>
+        </w:rPr>
+        <w:t xml:space="preserve">2</w:t>
+      </w:r>
+      <w:r>
+        <w:rPr>
+          <w:rStyle w:val="NormalTok"/>
+        </w:rPr>
+        <w:t xml:space="preserve">) </w:t>
+      </w:r>
+      <w:r>
+        <w:rPr>
+          <w:rStyle w:val="SpecialCharTok"/>
+        </w:rPr>
+        <w:t xml:space="preserve">+</w:t>
+      </w:r>
+      <w:r>
+        <w:br/>
+      </w:r>
+      <w:r>
+        <w:rPr>
+          <w:rStyle w:val="NormalTok"/>
+        </w:rPr>
+        <w:t xml:space="preserve">  </w:t>
+      </w:r>
+      <w:r>
+        <w:rPr>
+          <w:rStyle w:val="FunctionTok"/>
+        </w:rPr>
+        <w:t xml:space="preserve">labs</w:t>
+      </w:r>
+      <w:r>
+        <w:rPr>
+          <w:rStyle w:val="NormalTok"/>
+        </w:rPr>
+        <w:t xml:space="preserve">(</w:t>
+      </w:r>
+      <w:r>
+        <w:rPr>
+          <w:rStyle w:val="AttributeTok"/>
+        </w:rPr>
+        <w:t xml:space="preserve">x =</w:t>
+      </w:r>
+      <w:r>
+        <w:rPr>
+          <w:rStyle w:val="NormalTok"/>
+        </w:rPr>
+        <w:t xml:space="preserve"> </w:t>
+      </w:r>
+      <w:r>
+        <w:rPr>
+          <w:rStyle w:val="StringTok"/>
+        </w:rPr>
+        <w:t xml:space="preserve">"Sun exposure"</w:t>
+      </w:r>
+      <w:r>
+        <w:rPr>
+          <w:rStyle w:val="NormalTok"/>
+        </w:rPr>
+        <w:t xml:space="preserve">, </w:t>
+      </w:r>
+      <w:r>
+        <w:rPr>
+          <w:rStyle w:val="AttributeTok"/>
+        </w:rPr>
+        <w:t xml:space="preserve">y =</w:t>
+      </w:r>
+      <w:r>
+        <w:rPr>
+          <w:rStyle w:val="NormalTok"/>
+        </w:rPr>
+        <w:t xml:space="preserve"> </w:t>
+      </w:r>
+      <w:r>
+        <w:rPr>
+          <w:rStyle w:val="StringTok"/>
+        </w:rPr>
+        <w:t xml:space="preserve">"Mean needle length (mm)"</w:t>
+      </w:r>
+      <w:r>
+        <w:rPr>
+          <w:rStyle w:val="NormalTok"/>
+        </w:rPr>
+        <w:t xml:space="preserve">, </w:t>
+      </w:r>
+      <w:r>
+        <w:rPr>
+          <w:rStyle w:val="AttributeTok"/>
+        </w:rPr>
+        <w:t xml:space="preserve">color =</w:t>
+      </w:r>
+      <w:r>
+        <w:rPr>
+          <w:rStyle w:val="NormalTok"/>
+        </w:rPr>
+        <w:t xml:space="preserve"> </w:t>
+      </w:r>
+      <w:r>
+        <w:rPr>
+          <w:rStyle w:val="StringTok"/>
+        </w:rPr>
+        <w:t xml:space="preserve">"Team"</w:t>
+      </w:r>
+      <w:r>
+        <w:rPr>
+          <w:rStyle w:val="NormalTok"/>
+        </w:rPr>
+        <w:t xml:space="preserve">)</w:t>
       </w:r>
     </w:p>
     <w:p>
       <w:pPr>
-        <w:pStyle w:val="Compact"/>
-        <w:numPr>
-          <w:ilvl w:val="0"/>
-          <w:numId w:val="1022"/>
-        </w:numPr>
-      </w:pPr>
-      <w:r>
-        <w:t xml:space="preserve">Turned a question into a testable</w:t>
+        <w:pStyle w:val="FirstParagraph"/>
+      </w:pPr>
+      <w:r>
+        <w:drawing>
+          <wp:inline>
+            <wp:extent cx="3119357" cy="2201899"/>
+            <wp:effectExtent b="0" l="0" r="0" t="0"/>
+            <wp:docPr descr="" title="" id="138" name="Picture"/>
+            <a:graphic>
+              <a:graphicData uri="http://schemas.openxmlformats.org/drawingml/2006/picture">
+                <pic:pic>
+                  <pic:nvPicPr>
+                    <pic:cNvPr descr="getting_started_lecture_files/figure-docx/getting-started-08-1.png" id="139" name="Picture"/>
+                    <pic:cNvPicPr>
+                      <a:picLocks noChangeArrowheads="1" noChangeAspect="1"/>
+                    </pic:cNvPicPr>
+                  </pic:nvPicPr>
+                  <pic:blipFill>
+                    <a:blip r:embed="rId137"/>
+                    <a:stretch>
+                      <a:fillRect/>
+                    </a:stretch>
+                  </pic:blipFill>
+                  <pic:spPr bwMode="auto">
+                    <a:xfrm>
+                      <a:off x="0" y="0"/>
+                      <a:ext cx="3119357" cy="2201899"/>
+                    </a:xfrm>
+                    <a:prstGeom prst="rect">
+                      <a:avLst/>
+                    </a:prstGeom>
+                    <a:noFill/>
+                    <a:ln w="9525">
+                      <a:noFill/>
+                      <a:headEnd/>
+                      <a:tailEnd/>
+                    </a:ln>
+                  </pic:spPr>
+                </pic:pic>
+              </a:graphicData>
+            </a:graphic>
+          </wp:inline>
+        </w:drawing>
+      </w:r>
+    </w:p>
+    <w:p>
+      <w:pPr>
+        <w:pStyle w:val="BodyText"/>
+      </w:pPr>
+      <w:r>
+        <w:t xml:space="preserve">Each line is</w:t>
       </w:r>
       <w:r>
         <w:t xml:space="preserve"> </w:t>
@@ -11251,19 +10812,10 @@
           <w:b/>
           <w:bCs/>
         </w:rPr>
-        <w:t xml:space="preserve">H₀ / Hₐ</w:t>
-      </w:r>
-    </w:p>
-    <w:p>
-      <w:pPr>
-        <w:pStyle w:val="Compact"/>
-        <w:numPr>
-          <w:ilvl w:val="0"/>
-          <w:numId w:val="1022"/>
-        </w:numPr>
-      </w:pPr>
-      <w:r>
-        <w:t xml:space="preserve">Organized a project folder with</w:t>
+        <w:t xml:space="preserve">one tree</w:t>
+      </w:r>
+      <w:r>
+        <w:t xml:space="preserve">. The teams are far apart vertically — but</w:t>
       </w:r>
       <w:r>
         <w:t xml:space="preserve"> </w:t>
@@ -11273,81 +10825,181 @@
           <w:b/>
           <w:bCs/>
         </w:rPr>
-        <w:t xml:space="preserve">data/scripts/figures</w:t>
+        <w:t xml:space="preserve">every single line slopes the same way</w:t>
+      </w:r>
+      <w:r>
+        <w:t xml:space="preserve">.</w:t>
       </w:r>
     </w:p>
+    <w:tbl>
+      <w:tblPr>
+        <w:tblStyle w:val="Table"/>
+        <w:tblLook w:firstRow="0" w:lastRow="0" w:firstColumn="0" w:lastColumn="0" w:noHBand="0" w:noVBand="0" w:val="0000"/>
+        <w:tblBorders>
+          <w:top w:val="single" w:sz="4" w:space="0" w:color="0758E5"/>
+          <w:left w:val="single" w:sz="24" w:space="0" w:color="0758E5"/>
+          <w:bottom w:val="single" w:sz="4" w:space="0" w:color="0758E5"/>
+          <w:right w:val="single" w:sz="4" w:space="0" w:color="0758E5"/>
+        </w:tblBorders>
+        <w:tblCellMar>
+          <w:left w:w="144" w:type="dxa"/>
+          <w:right w:w="144" w:type="dxa"/>
+        </w:tblCellMar>
+        <w:tblLook w:firstRow="0" w:lastRow="0" w:firstColumn="0" w:lastColumn="0" w:noHBand="0" w:noVBand="0" w:val="0000"/>
+      </w:tblPr>
+      <w:tr>
+        <w:trPr>
+          <w:cantSplit/>
+        </w:trPr>
+        <w:tc>
+          <w:tcPr>
+            <w:shd w:color="auto" w:fill="dae6fb" w:val="clear"/>
+            <w:tcMar>
+              <w:top w:w="92" w:type="dxa"/>
+              <w:bottom w:w="92" w:type="dxa"/>
+            </w:tcMar>
+          </w:tcPr>
+          <w:p>
+            <w:pPr>
+              <w:pStyle w:val="BodyText"/>
+            </w:pPr>
+            <w:pPr>
+              <w:spacing w:before="0" w:after="0"/>
+              <w:textAlignment w:val="center"/>
+            </w:pPr>
+            <w:r>
+              <w:drawing>
+                <wp:inline>
+                  <wp:extent cx="152400" cy="152400"/>
+                  <wp:effectExtent b="0" l="0" r="0" t="0"/>
+                  <wp:docPr descr="" title="" id="140" name="Picture"/>
+                  <a:graphic>
+                    <a:graphicData uri="http://schemas.openxmlformats.org/drawingml/2006/picture">
+                      <pic:pic>
+                        <pic:nvPicPr>
+                          <pic:cNvPr descr="/Applications/Positron.app/Contents/Resources/app/quarto/share/formats/docx/note.png" id="141" name="Picture"/>
+                          <pic:cNvPicPr>
+                            <a:picLocks noChangeArrowheads="1" noChangeAspect="1"/>
+                          </pic:cNvPicPr>
+                        </pic:nvPicPr>
+                        <pic:blipFill>
+                          <a:blip r:embed="rId12"/>
+                          <a:stretch>
+                            <a:fillRect/>
+                          </a:stretch>
+                        </pic:blipFill>
+                        <pic:spPr bwMode="auto">
+                          <a:xfrm>
+                            <a:off x="0" y="0"/>
+                            <a:ext cx="152400" cy="152400"/>
+                          </a:xfrm>
+                          <a:prstGeom prst="rect">
+                            <a:avLst/>
+                          </a:prstGeom>
+                          <a:noFill/>
+                          <a:ln w="9525">
+                            <a:noFill/>
+                            <a:headEnd/>
+                            <a:tailEnd/>
+                          </a:ln>
+                        </pic:spPr>
+                      </pic:pic>
+                    </a:graphicData>
+                  </a:graphic>
+                </wp:inline>
+              </w:drawing>
+            </w:r>
+            <w:r>
+              <w:t xml:space="preserve"> </w:t>
+            </w:r>
+            <w:r>
+              <w:t xml:space="preserve"> </w:t>
+            </w:r>
+            <w:r>
+              <w:t xml:space="preserve">Note</w:t>
+            </w:r>
+          </w:p>
+        </w:tc>
+      </w:tr>
+      <w:tr>
+        <w:trPr>
+          <w:cantSplit/>
+        </w:trPr>
+        <w:tc>
+          <w:tcPr>
+            <w:tcMar>
+              <w:top w:w="108" w:type="dxa"/>
+              <w:bottom w:w="108" w:type="dxa"/>
+            </w:tcMar>
+          </w:tcPr>
+          <w:p>
+            <w:pPr>
+              <w:pStyle w:val="BodyText"/>
+            </w:pPr>
+            <w:pPr>
+              <w:spacing w:before="16"/>
+            </w:pPr>
+            <w:r>
+              <w:rPr>
+                <w:b/>
+                <w:bCs/>
+              </w:rPr>
+              <w:t xml:space="preserve">✅ Key idea</w:t>
+            </w:r>
+          </w:p>
+          <w:p>
+            <w:pPr>
+              <w:pStyle w:val="BodyText"/>
+            </w:pPr>
+            <w:pPr>
+              <w:spacing w:after="16"/>
+            </w:pPr>
+            <w:r>
+              <w:t xml:space="preserve">Because both sides come from the same tree, these are</w:t>
+            </w:r>
+            <w:r>
+              <w:t xml:space="preserve"> </w:t>
+            </w:r>
+            <w:r>
+              <w:rPr>
+                <w:b/>
+                <w:bCs/>
+              </w:rPr>
+              <w:t xml:space="preserve">paired</w:t>
+            </w:r>
+            <w:r>
+              <w:t xml:space="preserve"> </w:t>
+            </w:r>
+            <w:r>
+              <w:t xml:space="preserve">measurements. Comparing each tree</w:t>
+            </w:r>
+            <w:r>
+              <w:t xml:space="preserve"> </w:t>
+            </w:r>
+            <w:r>
+              <w:rPr>
+                <w:i/>
+                <w:iCs/>
+              </w:rPr>
+              <w:t xml:space="preserve">to itself</w:t>
+            </w:r>
+            <w:r>
+              <w:t xml:space="preserve"> </w:t>
+            </w:r>
+            <w:r>
+              <w:t xml:space="preserve">cancels out the big between-team differences.</w:t>
+            </w:r>
+          </w:p>
+          <w:p/>
+        </w:tc>
+      </w:tr>
+    </w:tbl>
     <w:p>
       <w:pPr>
-        <w:pStyle w:val="Compact"/>
-        <w:numPr>
-          <w:ilvl w:val="0"/>
-          <w:numId w:val="1022"/>
-        </w:numPr>
-      </w:pPr>
-      <w:r>
-        <w:t xml:space="preserve">Ran your first R code — objects, functions, vectors, packages</w:t>
-      </w:r>
-    </w:p>
-    <w:p>
-      <w:pPr>
-        <w:pStyle w:val="Compact"/>
-        <w:numPr>
-          <w:ilvl w:val="0"/>
-          <w:numId w:val="1022"/>
-        </w:numPr>
-      </w:pPr>
-      <w:r>
-        <w:t xml:space="preserve">Loaded real data and made — and saved — your</w:t>
-      </w:r>
-      <w:r>
-        <w:t xml:space="preserve"> </w:t>
-      </w:r>
-      <w:r>
-        <w:rPr>
-          <w:b/>
-          <w:bCs/>
-        </w:rPr>
-        <w:t xml:space="preserve">first</w:t>
-      </w:r>
-      <w:r>
-        <w:rPr>
-          <w:b/>
-          <w:bCs/>
-        </w:rPr>
-        <w:t xml:space="preserve"> </w:t>
-      </w:r>
-      <w:r>
-        <w:rPr>
-          <w:rStyle w:val="VerbatimChar"/>
-          <w:b/>
-          <w:bCs/>
-        </w:rPr>
-        <w:t xml:space="preserve">ggplot</w:t>
-      </w:r>
-    </w:p>
-    <w:p>
-      <w:pPr>
-        <w:pStyle w:val="Compact"/>
-        <w:numPr>
-          <w:ilvl w:val="0"/>
-          <w:numId w:val="1022"/>
-        </w:numPr>
-      </w:pPr>
-      <w:r>
-        <w:t xml:space="preserve">Saw why</w:t>
-      </w:r>
-      <w:r>
-        <w:t xml:space="preserve"> </w:t>
-      </w:r>
-      <w:r>
-        <w:rPr>
-          <w:b/>
-          <w:bCs/>
-        </w:rPr>
-        <w:t xml:space="preserve">64 rows is not 64 observations</w:t>
-      </w:r>
-      <w:r>
-        <w:t xml:space="preserve">, and collapsed them to the 4 trees we actually replicated</w:t>
+        <w:pStyle w:val="BodyText"/>
+      </w:pPr>
+      <w:r>
+        <w:t xml:space="preserve"> </w:t>
       </w:r>
     </w:p>
     <w:tbl>
@@ -11380,7 +11032,7 @@
           </w:tcPr>
           <w:p>
             <w:pPr>
-              <w:pStyle w:val="FirstParagraph"/>
+              <w:pStyle w:val="BodyText"/>
             </w:pPr>
             <w:pPr>
               <w:spacing w:before="0" w:after="0"/>
@@ -11391,18 +11043,18 @@
                 <wp:inline>
                   <wp:extent cx="152400" cy="152400"/>
                   <wp:effectExtent b="0" l="0" r="0" t="0"/>
-                  <wp:docPr descr="" title="" id="136" name="Picture"/>
+                  <wp:docPr descr="" title="" id="142" name="Picture"/>
                   <a:graphic>
                     <a:graphicData uri="http://schemas.openxmlformats.org/drawingml/2006/picture">
                       <pic:pic>
                         <pic:nvPicPr>
-                          <pic:cNvPr descr="/Applications/Positron.app/Contents/Resources/app/quarto/share/formats/docx/tip.png" id="137" name="Picture"/>
+                          <pic:cNvPr descr="/Applications/Positron.app/Contents/Resources/app/quarto/share/formats/docx/tip.png" id="143" name="Picture"/>
                           <pic:cNvPicPr>
                             <a:picLocks noChangeArrowheads="1" noChangeAspect="1"/>
                           </pic:cNvPicPr>
                         </pic:nvPicPr>
                         <pic:blipFill>
-                          <a:blip r:embed="rId30"/>
+                          <a:blip r:embed="rId32"/>
                           <a:stretch>
                             <a:fillRect/>
                           </a:stretch>
@@ -11463,7 +11115,7 @@
                 <w:b/>
                 <w:bCs/>
               </w:rPr>
-              <w:t xml:space="preserve">🖐 Before next class</w:t>
+              <w:t xml:space="preserve">🖐 Coming in Week 4</w:t>
             </w:r>
           </w:p>
           <w:p>
@@ -11474,19 +11126,614 @@
               <w:spacing w:after="16"/>
             </w:pPr>
             <w:r>
-              <w:t xml:space="preserve">Finish the worksheet: load</w:t>
-            </w:r>
-            <w:r>
-              <w:t xml:space="preserve"> </w:t>
-            </w:r>
+              <w:t xml:space="preserve">We’ll put numbers on this — and see how a</w:t>
+            </w:r>
+            <w:r>
+              <w:t xml:space="preserve"> </w:t>
+            </w:r>
+            <w:r>
+              <w:rPr>
+                <w:b/>
+                <w:bCs/>
+              </w:rPr>
+              <w:t xml:space="preserve">paired t-test</w:t>
+            </w:r>
+            <w:r>
+              <w:t xml:space="preserve"> </w:t>
+            </w:r>
+            <w:r>
+              <w:t xml:space="preserve">finds a signal that the naive test on 64 needles misses.</w:t>
+            </w:r>
+          </w:p>
+          <w:p/>
+        </w:tc>
+      </w:tr>
+    </w:tbl>
+    <w:bookmarkEnd w:id="144"/>
+    <w:bookmarkStart w:id="149" w:name="save-your-plot"/>
+    <w:p>
+      <w:pPr>
+        <w:pStyle w:val="Heading2"/>
+      </w:pPr>
+      <w:r>
+        <w:t xml:space="preserve">Save your plot</w:t>
+      </w:r>
+    </w:p>
+    <w:p>
+      <w:pPr>
+        <w:pStyle w:val="SourceCode"/>
+      </w:pPr>
+      <w:r>
+        <w:rPr>
+          <w:rStyle w:val="NormalTok"/>
+        </w:rPr>
+        <w:t xml:space="preserve">needle_plot </w:t>
+      </w:r>
+      <w:r>
+        <w:rPr>
+          <w:rStyle w:val="OtherTok"/>
+        </w:rPr>
+        <w:t xml:space="preserve">&lt;-</w:t>
+      </w:r>
+      <w:r>
+        <w:rPr>
+          <w:rStyle w:val="NormalTok"/>
+        </w:rPr>
+        <w:t xml:space="preserve"> </w:t>
+      </w:r>
+      <w:r>
+        <w:rPr>
+          <w:rStyle w:val="FunctionTok"/>
+        </w:rPr>
+        <w:t xml:space="preserve">ggplot</w:t>
+      </w:r>
+      <w:r>
+        <w:rPr>
+          <w:rStyle w:val="NormalTok"/>
+        </w:rPr>
+        <w:t xml:space="preserve">(pine_df, </w:t>
+      </w:r>
+      <w:r>
+        <w:rPr>
+          <w:rStyle w:val="FunctionTok"/>
+        </w:rPr>
+        <w:t xml:space="preserve">aes</w:t>
+      </w:r>
+      <w:r>
+        <w:rPr>
+          <w:rStyle w:val="NormalTok"/>
+        </w:rPr>
+        <w:t xml:space="preserve">(</w:t>
+      </w:r>
+      <w:r>
+        <w:rPr>
+          <w:rStyle w:val="AttributeTok"/>
+        </w:rPr>
+        <w:t xml:space="preserve">x =</w:t>
+      </w:r>
+      <w:r>
+        <w:rPr>
+          <w:rStyle w:val="NormalTok"/>
+        </w:rPr>
+        <w:t xml:space="preserve"> side, </w:t>
+      </w:r>
+      <w:r>
+        <w:rPr>
+          <w:rStyle w:val="AttributeTok"/>
+        </w:rPr>
+        <w:t xml:space="preserve">y =</w:t>
+      </w:r>
+      <w:r>
+        <w:rPr>
+          <w:rStyle w:val="NormalTok"/>
+        </w:rPr>
+        <w:t xml:space="preserve"> needle_length_mm)) </w:t>
+      </w:r>
+      <w:r>
+        <w:rPr>
+          <w:rStyle w:val="SpecialCharTok"/>
+        </w:rPr>
+        <w:t xml:space="preserve">+</w:t>
+      </w:r>
+      <w:r>
+        <w:br/>
+      </w:r>
+      <w:r>
+        <w:rPr>
+          <w:rStyle w:val="NormalTok"/>
+        </w:rPr>
+        <w:t xml:space="preserve">  </w:t>
+      </w:r>
+      <w:r>
+        <w:rPr>
+          <w:rStyle w:val="FunctionTok"/>
+        </w:rPr>
+        <w:t xml:space="preserve">geom_boxplot</w:t>
+      </w:r>
+      <w:r>
+        <w:rPr>
+          <w:rStyle w:val="NormalTok"/>
+        </w:rPr>
+        <w:t xml:space="preserve">() </w:t>
+      </w:r>
+      <w:r>
+        <w:rPr>
+          <w:rStyle w:val="SpecialCharTok"/>
+        </w:rPr>
+        <w:t xml:space="preserve">+</w:t>
+      </w:r>
+      <w:r>
+        <w:br/>
+      </w:r>
+      <w:r>
+        <w:rPr>
+          <w:rStyle w:val="NormalTok"/>
+        </w:rPr>
+        <w:t xml:space="preserve">  </w:t>
+      </w:r>
+      <w:r>
+        <w:rPr>
+          <w:rStyle w:val="FunctionTok"/>
+        </w:rPr>
+        <w:t xml:space="preserve">geom_jitter</w:t>
+      </w:r>
+      <w:r>
+        <w:rPr>
+          <w:rStyle w:val="NormalTok"/>
+        </w:rPr>
+        <w:t xml:space="preserve">(</w:t>
+      </w:r>
+      <w:r>
+        <w:rPr>
+          <w:rStyle w:val="AttributeTok"/>
+        </w:rPr>
+        <w:t xml:space="preserve">width =</w:t>
+      </w:r>
+      <w:r>
+        <w:rPr>
+          <w:rStyle w:val="NormalTok"/>
+        </w:rPr>
+        <w:t xml:space="preserve"> </w:t>
+      </w:r>
+      <w:r>
+        <w:rPr>
+          <w:rStyle w:val="FloatTok"/>
+        </w:rPr>
+        <w:t xml:space="preserve">0.15</w:t>
+      </w:r>
+      <w:r>
+        <w:rPr>
+          <w:rStyle w:val="NormalTok"/>
+        </w:rPr>
+        <w:t xml:space="preserve">, </w:t>
+      </w:r>
+      <w:r>
+        <w:rPr>
+          <w:rStyle w:val="AttributeTok"/>
+        </w:rPr>
+        <w:t xml:space="preserve">alpha =</w:t>
+      </w:r>
+      <w:r>
+        <w:rPr>
+          <w:rStyle w:val="NormalTok"/>
+        </w:rPr>
+        <w:t xml:space="preserve"> </w:t>
+      </w:r>
+      <w:r>
+        <w:rPr>
+          <w:rStyle w:val="FloatTok"/>
+        </w:rPr>
+        <w:t xml:space="preserve">0.6</w:t>
+      </w:r>
+      <w:r>
+        <w:rPr>
+          <w:rStyle w:val="NormalTok"/>
+        </w:rPr>
+        <w:t xml:space="preserve">, </w:t>
+      </w:r>
+      <w:r>
+        <w:rPr>
+          <w:rStyle w:val="AttributeTok"/>
+        </w:rPr>
+        <w:t xml:space="preserve">color =</w:t>
+      </w:r>
+      <w:r>
+        <w:rPr>
+          <w:rStyle w:val="NormalTok"/>
+        </w:rPr>
+        <w:t xml:space="preserve"> </w:t>
+      </w:r>
+      <w:r>
+        <w:rPr>
+          <w:rStyle w:val="StringTok"/>
+        </w:rPr>
+        <w:t xml:space="preserve">"tomato"</w:t>
+      </w:r>
+      <w:r>
+        <w:rPr>
+          <w:rStyle w:val="NormalTok"/>
+        </w:rPr>
+        <w:t xml:space="preserve">) </w:t>
+      </w:r>
+      <w:r>
+        <w:rPr>
+          <w:rStyle w:val="SpecialCharTok"/>
+        </w:rPr>
+        <w:t xml:space="preserve">+</w:t>
+      </w:r>
+      <w:r>
+        <w:br/>
+      </w:r>
+      <w:r>
+        <w:rPr>
+          <w:rStyle w:val="NormalTok"/>
+        </w:rPr>
+        <w:t xml:space="preserve">  </w:t>
+      </w:r>
+      <w:r>
+        <w:rPr>
+          <w:rStyle w:val="FunctionTok"/>
+        </w:rPr>
+        <w:t xml:space="preserve">labs</w:t>
+      </w:r>
+      <w:r>
+        <w:rPr>
+          <w:rStyle w:val="NormalTok"/>
+        </w:rPr>
+        <w:t xml:space="preserve">(</w:t>
+      </w:r>
+      <w:r>
+        <w:rPr>
+          <w:rStyle w:val="AttributeTok"/>
+        </w:rPr>
+        <w:t xml:space="preserve">x =</w:t>
+      </w:r>
+      <w:r>
+        <w:rPr>
+          <w:rStyle w:val="NormalTok"/>
+        </w:rPr>
+        <w:t xml:space="preserve"> </w:t>
+      </w:r>
+      <w:r>
+        <w:rPr>
+          <w:rStyle w:val="StringTok"/>
+        </w:rPr>
+        <w:t xml:space="preserve">"Sun exposure"</w:t>
+      </w:r>
+      <w:r>
+        <w:rPr>
+          <w:rStyle w:val="NormalTok"/>
+        </w:rPr>
+        <w:t xml:space="preserve">, </w:t>
+      </w:r>
+      <w:r>
+        <w:rPr>
+          <w:rStyle w:val="AttributeTok"/>
+        </w:rPr>
+        <w:t xml:space="preserve">y =</w:t>
+      </w:r>
+      <w:r>
+        <w:rPr>
+          <w:rStyle w:val="NormalTok"/>
+        </w:rPr>
+        <w:t xml:space="preserve"> </w:t>
+      </w:r>
+      <w:r>
+        <w:rPr>
+          <w:rStyle w:val="StringTok"/>
+        </w:rPr>
+        <w:t xml:space="preserve">"Needle length (mm)"</w:t>
+      </w:r>
+      <w:r>
+        <w:rPr>
+          <w:rStyle w:val="NormalTok"/>
+        </w:rPr>
+        <w:t xml:space="preserve">)</w:t>
+      </w:r>
+      <w:r>
+        <w:br/>
+      </w:r>
+      <w:r>
+        <w:br/>
+      </w:r>
+      <w:r>
+        <w:rPr>
+          <w:rStyle w:val="FunctionTok"/>
+        </w:rPr>
+        <w:t xml:space="preserve">ggsave</w:t>
+      </w:r>
+      <w:r>
+        <w:rPr>
+          <w:rStyle w:val="NormalTok"/>
+        </w:rPr>
+        <w:t xml:space="preserve">(</w:t>
+      </w:r>
+      <w:r>
+        <w:rPr>
+          <w:rStyle w:val="StringTok"/>
+        </w:rPr>
+        <w:t xml:space="preserve">"figures/needle_length.png"</w:t>
+      </w:r>
+      <w:r>
+        <w:rPr>
+          <w:rStyle w:val="NormalTok"/>
+        </w:rPr>
+        <w:t xml:space="preserve">,</w:t>
+      </w:r>
+      <w:r>
+        <w:br/>
+      </w:r>
+      <w:r>
+        <w:rPr>
+          <w:rStyle w:val="NormalTok"/>
+        </w:rPr>
+        <w:t xml:space="preserve">       </w:t>
+      </w:r>
+      <w:r>
+        <w:rPr>
+          <w:rStyle w:val="AttributeTok"/>
+        </w:rPr>
+        <w:t xml:space="preserve">plot =</w:t>
+      </w:r>
+      <w:r>
+        <w:rPr>
+          <w:rStyle w:val="NormalTok"/>
+        </w:rPr>
+        <w:t xml:space="preserve"> needle_plot,</w:t>
+      </w:r>
+      <w:r>
+        <w:br/>
+      </w:r>
+      <w:r>
+        <w:rPr>
+          <w:rStyle w:val="NormalTok"/>
+        </w:rPr>
+        <w:t xml:space="preserve">       </w:t>
+      </w:r>
+      <w:r>
+        <w:rPr>
+          <w:rStyle w:val="AttributeTok"/>
+        </w:rPr>
+        <w:t xml:space="preserve">width =</w:t>
+      </w:r>
+      <w:r>
+        <w:rPr>
+          <w:rStyle w:val="NormalTok"/>
+        </w:rPr>
+        <w:t xml:space="preserve"> </w:t>
+      </w:r>
+      <w:r>
+        <w:rPr>
+          <w:rStyle w:val="DecValTok"/>
+        </w:rPr>
+        <w:t xml:space="preserve">3</w:t>
+      </w:r>
+      <w:r>
+        <w:rPr>
+          <w:rStyle w:val="NormalTok"/>
+        </w:rPr>
+        <w:t xml:space="preserve">, </w:t>
+      </w:r>
+      <w:r>
+        <w:rPr>
+          <w:rStyle w:val="AttributeTok"/>
+        </w:rPr>
+        <w:t xml:space="preserve">height =</w:t>
+      </w:r>
+      <w:r>
+        <w:rPr>
+          <w:rStyle w:val="NormalTok"/>
+        </w:rPr>
+        <w:t xml:space="preserve"> </w:t>
+      </w:r>
+      <w:r>
+        <w:rPr>
+          <w:rStyle w:val="DecValTok"/>
+        </w:rPr>
+        <w:t xml:space="preserve">3</w:t>
+      </w:r>
+      <w:r>
+        <w:rPr>
+          <w:rStyle w:val="NormalTok"/>
+        </w:rPr>
+        <w:t xml:space="preserve">, </w:t>
+      </w:r>
+      <w:r>
+        <w:rPr>
+          <w:rStyle w:val="AttributeTok"/>
+        </w:rPr>
+        <w:t xml:space="preserve">units =</w:t>
+      </w:r>
+      <w:r>
+        <w:rPr>
+          <w:rStyle w:val="NormalTok"/>
+        </w:rPr>
+        <w:t xml:space="preserve"> </w:t>
+      </w:r>
+      <w:r>
+        <w:rPr>
+          <w:rStyle w:val="StringTok"/>
+        </w:rPr>
+        <w:t xml:space="preserve">"in"</w:t>
+      </w:r>
+      <w:r>
+        <w:rPr>
+          <w:rStyle w:val="NormalTok"/>
+        </w:rPr>
+        <w:t xml:space="preserve">, </w:t>
+      </w:r>
+      <w:r>
+        <w:rPr>
+          <w:rStyle w:val="AttributeTok"/>
+        </w:rPr>
+        <w:t xml:space="preserve">dpi =</w:t>
+      </w:r>
+      <w:r>
+        <w:rPr>
+          <w:rStyle w:val="NormalTok"/>
+        </w:rPr>
+        <w:t xml:space="preserve"> </w:t>
+      </w:r>
+      <w:r>
+        <w:rPr>
+          <w:rStyle w:val="DecValTok"/>
+        </w:rPr>
+        <w:t xml:space="preserve">300</w:t>
+      </w:r>
+      <w:r>
+        <w:rPr>
+          <w:rStyle w:val="NormalTok"/>
+        </w:rPr>
+        <w:t xml:space="preserve">)</w:t>
+      </w:r>
+    </w:p>
+    <w:tbl>
+      <w:tblPr>
+        <w:tblStyle w:val="Table"/>
+        <w:tblLook w:firstRow="0" w:lastRow="0" w:firstColumn="0" w:lastColumn="0" w:noHBand="0" w:noVBand="0" w:val="0000"/>
+        <w:tblBorders>
+          <w:top w:val="single" w:sz="4" w:space="0" w:color="EB9113"/>
+          <w:left w:val="single" w:sz="24" w:space="0" w:color="EB9113"/>
+          <w:bottom w:val="single" w:sz="4" w:space="0" w:color="EB9113"/>
+          <w:right w:val="single" w:sz="4" w:space="0" w:color="EB9113"/>
+        </w:tblBorders>
+        <w:tblCellMar>
+          <w:left w:w="144" w:type="dxa"/>
+          <w:right w:w="144" w:type="dxa"/>
+        </w:tblCellMar>
+        <w:tblLook w:firstRow="0" w:lastRow="0" w:firstColumn="0" w:lastColumn="0" w:noHBand="0" w:noVBand="0" w:val="0000"/>
+      </w:tblPr>
+      <w:tr>
+        <w:trPr>
+          <w:cantSplit/>
+        </w:trPr>
+        <w:tc>
+          <w:tcPr>
+            <w:shd w:color="auto" w:fill="fcefdc" w:val="clear"/>
+            <w:tcMar>
+              <w:top w:w="92" w:type="dxa"/>
+              <w:bottom w:w="92" w:type="dxa"/>
+            </w:tcMar>
+          </w:tcPr>
+          <w:p>
+            <w:pPr>
+              <w:pStyle w:val="FirstParagraph"/>
+            </w:pPr>
+            <w:pPr>
+              <w:spacing w:before="0" w:after="0"/>
+              <w:textAlignment w:val="center"/>
+            </w:pPr>
+            <w:r>
+              <w:drawing>
+                <wp:inline>
+                  <wp:extent cx="152400" cy="152400"/>
+                  <wp:effectExtent b="0" l="0" r="0" t="0"/>
+                  <wp:docPr descr="" title="" id="145" name="Picture"/>
+                  <a:graphic>
+                    <a:graphicData uri="http://schemas.openxmlformats.org/drawingml/2006/picture">
+                      <pic:pic>
+                        <pic:nvPicPr>
+                          <pic:cNvPr descr="/Applications/Positron.app/Contents/Resources/app/quarto/share/formats/docx/warning.png" id="146" name="Picture"/>
+                          <pic:cNvPicPr>
+                            <a:picLocks noChangeArrowheads="1" noChangeAspect="1"/>
+                          </pic:cNvPicPr>
+                        </pic:nvPicPr>
+                        <pic:blipFill>
+                          <a:blip r:embed="rId71"/>
+                          <a:stretch>
+                            <a:fillRect/>
+                          </a:stretch>
+                        </pic:blipFill>
+                        <pic:spPr bwMode="auto">
+                          <a:xfrm>
+                            <a:off x="0" y="0"/>
+                            <a:ext cx="152400" cy="152400"/>
+                          </a:xfrm>
+                          <a:prstGeom prst="rect">
+                            <a:avLst/>
+                          </a:prstGeom>
+                          <a:noFill/>
+                          <a:ln w="9525">
+                            <a:noFill/>
+                            <a:headEnd/>
+                            <a:tailEnd/>
+                          </a:ln>
+                        </pic:spPr>
+                      </pic:pic>
+                    </a:graphicData>
+                  </a:graphic>
+                </wp:inline>
+              </w:drawing>
+            </w:r>
+            <w:r>
+              <w:t xml:space="preserve"> </w:t>
+            </w:r>
+            <w:r>
+              <w:t xml:space="preserve"> </w:t>
+            </w:r>
+            <w:r>
+              <w:t xml:space="preserve">Warning</w:t>
+            </w:r>
+          </w:p>
+        </w:tc>
+      </w:tr>
+      <w:tr>
+        <w:trPr>
+          <w:cantSplit/>
+        </w:trPr>
+        <w:tc>
+          <w:tcPr>
+            <w:tcMar>
+              <w:top w:w="108" w:type="dxa"/>
+              <w:bottom w:w="108" w:type="dxa"/>
+            </w:tcMar>
+          </w:tcPr>
+          <w:p>
+            <w:pPr>
+              <w:pStyle w:val="BodyText"/>
+            </w:pPr>
+            <w:pPr>
+              <w:spacing w:before="16"/>
+            </w:pPr>
+            <w:r>
+              <w:rPr>
+                <w:b/>
+                <w:bCs/>
+              </w:rPr>
+              <w:t xml:space="preserve">⚠️ Watch out!</w:t>
+            </w:r>
+          </w:p>
+          <w:p>
+            <w:pPr>
+              <w:pStyle w:val="BodyText"/>
+            </w:pPr>
+            <w:pPr>
+              <w:spacing w:after="16"/>
+            </w:pPr>
             <w:r>
               <w:rPr>
                 <w:rStyle w:val="VerbatimChar"/>
               </w:rPr>
-              <w:t xml:space="preserve">pine_data.csv</w:t>
-            </w:r>
-            <w:r>
-              <w:t xml:space="preserve">, run</w:t>
+              <w:t xml:space="preserve">ggsave()</w:t>
+            </w:r>
+            <w:r>
+              <w:t xml:space="preserve"> </w:t>
+            </w:r>
+            <w:r>
+              <w:t xml:space="preserve">wants the</w:t>
+            </w:r>
+            <w:r>
+              <w:t xml:space="preserve"> </w:t>
+            </w:r>
+            <w:r>
+              <w:rPr>
+                <w:b/>
+                <w:bCs/>
+              </w:rPr>
+              <w:t xml:space="preserve">filename first</w:t>
+            </w:r>
+            <w:r>
+              <w:t xml:space="preserve">, then</w:t>
             </w:r>
             <w:r>
               <w:t xml:space="preserve"> </w:t>
@@ -11495,10 +11742,10 @@
               <w:rPr>
                 <w:rStyle w:val="VerbatimChar"/>
               </w:rPr>
-              <w:t xml:space="preserve">glimpse()</w:t>
-            </w:r>
-            <w:r>
-              <w:t xml:space="preserve">, and make one more plot —</w:t>
+              <w:t xml:space="preserve">plot =</w:t>
+            </w:r>
+            <w:r>
+              <w:t xml:space="preserve">. Always use</w:t>
             </w:r>
             <w:r>
               <w:t xml:space="preserve"> </w:t>
@@ -11507,40 +11754,13 @@
               <w:rPr>
                 <w:rStyle w:val="VerbatimChar"/>
               </w:rPr>
-              <w:t xml:space="preserve">needle_width_mm</w:t>
-            </w:r>
-            <w:r>
-              <w:t xml:space="preserve"> </w:t>
-            </w:r>
-            <w:r>
-              <w:t xml:space="preserve">by</w:t>
-            </w:r>
-            <w:r>
-              <w:t xml:space="preserve"> </w:t>
-            </w:r>
-            <w:r>
-              <w:rPr>
-                <w:rStyle w:val="VerbatimChar"/>
-              </w:rPr>
-              <w:t xml:space="preserve">side</w:t>
-            </w:r>
-            <w:r>
-              <w:t xml:space="preserve"> </w:t>
-            </w:r>
-            <w:r>
-              <w:t xml:space="preserve">this time. Save it to</w:t>
-            </w:r>
-            <w:r>
-              <w:t xml:space="preserve"> </w:t>
-            </w:r>
-            <w:r>
-              <w:rPr>
-                <w:rStyle w:val="VerbatimChar"/>
-              </w:rPr>
-              <w:t xml:space="preserve">figures/</w:t>
-            </w:r>
-            <w:r>
-              <w:t xml:space="preserve">.</w:t>
+              <w:t xml:space="preserve">dpi = 300</w:t>
+            </w:r>
+            <w:r>
+              <w:t xml:space="preserve"> </w:t>
+            </w:r>
+            <w:r>
+              <w:t xml:space="preserve">— print/poster quality.</w:t>
             </w:r>
           </w:p>
           <w:p/>
@@ -11588,12 +11808,12 @@
                 <wp:inline>
                   <wp:extent cx="152400" cy="152400"/>
                   <wp:effectExtent b="0" l="0" r="0" t="0"/>
-                  <wp:docPr descr="" title="" id="138" name="Picture"/>
+                  <wp:docPr descr="" title="" id="147" name="Picture"/>
                   <a:graphic>
                     <a:graphicData uri="http://schemas.openxmlformats.org/drawingml/2006/picture">
                       <pic:pic>
                         <pic:nvPicPr>
-                          <pic:cNvPr descr="/Applications/Positron.app/Contents/Resources/app/quarto/share/formats/docx/note.png" id="139" name="Picture"/>
+                          <pic:cNvPr descr="/Applications/Positron.app/Contents/Resources/app/quarto/share/formats/docx/note.png" id="148" name="Picture"/>
                           <pic:cNvPicPr>
                             <a:picLocks noChangeArrowheads="1" noChangeAspect="1"/>
                           </pic:cNvPicPr>
@@ -11660,111 +11880,48 @@
                 <w:b/>
                 <w:bCs/>
               </w:rPr>
-              <w:t xml:space="preserve">Up next — Wrangling Your Data</w:t>
-            </w:r>
-          </w:p>
-          <w:p>
-            <w:pPr>
-              <w:pStyle w:val="Compact"/>
-              <w:numPr>
-                <w:ilvl w:val="0"/>
-                <w:numId w:val="1023"/>
-              </w:numPr>
-            </w:pPr>
-            <w:r>
-              <w:rPr>
-                <w:rStyle w:val="VerbatimChar"/>
-              </w:rPr>
-              <w:t xml:space="preserve">filter()</w:t>
-            </w:r>
-            <w:r>
-              <w:t xml:space="preserve">,</w:t>
-            </w:r>
-            <w:r>
-              <w:t xml:space="preserve"> </w:t>
-            </w:r>
-            <w:r>
-              <w:rPr>
-                <w:rStyle w:val="VerbatimChar"/>
-              </w:rPr>
-              <w:t xml:space="preserve">select()</w:t>
-            </w:r>
-            <w:r>
-              <w:t xml:space="preserve">,</w:t>
-            </w:r>
-            <w:r>
-              <w:t xml:space="preserve"> </w:t>
-            </w:r>
-            <w:r>
-              <w:rPr>
-                <w:rStyle w:val="VerbatimChar"/>
-              </w:rPr>
-              <w:t xml:space="preserve">mutate()</w:t>
-            </w:r>
-            <w:r>
-              <w:t xml:space="preserve">,</w:t>
-            </w:r>
-            <w:r>
-              <w:t xml:space="preserve"> </w:t>
-            </w:r>
-            <w:r>
-              <w:rPr>
-                <w:rStyle w:val="VerbatimChar"/>
-              </w:rPr>
-              <w:t xml:space="preserve">arrange()</w:t>
-            </w:r>
-          </w:p>
-          <w:p>
-            <w:pPr>
-              <w:pStyle w:val="Compact"/>
-              <w:numPr>
-                <w:ilvl w:val="0"/>
-                <w:numId w:val="1023"/>
-              </w:numPr>
-            </w:pPr>
-            <w:r>
-              <w:t xml:space="preserve">Cleaning a genuinely messy version of this dataset</w:t>
-            </w:r>
-          </w:p>
-          <w:p>
-            <w:pPr>
-              <w:pStyle w:val="Compact"/>
-              <w:numPr>
-                <w:ilvl w:val="0"/>
-                <w:numId w:val="1023"/>
-              </w:numPr>
-            </w:pPr>
-            <w:r>
-              <w:t xml:space="preserve">The pipe</w:t>
-            </w:r>
-            <w:r>
-              <w:t xml:space="preserve"> </w:t>
-            </w:r>
-            <w:r>
-              <w:rPr>
-                <w:rStyle w:val="VerbatimChar"/>
-              </w:rPr>
-              <w:t xml:space="preserve">|&gt;</w:t>
-            </w:r>
-            <w:r>
-              <w:t xml:space="preserve"> </w:t>
-            </w:r>
-            <w:r>
-              <w:t xml:space="preserve">and building a pipeline</w:t>
+              <w:t xml:space="preserve">📖 File format tip</w:t>
+            </w:r>
+          </w:p>
+          <w:p>
+            <w:pPr>
+              <w:pStyle w:val="BodyText"/>
+            </w:pPr>
+            <w:pPr>
+              <w:spacing w:after="16"/>
+            </w:pPr>
+            <w:r>
+              <w:t xml:space="preserve">Save figures as</w:t>
+            </w:r>
+            <w:r>
+              <w:t xml:space="preserve"> </w:t>
+            </w:r>
+            <w:r>
+              <w:rPr>
+                <w:b/>
+                <w:bCs/>
+              </w:rPr>
+              <w:t xml:space="preserve">PNG</w:t>
+            </w:r>
+            <w:r>
+              <w:t xml:space="preserve"> </w:t>
+            </w:r>
+            <w:r>
+              <w:t xml:space="preserve">for reports and submissions.</w:t>
             </w:r>
           </w:p>
           <w:p/>
         </w:tc>
       </w:tr>
     </w:tbl>
-    <w:bookmarkEnd w:id="140"/>
-    <w:bookmarkStart w:id="143" w:name="getting-unstuck"/>
+    <w:bookmarkEnd w:id="149"/>
+    <w:bookmarkStart w:id="154" w:name="wrap-up"/>
     <w:p>
       <w:pPr>
         <w:pStyle w:val="Heading2"/>
       </w:pPr>
       <w:r>
-        <w:t xml:space="preserve">Getting unstuck</w:t>
+        <w:t xml:space="preserve">Wrap-up</w:t>
       </w:r>
     </w:p>
     <w:p>
@@ -11772,7 +11929,7 @@
         <w:pStyle w:val="FirstParagraph"/>
       </w:pPr>
       <w:r>
-        <w:t xml:space="preserve">When code breaks — and it will, that is normal:</w:t>
+        <w:t xml:space="preserve">Today you:</w:t>
       </w:r>
     </w:p>
     <w:p>
@@ -11780,11 +11937,11 @@
         <w:pStyle w:val="Compact"/>
         <w:numPr>
           <w:ilvl w:val="0"/>
-          <w:numId w:val="1024"/>
+          <w:numId w:val="1022"/>
         </w:numPr>
       </w:pPr>
       <w:r>
-        <w:t xml:space="preserve">Read the</w:t>
+        <w:t xml:space="preserve">Turned a question into a testable</w:t>
       </w:r>
       <w:r>
         <w:t xml:space="preserve"> </w:t>
@@ -11794,13 +11951,7 @@
           <w:b/>
           <w:bCs/>
         </w:rPr>
-        <w:t xml:space="preserve">error message</w:t>
-      </w:r>
-      <w:r>
-        <w:t xml:space="preserve"> </w:t>
-      </w:r>
-      <w:r>
-        <w:t xml:space="preserve">out loud; it usually names the line</w:t>
+        <w:t xml:space="preserve">H₀ / Hₐ</w:t>
       </w:r>
     </w:p>
     <w:p>
@@ -11808,72 +11959,21 @@
         <w:pStyle w:val="Compact"/>
         <w:numPr>
           <w:ilvl w:val="0"/>
-          <w:numId w:val="1024"/>
+          <w:numId w:val="1022"/>
         </w:numPr>
       </w:pPr>
       <w:r>
-        <w:t xml:space="preserve">Check the usual suspects:</w:t>
-      </w:r>
-      <w:r>
-        <w:t xml:space="preserve"> </w:t>
-      </w:r>
-      <w:r>
-        <w:rPr>
-          <w:rStyle w:val="VerbatimChar"/>
-        </w:rPr>
-        <w:t xml:space="preserve">library(tidyverse)</w:t>
-      </w:r>
-      <w:r>
-        <w:t xml:space="preserve"> </w:t>
-      </w:r>
-      <w:r>
-        <w:t xml:space="preserve">loaded? Spelling? A missing</w:t>
-      </w:r>
-      <w:r>
-        <w:t xml:space="preserve"> </w:t>
-      </w:r>
-      <w:r>
-        <w:rPr>
-          <w:rStyle w:val="VerbatimChar"/>
-        </w:rPr>
-        <w:t xml:space="preserve">)</w:t>
-      </w:r>
-      <w:r>
-        <w:t xml:space="preserve"> </w:t>
-      </w:r>
-      <w:r>
-        <w:t xml:space="preserve">or</w:t>
-      </w:r>
-      <w:r>
-        <w:t xml:space="preserve"> </w:t>
-      </w:r>
-      <w:r>
-        <w:rPr>
-          <w:rStyle w:val="VerbatimChar"/>
-        </w:rPr>
-        <w:t xml:space="preserve">+</w:t>
-      </w:r>
-      <w:r>
-        <w:t xml:space="preserve"> </w:t>
-      </w:r>
-      <w:r>
-        <w:t xml:space="preserve">at the</w:t>
-      </w:r>
-      <w:r>
-        <w:t xml:space="preserve"> </w:t>
-      </w:r>
-      <w:r>
-        <w:rPr>
-          <w:i/>
-          <w:iCs/>
-        </w:rPr>
-        <w:t xml:space="preserve">start</w:t>
-      </w:r>
-      <w:r>
-        <w:t xml:space="preserve"> </w:t>
-      </w:r>
-      <w:r>
-        <w:t xml:space="preserve">of a line?</w:t>
+        <w:t xml:space="preserve">Organized a project folder with</w:t>
+      </w:r>
+      <w:r>
+        <w:t xml:space="preserve"> </w:t>
+      </w:r>
+      <w:r>
+        <w:rPr>
+          <w:b/>
+          <w:bCs/>
+        </w:rPr>
+        <w:t xml:space="preserve">data/scripts/figures</w:t>
       </w:r>
     </w:p>
     <w:p>
@@ -11881,20 +11981,11 @@
         <w:pStyle w:val="Compact"/>
         <w:numPr>
           <w:ilvl w:val="0"/>
-          <w:numId w:val="1024"/>
+          <w:numId w:val="1022"/>
         </w:numPr>
       </w:pPr>
       <w:r>
-        <w:rPr>
-          <w:rStyle w:val="VerbatimChar"/>
-        </w:rPr>
-        <w:t xml:space="preserve">?function_name</w:t>
-      </w:r>
-      <w:r>
-        <w:t xml:space="preserve"> </w:t>
-      </w:r>
-      <w:r>
-        <w:t xml:space="preserve">opens the help page</w:t>
+        <w:t xml:space="preserve">Ran your first R code — objects, functions, vectors, packages</w:t>
       </w:r>
     </w:p>
     <w:p>
@@ -11902,11 +11993,11 @@
         <w:pStyle w:val="Compact"/>
         <w:numPr>
           <w:ilvl w:val="0"/>
-          <w:numId w:val="1024"/>
+          <w:numId w:val="1022"/>
         </w:numPr>
       </w:pPr>
       <w:r>
-        <w:t xml:space="preserve">Bring the</w:t>
+        <w:t xml:space="preserve">Loaded real data and made — and saved — your</w:t>
       </w:r>
       <w:r>
         <w:t xml:space="preserve"> </w:t>
@@ -11916,15 +12007,246 @@
           <w:b/>
           <w:bCs/>
         </w:rPr>
-        <w:t xml:space="preserve">exact error</w:t>
-      </w:r>
-      <w:r>
-        <w:t xml:space="preserve"> </w:t>
-      </w:r>
-      <w:r>
-        <w:t xml:space="preserve">(copy-paste it) to class or office hours</w:t>
+        <w:t xml:space="preserve">first</w:t>
+      </w:r>
+      <w:r>
+        <w:rPr>
+          <w:b/>
+          <w:bCs/>
+        </w:rPr>
+        <w:t xml:space="preserve"> </w:t>
+      </w:r>
+      <w:r>
+        <w:rPr>
+          <w:rStyle w:val="VerbatimChar"/>
+          <w:b/>
+          <w:bCs/>
+        </w:rPr>
+        <w:t xml:space="preserve">ggplot</w:t>
       </w:r>
     </w:p>
+    <w:p>
+      <w:pPr>
+        <w:pStyle w:val="Compact"/>
+        <w:numPr>
+          <w:ilvl w:val="0"/>
+          <w:numId w:val="1022"/>
+        </w:numPr>
+      </w:pPr>
+      <w:r>
+        <w:t xml:space="preserve">Saw why</w:t>
+      </w:r>
+      <w:r>
+        <w:t xml:space="preserve"> </w:t>
+      </w:r>
+      <w:r>
+        <w:rPr>
+          <w:b/>
+          <w:bCs/>
+        </w:rPr>
+        <w:t xml:space="preserve">64 rows is not 64 observations</w:t>
+      </w:r>
+      <w:r>
+        <w:t xml:space="preserve">, and collapsed them to the 4 trees we actually replicated</w:t>
+      </w:r>
+    </w:p>
+    <w:tbl>
+      <w:tblPr>
+        <w:tblStyle w:val="Table"/>
+        <w:tblLook w:firstRow="0" w:lastRow="0" w:firstColumn="0" w:lastColumn="0" w:noHBand="0" w:noVBand="0" w:val="0000"/>
+        <w:tblBorders>
+          <w:top w:val="single" w:sz="4" w:space="0" w:color="00A047"/>
+          <w:left w:val="single" w:sz="24" w:space="0" w:color="00A047"/>
+          <w:bottom w:val="single" w:sz="4" w:space="0" w:color="00A047"/>
+          <w:right w:val="single" w:sz="4" w:space="0" w:color="00A047"/>
+        </w:tblBorders>
+        <w:tblCellMar>
+          <w:left w:w="144" w:type="dxa"/>
+          <w:right w:w="144" w:type="dxa"/>
+        </w:tblCellMar>
+        <w:tblLook w:firstRow="0" w:lastRow="0" w:firstColumn="0" w:lastColumn="0" w:noHBand="0" w:noVBand="0" w:val="0000"/>
+      </w:tblPr>
+      <w:tr>
+        <w:trPr>
+          <w:cantSplit/>
+        </w:trPr>
+        <w:tc>
+          <w:tcPr>
+            <w:shd w:color="auto" w:fill="ccf1e3" w:val="clear"/>
+            <w:tcMar>
+              <w:top w:w="92" w:type="dxa"/>
+              <w:bottom w:w="92" w:type="dxa"/>
+            </w:tcMar>
+          </w:tcPr>
+          <w:p>
+            <w:pPr>
+              <w:pStyle w:val="FirstParagraph"/>
+            </w:pPr>
+            <w:pPr>
+              <w:spacing w:before="0" w:after="0"/>
+              <w:textAlignment w:val="center"/>
+            </w:pPr>
+            <w:r>
+              <w:drawing>
+                <wp:inline>
+                  <wp:extent cx="152400" cy="152400"/>
+                  <wp:effectExtent b="0" l="0" r="0" t="0"/>
+                  <wp:docPr descr="" title="" id="150" name="Picture"/>
+                  <a:graphic>
+                    <a:graphicData uri="http://schemas.openxmlformats.org/drawingml/2006/picture">
+                      <pic:pic>
+                        <pic:nvPicPr>
+                          <pic:cNvPr descr="/Applications/Positron.app/Contents/Resources/app/quarto/share/formats/docx/tip.png" id="151" name="Picture"/>
+                          <pic:cNvPicPr>
+                            <a:picLocks noChangeArrowheads="1" noChangeAspect="1"/>
+                          </pic:cNvPicPr>
+                        </pic:nvPicPr>
+                        <pic:blipFill>
+                          <a:blip r:embed="rId32"/>
+                          <a:stretch>
+                            <a:fillRect/>
+                          </a:stretch>
+                        </pic:blipFill>
+                        <pic:spPr bwMode="auto">
+                          <a:xfrm>
+                            <a:off x="0" y="0"/>
+                            <a:ext cx="152400" cy="152400"/>
+                          </a:xfrm>
+                          <a:prstGeom prst="rect">
+                            <a:avLst/>
+                          </a:prstGeom>
+                          <a:noFill/>
+                          <a:ln w="9525">
+                            <a:noFill/>
+                            <a:headEnd/>
+                            <a:tailEnd/>
+                          </a:ln>
+                        </pic:spPr>
+                      </pic:pic>
+                    </a:graphicData>
+                  </a:graphic>
+                </wp:inline>
+              </w:drawing>
+            </w:r>
+            <w:r>
+              <w:t xml:space="preserve"> </w:t>
+            </w:r>
+            <w:r>
+              <w:t xml:space="preserve"> </w:t>
+            </w:r>
+            <w:r>
+              <w:t xml:space="preserve">Tip</w:t>
+            </w:r>
+          </w:p>
+        </w:tc>
+      </w:tr>
+      <w:tr>
+        <w:trPr>
+          <w:cantSplit/>
+        </w:trPr>
+        <w:tc>
+          <w:tcPr>
+            <w:tcMar>
+              <w:top w:w="108" w:type="dxa"/>
+              <w:bottom w:w="108" w:type="dxa"/>
+            </w:tcMar>
+          </w:tcPr>
+          <w:p>
+            <w:pPr>
+              <w:pStyle w:val="BodyText"/>
+            </w:pPr>
+            <w:pPr>
+              <w:spacing w:before="16"/>
+            </w:pPr>
+            <w:r>
+              <w:rPr>
+                <w:b/>
+                <w:bCs/>
+              </w:rPr>
+              <w:t xml:space="preserve">🖐 Before next class</w:t>
+            </w:r>
+          </w:p>
+          <w:p>
+            <w:pPr>
+              <w:pStyle w:val="BodyText"/>
+            </w:pPr>
+            <w:pPr>
+              <w:spacing w:after="16"/>
+            </w:pPr>
+            <w:r>
+              <w:t xml:space="preserve">Finish the worksheet: load</w:t>
+            </w:r>
+            <w:r>
+              <w:t xml:space="preserve"> </w:t>
+            </w:r>
+            <w:r>
+              <w:rPr>
+                <w:rStyle w:val="VerbatimChar"/>
+              </w:rPr>
+              <w:t xml:space="preserve">pine_data.csv</w:t>
+            </w:r>
+            <w:r>
+              <w:t xml:space="preserve">, run</w:t>
+            </w:r>
+            <w:r>
+              <w:t xml:space="preserve"> </w:t>
+            </w:r>
+            <w:r>
+              <w:rPr>
+                <w:rStyle w:val="VerbatimChar"/>
+              </w:rPr>
+              <w:t xml:space="preserve">glimpse()</w:t>
+            </w:r>
+            <w:r>
+              <w:t xml:space="preserve">, and make one more plot —</w:t>
+            </w:r>
+            <w:r>
+              <w:t xml:space="preserve"> </w:t>
+            </w:r>
+            <w:r>
+              <w:rPr>
+                <w:rStyle w:val="VerbatimChar"/>
+              </w:rPr>
+              <w:t xml:space="preserve">needle_width_mm</w:t>
+            </w:r>
+            <w:r>
+              <w:t xml:space="preserve"> </w:t>
+            </w:r>
+            <w:r>
+              <w:t xml:space="preserve">by</w:t>
+            </w:r>
+            <w:r>
+              <w:t xml:space="preserve"> </w:t>
+            </w:r>
+            <w:r>
+              <w:rPr>
+                <w:rStyle w:val="VerbatimChar"/>
+              </w:rPr>
+              <w:t xml:space="preserve">side</w:t>
+            </w:r>
+            <w:r>
+              <w:t xml:space="preserve"> </w:t>
+            </w:r>
+            <w:r>
+              <w:t xml:space="preserve">this time. Save it to</w:t>
+            </w:r>
+            <w:r>
+              <w:t xml:space="preserve"> </w:t>
+            </w:r>
+            <w:r>
+              <w:rPr>
+                <w:rStyle w:val="VerbatimChar"/>
+              </w:rPr>
+              <w:t xml:space="preserve">figures/</w:t>
+            </w:r>
+            <w:r>
+              <w:t xml:space="preserve">.</w:t>
+            </w:r>
+          </w:p>
+          <w:p/>
+        </w:tc>
+      </w:tr>
+    </w:tbl>
     <w:tbl>
       <w:tblPr>
         <w:tblStyle w:val="Table"/>
@@ -11955,7 +12277,7 @@
           </w:tcPr>
           <w:p>
             <w:pPr>
-              <w:pStyle w:val="FirstParagraph"/>
+              <w:pStyle w:val="BodyText"/>
             </w:pPr>
             <w:pPr>
               <w:spacing w:before="0" w:after="0"/>
@@ -11966,12 +12288,12 @@
                 <wp:inline>
                   <wp:extent cx="152400" cy="152400"/>
                   <wp:effectExtent b="0" l="0" r="0" t="0"/>
-                  <wp:docPr descr="" title="" id="141" name="Picture"/>
+                  <wp:docPr descr="" title="" id="152" name="Picture"/>
                   <a:graphic>
                     <a:graphicData uri="http://schemas.openxmlformats.org/drawingml/2006/picture">
                       <pic:pic>
                         <pic:nvPicPr>
-                          <pic:cNvPr descr="/Applications/Positron.app/Contents/Resources/app/quarto/share/formats/docx/note.png" id="142" name="Picture"/>
+                          <pic:cNvPr descr="/Applications/Positron.app/Contents/Resources/app/quarto/share/formats/docx/note.png" id="153" name="Picture"/>
                           <pic:cNvPicPr>
                             <a:picLocks noChangeArrowheads="1" noChangeAspect="1"/>
                           </pic:cNvPicPr>
@@ -12038,25 +12360,825 @@
                 <w:b/>
                 <w:bCs/>
               </w:rPr>
-              <w:t xml:space="preserve">✅ Key idea</w:t>
-            </w:r>
-          </w:p>
-          <w:p>
-            <w:pPr>
-              <w:pStyle w:val="BodyText"/>
-            </w:pPr>
-            <w:pPr>
-              <w:spacing w:after="16"/>
-            </w:pPr>
-            <w:r>
-              <w:t xml:space="preserve">Every working scientist googles error messages daily. Getting stuck is not failing — it is the job.</w:t>
+              <w:t xml:space="preserve">Up next — Wrangling Your Data</w:t>
+            </w:r>
+          </w:p>
+          <w:p>
+            <w:pPr>
+              <w:pStyle w:val="Compact"/>
+              <w:numPr>
+                <w:ilvl w:val="0"/>
+                <w:numId w:val="1023"/>
+              </w:numPr>
+            </w:pPr>
+            <w:r>
+              <w:rPr>
+                <w:rStyle w:val="VerbatimChar"/>
+              </w:rPr>
+              <w:t xml:space="preserve">filter()</w:t>
+            </w:r>
+            <w:r>
+              <w:t xml:space="preserve">,</w:t>
+            </w:r>
+            <w:r>
+              <w:t xml:space="preserve"> </w:t>
+            </w:r>
+            <w:r>
+              <w:rPr>
+                <w:rStyle w:val="VerbatimChar"/>
+              </w:rPr>
+              <w:t xml:space="preserve">select()</w:t>
+            </w:r>
+            <w:r>
+              <w:t xml:space="preserve">,</w:t>
+            </w:r>
+            <w:r>
+              <w:t xml:space="preserve"> </w:t>
+            </w:r>
+            <w:r>
+              <w:rPr>
+                <w:rStyle w:val="VerbatimChar"/>
+              </w:rPr>
+              <w:t xml:space="preserve">mutate()</w:t>
+            </w:r>
+            <w:r>
+              <w:t xml:space="preserve">,</w:t>
+            </w:r>
+            <w:r>
+              <w:t xml:space="preserve"> </w:t>
+            </w:r>
+            <w:r>
+              <w:rPr>
+                <w:rStyle w:val="VerbatimChar"/>
+              </w:rPr>
+              <w:t xml:space="preserve">arrange()</w:t>
+            </w:r>
+          </w:p>
+          <w:p>
+            <w:pPr>
+              <w:pStyle w:val="Compact"/>
+              <w:numPr>
+                <w:ilvl w:val="0"/>
+                <w:numId w:val="1023"/>
+              </w:numPr>
+            </w:pPr>
+            <w:r>
+              <w:t xml:space="preserve">Cleaning a genuinely messy version of this dataset</w:t>
+            </w:r>
+          </w:p>
+          <w:p>
+            <w:pPr>
+              <w:pStyle w:val="Compact"/>
+              <w:numPr>
+                <w:ilvl w:val="0"/>
+                <w:numId w:val="1023"/>
+              </w:numPr>
+            </w:pPr>
+            <w:r>
+              <w:t xml:space="preserve">The pipe</w:t>
+            </w:r>
+            <w:r>
+              <w:t xml:space="preserve"> </w:t>
+            </w:r>
+            <w:r>
+              <w:rPr>
+                <w:rStyle w:val="VerbatimChar"/>
+              </w:rPr>
+              <w:t xml:space="preserve">|&gt;</w:t>
+            </w:r>
+            <w:r>
+              <w:t xml:space="preserve"> </w:t>
+            </w:r>
+            <w:r>
+              <w:t xml:space="preserve">and building a pipeline</w:t>
             </w:r>
           </w:p>
           <w:p/>
         </w:tc>
       </w:tr>
     </w:tbl>
-    <w:bookmarkEnd w:id="143"/>
+    <w:bookmarkEnd w:id="154"/>
+    <w:bookmarkStart w:id="159" w:name="readings"/>
+    <w:p>
+      <w:pPr>
+        <w:pStyle w:val="Heading2"/>
+      </w:pPr>
+      <w:r>
+        <w:t xml:space="preserve">Readings</w:t>
+      </w:r>
+    </w:p>
+    <w:p>
+      <w:pPr>
+        <w:pStyle w:val="FirstParagraph"/>
+      </w:pPr>
+      <w:r>
+        <w:rPr>
+          <w:b/>
+          <w:bCs/>
+        </w:rPr>
+        <w:t xml:space="preserve">Before next class</w:t>
+      </w:r>
+      <w:r>
+        <w:t xml:space="preserve"> </w:t>
+      </w:r>
+      <w:r>
+        <w:t xml:space="preserve">— both chapters are posted as PDFs on</w:t>
+      </w:r>
+      <w:r>
+        <w:t xml:space="preserve"> </w:t>
+      </w:r>
+      <w:r>
+        <w:rPr>
+          <w:b/>
+          <w:bCs/>
+        </w:rPr>
+        <w:t xml:space="preserve">Canvas</w:t>
+      </w:r>
+      <w:r>
+        <w:t xml:space="preserve">:</w:t>
+      </w:r>
+    </w:p>
+    <w:p>
+      <w:pPr>
+        <w:pStyle w:val="Compact"/>
+        <w:numPr>
+          <w:ilvl w:val="0"/>
+          <w:numId w:val="1024"/>
+        </w:numPr>
+      </w:pPr>
+      <w:r>
+        <w:rPr>
+          <w:b/>
+          <w:bCs/>
+        </w:rPr>
+        <w:t xml:space="preserve">Whitlock &amp; Schluter</w:t>
+      </w:r>
+      <w:r>
+        <w:t xml:space="preserve">,</w:t>
+      </w:r>
+      <w:r>
+        <w:t xml:space="preserve"> </w:t>
+      </w:r>
+      <w:r>
+        <w:rPr>
+          <w:i/>
+          <w:iCs/>
+        </w:rPr>
+        <w:t xml:space="preserve">The Analysis of Biological Data</w:t>
+      </w:r>
+      <w:r>
+        <w:t xml:space="preserve"> </w:t>
+      </w:r>
+      <w:r>
+        <w:t xml:space="preserve">—</w:t>
+      </w:r>
+      <w:r>
+        <w:t xml:space="preserve"> </w:t>
+      </w:r>
+      <w:r>
+        <w:rPr>
+          <w:b/>
+          <w:bCs/>
+        </w:rPr>
+        <w:t xml:space="preserve">Ch. 1</w:t>
+      </w:r>
+      <w:r>
+        <w:t xml:space="preserve">, Statistics and Samples (populations vs. samples, why we sample, sampling error)</w:t>
+      </w:r>
+    </w:p>
+    <w:p>
+      <w:pPr>
+        <w:pStyle w:val="Compact"/>
+        <w:numPr>
+          <w:ilvl w:val="0"/>
+          <w:numId w:val="1024"/>
+        </w:numPr>
+      </w:pPr>
+      <w:r>
+        <w:rPr>
+          <w:b/>
+          <w:bCs/>
+        </w:rPr>
+        <w:t xml:space="preserve">Gotelli &amp; Ellison</w:t>
+      </w:r>
+      <w:r>
+        <w:t xml:space="preserve">,</w:t>
+      </w:r>
+      <w:r>
+        <w:t xml:space="preserve"> </w:t>
+      </w:r>
+      <w:r>
+        <w:rPr>
+          <w:i/>
+          <w:iCs/>
+        </w:rPr>
+        <w:t xml:space="preserve">A Primer of Ecological Statistics</w:t>
+      </w:r>
+      <w:r>
+        <w:t xml:space="preserve"> </w:t>
+      </w:r>
+      <w:r>
+        <w:t xml:space="preserve">—</w:t>
+      </w:r>
+      <w:r>
+        <w:t xml:space="preserve"> </w:t>
+      </w:r>
+      <w:r>
+        <w:rPr>
+          <w:b/>
+          <w:bCs/>
+        </w:rPr>
+        <w:t xml:space="preserve">Ch. 8</w:t>
+      </w:r>
+      <w:r>
+        <w:t xml:space="preserve">, Managing and Curating Data (raw data, metadata, project organization)</w:t>
+      </w:r>
+    </w:p>
+    <w:p>
+      <w:pPr>
+        <w:pStyle w:val="FirstParagraph"/>
+      </w:pPr>
+      <w:r>
+        <w:rPr>
+          <w:b/>
+          <w:bCs/>
+        </w:rPr>
+        <w:t xml:space="preserve">If you want more on the science and hypothesis side:</w:t>
+      </w:r>
+    </w:p>
+    <w:p>
+      <w:pPr>
+        <w:pStyle w:val="Compact"/>
+        <w:numPr>
+          <w:ilvl w:val="0"/>
+          <w:numId w:val="1025"/>
+        </w:numPr>
+      </w:pPr>
+      <w:r>
+        <w:t xml:space="preserve">Whitlock &amp; Schluter, Ch. 2 — Displaying Data</w:t>
+      </w:r>
+    </w:p>
+    <w:p>
+      <w:pPr>
+        <w:pStyle w:val="Compact"/>
+        <w:numPr>
+          <w:ilvl w:val="0"/>
+          <w:numId w:val="1025"/>
+        </w:numPr>
+      </w:pPr>
+      <w:r>
+        <w:t xml:space="preserve">Gotelli &amp; Ellison, Ch. 4 — Framing and Testing Hypotheses</w:t>
+      </w:r>
+    </w:p>
+    <w:tbl>
+      <w:tblPr>
+        <w:tblStyle w:val="Table"/>
+        <w:tblLook w:firstRow="0" w:lastRow="0" w:firstColumn="0" w:lastColumn="0" w:noHBand="0" w:noVBand="0" w:val="0000"/>
+        <w:tblBorders>
+          <w:top w:val="single" w:sz="4" w:space="0" w:color="0758E5"/>
+          <w:left w:val="single" w:sz="24" w:space="0" w:color="0758E5"/>
+          <w:bottom w:val="single" w:sz="4" w:space="0" w:color="0758E5"/>
+          <w:right w:val="single" w:sz="4" w:space="0" w:color="0758E5"/>
+        </w:tblBorders>
+        <w:tblCellMar>
+          <w:left w:w="144" w:type="dxa"/>
+          <w:right w:w="144" w:type="dxa"/>
+        </w:tblCellMar>
+        <w:tblLook w:firstRow="0" w:lastRow="0" w:firstColumn="0" w:lastColumn="0" w:noHBand="0" w:noVBand="0" w:val="0000"/>
+      </w:tblPr>
+      <w:tr>
+        <w:trPr>
+          <w:cantSplit/>
+        </w:trPr>
+        <w:tc>
+          <w:tcPr>
+            <w:shd w:color="auto" w:fill="dae6fb" w:val="clear"/>
+            <w:tcMar>
+              <w:top w:w="92" w:type="dxa"/>
+              <w:bottom w:w="92" w:type="dxa"/>
+            </w:tcMar>
+          </w:tcPr>
+          <w:p>
+            <w:pPr>
+              <w:pStyle w:val="FirstParagraph"/>
+            </w:pPr>
+            <w:pPr>
+              <w:spacing w:before="0" w:after="0"/>
+              <w:textAlignment w:val="center"/>
+            </w:pPr>
+            <w:r>
+              <w:drawing>
+                <wp:inline>
+                  <wp:extent cx="152400" cy="152400"/>
+                  <wp:effectExtent b="0" l="0" r="0" t="0"/>
+                  <wp:docPr descr="" title="" id="155" name="Picture"/>
+                  <a:graphic>
+                    <a:graphicData uri="http://schemas.openxmlformats.org/drawingml/2006/picture">
+                      <pic:pic>
+                        <pic:nvPicPr>
+                          <pic:cNvPr descr="/Applications/Positron.app/Contents/Resources/app/quarto/share/formats/docx/note.png" id="156" name="Picture"/>
+                          <pic:cNvPicPr>
+                            <a:picLocks noChangeArrowheads="1" noChangeAspect="1"/>
+                          </pic:cNvPicPr>
+                        </pic:nvPicPr>
+                        <pic:blipFill>
+                          <a:blip r:embed="rId12"/>
+                          <a:stretch>
+                            <a:fillRect/>
+                          </a:stretch>
+                        </pic:blipFill>
+                        <pic:spPr bwMode="auto">
+                          <a:xfrm>
+                            <a:off x="0" y="0"/>
+                            <a:ext cx="152400" cy="152400"/>
+                          </a:xfrm>
+                          <a:prstGeom prst="rect">
+                            <a:avLst/>
+                          </a:prstGeom>
+                          <a:noFill/>
+                          <a:ln w="9525">
+                            <a:noFill/>
+                            <a:headEnd/>
+                            <a:tailEnd/>
+                          </a:ln>
+                        </pic:spPr>
+                      </pic:pic>
+                    </a:graphicData>
+                  </a:graphic>
+                </wp:inline>
+              </w:drawing>
+            </w:r>
+            <w:r>
+              <w:t xml:space="preserve"> </w:t>
+            </w:r>
+            <w:r>
+              <w:t xml:space="preserve"> </w:t>
+            </w:r>
+            <w:r>
+              <w:t xml:space="preserve">Note</w:t>
+            </w:r>
+          </w:p>
+        </w:tc>
+      </w:tr>
+      <w:tr>
+        <w:trPr>
+          <w:cantSplit/>
+        </w:trPr>
+        <w:tc>
+          <w:tcPr>
+            <w:tcMar>
+              <w:top w:w="108" w:type="dxa"/>
+              <w:bottom w:w="108" w:type="dxa"/>
+            </w:tcMar>
+          </w:tcPr>
+          <w:p>
+            <w:pPr>
+              <w:pStyle w:val="BodyText"/>
+            </w:pPr>
+            <w:pPr>
+              <w:spacing w:before="16"/>
+            </w:pPr>
+            <w:r>
+              <w:rPr>
+                <w:b/>
+                <w:bCs/>
+              </w:rPr>
+              <w:t xml:space="preserve">📖 R for Data Science (2e)</w:t>
+            </w:r>
+          </w:p>
+          <w:p>
+            <w:pPr>
+              <w:pStyle w:val="BodyText"/>
+            </w:pPr>
+            <w:r>
+              <w:t xml:space="preserve">Free online at</w:t>
+            </w:r>
+            <w:r>
+              <w:t xml:space="preserve"> </w:t>
+            </w:r>
+            <w:hyperlink r:id="rId157">
+              <w:r>
+                <w:rPr>
+                  <w:rStyle w:val="Hyperlink"/>
+                </w:rPr>
+                <w:t xml:space="preserve">r4ds.hadley.nz</w:t>
+              </w:r>
+            </w:hyperlink>
+            <w:r>
+              <w:t xml:space="preserve"> </w:t>
+            </w:r>
+            <w:r>
+              <w:t xml:space="preserve">— the R side of today:</w:t>
+            </w:r>
+          </w:p>
+          <w:p>
+            <w:pPr>
+              <w:pStyle w:val="Compact"/>
+              <w:numPr>
+                <w:ilvl w:val="0"/>
+                <w:numId w:val="1026"/>
+              </w:numPr>
+            </w:pPr>
+            <w:hyperlink r:id="rId93">
+              <w:r>
+                <w:rPr>
+                  <w:rStyle w:val="Hyperlink"/>
+                </w:rPr>
+                <w:t xml:space="preserve">§1 — Data visualization</w:t>
+              </w:r>
+            </w:hyperlink>
+          </w:p>
+          <w:p>
+            <w:pPr>
+              <w:pStyle w:val="Compact"/>
+              <w:numPr>
+                <w:ilvl w:val="0"/>
+                <w:numId w:val="1026"/>
+              </w:numPr>
+            </w:pPr>
+            <w:hyperlink r:id="rId76">
+              <w:r>
+                <w:rPr>
+                  <w:rStyle w:val="Hyperlink"/>
+                </w:rPr>
+                <w:t xml:space="preserve">§2 — Workflow: basics</w:t>
+              </w:r>
+            </w:hyperlink>
+          </w:p>
+          <w:p>
+            <w:pPr>
+              <w:pStyle w:val="Compact"/>
+              <w:numPr>
+                <w:ilvl w:val="0"/>
+                <w:numId w:val="1026"/>
+              </w:numPr>
+            </w:pPr>
+            <w:hyperlink r:id="rId63">
+              <w:r>
+                <w:rPr>
+                  <w:rStyle w:val="Hyperlink"/>
+                </w:rPr>
+                <w:t xml:space="preserve">§6 — Workflow: scripts and projects</w:t>
+              </w:r>
+            </w:hyperlink>
+          </w:p>
+          <w:p>
+            <w:pPr>
+              <w:pStyle w:val="Compact"/>
+              <w:numPr>
+                <w:ilvl w:val="0"/>
+                <w:numId w:val="1026"/>
+              </w:numPr>
+            </w:pPr>
+            <w:hyperlink r:id="rId101">
+              <w:r>
+                <w:rPr>
+                  <w:rStyle w:val="Hyperlink"/>
+                </w:rPr>
+                <w:t xml:space="preserve">§7 — Data import</w:t>
+              </w:r>
+            </w:hyperlink>
+          </w:p>
+          <w:p>
+            <w:pPr>
+              <w:pStyle w:val="Compact"/>
+              <w:numPr>
+                <w:ilvl w:val="0"/>
+                <w:numId w:val="1026"/>
+              </w:numPr>
+            </w:pPr>
+            <w:hyperlink r:id="rId158">
+              <w:r>
+                <w:rPr>
+                  <w:rStyle w:val="Hyperlink"/>
+                </w:rPr>
+                <w:t xml:space="preserve">§8 — Workflow: getting help</w:t>
+              </w:r>
+            </w:hyperlink>
+          </w:p>
+          <w:p/>
+        </w:tc>
+      </w:tr>
+    </w:tbl>
+    <w:bookmarkEnd w:id="159"/>
+    <w:bookmarkStart w:id="162" w:name="getting-unstuck"/>
+    <w:p>
+      <w:pPr>
+        <w:pStyle w:val="Heading2"/>
+      </w:pPr>
+      <w:r>
+        <w:t xml:space="preserve">Getting unstuck</w:t>
+      </w:r>
+    </w:p>
+    <w:p>
+      <w:pPr>
+        <w:pStyle w:val="FirstParagraph"/>
+      </w:pPr>
+      <w:r>
+        <w:t xml:space="preserve">When code breaks — and it will, that is normal:</w:t>
+      </w:r>
+    </w:p>
+    <w:p>
+      <w:pPr>
+        <w:pStyle w:val="Compact"/>
+        <w:numPr>
+          <w:ilvl w:val="0"/>
+          <w:numId w:val="1027"/>
+        </w:numPr>
+      </w:pPr>
+      <w:r>
+        <w:t xml:space="preserve">Read the</w:t>
+      </w:r>
+      <w:r>
+        <w:t xml:space="preserve"> </w:t>
+      </w:r>
+      <w:r>
+        <w:rPr>
+          <w:b/>
+          <w:bCs/>
+        </w:rPr>
+        <w:t xml:space="preserve">error message</w:t>
+      </w:r>
+      <w:r>
+        <w:t xml:space="preserve"> </w:t>
+      </w:r>
+      <w:r>
+        <w:t xml:space="preserve">out loud; it usually names the line</w:t>
+      </w:r>
+    </w:p>
+    <w:p>
+      <w:pPr>
+        <w:pStyle w:val="Compact"/>
+        <w:numPr>
+          <w:ilvl w:val="0"/>
+          <w:numId w:val="1027"/>
+        </w:numPr>
+      </w:pPr>
+      <w:r>
+        <w:t xml:space="preserve">Check the usual suspects:</w:t>
+      </w:r>
+      <w:r>
+        <w:t xml:space="preserve"> </w:t>
+      </w:r>
+      <w:r>
+        <w:rPr>
+          <w:rStyle w:val="VerbatimChar"/>
+        </w:rPr>
+        <w:t xml:space="preserve">library(tidyverse)</w:t>
+      </w:r>
+      <w:r>
+        <w:t xml:space="preserve"> </w:t>
+      </w:r>
+      <w:r>
+        <w:t xml:space="preserve">loaded? Spelling? A missing</w:t>
+      </w:r>
+      <w:r>
+        <w:t xml:space="preserve"> </w:t>
+      </w:r>
+      <w:r>
+        <w:rPr>
+          <w:rStyle w:val="VerbatimChar"/>
+        </w:rPr>
+        <w:t xml:space="preserve">)</w:t>
+      </w:r>
+      <w:r>
+        <w:t xml:space="preserve"> </w:t>
+      </w:r>
+      <w:r>
+        <w:t xml:space="preserve">or</w:t>
+      </w:r>
+      <w:r>
+        <w:t xml:space="preserve"> </w:t>
+      </w:r>
+      <w:r>
+        <w:rPr>
+          <w:rStyle w:val="VerbatimChar"/>
+        </w:rPr>
+        <w:t xml:space="preserve">+</w:t>
+      </w:r>
+      <w:r>
+        <w:t xml:space="preserve"> </w:t>
+      </w:r>
+      <w:r>
+        <w:t xml:space="preserve">at the</w:t>
+      </w:r>
+      <w:r>
+        <w:t xml:space="preserve"> </w:t>
+      </w:r>
+      <w:r>
+        <w:rPr>
+          <w:i/>
+          <w:iCs/>
+        </w:rPr>
+        <w:t xml:space="preserve">start</w:t>
+      </w:r>
+      <w:r>
+        <w:t xml:space="preserve"> </w:t>
+      </w:r>
+      <w:r>
+        <w:t xml:space="preserve">of a line?</w:t>
+      </w:r>
+    </w:p>
+    <w:p>
+      <w:pPr>
+        <w:pStyle w:val="Compact"/>
+        <w:numPr>
+          <w:ilvl w:val="0"/>
+          <w:numId w:val="1027"/>
+        </w:numPr>
+      </w:pPr>
+      <w:r>
+        <w:rPr>
+          <w:rStyle w:val="VerbatimChar"/>
+        </w:rPr>
+        <w:t xml:space="preserve">?function_name</w:t>
+      </w:r>
+      <w:r>
+        <w:t xml:space="preserve"> </w:t>
+      </w:r>
+      <w:r>
+        <w:t xml:space="preserve">opens the help page</w:t>
+      </w:r>
+    </w:p>
+    <w:p>
+      <w:pPr>
+        <w:pStyle w:val="Compact"/>
+        <w:numPr>
+          <w:ilvl w:val="0"/>
+          <w:numId w:val="1027"/>
+        </w:numPr>
+      </w:pPr>
+      <w:r>
+        <w:t xml:space="preserve">Bring the</w:t>
+      </w:r>
+      <w:r>
+        <w:t xml:space="preserve"> </w:t>
+      </w:r>
+      <w:r>
+        <w:rPr>
+          <w:b/>
+          <w:bCs/>
+        </w:rPr>
+        <w:t xml:space="preserve">exact error</w:t>
+      </w:r>
+      <w:r>
+        <w:t xml:space="preserve"> </w:t>
+      </w:r>
+      <w:r>
+        <w:t xml:space="preserve">(copy-paste it) to class or office hours</w:t>
+      </w:r>
+    </w:p>
+    <w:p>
+      <w:pPr>
+        <w:pStyle w:val="FirstParagraph"/>
+      </w:pPr>
+      <w:hyperlink r:id="rId158">
+        <w:r>
+          <w:rPr>
+            <w:rStyle w:val="Hyperlink"/>
+          </w:rPr>
+          <w:t xml:space="preserve">📖 R4DS §8 — Workflow: getting help</w:t>
+        </w:r>
+      </w:hyperlink>
+      <w:r>
+        <w:t xml:space="preserve"> </w:t>
+      </w:r>
+      <w:r>
+        <w:t xml:space="preserve">shows how to write a question others can actually answer.</w:t>
+      </w:r>
+    </w:p>
+    <w:tbl>
+      <w:tblPr>
+        <w:tblStyle w:val="Table"/>
+        <w:tblLook w:firstRow="0" w:lastRow="0" w:firstColumn="0" w:lastColumn="0" w:noHBand="0" w:noVBand="0" w:val="0000"/>
+        <w:tblBorders>
+          <w:top w:val="single" w:sz="4" w:space="0" w:color="0758E5"/>
+          <w:left w:val="single" w:sz="24" w:space="0" w:color="0758E5"/>
+          <w:bottom w:val="single" w:sz="4" w:space="0" w:color="0758E5"/>
+          <w:right w:val="single" w:sz="4" w:space="0" w:color="0758E5"/>
+        </w:tblBorders>
+        <w:tblCellMar>
+          <w:left w:w="144" w:type="dxa"/>
+          <w:right w:w="144" w:type="dxa"/>
+        </w:tblCellMar>
+        <w:tblLook w:firstRow="0" w:lastRow="0" w:firstColumn="0" w:lastColumn="0" w:noHBand="0" w:noVBand="0" w:val="0000"/>
+      </w:tblPr>
+      <w:tr>
+        <w:trPr>
+          <w:cantSplit/>
+        </w:trPr>
+        <w:tc>
+          <w:tcPr>
+            <w:shd w:color="auto" w:fill="dae6fb" w:val="clear"/>
+            <w:tcMar>
+              <w:top w:w="92" w:type="dxa"/>
+              <w:bottom w:w="92" w:type="dxa"/>
+            </w:tcMar>
+          </w:tcPr>
+          <w:p>
+            <w:pPr>
+              <w:pStyle w:val="BodyText"/>
+            </w:pPr>
+            <w:pPr>
+              <w:spacing w:before="0" w:after="0"/>
+              <w:textAlignment w:val="center"/>
+            </w:pPr>
+            <w:r>
+              <w:drawing>
+                <wp:inline>
+                  <wp:extent cx="152400" cy="152400"/>
+                  <wp:effectExtent b="0" l="0" r="0" t="0"/>
+                  <wp:docPr descr="" title="" id="160" name="Picture"/>
+                  <a:graphic>
+                    <a:graphicData uri="http://schemas.openxmlformats.org/drawingml/2006/picture">
+                      <pic:pic>
+                        <pic:nvPicPr>
+                          <pic:cNvPr descr="/Applications/Positron.app/Contents/Resources/app/quarto/share/formats/docx/note.png" id="161" name="Picture"/>
+                          <pic:cNvPicPr>
+                            <a:picLocks noChangeArrowheads="1" noChangeAspect="1"/>
+                          </pic:cNvPicPr>
+                        </pic:nvPicPr>
+                        <pic:blipFill>
+                          <a:blip r:embed="rId12"/>
+                          <a:stretch>
+                            <a:fillRect/>
+                          </a:stretch>
+                        </pic:blipFill>
+                        <pic:spPr bwMode="auto">
+                          <a:xfrm>
+                            <a:off x="0" y="0"/>
+                            <a:ext cx="152400" cy="152400"/>
+                          </a:xfrm>
+                          <a:prstGeom prst="rect">
+                            <a:avLst/>
+                          </a:prstGeom>
+                          <a:noFill/>
+                          <a:ln w="9525">
+                            <a:noFill/>
+                            <a:headEnd/>
+                            <a:tailEnd/>
+                          </a:ln>
+                        </pic:spPr>
+                      </pic:pic>
+                    </a:graphicData>
+                  </a:graphic>
+                </wp:inline>
+              </w:drawing>
+            </w:r>
+            <w:r>
+              <w:t xml:space="preserve"> </w:t>
+            </w:r>
+            <w:r>
+              <w:t xml:space="preserve"> </w:t>
+            </w:r>
+            <w:r>
+              <w:t xml:space="preserve">Note</w:t>
+            </w:r>
+          </w:p>
+        </w:tc>
+      </w:tr>
+      <w:tr>
+        <w:trPr>
+          <w:cantSplit/>
+        </w:trPr>
+        <w:tc>
+          <w:tcPr>
+            <w:tcMar>
+              <w:top w:w="108" w:type="dxa"/>
+              <w:bottom w:w="108" w:type="dxa"/>
+            </w:tcMar>
+          </w:tcPr>
+          <w:p>
+            <w:pPr>
+              <w:pStyle w:val="BodyText"/>
+            </w:pPr>
+            <w:pPr>
+              <w:spacing w:before="16"/>
+            </w:pPr>
+            <w:r>
+              <w:rPr>
+                <w:b/>
+                <w:bCs/>
+              </w:rPr>
+              <w:t xml:space="preserve">✅ Key idea</w:t>
+            </w:r>
+          </w:p>
+          <w:p>
+            <w:pPr>
+              <w:pStyle w:val="BodyText"/>
+            </w:pPr>
+            <w:pPr>
+              <w:spacing w:after="16"/>
+            </w:pPr>
+            <w:r>
+              <w:t xml:space="preserve">Every working scientist googles error messages daily. Getting stuck is not failing — it is the job.</w:t>
+            </w:r>
+          </w:p>
+          <w:p/>
+        </w:tc>
+      </w:tr>
+    </w:tbl>
+    <w:bookmarkEnd w:id="162"/>
     <w:sectPr>
       <w:footnotePr>
         <w:numRestart w:val="eachSect"/>
@@ -12482,6 +13604,15 @@
     <w:abstractNumId w:val="991"/>
   </w:num>
   <w:num w:numId="1024">
+    <w:abstractNumId w:val="991"/>
+  </w:num>
+  <w:num w:numId="1025">
+    <w:abstractNumId w:val="991"/>
+  </w:num>
+  <w:num w:numId="1026">
+    <w:abstractNumId w:val="991"/>
+  </w:num>
+  <w:num w:numId="1027">
     <w:abstractNumId w:val="99411"/>
     <w:lvlOverride w:ilvl="0">
       <w:startOverride w:val="1"/>

--- a/docs/content/getting_started/getting_started_lecture.docx
+++ b/docs/content/getting_started/getting_started_lecture.docx
@@ -13180,6 +13180,8 @@
     </w:tbl>
     <w:bookmarkEnd w:id="162"/>
     <w:sectPr>
+      <w:pgSz w:h="15840" w:w="12240"/>
+      <w:pgMar w:bottom="720" w:footer="360" w:gutter="0" w:header="360" w:left="1008" w:right="720" w:top="720"/>
       <w:footnotePr>
         <w:numRestart w:val="eachSect"/>
       </w:footnotePr>
@@ -13658,7 +13660,7 @@
     </w:rPrDefault>
     <w:pPrDefault>
       <w:pPr>
-        <w:spacing w:after="100"/>
+        <w:spacing w:after="100" w:before="0"/>
       </w:pPr>
     </w:pPrDefault>
   </w:docDefaults>
@@ -13673,7 +13675,7 @@
     <w:link w:val="BodyTextChar"/>
     <w:qFormat/>
     <w:pPr>
-      <w:spacing w:after="90" w:before="90"/>
+      <w:spacing w:after="90" w:before="0"/>
     </w:pPr>
   </w:style>
   <w:style w:customStyle="1" w:styleId="FirstParagraph" w:type="paragraph">
@@ -13687,7 +13689,7 @@
     <w:basedOn w:val="BodyText"/>
     <w:qFormat/>
     <w:pPr>
-      <w:spacing w:after="20" w:before="20"/>
+      <w:spacing w:after="20" w:before="0"/>
     </w:pPr>
   </w:style>
   <w:style w:styleId="Title" w:type="paragraph">
@@ -13699,7 +13701,7 @@
     <w:qFormat/>
     <w:rsid w:val="00A10FD9"/>
     <w:pPr>
-      <w:spacing w:after="60" w:line="240" w:lineRule="auto"/>
+      <w:spacing w:after="60" w:before="0" w:line="240" w:lineRule="auto"/>
       <w:contextualSpacing/>
       <w:jc w:val="center"/>
     </w:pPr>
@@ -13730,6 +13732,7 @@
     <w:qFormat/>
     <w:rsid w:val="00A10FD9"/>
     <w:pPr>
+      <w:spacing w:before="0"/>
       <w:numPr>
         <w:ilvl w:val="1"/>
       </w:numPr>
@@ -13761,6 +13764,7 @@
     <w:next w:val="BodyText"/>
     <w:qFormat/>
     <w:pPr>
+      <w:spacing w:before="0"/>
       <w:keepNext/>
       <w:keepLines/>
     </w:pPr>
@@ -13775,6 +13779,7 @@
     <w:next w:val="BodyText"/>
     <w:qFormat/>
     <w:pPr>
+      <w:spacing w:before="0"/>
       <w:keepNext/>
       <w:keepLines/>
     </w:pPr>
@@ -13791,7 +13796,7 @@
     <w:pPr>
       <w:keepNext/>
       <w:keepLines/>
-      <w:spacing w:after="0" w:before="300"/>
+      <w:spacing w:after="0" w:before="0"/>
       <w:jc w:val="center"/>
     </w:pPr>
     <w:rPr>
@@ -13808,7 +13813,7 @@
     <w:pPr>
       <w:keepNext/>
       <w:keepLines/>
-      <w:spacing w:after="300" w:before="100"/>
+      <w:spacing w:after="300" w:before="0"/>
     </w:pPr>
     <w:rPr>
       <w:sz w:val="20"/>
@@ -13834,7 +13839,7 @@
     <w:pPr>
       <w:keepNext/>
       <w:keepLines/>
-      <w:spacing w:after="60" w:before="200"/>
+      <w:spacing w:after="60" w:before="120"/>
       <w:outlineLvl w:val="0"/>
     </w:pPr>
     <w:rPr>
@@ -13857,7 +13862,7 @@
     <w:pPr>
       <w:keepNext/>
       <w:keepLines/>
-      <w:spacing w:after="50" w:before="140"/>
+      <w:spacing w:after="50" w:before="100"/>
       <w:outlineLvl w:val="1"/>
     </w:pPr>
     <w:rPr>
@@ -13880,7 +13885,7 @@
     <w:pPr>
       <w:keepNext/>
       <w:keepLines/>
-      <w:spacing w:after="40" w:before="120"/>
+      <w:spacing w:after="40" w:before="80"/>
       <w:outlineLvl w:val="2"/>
     </w:pPr>
     <w:rPr>
@@ -13926,7 +13931,7 @@
     <w:pPr>
       <w:keepNext/>
       <w:keepLines/>
-      <w:spacing w:after="40" w:before="80"/>
+      <w:spacing w:after="40" w:before="60"/>
       <w:outlineLvl w:val="4"/>
     </w:pPr>
     <w:rPr>
@@ -13947,7 +13952,7 @@
     <w:pPr>
       <w:keepNext/>
       <w:keepLines/>
-      <w:spacing w:after="0" w:before="40"/>
+      <w:spacing w:after="0" w:before="60"/>
       <w:outlineLvl w:val="5"/>
     </w:pPr>
     <w:rPr>
@@ -13970,7 +13975,7 @@
     <w:pPr>
       <w:keepNext/>
       <w:keepLines/>
-      <w:spacing w:after="0" w:before="40"/>
+      <w:spacing w:after="0" w:before="60"/>
       <w:outlineLvl w:val="6"/>
     </w:pPr>
     <w:rPr>
@@ -13991,7 +13996,7 @@
     <w:pPr>
       <w:keepNext/>
       <w:keepLines/>
-      <w:spacing w:after="0"/>
+      <w:spacing w:after="0" w:before="60"/>
       <w:outlineLvl w:val="7"/>
     </w:pPr>
     <w:rPr>
@@ -14014,7 +14019,7 @@
     <w:pPr>
       <w:keepNext/>
       <w:keepLines/>
-      <w:spacing w:after="0"/>
+      <w:spacing w:after="0" w:before="60"/>
       <w:outlineLvl w:val="8"/>
     </w:pPr>
     <w:rPr>
@@ -14149,7 +14154,7 @@
     <w:unhideWhenUsed/>
     <w:qFormat/>
     <w:pPr>
-      <w:spacing w:after="50" w:before="50"/>
+      <w:spacing w:after="50" w:before="0"/>
       <w:ind w:firstLine="0" w:left="480" w:right="480"/>
     </w:pPr>
   </w:style>
@@ -14169,7 +14174,7 @@
     <w:unhideWhenUsed/>
     <w:qFormat/>
     <w:pPr>
-      <w:spacing w:after="100" w:before="100"/>
+      <w:spacing w:after="100" w:before="0"/>
       <w:ind w:firstLine="0" w:left="480" w:right="480"/>
     </w:pPr>
   </w:style>
@@ -14216,7 +14221,7 @@
     <w:pPr>
       <w:keepNext/>
       <w:keepLines/>
-      <w:spacing w:after="0"/>
+      <w:spacing w:after="0" w:before="0"/>
     </w:pPr>
     <w:rPr>
       <w:b/>
@@ -14241,6 +14246,7 @@
     <w:name w:val="Table Caption"/>
     <w:basedOn w:val="Caption"/>
     <w:pPr>
+      <w:spacing w:before="0"/>
       <w:keepNext/>
     </w:pPr>
   </w:style>
@@ -14256,6 +14262,7 @@
     <w:name w:val="Captioned Figure"/>
     <w:basedOn w:val="Figure"/>
     <w:pPr>
+      <w:spacing w:before="0"/>
       <w:keepNext/>
     </w:pPr>
   </w:style>
@@ -14298,7 +14305,7 @@
     <w:unhideWhenUsed/>
     <w:qFormat/>
     <w:pPr>
-      <w:spacing w:before="240" w:line="259" w:lineRule="auto"/>
+      <w:spacing w:before="0" w:line="259" w:lineRule="auto"/>
       <w:outlineLvl w:val="9"/>
     </w:pPr>
     <w:rPr>

--- a/docs/content/getting_started/getting_started_lecture.docx
+++ b/docs/content/getting_started/getting_started_lecture.docx
@@ -12861,324 +12861,6 @@
       </w:tr>
     </w:tbl>
     <w:bookmarkEnd w:id="159"/>
-    <w:bookmarkStart w:id="162" w:name="getting-unstuck"/>
-    <w:p>
-      <w:pPr>
-        <w:pStyle w:val="Heading2"/>
-      </w:pPr>
-      <w:r>
-        <w:t xml:space="preserve">Getting unstuck</w:t>
-      </w:r>
-    </w:p>
-    <w:p>
-      <w:pPr>
-        <w:pStyle w:val="FirstParagraph"/>
-      </w:pPr>
-      <w:r>
-        <w:t xml:space="preserve">When code breaks — and it will, that is normal:</w:t>
-      </w:r>
-    </w:p>
-    <w:p>
-      <w:pPr>
-        <w:pStyle w:val="Compact"/>
-        <w:numPr>
-          <w:ilvl w:val="0"/>
-          <w:numId w:val="1027"/>
-        </w:numPr>
-      </w:pPr>
-      <w:r>
-        <w:t xml:space="preserve">Read the</w:t>
-      </w:r>
-      <w:r>
-        <w:t xml:space="preserve"> </w:t>
-      </w:r>
-      <w:r>
-        <w:rPr>
-          <w:b/>
-          <w:bCs/>
-        </w:rPr>
-        <w:t xml:space="preserve">error message</w:t>
-      </w:r>
-      <w:r>
-        <w:t xml:space="preserve"> </w:t>
-      </w:r>
-      <w:r>
-        <w:t xml:space="preserve">out loud; it usually names the line</w:t>
-      </w:r>
-    </w:p>
-    <w:p>
-      <w:pPr>
-        <w:pStyle w:val="Compact"/>
-        <w:numPr>
-          <w:ilvl w:val="0"/>
-          <w:numId w:val="1027"/>
-        </w:numPr>
-      </w:pPr>
-      <w:r>
-        <w:t xml:space="preserve">Check the usual suspects:</w:t>
-      </w:r>
-      <w:r>
-        <w:t xml:space="preserve"> </w:t>
-      </w:r>
-      <w:r>
-        <w:rPr>
-          <w:rStyle w:val="VerbatimChar"/>
-        </w:rPr>
-        <w:t xml:space="preserve">library(tidyverse)</w:t>
-      </w:r>
-      <w:r>
-        <w:t xml:space="preserve"> </w:t>
-      </w:r>
-      <w:r>
-        <w:t xml:space="preserve">loaded? Spelling? A missing</w:t>
-      </w:r>
-      <w:r>
-        <w:t xml:space="preserve"> </w:t>
-      </w:r>
-      <w:r>
-        <w:rPr>
-          <w:rStyle w:val="VerbatimChar"/>
-        </w:rPr>
-        <w:t xml:space="preserve">)</w:t>
-      </w:r>
-      <w:r>
-        <w:t xml:space="preserve"> </w:t>
-      </w:r>
-      <w:r>
-        <w:t xml:space="preserve">or</w:t>
-      </w:r>
-      <w:r>
-        <w:t xml:space="preserve"> </w:t>
-      </w:r>
-      <w:r>
-        <w:rPr>
-          <w:rStyle w:val="VerbatimChar"/>
-        </w:rPr>
-        <w:t xml:space="preserve">+</w:t>
-      </w:r>
-      <w:r>
-        <w:t xml:space="preserve"> </w:t>
-      </w:r>
-      <w:r>
-        <w:t xml:space="preserve">at the</w:t>
-      </w:r>
-      <w:r>
-        <w:t xml:space="preserve"> </w:t>
-      </w:r>
-      <w:r>
-        <w:rPr>
-          <w:i/>
-          <w:iCs/>
-        </w:rPr>
-        <w:t xml:space="preserve">start</w:t>
-      </w:r>
-      <w:r>
-        <w:t xml:space="preserve"> </w:t>
-      </w:r>
-      <w:r>
-        <w:t xml:space="preserve">of a line?</w:t>
-      </w:r>
-    </w:p>
-    <w:p>
-      <w:pPr>
-        <w:pStyle w:val="Compact"/>
-        <w:numPr>
-          <w:ilvl w:val="0"/>
-          <w:numId w:val="1027"/>
-        </w:numPr>
-      </w:pPr>
-      <w:r>
-        <w:rPr>
-          <w:rStyle w:val="VerbatimChar"/>
-        </w:rPr>
-        <w:t xml:space="preserve">?function_name</w:t>
-      </w:r>
-      <w:r>
-        <w:t xml:space="preserve"> </w:t>
-      </w:r>
-      <w:r>
-        <w:t xml:space="preserve">opens the help page</w:t>
-      </w:r>
-    </w:p>
-    <w:p>
-      <w:pPr>
-        <w:pStyle w:val="Compact"/>
-        <w:numPr>
-          <w:ilvl w:val="0"/>
-          <w:numId w:val="1027"/>
-        </w:numPr>
-      </w:pPr>
-      <w:r>
-        <w:t xml:space="preserve">Bring the</w:t>
-      </w:r>
-      <w:r>
-        <w:t xml:space="preserve"> </w:t>
-      </w:r>
-      <w:r>
-        <w:rPr>
-          <w:b/>
-          <w:bCs/>
-        </w:rPr>
-        <w:t xml:space="preserve">exact error</w:t>
-      </w:r>
-      <w:r>
-        <w:t xml:space="preserve"> </w:t>
-      </w:r>
-      <w:r>
-        <w:t xml:space="preserve">(copy-paste it) to class or office hours</w:t>
-      </w:r>
-    </w:p>
-    <w:p>
-      <w:pPr>
-        <w:pStyle w:val="FirstParagraph"/>
-      </w:pPr>
-      <w:hyperlink r:id="rId158">
-        <w:r>
-          <w:rPr>
-            <w:rStyle w:val="Hyperlink"/>
-          </w:rPr>
-          <w:t xml:space="preserve">📖 R4DS §8 — Workflow: getting help</w:t>
-        </w:r>
-      </w:hyperlink>
-      <w:r>
-        <w:t xml:space="preserve"> </w:t>
-      </w:r>
-      <w:r>
-        <w:t xml:space="preserve">shows how to write a question others can actually answer.</w:t>
-      </w:r>
-    </w:p>
-    <w:tbl>
-      <w:tblPr>
-        <w:tblStyle w:val="Table"/>
-        <w:tblLook w:firstRow="0" w:lastRow="0" w:firstColumn="0" w:lastColumn="0" w:noHBand="0" w:noVBand="0" w:val="0000"/>
-        <w:tblBorders>
-          <w:top w:val="single" w:sz="4" w:space="0" w:color="0758E5"/>
-          <w:left w:val="single" w:sz="24" w:space="0" w:color="0758E5"/>
-          <w:bottom w:val="single" w:sz="4" w:space="0" w:color="0758E5"/>
-          <w:right w:val="single" w:sz="4" w:space="0" w:color="0758E5"/>
-        </w:tblBorders>
-        <w:tblCellMar>
-          <w:left w:w="144" w:type="dxa"/>
-          <w:right w:w="144" w:type="dxa"/>
-        </w:tblCellMar>
-        <w:tblLook w:firstRow="0" w:lastRow="0" w:firstColumn="0" w:lastColumn="0" w:noHBand="0" w:noVBand="0" w:val="0000"/>
-      </w:tblPr>
-      <w:tr>
-        <w:trPr>
-          <w:cantSplit/>
-        </w:trPr>
-        <w:tc>
-          <w:tcPr>
-            <w:shd w:color="auto" w:fill="dae6fb" w:val="clear"/>
-            <w:tcMar>
-              <w:top w:w="92" w:type="dxa"/>
-              <w:bottom w:w="92" w:type="dxa"/>
-            </w:tcMar>
-          </w:tcPr>
-          <w:p>
-            <w:pPr>
-              <w:pStyle w:val="BodyText"/>
-            </w:pPr>
-            <w:pPr>
-              <w:spacing w:before="0" w:after="0"/>
-              <w:textAlignment w:val="center"/>
-            </w:pPr>
-            <w:r>
-              <w:drawing>
-                <wp:inline>
-                  <wp:extent cx="152400" cy="152400"/>
-                  <wp:effectExtent b="0" l="0" r="0" t="0"/>
-                  <wp:docPr descr="" title="" id="160" name="Picture"/>
-                  <a:graphic>
-                    <a:graphicData uri="http://schemas.openxmlformats.org/drawingml/2006/picture">
-                      <pic:pic>
-                        <pic:nvPicPr>
-                          <pic:cNvPr descr="/Applications/Positron.app/Contents/Resources/app/quarto/share/formats/docx/note.png" id="161" name="Picture"/>
-                          <pic:cNvPicPr>
-                            <a:picLocks noChangeArrowheads="1" noChangeAspect="1"/>
-                          </pic:cNvPicPr>
-                        </pic:nvPicPr>
-                        <pic:blipFill>
-                          <a:blip r:embed="rId12"/>
-                          <a:stretch>
-                            <a:fillRect/>
-                          </a:stretch>
-                        </pic:blipFill>
-                        <pic:spPr bwMode="auto">
-                          <a:xfrm>
-                            <a:off x="0" y="0"/>
-                            <a:ext cx="152400" cy="152400"/>
-                          </a:xfrm>
-                          <a:prstGeom prst="rect">
-                            <a:avLst/>
-                          </a:prstGeom>
-                          <a:noFill/>
-                          <a:ln w="9525">
-                            <a:noFill/>
-                            <a:headEnd/>
-                            <a:tailEnd/>
-                          </a:ln>
-                        </pic:spPr>
-                      </pic:pic>
-                    </a:graphicData>
-                  </a:graphic>
-                </wp:inline>
-              </w:drawing>
-            </w:r>
-            <w:r>
-              <w:t xml:space="preserve"> </w:t>
-            </w:r>
-            <w:r>
-              <w:t xml:space="preserve"> </w:t>
-            </w:r>
-            <w:r>
-              <w:t xml:space="preserve">Note</w:t>
-            </w:r>
-          </w:p>
-        </w:tc>
-      </w:tr>
-      <w:tr>
-        <w:trPr>
-          <w:cantSplit/>
-        </w:trPr>
-        <w:tc>
-          <w:tcPr>
-            <w:tcMar>
-              <w:top w:w="108" w:type="dxa"/>
-              <w:bottom w:w="108" w:type="dxa"/>
-            </w:tcMar>
-          </w:tcPr>
-          <w:p>
-            <w:pPr>
-              <w:pStyle w:val="BodyText"/>
-            </w:pPr>
-            <w:pPr>
-              <w:spacing w:before="16"/>
-            </w:pPr>
-            <w:r>
-              <w:rPr>
-                <w:b/>
-                <w:bCs/>
-              </w:rPr>
-              <w:t xml:space="preserve">✅ Key idea</w:t>
-            </w:r>
-          </w:p>
-          <w:p>
-            <w:pPr>
-              <w:pStyle w:val="BodyText"/>
-            </w:pPr>
-            <w:pPr>
-              <w:spacing w:after="16"/>
-            </w:pPr>
-            <w:r>
-              <w:t xml:space="preserve">Every working scientist googles error messages daily. Getting stuck is not failing — it is the job.</w:t>
-            </w:r>
-          </w:p>
-          <w:p/>
-        </w:tc>
-      </w:tr>
-    </w:tbl>
-    <w:bookmarkEnd w:id="162"/>
     <w:sectPr>
       <w:pgSz w:h="15840" w:w="12240"/>
       <w:pgMar w:bottom="720" w:footer="360" w:gutter="0" w:header="360" w:left="1008" w:right="720" w:top="720"/>
@@ -13613,36 +13295,6 @@
   </w:num>
   <w:num w:numId="1026">
     <w:abstractNumId w:val="991"/>
-  </w:num>
-  <w:num w:numId="1027">
-    <w:abstractNumId w:val="99411"/>
-    <w:lvlOverride w:ilvl="0">
-      <w:startOverride w:val="1"/>
-    </w:lvlOverride>
-    <w:lvlOverride w:ilvl="1">
-      <w:startOverride w:val="1"/>
-    </w:lvlOverride>
-    <w:lvlOverride w:ilvl="2">
-      <w:startOverride w:val="1"/>
-    </w:lvlOverride>
-    <w:lvlOverride w:ilvl="3">
-      <w:startOverride w:val="1"/>
-    </w:lvlOverride>
-    <w:lvlOverride w:ilvl="4">
-      <w:startOverride w:val="1"/>
-    </w:lvlOverride>
-    <w:lvlOverride w:ilvl="5">
-      <w:startOverride w:val="1"/>
-    </w:lvlOverride>
-    <w:lvlOverride w:ilvl="6">
-      <w:startOverride w:val="1"/>
-    </w:lvlOverride>
-    <w:lvlOverride w:ilvl="7">
-      <w:startOverride w:val="1"/>
-    </w:lvlOverride>
-    <w:lvlOverride w:ilvl="8">
-      <w:startOverride w:val="1"/>
-    </w:lvlOverride>
   </w:num>
 </w:numbering>
 </file>
